--- a/downloads/teacher/ai-1-week-33.docx
+++ b/downloads/teacher/ai-1-week-33.docx
@@ -3036,6 +3036,396 @@
         <w:t>Maintain sorter tests with input, independently derived expectation, actual output, version and full-pass judgment.</w:t>
       </w:r>
     </w:p>
+    <w:p>
+      <w:pPr>
+        <w:pStyle w:val="Heading1"/>
+      </w:pPr>
+      <w:r>
+        <w:t>07. Prepare, teach and assess</w:t>
+      </w:r>
+    </w:p>
+    <w:p>
+      <w:r>
+        <w:t>Teaching target: Plan routine cases with expected results derived from the requirements</w:t>
+      </w:r>
+    </w:p>
+    <w:p>
+      <w:r>
+        <w:t>Prepare the labelled worked-case picture, the matching workbook, fictional input cards and a place for individual responses. No paid AI account is required for the paper reasoning activities.</w:t>
+      </w:r>
+    </w:p>
+    <w:tbl>
+      <w:tblPr>
+        <w:tblStyle w:val="LightShading-Accent1"/>
+        <w:tblW w:type="auto" w:w="0"/>
+        <w:tblLook w:firstColumn="1" w:firstRow="1" w:lastColumn="0" w:lastRow="0" w:noHBand="0" w:noVBand="1" w:val="04A0"/>
+      </w:tblPr>
+      <w:tblGrid>
+        <w:gridCol w:w="3408"/>
+        <w:gridCol w:w="3408"/>
+        <w:gridCol w:w="3408"/>
+      </w:tblGrid>
+      <w:tr>
+        <w:trPr>
+          <w:tblHeader/>
+        </w:trPr>
+        <w:tc>
+          <w:tcPr>
+            <w:tcW w:type="dxa" w:w="3408"/>
+          </w:tcPr>
+          <w:p>
+            <w:r>
+              <w:t>Session</w:t>
+            </w:r>
+          </w:p>
+        </w:tc>
+        <w:tc>
+          <w:tcPr>
+            <w:tcW w:type="dxa" w:w="3408"/>
+          </w:tcPr>
+          <w:p>
+            <w:r>
+              <w:t>Plan</w:t>
+            </w:r>
+          </w:p>
+        </w:tc>
+        <w:tc>
+          <w:tcPr>
+            <w:tcW w:type="dxa" w:w="3408"/>
+          </w:tcPr>
+          <w:p>
+            <w:r>
+              <w:t>Resources</w:t>
+            </w:r>
+          </w:p>
+        </w:tc>
+      </w:tr>
+      <w:tr>
+        <w:tc>
+          <w:tcPr>
+            <w:tcW w:type="dxa" w:w="3408"/>
+          </w:tcPr>
+          <w:p>
+            <w:r>
+              <w:t>Session 1 · Understand · 45 min</w:t>
+            </w:r>
+          </w:p>
+        </w:tc>
+        <w:tc>
+          <w:tcPr>
+            <w:tcW w:type="dxa" w:w="3408"/>
+          </w:tcPr>
+          <w:p>
+            <w:r>
+              <w:t>0–7: recall and prerequisite; 7–15: inspect the concrete case and predict; 15–30: teacher models the worked trace; 30–40: learners explain a step using the text and visual; 40–45: check the core idea.</w:t>
+            </w:r>
+          </w:p>
+        </w:tc>
+        <w:tc>
+          <w:tcPr>
+            <w:tcW w:type="dxa" w:w="3408"/>
+          </w:tcPr>
+          <w:p>
+            <w:r>
+              <w:t>Sections 1–6; record the brief recall in the workbook.</w:t>
+            </w:r>
+          </w:p>
+        </w:tc>
+      </w:tr>
+      <w:tr>
+        <w:tc>
+          <w:tcPr>
+            <w:tcW w:type="dxa" w:w="3408"/>
+          </w:tcPr>
+          <w:p>
+            <w:r>
+              <w:t>Session 2 · Practise · 45 min</w:t>
+            </w:r>
+          </w:p>
+        </w:tc>
+        <w:tc>
+          <w:tcPr>
+            <w:tcW w:type="dxa" w:w="3408"/>
+          </w:tcPr>
+          <w:p>
+            <w:r>
+              <w:t>0–5: retrieve the procedure; 5–15: W2 completion practice; 15–23: explain and check with a partner; 23–30: each learner answers the misconception check; 30–40: targeted reteaching or a harder variation; 40–45: prepare the investigation.</w:t>
+            </w:r>
+          </w:p>
+        </w:tc>
+        <w:tc>
+          <w:tcPr>
+            <w:tcW w:type="dxa" w:w="3408"/>
+          </w:tcPr>
+          <w:p>
+            <w:r>
+              <w:t>Sections 7–10; use the matching workbook W2 and misconception check.</w:t>
+            </w:r>
+          </w:p>
+        </w:tc>
+      </w:tr>
+      <w:tr>
+        <w:tc>
+          <w:tcPr>
+            <w:tcW w:type="dxa" w:w="3408"/>
+          </w:tcPr>
+          <w:p>
+            <w:r>
+              <w:t>Session 3 · Investigate and transfer · 45 min</w:t>
+            </w:r>
+          </w:p>
+        </w:tc>
+        <w:tc>
+          <w:tcPr>
+            <w:tcW w:type="dxa" w:w="3408"/>
+          </w:tcPr>
+          <w:p>
+            <w:r>
+              <w:t>0–5: retrieve the decision rule; 5–20: investigate or trace; 20–30: start the independent case; 30–38: connect the project; 38–43: act on feedback; 43–45: plan the return check.</w:t>
+            </w:r>
+          </w:p>
+        </w:tc>
+        <w:tc>
+          <w:tcPr>
+            <w:tcW w:type="dxa" w:w="3408"/>
+          </w:tcPr>
+          <w:p>
+            <w:r>
+              <w:t>Sections 9 and 11–14. Give extra time to finish the full task set; use Section 15 when the week includes a coding lab.</w:t>
+            </w:r>
+          </w:p>
+        </w:tc>
+      </w:tr>
+    </w:tbl>
+    <w:p>
+      <w:r>
+        <w:t>Before class, solve the supported practice: Operate your saved P1 cards and the manual baseline on all four R cases. Record actual results and traces on your sheet. Summarise full passes over all attempted cases for each method, name any failures and explain why a tie would not prove the prototype improves correctness. Do not invent an observed run.</w:t>
+      </w:r>
+    </w:p>
+    <w:p>
+      <w:r>
+        <w:t>Reasoned practice answer: A correctly executed P1 and baseline both produce B1, B2, no match, no match with correct reasons, giving 4 of 4 each. Accept an honest record of different observed results when the pupil identifies and investigates the disagreements. Both methods must use the same requests, catalogue and pass criterion. A tie establishes no correctness advantage on this set; an unperformed run must remain unperformed.</w:t>
+      </w:r>
+    </w:p>
+    <w:p>
+      <w:r>
+        <w:t>Check every learner before discussion: Use the worked case for Testing routine cases. Proposed explanation: “A correct label is always a full pass”. Decide whether this explanation is supported. Point to the step or supplied fact that decides; explain your repair if needed.</w:t>
+      </w:r>
+    </w:p>
+    <w:p>
+      <w:r>
+        <w:t>Misconception repair: The agreed criterion also requires a correct explanation.</w:t>
+      </w:r>
+    </w:p>
+    <w:p>
+      <w:r>
+        <w:t>Support: read the exact case aloud, enlarge the labelled picture, supply input cards and model only the first deciding step. Accept a spoken explanation or drawing; retain the reasoning goal.</w:t>
+      </w:r>
+    </w:p>
+    <w:p>
+      <w:r>
+        <w:t>Extension: Prototype reports none for request 6 instead of P1. Require a prediction and a reason before comparing. Expected result: That run still fails. Reason: P2 can hold 6, so none is also wrong under the first-fit rule.</w:t>
+      </w:r>
+    </w:p>
+    <w:p>
+      <w:r>
+        <w:t>Independent assessment: withhold the reserved answer until the learner has attempted the new case. Record support separately from correctness.</w:t>
+      </w:r>
+    </w:p>
+    <w:tbl>
+      <w:tblPr>
+        <w:tblStyle w:val="LightShading-Accent1"/>
+        <w:tblW w:type="auto" w:w="0"/>
+        <w:tblLook w:firstColumn="1" w:firstRow="1" w:lastColumn="0" w:lastRow="0" w:noHBand="0" w:noVBand="1" w:val="04A0"/>
+      </w:tblPr>
+      <w:tblGrid>
+        <w:gridCol w:w="2556"/>
+        <w:gridCol w:w="2556"/>
+        <w:gridCol w:w="2556"/>
+        <w:gridCol w:w="2556"/>
+      </w:tblGrid>
+      <w:tr>
+        <w:trPr>
+          <w:tblHeader/>
+        </w:trPr>
+        <w:tc>
+          <w:tcPr>
+            <w:tcW w:type="dxa" w:w="2556"/>
+          </w:tcPr>
+          <w:p>
+            <w:r>
+              <w:t>Criterion</w:t>
+            </w:r>
+          </w:p>
+        </w:tc>
+        <w:tc>
+          <w:tcPr>
+            <w:tcW w:type="dxa" w:w="2556"/>
+          </w:tcPr>
+          <w:p>
+            <w:r>
+              <w:t>Not yet</w:t>
+            </w:r>
+          </w:p>
+        </w:tc>
+        <w:tc>
+          <w:tcPr>
+            <w:tcW w:type="dxa" w:w="2556"/>
+          </w:tcPr>
+          <w:p>
+            <w:r>
+              <w:t>With support</w:t>
+            </w:r>
+          </w:p>
+        </w:tc>
+        <w:tc>
+          <w:tcPr>
+            <w:tcW w:type="dxa" w:w="2556"/>
+          </w:tcPr>
+          <w:p>
+            <w:r>
+              <w:t>Independent</w:t>
+            </w:r>
+          </w:p>
+        </w:tc>
+      </w:tr>
+      <w:tr>
+        <w:tc>
+          <w:tcPr>
+            <w:tcW w:type="dxa" w:w="2556"/>
+          </w:tcPr>
+          <w:p>
+            <w:r>
+              <w:t>Explanation</w:t>
+            </w:r>
+          </w:p>
+        </w:tc>
+        <w:tc>
+          <w:tcPr>
+            <w:tcW w:type="dxa" w:w="2556"/>
+          </w:tcPr>
+          <w:p>
+            <w:r>
+              <w:t>Names an answer without a deciding fact</w:t>
+            </w:r>
+          </w:p>
+        </w:tc>
+        <w:tc>
+          <w:tcPr>
+            <w:tcW w:type="dxa" w:w="2556"/>
+          </w:tcPr>
+          <w:p>
+            <w:r>
+              <w:t>Uses a hint to link fact and decision</w:t>
+            </w:r>
+          </w:p>
+        </w:tc>
+        <w:tc>
+          <w:tcPr>
+            <w:tcW w:type="dxa" w:w="2556"/>
+          </w:tcPr>
+          <w:p>
+            <w:r>
+              <w:t>Explains the deciding fact in own words</w:t>
+            </w:r>
+          </w:p>
+        </w:tc>
+      </w:tr>
+      <w:tr>
+        <w:tc>
+          <w:tcPr>
+            <w:tcW w:type="dxa" w:w="2556"/>
+          </w:tcPr>
+          <w:p>
+            <w:r>
+              <w:t>Trace or test</w:t>
+            </w:r>
+          </w:p>
+        </w:tc>
+        <w:tc>
+          <w:tcPr>
+            <w:tcW w:type="dxa" w:w="2556"/>
+          </w:tcPr>
+          <w:p>
+            <w:r>
+              <w:t>Cannot connect input and result</w:t>
+            </w:r>
+          </w:p>
+        </w:tc>
+        <w:tc>
+          <w:tcPr>
+            <w:tcW w:type="dxa" w:w="2556"/>
+          </w:tcPr>
+          <w:p>
+            <w:r>
+              <w:t>Completes steps with prompts</w:t>
+            </w:r>
+          </w:p>
+        </w:tc>
+        <w:tc>
+          <w:tcPr>
+            <w:tcW w:type="dxa" w:w="2556"/>
+          </w:tcPr>
+          <w:p>
+            <w:r>
+              <w:t>Traces or tests a changed case accurately</w:t>
+            </w:r>
+          </w:p>
+        </w:tc>
+      </w:tr>
+      <w:tr>
+        <w:tc>
+          <w:tcPr>
+            <w:tcW w:type="dxa" w:w="2556"/>
+          </w:tcPr>
+          <w:p>
+            <w:r>
+              <w:t>Limits and revision</w:t>
+            </w:r>
+          </w:p>
+        </w:tc>
+        <w:tc>
+          <w:tcPr>
+            <w:tcW w:type="dxa" w:w="2556"/>
+          </w:tcPr>
+          <w:p>
+            <w:r>
+              <w:t>Claims more than evidence supports</w:t>
+            </w:r>
+          </w:p>
+        </w:tc>
+        <w:tc>
+          <w:tcPr>
+            <w:tcW w:type="dxa" w:w="2556"/>
+          </w:tcPr>
+          <w:p>
+            <w:r>
+              <w:t>Names a limit after a prompt</w:t>
+            </w:r>
+          </w:p>
+        </w:tc>
+        <w:tc>
+          <w:tcPr>
+            <w:tcW w:type="dxa" w:w="2556"/>
+          </w:tcPr>
+          <w:p>
+            <w:r>
+              <w:t>States a defensible limit and useful next test</w:t>
+            </w:r>
+          </w:p>
+        </w:tc>
+      </w:tr>
+    </w:tbl>
+    <w:p>
+      <w:r>
+        <w:t>Project checkpoint: Present and defend. Demonstrate the system, explain one failure and justify the next improvement with evidence.</w:t>
+      </w:r>
+    </w:p>
+    <w:p>
+      <w:r>
+        <w:t>Use the weekly teacher answer for topic-specific reasoning. A saved progress tick is an activity record; judge mastery from the learner’s explanation and evidence.</w:t>
+      </w:r>
+    </w:p>
     <w:sectPr>
       <w:pgSz w:w="12240" w:h="15840"/>
       <w:pgMar w:top="936" w:right="1008" w:bottom="936" w:left="1008" w:header="720" w:footer="720" w:gutter="0"/>

--- a/downloads/teacher/ai-1-week-33.docx
+++ b/downloads/teacher/ai-1-week-33.docx
@@ -3426,6 +3426,39 @@
         <w:t>Use the weekly teacher answer for topic-specific reasoning. A saved progress tick is an activity record; judge mastery from the learner’s explanation and evidence.</w:t>
       </w:r>
     </w:p>
+    <w:p>
+      <w:pPr>
+        <w:pStyle w:val="Heading1"/>
+      </w:pPr>
+      <w:r>
+        <w:t>08. Use feedback, labs and repair paths</w:t>
+      </w:r>
+    </w:p>
+    <w:p>
+      <w:r>
+        <w:t>Use the two formative questions as supported practice, not as independent mastery scores. Discuss the deciding evidence rather than accepting a guessed selection.</w:t>
+      </w:r>
+    </w:p>
+    <w:p>
+      <w:r>
+        <w:t>The feedback comes from the reviewed public worked case. Do not reveal the separately reserved independent teacher answer until the learner has attempted that case.</w:t>
+      </w:r>
+    </w:p>
+    <w:p>
+      <w:r>
+        <w:t>Ask students to predict before running code. Preserve errors and actual outputs; collect a changed test and an explanation. The branch-boundary and indexing lessons deliberately include failure cases.</w:t>
+      </w:r>
+    </w:p>
+    <w:p>
+      <w:r>
+        <w:t>Use the earlier worked-explanation links to address a specific missing building block, then return to the current question. Adapt this suggestion after observing the learner; it is not an automatic diagnosis.</w:t>
+      </w:r>
+    </w:p>
+    <w:p>
+      <w:r>
+        <w:t>Collect the completed-work portfolio as evidence. Record support separately from correctness, and assess explanation, trace/test and limitations. Progress ticks and quiz selections alone do not establish mastery.</w:t>
+      </w:r>
+    </w:p>
     <w:sectPr>
       <w:pgSz w:w="12240" w:h="15840"/>
       <w:pgMar w:top="936" w:right="1008" w:bottom="936" w:left="1008" w:header="720" w:footer="720" w:gutter="0"/>

--- a/downloads/teacher/ai-1-week-33.docx
+++ b/downloads/teacher/ai-1-week-33.docx
@@ -29,6 +29,11 @@
       </w:r>
     </w:p>
     <w:p>
+      <w:r>
+        <w:t>Prepare Test Normal Cases: check the target, prerequisites, resources and adaptable teaching schedule.</w:t>
+      </w:r>
+    </w:p>
+    <w:p>
       <w:pPr>
         <w:pStyle w:val="Heading3"/>
       </w:pPr>
@@ -37,8 +42,26 @@
       </w:r>
     </w:p>
     <w:p>
-      <w:r>
-        <w:t>Primary target: Plan routine cases with expected results derived from the requirements</w:t>
+      <w:pPr>
+        <w:spacing w:line="336" w:lineRule="auto" w:after="180"/>
+      </w:pPr>
+      <w:r>
+        <w:rPr>
+          <w:b w:val="0"/>
+        </w:rPr>
+        <w:t xml:space="preserve">Primary target: Plan routine cases with </w:t>
+      </w:r>
+      <w:r>
+        <w:rPr>
+          <w:b/>
+        </w:rPr>
+        <w:t>expected result</w:t>
+      </w:r>
+      <w:r>
+        <w:rPr>
+          <w:b w:val="0"/>
+        </w:rPr>
+        <w:t>s derived from the requirements</w:t>
       </w:r>
     </w:p>
     <w:tbl>
@@ -185,8 +208,37 @@
       </w:tr>
     </w:tbl>
     <w:p>
-      <w:r>
-        <w:t>This is a starting allocation of 135 minutes, not a validated duration. Preserve all named topics. Schedule extra time for connected examples, the full investigation, independent cases and project building. Repeated copies of a case share one recorded attempt; they are not new evidence.</w:t>
+      <w:pPr>
+        <w:spacing w:line="336" w:lineRule="auto" w:after="180"/>
+      </w:pPr>
+      <w:r>
+        <w:rPr>
+          <w:b w:val="0"/>
+        </w:rPr>
+        <w:t>This is a starting allocation of 135 minutes, not a validated duration. Preserve all named topics. Schedule extra time for connected examples, the full investigation, independent cases and project building.</w:t>
+      </w:r>
+    </w:p>
+    <w:p>
+      <w:pPr>
+        <w:spacing w:line="336" w:lineRule="auto" w:after="180"/>
+      </w:pPr>
+      <w:r>
+        <w:rPr>
+          <w:b w:val="0"/>
+        </w:rPr>
+        <w:t xml:space="preserve">Repeated copies of a case share one recorded attempt; they are not new </w:t>
+      </w:r>
+      <w:r>
+        <w:rPr>
+          <w:b/>
+        </w:rPr>
+        <w:t>evidence</w:t>
+      </w:r>
+      <w:r>
+        <w:rPr>
+          <w:b w:val="0"/>
+        </w:rPr>
+        <w:t>.</w:t>
       </w:r>
     </w:p>
     <w:p>
@@ -206,18 +258,70 @@
       </w:r>
     </w:p>
     <w:p>
-      <w:r>
+      <w:pPr>
+        <w:spacing w:line="336" w:lineRule="auto" w:after="180"/>
+      </w:pPr>
+      <w:r>
+        <w:rPr>
+          <w:b w:val="0"/>
+        </w:rPr>
         <w:t>Without opening the old lesson, explain one key idea from Build a Paper Prototype. Give an example and a mistake that the idea helps you avoid.</w:t>
       </w:r>
     </w:p>
     <w:p>
-      <w:r>
+      <w:pPr>
+        <w:spacing w:line="336" w:lineRule="auto" w:after="180"/>
+      </w:pPr>
+      <w:r>
+        <w:rPr>
+          <w:b w:val="0"/>
+        </w:rPr>
         <w:t>Look for: Build a runnable paper prototype with explicit instructions and visible state</w:t>
       </w:r>
     </w:p>
     <w:p>
-      <w:r>
-        <w:t>Reference example, not the only acceptable wording: The kit contains labelled instructions and catalogue, request fields, a marker and a trace sheet with run and version labels. The request and catalogue stay fixed during the run; the current row and trace advance. The final output starts clear. The cards validate, check both conditions, return the first fit, advance after failure and stop with no match after exhaustion.</w:t>
+      <w:pPr>
+        <w:spacing w:line="336" w:lineRule="auto" w:after="180"/>
+      </w:pPr>
+      <w:r>
+        <w:rPr>
+          <w:b w:val="0"/>
+        </w:rPr>
+        <w:t>Reference example, not the only acceptable wording: The kit contains labelled instructions and catalogue, request fields, a marker and a trace sheet with run and version labels.</w:t>
+      </w:r>
+    </w:p>
+    <w:p>
+      <w:pPr>
+        <w:spacing w:line="336" w:lineRule="auto" w:after="180"/>
+      </w:pPr>
+      <w:r>
+        <w:rPr>
+          <w:b w:val="0"/>
+        </w:rPr>
+        <w:t xml:space="preserve">The request and catalogue stay fixed during the run; the current row and trace advance. The final </w:t>
+      </w:r>
+      <w:r>
+        <w:rPr>
+          <w:b/>
+        </w:rPr>
+        <w:t>output</w:t>
+      </w:r>
+      <w:r>
+        <w:rPr>
+          <w:b w:val="0"/>
+        </w:rPr>
+        <w:t xml:space="preserve"> starts clear.</w:t>
+      </w:r>
+    </w:p>
+    <w:p>
+      <w:pPr>
+        <w:spacing w:line="336" w:lineRule="auto" w:after="180"/>
+      </w:pPr>
+      <w:r>
+        <w:rPr>
+          <w:b w:val="0"/>
+        </w:rPr>
+        <w:t>The cards validate, check both conditions, return the first fit, advance after failure and stop with no match after exhaustion.</w:t>
       </w:r>
     </w:p>
     <w:p>
@@ -229,18 +333,95 @@
       </w:r>
     </w:p>
     <w:p>
-      <w:r>
-        <w:t>Without opening the old lesson, explain one key idea from Choose Inputs and Outputs. Give an example and a mistake that the idea helps you avoid.</w:t>
-      </w:r>
-    </w:p>
-    <w:p>
-      <w:r>
-        <w:t>Look for: Turn the project outcome into precise input and output requirements</w:t>
-      </w:r>
-    </w:p>
-    <w:p>
-      <w:r>
-        <w:t>Reference example, not the only acceptable wording: Time required must be no more than available time; when quiet is required the activity must be quiet. Choose the first compatible activity in B1 to B4 order. No means quiet is not required, not forbidden, so quiet B1 is permitted if 10 minutes fits.</w:t>
+      <w:pPr>
+        <w:spacing w:line="336" w:lineRule="auto" w:after="180"/>
+      </w:pPr>
+      <w:r>
+        <w:rPr>
+          <w:b w:val="0"/>
+        </w:rPr>
+        <w:t xml:space="preserve">Without opening the old lesson, explain one key idea from Choose </w:t>
+      </w:r>
+      <w:r>
+        <w:rPr>
+          <w:b/>
+        </w:rPr>
+        <w:t>Input</w:t>
+      </w:r>
+      <w:r>
+        <w:rPr>
+          <w:b w:val="0"/>
+        </w:rPr>
+        <w:t xml:space="preserve">s and </w:t>
+      </w:r>
+      <w:r>
+        <w:rPr>
+          <w:b/>
+        </w:rPr>
+        <w:t>Output</w:t>
+      </w:r>
+      <w:r>
+        <w:rPr>
+          <w:b w:val="0"/>
+        </w:rPr>
+        <w:t>s. Give an example and a mistake that the idea helps you avoid.</w:t>
+      </w:r>
+    </w:p>
+    <w:p>
+      <w:pPr>
+        <w:spacing w:line="336" w:lineRule="auto" w:after="180"/>
+      </w:pPr>
+      <w:r>
+        <w:rPr>
+          <w:b w:val="0"/>
+        </w:rPr>
+        <w:t xml:space="preserve">Look for: Turn the project outcome into precise </w:t>
+      </w:r>
+      <w:r>
+        <w:rPr>
+          <w:b/>
+        </w:rPr>
+        <w:t>input</w:t>
+      </w:r>
+      <w:r>
+        <w:rPr>
+          <w:b w:val="0"/>
+        </w:rPr>
+        <w:t xml:space="preserve"> and </w:t>
+      </w:r>
+      <w:r>
+        <w:rPr>
+          <w:b/>
+        </w:rPr>
+        <w:t>output</w:t>
+      </w:r>
+      <w:r>
+        <w:rPr>
+          <w:b w:val="0"/>
+        </w:rPr>
+        <w:t xml:space="preserve"> requirements</w:t>
+      </w:r>
+    </w:p>
+    <w:p>
+      <w:pPr>
+        <w:spacing w:line="336" w:lineRule="auto" w:after="180"/>
+      </w:pPr>
+      <w:r>
+        <w:rPr>
+          <w:b w:val="0"/>
+        </w:rPr>
+        <w:t>Reference example, not the only acceptable wording: Time required must be no more than available time; when quiet is required the activity must be quiet. Choose the first compatible activity in B1 to B4 order.</w:t>
+      </w:r>
+    </w:p>
+    <w:p>
+      <w:pPr>
+        <w:spacing w:line="336" w:lineRule="auto" w:after="180"/>
+      </w:pPr>
+      <w:r>
+        <w:rPr>
+          <w:b w:val="0"/>
+        </w:rPr>
+        <w:t>No means quiet is not required, not forbidden, so quiet B1 is permitted if 10 minutes fits.</w:t>
       </w:r>
     </w:p>
     <w:p>
@@ -252,22 +433,87 @@
       </w:r>
     </w:p>
     <w:p>
-      <w:r>
-        <w:t>Without opening the old lesson, explain one key idea from Verify Important Outputs. Give an example and a mistake that the idea helps you avoid.</w:t>
-      </w:r>
-    </w:p>
-    <w:p>
-      <w:r>
-        <w:t>Look for: Separate an answer into claims and connect each claim to relevant evidence</w:t>
-      </w:r>
-    </w:p>
-    <w:p>
-      <w:r>
-        <w:t>Reference example, not the only acceptable wording: A directly stated fact is four rolls, 2 m per roll or twelve 50 cm pieces. A derived quantity is 8 m starting length, 6 m used or 2 m remaining, supported by the relevant calculation from R. R contains no enjoyment evidence, so citing it does not support everyone enjoying the activity.</w:t>
-      </w:r>
-    </w:p>
-    <w:p>
-      <w:r>
+      <w:pPr>
+        <w:spacing w:line="336" w:lineRule="auto" w:after="180"/>
+      </w:pPr>
+      <w:r>
+        <w:rPr>
+          <w:b w:val="0"/>
+        </w:rPr>
+        <w:t xml:space="preserve">Without opening the old lesson, explain one key idea from Verify Important </w:t>
+      </w:r>
+      <w:r>
+        <w:rPr>
+          <w:b/>
+        </w:rPr>
+        <w:t>Output</w:t>
+      </w:r>
+      <w:r>
+        <w:rPr>
+          <w:b w:val="0"/>
+        </w:rPr>
+        <w:t>s. Give an example and a mistake that the idea helps you avoid.</w:t>
+      </w:r>
+    </w:p>
+    <w:p>
+      <w:pPr>
+        <w:spacing w:line="336" w:lineRule="auto" w:after="180"/>
+      </w:pPr>
+      <w:r>
+        <w:rPr>
+          <w:b w:val="0"/>
+        </w:rPr>
+        <w:t xml:space="preserve">Look for: Separate an answer into claims and connect each claim to relevant </w:t>
+      </w:r>
+      <w:r>
+        <w:rPr>
+          <w:b/>
+        </w:rPr>
+        <w:t>evidence</w:t>
+      </w:r>
+    </w:p>
+    <w:p>
+      <w:pPr>
+        <w:spacing w:line="336" w:lineRule="auto" w:after="180"/>
+      </w:pPr>
+      <w:r>
+        <w:rPr>
+          <w:b w:val="0"/>
+        </w:rPr>
+        <w:t>Reference example, not the only acceptable wording: A directly stated fact is four rolls, 2 m per roll or twelve 50 cm pieces.</w:t>
+      </w:r>
+    </w:p>
+    <w:p>
+      <w:pPr>
+        <w:spacing w:line="336" w:lineRule="auto" w:after="180"/>
+      </w:pPr>
+      <w:r>
+        <w:rPr>
+          <w:b w:val="0"/>
+        </w:rPr>
+        <w:t xml:space="preserve">A derived quantity is 8 m starting length, 6 m used or 2 m remaining, supported by the relevant calculation from R. R contains no enjoyment </w:t>
+      </w:r>
+      <w:r>
+        <w:rPr>
+          <w:b/>
+        </w:rPr>
+        <w:t>evidence</w:t>
+      </w:r>
+      <w:r>
+        <w:rPr>
+          <w:b w:val="0"/>
+        </w:rPr>
+        <w:t>, so citing it does not support everyone enjoying the activity.</w:t>
+      </w:r>
+    </w:p>
+    <w:p>
+      <w:pPr>
+        <w:spacing w:line="336" w:lineRule="auto" w:after="180"/>
+      </w:pPr>
+      <w:r>
+        <w:rPr>
+          <w:b w:val="0"/>
+        </w:rPr>
         <w:t>Use the student module and workbook section with this exact week title. The worked case, independent question and answers below form one aligned lesson sequence.</w:t>
       </w:r>
     </w:p>
@@ -280,7 +526,13 @@
       </w:r>
     </w:p>
     <w:p>
-      <w:r>
+      <w:pPr>
+        <w:spacing w:line="336" w:lineRule="auto" w:after="180"/>
+      </w:pPr>
+      <w:r>
+        <w:rPr>
+          <w:b w:val="0"/>
+        </w:rPr>
         <w:t>A sorter passes five routine cases and fails one. A team removes the failure as 'unusual' and reports 100%. Correct the report and propose a next test.</w:t>
       </w:r>
     </w:p>
@@ -293,7 +545,13 @@
       </w:r>
     </w:p>
     <w:p>
-      <w:r>
+      <w:pPr>
+        <w:spacing w:line="336" w:lineRule="auto" w:after="180"/>
+      </w:pPr>
+      <w:r>
+        <w:rPr>
+          <w:b w:val="0"/>
+        </w:rPr>
         <w:t>Repeated success on ordinary cases is necessary but not sufficient.</w:t>
       </w:r>
     </w:p>
@@ -430,12 +688,38 @@
       </w:r>
     </w:p>
     <w:p>
-      <w:r>
+      <w:pPr>
+        <w:spacing w:line="336" w:lineRule="auto" w:after="180"/>
+      </w:pPr>
+      <w:r>
+        <w:rPr>
+          <w:b w:val="0"/>
+        </w:rPr>
         <w:t>Use the supplied scenario, student illustrations and blank paper. For numeric work, offer counters or a calculator after learners show the setup. Fictional records are supplied; personal data and paid accounts are unnecessary.</w:t>
       </w:r>
     </w:p>
     <w:p>
-      <w:r>
+      <w:pPr>
+        <w:pStyle w:val="Heading3"/>
+      </w:pPr>
+      <w:r>
+        <w:t>Alternative compact allocation</w:t>
+      </w:r>
+    </w:p>
+    <w:p>
+      <w:r>
+        <w:t>This compact option is not the full-week schedule. Use the main teaching cycle and allow extra sessions for the investigation, independent work and project.</w:t>
+      </w:r>
+    </w:p>
+    <w:p>
+      <w:pPr>
+        <w:spacing w:line="336" w:lineRule="auto" w:after="180"/>
+        <w:shd w:fill="F1F6F8"/>
+      </w:pPr>
+      <w:r>
+        <w:rPr>
+          <w:b w:val="0"/>
+        </w:rPr>
         <w:t>Allow 80 minutes: recall 8; explanation 12; worked demonstration 15; guided practice 20; independent assessment 15; project and reflection 10. Extend the lab into a second session when needed.</w:t>
       </w:r>
     </w:p>
@@ -448,8 +732,72 @@
       </w:r>
     </w:p>
     <w:p>
-      <w:r>
-        <w:t>The prototype remains an explicit rule system. This lesson focuses on prewritten expectations, repeatable conditions and honest records. Q version 0 and its comparison results are fictional worked examples. Pupils must record their own P1 observations, including operator errors, without copying invented successes. Judge both the output and its reason. Routine coverage is deliberately limited; boundary and variation tests follow next week.</w:t>
+      <w:pPr>
+        <w:spacing w:line="336" w:lineRule="auto" w:after="180"/>
+      </w:pPr>
+      <w:r>
+        <w:rPr>
+          <w:b w:val="0"/>
+        </w:rPr>
+        <w:t>The prototype remains an explicit rule system. This lesson focuses on prewritten expectations, repeatable conditions and honest records. Q version 0 and its comparison results are fictional worked examples.</w:t>
+      </w:r>
+    </w:p>
+    <w:p>
+      <w:pPr>
+        <w:spacing w:line="336" w:lineRule="auto" w:after="180"/>
+      </w:pPr>
+      <w:r>
+        <w:rPr>
+          <w:b w:val="0"/>
+        </w:rPr>
+        <w:t xml:space="preserve">Pupils must record their own P1 </w:t>
+      </w:r>
+      <w:r>
+        <w:rPr>
+          <w:b/>
+        </w:rPr>
+        <w:t>observation</w:t>
+      </w:r>
+      <w:r>
+        <w:rPr>
+          <w:b w:val="0"/>
+        </w:rPr>
+        <w:t xml:space="preserve">s, including operator errors, without copying invented successes. Judge both the </w:t>
+      </w:r>
+      <w:r>
+        <w:rPr>
+          <w:b/>
+        </w:rPr>
+        <w:t>output</w:t>
+      </w:r>
+      <w:r>
+        <w:rPr>
+          <w:b w:val="0"/>
+        </w:rPr>
+        <w:t xml:space="preserve"> and its reason.</w:t>
+      </w:r>
+    </w:p>
+    <w:p>
+      <w:pPr>
+        <w:spacing w:line="336" w:lineRule="auto" w:after="180"/>
+      </w:pPr>
+      <w:r>
+        <w:rPr>
+          <w:b w:val="0"/>
+        </w:rPr>
+        <w:t xml:space="preserve">Routine </w:t>
+      </w:r>
+      <w:r>
+        <w:rPr>
+          <w:b/>
+        </w:rPr>
+        <w:t>coverage</w:t>
+      </w:r>
+      <w:r>
+        <w:rPr>
+          <w:b w:val="0"/>
+        </w:rPr>
+        <w:t xml:space="preserve"> is deliberately limited; boundary and variation tests follow next week.</w:t>
       </w:r>
     </w:p>
     <w:p>
@@ -461,22 +809,94 @@
       </w:r>
     </w:p>
     <w:p>
-      <w:r>
-        <w:t>The expected result comes from the requirements; the observed result records what the saved version actually did. Disagreement is evidence to investigate, so neither record should be silently changed to match the other.</w:t>
-      </w:r>
-    </w:p>
-    <w:p>
-      <w:r>
+      <w:pPr>
+        <w:spacing w:line="336" w:lineRule="auto" w:after="180"/>
+      </w:pPr>
+      <w:r>
+        <w:rPr>
+          <w:b w:val="0"/>
+        </w:rPr>
+        <w:t xml:space="preserve">The </w:t>
+      </w:r>
+      <w:r>
+        <w:rPr>
+          <w:b/>
+        </w:rPr>
+        <w:t>expected result</w:t>
+      </w:r>
+      <w:r>
+        <w:rPr>
+          <w:b w:val="0"/>
+        </w:rPr>
+        <w:t xml:space="preserve"> comes from the requirements; the observed result records what the saved version actually did. Disagreement is </w:t>
+      </w:r>
+      <w:r>
+        <w:rPr>
+          <w:b/>
+        </w:rPr>
+        <w:t>evidence</w:t>
+      </w:r>
+      <w:r>
+        <w:rPr>
+          <w:b w:val="0"/>
+        </w:rPr>
+        <w:t xml:space="preserve"> to investigate, so neither record should be silently changed to match the other.</w:t>
+      </w:r>
+    </w:p>
+    <w:p>
+      <w:pPr>
+        <w:spacing w:line="336" w:lineRule="auto" w:after="180"/>
+      </w:pPr>
+      <w:r>
+        <w:rPr>
+          <w:b w:val="0"/>
+        </w:rPr>
         <w:t>The saved P1 version 1 cards, catalogue B version 1 and manual checklist from Week 32</w:t>
       </w:r>
     </w:p>
     <w:p>
-      <w:r>
-        <w:t>Paper test sheets with case ID, input, purpose, expected result, observed result, judgement and trace reference</w:t>
-      </w:r>
-    </w:p>
-    <w:p>
-      <w:r>
+      <w:pPr>
+        <w:spacing w:line="336" w:lineRule="auto" w:after="180"/>
+      </w:pPr>
+      <w:r>
+        <w:rPr>
+          <w:b w:val="0"/>
+        </w:rPr>
+        <w:t xml:space="preserve">Paper test sheets with case ID, </w:t>
+      </w:r>
+      <w:r>
+        <w:rPr>
+          <w:b/>
+        </w:rPr>
+        <w:t>input</w:t>
+      </w:r>
+      <w:r>
+        <w:rPr>
+          <w:b w:val="0"/>
+        </w:rPr>
+        <w:t xml:space="preserve">, purpose, </w:t>
+      </w:r>
+      <w:r>
+        <w:rPr>
+          <w:b/>
+        </w:rPr>
+        <w:t>expected result</w:t>
+      </w:r>
+      <w:r>
+        <w:rPr>
+          <w:b w:val="0"/>
+        </w:rPr>
+        <w:t>, observed result, judgement and trace reference</w:t>
+      </w:r>
+    </w:p>
+    <w:p>
+      <w:pPr>
+        <w:spacing w:line="336" w:lineRule="auto" w:after="180"/>
+      </w:pPr>
+      <w:r>
+        <w:rPr>
+          <w:b w:val="0"/>
+        </w:rPr>
         <w:t>A folder for all versions and results; keep any reserved final evaluation cases separate from development work</w:t>
       </w:r>
     </w:p>
@@ -489,12 +909,24 @@
       </w:r>
     </w:p>
     <w:p>
-      <w:r>
+      <w:pPr>
+        <w:spacing w:line="336" w:lineRule="auto" w:after="180"/>
+      </w:pPr>
+      <w:r>
+        <w:rPr>
+          <w:b w:val="0"/>
+        </w:rPr>
         <w:t>By the end, I can test routine cases against expectations and count full passes honestly.</w:t>
       </w:r>
     </w:p>
     <w:p>
-      <w:r>
+      <w:pPr>
+        <w:spacing w:line="336" w:lineRule="auto" w:after="180"/>
+      </w:pPr>
+      <w:r>
+        <w:rPr>
+          <w:b w:val="0"/>
+        </w:rPr>
         <w:t>This added worked case illustrates the week’s main idea. Retain all original and connected topics; schedule its practice within the teaching cycle.</w:t>
       </w:r>
     </w:p>
@@ -507,103 +939,510 @@
       </w:r>
     </w:p>
     <w:p>
+      <w:r>
+        <w:t>Model Test Normal Cases using the supplied case, labelled mechanism and reasoning. Make the scope of each conclusion explicit.</w:t>
+      </w:r>
+    </w:p>
+    <w:p>
+      <w:pPr>
+        <w:spacing w:line="336" w:lineRule="auto" w:after="180"/>
+      </w:pPr>
+      <w:r>
+        <w:rPr>
+          <w:b w:val="0"/>
+        </w:rPr>
+        <w:t>Follow the information instead of imagining magic inside the machine.</w:t>
+      </w:r>
+    </w:p>
+    <w:p>
       <w:pPr>
         <w:pStyle w:val="Heading3"/>
       </w:pPr>
       <w:r>
-        <w:t>Explain the mechanism</w:t>
-      </w:r>
-    </w:p>
-    <w:p>
-      <w:r>
-        <w:t>Follow the information instead of imagining magic inside the machine.</w:t>
-      </w:r>
-    </w:p>
-    <w:p>
-      <w:r>
-        <w:t>INPUT planned test input and expected result</w:t>
-      </w:r>
-    </w:p>
-    <w:p>
-      <w:r>
-        <w:t>PROCESS run unchanged prototype and observe</w:t>
-      </w:r>
-    </w:p>
-    <w:p>
-      <w:r>
-        <w:t>OUTPUT actual result, pass/fail, and notes</w:t>
-      </w:r>
-    </w:p>
-    <w:p>
-      <w:r>
+        <w:t>1. Input — information entering</w:t>
+      </w:r>
+    </w:p>
+    <w:p>
+      <w:pPr>
+        <w:spacing w:line="336" w:lineRule="auto" w:after="180"/>
+        <w:shd w:fill="F4F9FC"/>
+      </w:pPr>
+      <w:r>
+        <w:rPr>
+          <w:b/>
+        </w:rPr>
+        <w:t>INPUT</w:t>
+      </w:r>
+      <w:r>
+        <w:rPr>
+          <w:b w:val="0"/>
+        </w:rPr>
+        <w:t xml:space="preserve"> planned test </w:t>
+      </w:r>
+      <w:r>
+        <w:rPr>
+          <w:b/>
+        </w:rPr>
+        <w:t>input</w:t>
+      </w:r>
+      <w:r>
+        <w:rPr>
+          <w:b w:val="0"/>
+        </w:rPr>
+        <w:t xml:space="preserve"> and </w:t>
+      </w:r>
+      <w:r>
+        <w:rPr>
+          <w:b/>
+        </w:rPr>
+        <w:t>expected result</w:t>
+      </w:r>
+    </w:p>
+    <w:p>
+      <w:pPr>
+        <w:pStyle w:val="Heading3"/>
+      </w:pPr>
+      <w:r>
+        <w:t>2. Process — the deciding step</w:t>
+      </w:r>
+    </w:p>
+    <w:p>
+      <w:pPr>
+        <w:spacing w:line="336" w:lineRule="auto" w:after="180"/>
+        <w:shd w:fill="F4F9FC"/>
+      </w:pPr>
+      <w:r>
+        <w:rPr>
+          <w:b/>
+        </w:rPr>
+        <w:t>PROCESS</w:t>
+      </w:r>
+      <w:r>
+        <w:rPr>
+          <w:b w:val="0"/>
+        </w:rPr>
+        <w:t xml:space="preserve"> run unchanged prototype and observe</w:t>
+      </w:r>
+    </w:p>
+    <w:p>
+      <w:pPr>
+        <w:pStyle w:val="Heading3"/>
+      </w:pPr>
+      <w:r>
+        <w:t>3. Output — the result</w:t>
+      </w:r>
+    </w:p>
+    <w:p>
+      <w:pPr>
+        <w:spacing w:line="336" w:lineRule="auto" w:after="180"/>
+        <w:shd w:fill="F4F9FC"/>
+      </w:pPr>
+      <w:r>
+        <w:rPr>
+          <w:b/>
+        </w:rPr>
+        <w:t>OUTPUT</w:t>
+      </w:r>
+      <w:r>
+        <w:rPr>
+          <w:b w:val="0"/>
+        </w:rPr>
+        <w:t xml:space="preserve"> </w:t>
+      </w:r>
+      <w:r>
+        <w:rPr>
+          <w:b/>
+        </w:rPr>
+        <w:t>actual result</w:t>
+      </w:r>
+      <w:r>
+        <w:rPr>
+          <w:b w:val="0"/>
+        </w:rPr>
+        <w:t>, pass/fail, and notes</w:t>
+      </w:r>
+    </w:p>
+    <w:p>
+      <w:pPr>
+        <w:pStyle w:val="Heading3"/>
+      </w:pPr>
+      <w:r>
+        <w:t>Key idea</w:t>
+      </w:r>
+    </w:p>
+    <w:p>
+      <w:pPr>
+        <w:spacing w:line="336" w:lineRule="auto" w:after="180"/>
+        <w:shd w:fill="EDF7F3"/>
+      </w:pPr>
+      <w:r>
+        <w:rPr>
+          <w:b w:val="0"/>
+        </w:rPr>
         <w:t>CORE IDEA Repeated success on ordinary cases is necessary but not sufficient.</w:t>
       </w:r>
     </w:p>
     <w:p>
-      <w:r>
-        <w:t>UNDER THE HOOD A test case includes input, setup, expected behavior, actual behavior, and result. Precommitting expectations reduces hindsight bias. Repeated normal tests establish basic reliability but say little about uncommon conditions.</w:t>
-      </w:r>
-    </w:p>
-    <w:p>
-      <w:r>
+      <w:pPr>
+        <w:pStyle w:val="Heading3"/>
+      </w:pPr>
+      <w:r>
+        <w:t>How the mechanism works</w:t>
+      </w:r>
+    </w:p>
+    <w:p>
+      <w:pPr>
+        <w:spacing w:line="336" w:lineRule="auto" w:after="180"/>
+        <w:shd w:fill="F1F6F8"/>
+      </w:pPr>
+      <w:r>
+        <w:rPr>
+          <w:b w:val="0"/>
+        </w:rPr>
+        <w:t xml:space="preserve">UNDER THE HOOD A </w:t>
+      </w:r>
+      <w:r>
+        <w:rPr>
+          <w:b/>
+        </w:rPr>
+        <w:t>test case</w:t>
+      </w:r>
+      <w:r>
+        <w:rPr>
+          <w:b w:val="0"/>
+        </w:rPr>
+        <w:t xml:space="preserve"> includes </w:t>
+      </w:r>
+      <w:r>
+        <w:rPr>
+          <w:b/>
+        </w:rPr>
+        <w:t>input</w:t>
+      </w:r>
+      <w:r>
+        <w:rPr>
+          <w:b w:val="0"/>
+        </w:rPr>
+        <w:t>, setup, expected behavior, actual behavior, and result. Precommitting expectations reduces hindsight bias.</w:t>
+      </w:r>
+    </w:p>
+    <w:p>
+      <w:pPr>
+        <w:spacing w:line="336" w:lineRule="auto" w:after="180"/>
+        <w:shd w:fill="F1F6F8"/>
+      </w:pPr>
+      <w:r>
+        <w:rPr>
+          <w:b w:val="0"/>
+        </w:rPr>
+        <w:t>Repeated normal tests establish basic reliability but say little about uncommon conditions.</w:t>
+      </w:r>
+    </w:p>
+    <w:p>
+      <w:pPr>
+        <w:spacing w:line="336" w:lineRule="auto" w:after="180"/>
+      </w:pPr>
+      <w:r>
+        <w:rPr>
+          <w:b w:val="0"/>
+        </w:rPr>
         <w:t>Draw a fresh example with all three stages:</w:t>
       </w:r>
     </w:p>
     <w:p>
-      <w:r>
-        <w:t>Every step connects a claim to observable evidence.</w:t>
-      </w:r>
-    </w:p>
-    <w:p>
-      <w:r>
+      <w:pPr>
+        <w:spacing w:line="336" w:lineRule="auto" w:after="180"/>
+      </w:pPr>
+      <w:r>
+        <w:rPr>
+          <w:b w:val="0"/>
+        </w:rPr>
+        <w:t xml:space="preserve">Every step connects a claim to observable </w:t>
+      </w:r>
+      <w:r>
+        <w:rPr>
+          <w:b/>
+        </w:rPr>
+        <w:t>evidence</w:t>
+      </w:r>
+      <w:r>
+        <w:rPr>
+          <w:b w:val="0"/>
+        </w:rPr>
+        <w:t>.</w:t>
+      </w:r>
+    </w:p>
+    <w:p>
+      <w:pPr>
+        <w:pStyle w:val="Heading3"/>
+      </w:pPr>
+      <w:r>
+        <w:t>The case to investigate</w:t>
+      </w:r>
+    </w:p>
+    <w:p>
+      <w:pPr>
+        <w:spacing w:line="336" w:lineRule="auto" w:after="180"/>
+        <w:shd w:fill="F1F6FC"/>
+      </w:pPr>
+      <w:r>
+        <w:rPr>
+          <w:b w:val="0"/>
+        </w:rPr>
         <w:t>CASE The sorter is tested on five common classroom items with expected bins written before each run.</w:t>
       </w:r>
     </w:p>
     <w:p>
-      <w:r>
-        <w:t>STEP 1 — OBSERVE planned test input and expected result</w:t>
-      </w:r>
-    </w:p>
-    <w:p>
-      <w:r>
+      <w:pPr>
+        <w:pStyle w:val="Heading3"/>
+      </w:pPr>
+      <w:r>
+        <w:t>Step 1</w:t>
+      </w:r>
+    </w:p>
+    <w:p>
+      <w:pPr>
+        <w:spacing w:line="336" w:lineRule="auto" w:after="180"/>
+        <w:shd w:fill="F4F9FC"/>
+      </w:pPr>
+      <w:r>
+        <w:rPr>
+          <w:b w:val="0"/>
+        </w:rPr>
+        <w:t xml:space="preserve">STEP 1 — OBSERVE planned test </w:t>
+      </w:r>
+      <w:r>
+        <w:rPr>
+          <w:b/>
+        </w:rPr>
+        <w:t>input</w:t>
+      </w:r>
+      <w:r>
+        <w:rPr>
+          <w:b w:val="0"/>
+        </w:rPr>
+        <w:t xml:space="preserve"> and </w:t>
+      </w:r>
+      <w:r>
+        <w:rPr>
+          <w:b/>
+        </w:rPr>
+        <w:t>expected result</w:t>
+      </w:r>
+    </w:p>
+    <w:p>
+      <w:pPr>
+        <w:pStyle w:val="Heading3"/>
+      </w:pPr>
+      <w:r>
+        <w:t>Step 2</w:t>
+      </w:r>
+    </w:p>
+    <w:p>
+      <w:pPr>
+        <w:spacing w:line="336" w:lineRule="auto" w:after="180"/>
+        <w:shd w:fill="F4F9FC"/>
+      </w:pPr>
+      <w:r>
+        <w:rPr>
+          <w:b w:val="0"/>
+        </w:rPr>
         <w:t>STEP 2 — TRACE run unchanged prototype and observe</w:t>
       </w:r>
     </w:p>
     <w:p>
-      <w:r>
-        <w:t>STEP 3 — CONCLUDE actual result, pass/fail, and notes</w:t>
-      </w:r>
-    </w:p>
-    <w:p>
-      <w:r>
-        <w:t>MODEL REASONING Write the expected output first, keep the prototype version fixed, record every actual output, and count passes without deleting failures. Explain that five normal successes are necessary evidence, not full proof.</w:t>
-      </w:r>
-    </w:p>
-    <w:p>
-      <w:r>
-        <w:t>DO NOT OVERCLAIM Do not change the prototype halfway through a test set and combine results as if one version was tested.</w:t>
-      </w:r>
-    </w:p>
-    <w:p>
-      <w:r>
-        <w:t>What new evidence could change this answer?</w:t>
-      </w:r>
-    </w:p>
-    <w:p>
       <w:pPr>
         <w:pStyle w:val="Heading3"/>
       </w:pPr>
       <w:r>
+        <w:t>Step 3</w:t>
+      </w:r>
+    </w:p>
+    <w:p>
+      <w:pPr>
+        <w:spacing w:line="336" w:lineRule="auto" w:after="180"/>
+        <w:shd w:fill="F4F9FC"/>
+      </w:pPr>
+      <w:r>
+        <w:rPr>
+          <w:b w:val="0"/>
+        </w:rPr>
+        <w:t xml:space="preserve">STEP 3 — CONCLUDE </w:t>
+      </w:r>
+      <w:r>
+        <w:rPr>
+          <w:b/>
+        </w:rPr>
+        <w:t>actual result</w:t>
+      </w:r>
+      <w:r>
+        <w:rPr>
+          <w:b w:val="0"/>
+        </w:rPr>
+        <w:t>, pass/fail, and notes</w:t>
+      </w:r>
+    </w:p>
+    <w:p>
+      <w:pPr>
+        <w:pStyle w:val="Heading3"/>
+      </w:pPr>
+      <w:r>
+        <w:t>Model answer</w:t>
+      </w:r>
+    </w:p>
+    <w:p>
+      <w:pPr>
+        <w:spacing w:line="336" w:lineRule="auto" w:after="180"/>
+        <w:shd w:fill="F1F6FC"/>
+      </w:pPr>
+      <w:r>
+        <w:rPr>
+          <w:b w:val="0"/>
+        </w:rPr>
+        <w:t xml:space="preserve">MODEL REASONING Write the expected </w:t>
+      </w:r>
+      <w:r>
+        <w:rPr>
+          <w:b/>
+        </w:rPr>
+        <w:t>output</w:t>
+      </w:r>
+      <w:r>
+        <w:rPr>
+          <w:b w:val="0"/>
+        </w:rPr>
+        <w:t xml:space="preserve"> first, keep the prototype version fixed, record every actual </w:t>
+      </w:r>
+      <w:r>
+        <w:rPr>
+          <w:b/>
+        </w:rPr>
+        <w:t>output</w:t>
+      </w:r>
+      <w:r>
+        <w:rPr>
+          <w:b w:val="0"/>
+        </w:rPr>
+        <w:t>, and count passes without deleting failures.</w:t>
+      </w:r>
+    </w:p>
+    <w:p>
+      <w:pPr>
+        <w:spacing w:line="336" w:lineRule="auto" w:after="180"/>
+        <w:shd w:fill="F1F6FC"/>
+      </w:pPr>
+      <w:r>
+        <w:rPr>
+          <w:b w:val="0"/>
+        </w:rPr>
+        <w:t xml:space="preserve">Explain that five normal successes are necessary </w:t>
+      </w:r>
+      <w:r>
+        <w:rPr>
+          <w:b/>
+        </w:rPr>
+        <w:t>evidence</w:t>
+      </w:r>
+      <w:r>
+        <w:rPr>
+          <w:b w:val="0"/>
+        </w:rPr>
+        <w:t>, not full proof.</w:t>
+      </w:r>
+    </w:p>
+    <w:p>
+      <w:pPr>
+        <w:pStyle w:val="Heading3"/>
+      </w:pPr>
+      <w:r>
+        <w:t>A claim to avoid</w:t>
+      </w:r>
+    </w:p>
+    <w:p>
+      <w:pPr>
+        <w:spacing w:line="336" w:lineRule="auto" w:after="180"/>
+        <w:shd w:fill="FFF5E6"/>
+      </w:pPr>
+      <w:r>
+        <w:rPr>
+          <w:b w:val="0"/>
+        </w:rPr>
+        <w:t xml:space="preserve">DO NOT OVERCLAIM Do not change the prototype halfway through a </w:t>
+      </w:r>
+      <w:r>
+        <w:rPr>
+          <w:b/>
+        </w:rPr>
+        <w:t>test set</w:t>
+      </w:r>
+      <w:r>
+        <w:rPr>
+          <w:b w:val="0"/>
+        </w:rPr>
+        <w:t xml:space="preserve"> and combine results as if one version was tested.</w:t>
+      </w:r>
+    </w:p>
+    <w:p>
+      <w:pPr>
+        <w:spacing w:line="336" w:lineRule="auto" w:after="180"/>
+        <w:shd w:fill="F5F1FB"/>
+      </w:pPr>
+      <w:r>
+        <w:rPr>
+          <w:b w:val="0"/>
+        </w:rPr>
+        <w:t xml:space="preserve">What new </w:t>
+      </w:r>
+      <w:r>
+        <w:rPr>
+          <w:b/>
+        </w:rPr>
+        <w:t>evidence</w:t>
+      </w:r>
+      <w:r>
+        <w:rPr>
+          <w:b w:val="0"/>
+        </w:rPr>
+        <w:t xml:space="preserve"> could change this answer?</w:t>
+      </w:r>
+    </w:p>
+    <w:p>
+      <w:pPr>
+        <w:pStyle w:val="Heading3"/>
+      </w:pPr>
+      <w:r>
         <w:t>Concrete teaching case</w:t>
       </w:r>
     </w:p>
     <w:p>
-      <w:r>
+      <w:pPr>
+        <w:pStyle w:val="Heading3"/>
+      </w:pPr>
+      <w:r>
+        <w:t>The teaching case</w:t>
+      </w:r>
+    </w:p>
+    <w:p>
+      <w:pPr>
+        <w:spacing w:line="336" w:lineRule="auto" w:after="180"/>
+        <w:shd w:fill="F1F6FC"/>
+      </w:pPr>
+      <w:r>
+        <w:rPr>
+          <w:b w:val="0"/>
+        </w:rPr>
         <w:t>Four routine cases are chosen before testing. Three are correct.</w:t>
       </w:r>
     </w:p>
     <w:p>
-      <w:r>
+      <w:pPr>
+        <w:spacing w:line="336" w:lineRule="auto" w:after="180"/>
+        <w:shd w:fill="F5F1FB"/>
+      </w:pPr>
+      <w:r>
+        <w:rPr>
+          <w:b w:val="0"/>
+        </w:rPr>
         <w:t>What can be reported?</w:t>
       </w:r>
     </w:p>
@@ -616,7 +1455,22 @@
       </w:r>
     </w:p>
     <w:p>
-      <w:r>
+      <w:pPr>
+        <w:pStyle w:val="Heading3"/>
+      </w:pPr>
+      <w:r>
+        <w:t>Why the result follows</w:t>
+      </w:r>
+    </w:p>
+    <w:p>
+      <w:pPr>
+        <w:spacing w:line="336" w:lineRule="auto" w:after="180"/>
+        <w:shd w:fill="F1F6FC"/>
+      </w:pPr>
+      <w:r>
+        <w:rPr>
+          <w:b w:val="0"/>
+        </w:rPr>
         <w:t>3/4 on those cases. Preserve the failure and trace its cause. This does not guarantee unfamiliar-case performance.</w:t>
       </w:r>
     </w:p>
@@ -629,28 +1483,318 @@
       </w:r>
     </w:p>
     <w:p>
-      <w:r>
-        <w:t>This week you will turn separate paper traces into a test record. Choose several ordinary requests, write the required answers first, then run the same saved prototype on every request. Testing is useful when it can reveal a mistake, so keep failures as carefully as successes. A demonstration chosen because it works is not a complete evaluation.</w:t>
-      </w:r>
-    </w:p>
-    <w:p>
-      <w:r>
-        <w:t>Use catalogue B version 1 in order: B1 Bookmark drawing, 10 minutes, quiet Yes; B2 Story circle, 8 minutes, quiet No; B3 Pattern puzzle, 12 minutes, quiet Yes; B4 Tower challenge, 15 minutes, quiet No. These fictional values assume materials are available. Inputs are whole minutes from 0 to 30 and Quiet required Yes or No. Time must fit AND either quiet is not required or the activity is quiet. No allows either kind. Select the first fit with a correct reason; otherwise report no match. Missing or invalid input requires clarification. No booking or publishing takes place.</w:t>
-      </w:r>
-    </w:p>
-    <w:p>
-      <w:r>
-        <w:t>Keep the P1 version 1 instructions from Week 32: validate and stop with clarification if input is invalid; otherwise start at B1, check both conditions, suggest the first passing row and stop. After a failure advance one row; report no match only after all rows fail. Reset to validation and B1 for each new valid request. The manual baseline marks every row against both conditions and selects the first fit. Both methods must follow the same contract.</w:t>
-      </w:r>
-    </w:p>
-    <w:p>
-      <w:r>
-        <w:t>Give each case an ID. Record its exact input, purpose, expected output and expected explanation before running it. Then add observed output, observed explanation, pass or fail, and a trace reference. Put the prototype version, catalogue version and baseline method at the top of the sheet. A pass needs the correct result and a reason supported by the checked conditions; the right activity with a false reason is not a full pass.</w:t>
-      </w:r>
-    </w:p>
-    <w:p>
-      <w:r>
-        <w:t>Our routine set R contains four valid requests. R1 is 11 minutes Yes, checking an early quiet match. R2 is 9 minutes No, checking that the search reaches a later fitting row. R3 is 6 minutes No, checking that a valid request can exhaust the list. R4 is 9 minutes Yes, checking that a time fit alone is insufficient. These cases do not cover every accepted input or validation error.</w:t>
+      <w:pPr>
+        <w:pStyle w:val="Heading3"/>
+      </w:pPr>
+      <w:r>
+        <w:t>Explain the added worked example · 1</w:t>
+      </w:r>
+    </w:p>
+    <w:p>
+      <w:pPr>
+        <w:spacing w:line="336" w:lineRule="auto" w:after="180"/>
+      </w:pPr>
+      <w:r>
+        <w:rPr>
+          <w:b w:val="0"/>
+        </w:rPr>
+        <w:t>This week you will turn separate paper traces into a test record. Choose several ordinary requests, write the required answers first, then run the same saved prototype on every request.</w:t>
+      </w:r>
+    </w:p>
+    <w:p>
+      <w:pPr>
+        <w:spacing w:line="336" w:lineRule="auto" w:after="180"/>
+      </w:pPr>
+      <w:r>
+        <w:rPr>
+          <w:b w:val="0"/>
+        </w:rPr>
+        <w:t>Testing is useful when it can reveal a mistake, so keep failures as carefully as successes. A demonstration chosen because it works is not a complete evaluation.</w:t>
+      </w:r>
+    </w:p>
+    <w:p>
+      <w:pPr>
+        <w:pStyle w:val="Heading3"/>
+      </w:pPr>
+      <w:r>
+        <w:t>Explain the added worked example · 2</w:t>
+      </w:r>
+    </w:p>
+    <w:p>
+      <w:pPr>
+        <w:spacing w:line="336" w:lineRule="auto" w:after="180"/>
+      </w:pPr>
+      <w:r>
+        <w:rPr>
+          <w:b w:val="0"/>
+        </w:rPr>
+        <w:t xml:space="preserve">Use catalogue B version 1 in order: B1 Bookmark drawing, 10 minutes, quiet Yes; B2 Story circle, 8 minutes, quiet No; B3 Pattern puzzle, </w:t>
+      </w:r>
+      <w:r>
+        <w:rPr>
+          <w:b/>
+        </w:rPr>
+        <w:t>12 minutes</w:t>
+      </w:r>
+      <w:r>
+        <w:rPr>
+          <w:b w:val="0"/>
+        </w:rPr>
+        <w:t>, quiet Yes; B4 Tower challenge, 15 minutes, quiet No.</w:t>
+      </w:r>
+    </w:p>
+    <w:p>
+      <w:pPr>
+        <w:spacing w:line="336" w:lineRule="auto" w:after="180"/>
+      </w:pPr>
+      <w:r>
+        <w:rPr>
+          <w:b w:val="0"/>
+        </w:rPr>
+        <w:t xml:space="preserve">These fictional values assume materials are available. </w:t>
+      </w:r>
+      <w:r>
+        <w:rPr>
+          <w:b/>
+        </w:rPr>
+        <w:t>Input</w:t>
+      </w:r>
+      <w:r>
+        <w:rPr>
+          <w:b w:val="0"/>
+        </w:rPr>
+        <w:t>s are whole minutes from 0 to 30 and Quiet required Yes or No. Time must fit AND either quiet is not required or the activity is quiet. No allows either kind.</w:t>
+      </w:r>
+    </w:p>
+    <w:p>
+      <w:pPr>
+        <w:spacing w:line="336" w:lineRule="auto" w:after="180"/>
+      </w:pPr>
+      <w:r>
+        <w:rPr>
+          <w:b w:val="0"/>
+        </w:rPr>
+        <w:t xml:space="preserve">Select the first fit with a correct reason; otherwise report no match. Missing or invalid </w:t>
+      </w:r>
+      <w:r>
+        <w:rPr>
+          <w:b/>
+        </w:rPr>
+        <w:t>input</w:t>
+      </w:r>
+      <w:r>
+        <w:rPr>
+          <w:b w:val="0"/>
+        </w:rPr>
+        <w:t xml:space="preserve"> requires clarification. No booking or publishing takes place.</w:t>
+      </w:r>
+    </w:p>
+    <w:p>
+      <w:pPr>
+        <w:pStyle w:val="Heading3"/>
+      </w:pPr>
+      <w:r>
+        <w:t>Explain the added worked example · 3</w:t>
+      </w:r>
+    </w:p>
+    <w:p>
+      <w:pPr>
+        <w:spacing w:line="336" w:lineRule="auto" w:after="180"/>
+      </w:pPr>
+      <w:r>
+        <w:rPr>
+          <w:b w:val="0"/>
+        </w:rPr>
+        <w:t xml:space="preserve">Keep the P1 version 1 instructions from Week 32: validate and stop with clarification if </w:t>
+      </w:r>
+      <w:r>
+        <w:rPr>
+          <w:b/>
+        </w:rPr>
+        <w:t>input</w:t>
+      </w:r>
+      <w:r>
+        <w:rPr>
+          <w:b w:val="0"/>
+        </w:rPr>
+        <w:t xml:space="preserve"> is invalid; otherwise start at B1, check both conditions, suggest the first passing row and stop.</w:t>
+      </w:r>
+    </w:p>
+    <w:p>
+      <w:pPr>
+        <w:spacing w:line="336" w:lineRule="auto" w:after="180"/>
+      </w:pPr>
+      <w:r>
+        <w:rPr>
+          <w:b w:val="0"/>
+        </w:rPr>
+        <w:t xml:space="preserve">After a failure advance one row; report no match only after all rows fail. Reset to validation and B1 for each new valid request. The manual </w:t>
+      </w:r>
+      <w:r>
+        <w:rPr>
+          <w:b/>
+        </w:rPr>
+        <w:t>baseline</w:t>
+      </w:r>
+      <w:r>
+        <w:rPr>
+          <w:b w:val="0"/>
+        </w:rPr>
+        <w:t xml:space="preserve"> marks every row against both conditions and selects the first fit.</w:t>
+      </w:r>
+    </w:p>
+    <w:p>
+      <w:pPr>
+        <w:spacing w:line="336" w:lineRule="auto" w:after="180"/>
+      </w:pPr>
+      <w:r>
+        <w:rPr>
+          <w:b w:val="0"/>
+        </w:rPr>
+        <w:t>Both methods must follow the same contract.</w:t>
+      </w:r>
+    </w:p>
+    <w:p>
+      <w:pPr>
+        <w:pStyle w:val="Heading3"/>
+      </w:pPr>
+      <w:r>
+        <w:t>Explain the added worked example · 4</w:t>
+      </w:r>
+    </w:p>
+    <w:p>
+      <w:pPr>
+        <w:spacing w:line="336" w:lineRule="auto" w:after="180"/>
+      </w:pPr>
+      <w:r>
+        <w:rPr>
+          <w:b w:val="0"/>
+        </w:rPr>
+        <w:t xml:space="preserve">Give each case an ID. Record its exact </w:t>
+      </w:r>
+      <w:r>
+        <w:rPr>
+          <w:b/>
+        </w:rPr>
+        <w:t>input</w:t>
+      </w:r>
+      <w:r>
+        <w:rPr>
+          <w:b w:val="0"/>
+        </w:rPr>
+        <w:t xml:space="preserve">, purpose, expected </w:t>
+      </w:r>
+      <w:r>
+        <w:rPr>
+          <w:b/>
+        </w:rPr>
+        <w:t>output</w:t>
+      </w:r>
+      <w:r>
+        <w:rPr>
+          <w:b w:val="0"/>
+        </w:rPr>
+        <w:t xml:space="preserve"> and expected explanation before running it. Then add observed </w:t>
+      </w:r>
+      <w:r>
+        <w:rPr>
+          <w:b/>
+        </w:rPr>
+        <w:t>output</w:t>
+      </w:r>
+      <w:r>
+        <w:rPr>
+          <w:b w:val="0"/>
+        </w:rPr>
+        <w:t>, observed explanation, pass or fail, and a trace reference.</w:t>
+      </w:r>
+    </w:p>
+    <w:p>
+      <w:pPr>
+        <w:spacing w:line="336" w:lineRule="auto" w:after="180"/>
+      </w:pPr>
+      <w:r>
+        <w:rPr>
+          <w:b w:val="0"/>
+        </w:rPr>
+        <w:t xml:space="preserve">Put the prototype version, catalogue version and </w:t>
+      </w:r>
+      <w:r>
+        <w:rPr>
+          <w:b/>
+        </w:rPr>
+        <w:t>baseline</w:t>
+      </w:r>
+      <w:r>
+        <w:rPr>
+          <w:b w:val="0"/>
+        </w:rPr>
+        <w:t xml:space="preserve"> method at the top of the sheet.</w:t>
+      </w:r>
+    </w:p>
+    <w:p>
+      <w:pPr>
+        <w:spacing w:line="336" w:lineRule="auto" w:after="180"/>
+      </w:pPr>
+      <w:r>
+        <w:rPr>
+          <w:b w:val="0"/>
+        </w:rPr>
+        <w:t>A pass needs the correct result and a reason supported by the checked conditions; the right activity with a false reason is not a full pass.</w:t>
+      </w:r>
+    </w:p>
+    <w:p>
+      <w:pPr>
+        <w:pStyle w:val="Heading3"/>
+      </w:pPr>
+      <w:r>
+        <w:t>Explain the added worked example · 5</w:t>
+      </w:r>
+    </w:p>
+    <w:p>
+      <w:pPr>
+        <w:spacing w:line="336" w:lineRule="auto" w:after="180"/>
+      </w:pPr>
+      <w:r>
+        <w:rPr>
+          <w:b w:val="0"/>
+        </w:rPr>
+        <w:t xml:space="preserve">Our routine set R contains four valid requests. R1 is 11 minutes Yes, checking an early quiet match. R2 is 9 minutes No, checking that the search reaches a later </w:t>
+      </w:r>
+      <w:r>
+        <w:rPr>
+          <w:b/>
+        </w:rPr>
+        <w:t>fitting</w:t>
+      </w:r>
+      <w:r>
+        <w:rPr>
+          <w:b w:val="0"/>
+        </w:rPr>
+        <w:t xml:space="preserve"> row.</w:t>
+      </w:r>
+    </w:p>
+    <w:p>
+      <w:pPr>
+        <w:spacing w:line="336" w:lineRule="auto" w:after="180"/>
+      </w:pPr>
+      <w:r>
+        <w:rPr>
+          <w:b w:val="0"/>
+        </w:rPr>
+        <w:t xml:space="preserve">R3 is 6 minutes No, checking that a valid request can exhaust the list. R4 is 9 minutes Yes, checking that a time fit alone is insufficient. These cases do not cover every accepted </w:t>
+      </w:r>
+      <w:r>
+        <w:rPr>
+          <w:b/>
+        </w:rPr>
+        <w:t>input</w:t>
+      </w:r>
+      <w:r>
+        <w:rPr>
+          <w:b w:val="0"/>
+        </w:rPr>
+        <w:t xml:space="preserve"> or validation error.</w:t>
       </w:r>
     </w:p>
     <w:p>
@@ -816,8 +1960,37 @@
       </w:r>
     </w:p>
     <w:p>
-      <w:r>
-        <w:t>Use the complete worked example below before asking learners to complete W2. Reveal a small part, invite a prediction, then explain the deciding step. These teacher notes contain solutions; do not reveal the independent case answer during modelling.</w:t>
+      <w:pPr>
+        <w:spacing w:line="336" w:lineRule="auto" w:after="180"/>
+      </w:pPr>
+      <w:r>
+        <w:rPr>
+          <w:b w:val="0"/>
+        </w:rPr>
+        <w:t xml:space="preserve">Use the complete worked example below before asking learners to complete W2. Reveal a small part, invite a </w:t>
+      </w:r>
+      <w:r>
+        <w:rPr>
+          <w:b/>
+        </w:rPr>
+        <w:t>prediction</w:t>
+      </w:r>
+      <w:r>
+        <w:rPr>
+          <w:b w:val="0"/>
+        </w:rPr>
+        <w:t>, then explain the deciding step.</w:t>
+      </w:r>
+    </w:p>
+    <w:p>
+      <w:pPr>
+        <w:spacing w:line="336" w:lineRule="auto" w:after="180"/>
+      </w:pPr>
+      <w:r>
+        <w:rPr>
+          <w:b w:val="0"/>
+        </w:rPr>
+        <w:t>These teacher notes contain solutions; do not reveal the independent case answer during modelling.</w:t>
       </w:r>
     </w:p>
     <w:tbl>
@@ -835,6 +2008,38 @@
         <w:trPr>
           <w:tblHeader/>
         </w:trPr>
+        <w:tc>
+          <w:tcPr>
+            <w:tcW w:type="dxa" w:w="3408"/>
+          </w:tcPr>
+          <w:p>
+            <w:r>
+              <w:t>Case and request</w:t>
+            </w:r>
+          </w:p>
+        </w:tc>
+        <w:tc>
+          <w:tcPr>
+            <w:tcW w:type="dxa" w:w="3408"/>
+          </w:tcPr>
+          <w:p>
+            <w:r>
+              <w:t>Expected output and reason</w:t>
+            </w:r>
+          </w:p>
+        </w:tc>
+        <w:tc>
+          <w:tcPr>
+            <w:tcW w:type="dxa" w:w="3408"/>
+          </w:tcPr>
+          <w:p>
+            <w:r>
+              <w:t>Fictional observed Q version 0</w:t>
+            </w:r>
+          </w:p>
+        </w:tc>
+      </w:tr>
+      <w:tr>
         <w:tc>
           <w:tcPr>
             <w:tcW w:type="dxa" w:w="3408"/>
@@ -964,13 +2169,111 @@
       </w:tr>
     </w:tbl>
     <w:p>
-      <w:r>
-        <w:t>This is an invented record for a comparison prototype Q version 0, not a claim about your P1 runs. Q ignores the quiet condition when searching. Its trace explains the R4 failure. In the same fictional comparison, the manual baseline produced the expected result and correct explanation on all four cases: 4 of 4 full passes. Q achieved 3 of 4. The denominator includes the failed case.</w:t>
-      </w:r>
-    </w:p>
-    <w:p>
-      <w:r>
-        <w:t>On this set Q has fewer full passes than the baseline. This supports investigating its quiet check; it does not establish performance on all requests. Do not claim a speed advantage because we did not measure time. Correct implementations of P1 and the baseline can both pass all four, in which case these results show no correctness advantage for either method.</w:t>
+      <w:pPr>
+        <w:pStyle w:val="Heading3"/>
+      </w:pPr>
+      <w:r>
+        <w:t>Model the reasoning aloud · 6</w:t>
+      </w:r>
+    </w:p>
+    <w:p>
+      <w:pPr>
+        <w:spacing w:line="336" w:lineRule="auto" w:after="180"/>
+      </w:pPr>
+      <w:r>
+        <w:rPr>
+          <w:b w:val="0"/>
+        </w:rPr>
+        <w:t>This is an invented record for a comparison prototype Q version 0, not a claim about your P1 runs. Q ignores the quiet condition when searching. Its trace explains the R4 failure.</w:t>
+      </w:r>
+    </w:p>
+    <w:p>
+      <w:pPr>
+        <w:spacing w:line="336" w:lineRule="auto" w:after="180"/>
+      </w:pPr>
+      <w:r>
+        <w:rPr>
+          <w:b w:val="0"/>
+        </w:rPr>
+        <w:t xml:space="preserve">In the same fictional comparison, the manual </w:t>
+      </w:r>
+      <w:r>
+        <w:rPr>
+          <w:b/>
+        </w:rPr>
+        <w:t>baseline</w:t>
+      </w:r>
+      <w:r>
+        <w:rPr>
+          <w:b w:val="0"/>
+        </w:rPr>
+        <w:t xml:space="preserve"> produced the </w:t>
+      </w:r>
+      <w:r>
+        <w:rPr>
+          <w:b/>
+        </w:rPr>
+        <w:t>expected result</w:t>
+      </w:r>
+      <w:r>
+        <w:rPr>
+          <w:b w:val="0"/>
+        </w:rPr>
+        <w:t xml:space="preserve"> and correct explanation on all four cases: 4 of 4 full passes. Q achieved 3 of 4. The denominator includes the failed case.</w:t>
+      </w:r>
+    </w:p>
+    <w:p>
+      <w:pPr>
+        <w:pStyle w:val="Heading3"/>
+      </w:pPr>
+      <w:r>
+        <w:t>Model the reasoning aloud · 7</w:t>
+      </w:r>
+    </w:p>
+    <w:p>
+      <w:pPr>
+        <w:spacing w:line="336" w:lineRule="auto" w:after="180"/>
+      </w:pPr>
+      <w:r>
+        <w:rPr>
+          <w:b w:val="0"/>
+        </w:rPr>
+        <w:t xml:space="preserve">On this set Q has fewer full passes than the </w:t>
+      </w:r>
+      <w:r>
+        <w:rPr>
+          <w:b/>
+        </w:rPr>
+        <w:t>baseline</w:t>
+      </w:r>
+      <w:r>
+        <w:rPr>
+          <w:b w:val="0"/>
+        </w:rPr>
+        <w:t>. This supports investigating its quiet check; it does not establish performance on all requests. Do not claim a speed advantage because we did not measure time.</w:t>
+      </w:r>
+    </w:p>
+    <w:p>
+      <w:pPr>
+        <w:spacing w:line="336" w:lineRule="auto" w:after="180"/>
+      </w:pPr>
+      <w:r>
+        <w:rPr>
+          <w:b w:val="0"/>
+        </w:rPr>
+        <w:t xml:space="preserve">Correct implementations of P1 and the </w:t>
+      </w:r>
+      <w:r>
+        <w:rPr>
+          <w:b/>
+        </w:rPr>
+        <w:t>baseline</w:t>
+      </w:r>
+      <w:r>
+        <w:rPr>
+          <w:b w:val="0"/>
+        </w:rPr>
+        <w:t xml:space="preserve"> can both pass all four, in which case these results show no correctness advantage for either method.</w:t>
       </w:r>
     </w:p>
     <w:tbl>
@@ -1076,7 +2379,13 @@
       </w:tr>
     </w:tbl>
     <w:p>
-      <w:r>
+      <w:pPr>
+        <w:spacing w:line="336" w:lineRule="auto" w:after="180"/>
+      </w:pPr>
+      <w:r>
+        <w:rPr>
+          <w:b w:val="0"/>
+        </w:rPr>
         <w:t>Use the diagram and verbal explanation together. Ask learners to match a sentence to a specific visual step; do not assign learners fixed visual or auditory learning styles.</w:t>
       </w:r>
     </w:p>
@@ -1089,7 +2398,13 @@
       </w:r>
     </w:p>
     <w:p>
-      <w:r>
+      <w:pPr>
+        <w:spacing w:line="336" w:lineRule="auto" w:after="180"/>
+      </w:pPr>
+      <w:r>
+        <w:rPr>
+          <w:b w:val="0"/>
+        </w:rPr>
         <w:t>A fictional pencil-pouch finder has been run on four ordinary requests.</w:t>
       </w:r>
     </w:p>
@@ -1102,13 +2417,67 @@
       </w:r>
     </w:p>
     <w:p>
-      <w:r>
-        <w:t>Catalogue: P1 capacity 3, P2 capacity 7; first fitting pouch. Valid whole counts 1–9.</w:t>
-      </w:r>
-    </w:p>
-    <w:p>
-      <w:r>
-        <w:t>Requests 2,4,6,8; recorded outputs P1,P2,P1,none. These are invented records, not class results.</w:t>
+      <w:pPr>
+        <w:pStyle w:val="Heading3"/>
+      </w:pPr>
+      <w:r>
+        <w:t>Supplied facts</w:t>
+      </w:r>
+    </w:p>
+    <w:p>
+      <w:pPr>
+        <w:spacing w:line="336" w:lineRule="auto" w:after="180"/>
+        <w:shd w:fill="F1F6FC"/>
+      </w:pPr>
+      <w:r>
+        <w:rPr>
+          <w:b w:val="0"/>
+        </w:rPr>
+        <w:t xml:space="preserve">Catalogue: P1 capacity 3, P2 capacity 7; first </w:t>
+      </w:r>
+      <w:r>
+        <w:rPr>
+          <w:b/>
+        </w:rPr>
+        <w:t>fitting</w:t>
+      </w:r>
+      <w:r>
+        <w:rPr>
+          <w:b w:val="0"/>
+        </w:rPr>
+        <w:t xml:space="preserve"> pouch. Valid whole counts 1–9.</w:t>
+      </w:r>
+    </w:p>
+    <w:p>
+      <w:pPr>
+        <w:pStyle w:val="Heading3"/>
+      </w:pPr>
+      <w:r>
+        <w:t>Supplied facts</w:t>
+      </w:r>
+    </w:p>
+    <w:p>
+      <w:pPr>
+        <w:spacing w:line="336" w:lineRule="auto" w:after="180"/>
+        <w:shd w:fill="F1F6FC"/>
+      </w:pPr>
+      <w:r>
+        <w:rPr>
+          <w:b w:val="0"/>
+        </w:rPr>
+        <w:t xml:space="preserve">Requests 2,4,6,8; recorded </w:t>
+      </w:r>
+      <w:r>
+        <w:rPr>
+          <w:b/>
+        </w:rPr>
+        <w:t>output</w:t>
+      </w:r>
+      <w:r>
+        <w:rPr>
+          <w:b w:val="0"/>
+        </w:rPr>
+        <w:t>s P1,P2,P1,none. These are invented records, not class results.</w:t>
       </w:r>
     </w:p>
     <w:p>
@@ -1329,43 +2698,184 @@
       </w:r>
     </w:p>
     <w:p>
-      <w:r>
-        <w:t>An ordinary case is not automatically correct. Define expected outputs from the contract before reading prototype outputs. Checking both selected ID and eligibility catches the wrong P1 suggestion. A no-match output can be a full pass when that is exactly what the valid request requires.</w:t>
-      </w:r>
-    </w:p>
-    <w:p>
       <w:pPr>
         <w:pStyle w:val="Heading3"/>
       </w:pPr>
       <w:r>
+        <w:t>Why the result follows</w:t>
+      </w:r>
+    </w:p>
+    <w:p>
+      <w:pPr>
+        <w:spacing w:line="336" w:lineRule="auto" w:after="180"/>
+        <w:shd w:fill="F1F6FC"/>
+      </w:pPr>
+      <w:r>
+        <w:rPr>
+          <w:b w:val="0"/>
+        </w:rPr>
+        <w:t xml:space="preserve">An ordinary case is not automatically correct. Define expected </w:t>
+      </w:r>
+      <w:r>
+        <w:rPr>
+          <w:b/>
+        </w:rPr>
+        <w:t>output</w:t>
+      </w:r>
+      <w:r>
+        <w:rPr>
+          <w:b w:val="0"/>
+        </w:rPr>
+        <w:t xml:space="preserve">s from the contract before reading prototype </w:t>
+      </w:r>
+      <w:r>
+        <w:rPr>
+          <w:b/>
+        </w:rPr>
+        <w:t>output</w:t>
+      </w:r>
+      <w:r>
+        <w:rPr>
+          <w:b w:val="0"/>
+        </w:rPr>
+        <w:t>s. Checking both selected ID and eligibility catches the wrong P1 suggestion.</w:t>
+      </w:r>
+    </w:p>
+    <w:p>
+      <w:pPr>
+        <w:spacing w:line="336" w:lineRule="auto" w:after="180"/>
+        <w:shd w:fill="F1F6FC"/>
+      </w:pPr>
+      <w:r>
+        <w:rPr>
+          <w:b w:val="0"/>
+        </w:rPr>
+        <w:t xml:space="preserve">A no-match </w:t>
+      </w:r>
+      <w:r>
+        <w:rPr>
+          <w:b/>
+        </w:rPr>
+        <w:t>output</w:t>
+      </w:r>
+      <w:r>
+        <w:rPr>
+          <w:b w:val="0"/>
+        </w:rPr>
+        <w:t xml:space="preserve"> can be a full pass when that is exactly what the valid request requires.</w:t>
+      </w:r>
+    </w:p>
+    <w:p>
+      <w:pPr>
+        <w:pStyle w:val="Heading3"/>
+      </w:pPr>
+      <w:r>
         <w:t>What this example does not establish</w:t>
       </w:r>
     </w:p>
     <w:p>
-      <w:r>
-        <w:t>Four routine tests do not cover equality, invalid inputs or every relevant classroom condition.</w:t>
-      </w:r>
-    </w:p>
-    <w:p>
       <w:pPr>
         <w:pStyle w:val="Heading3"/>
       </w:pPr>
       <w:r>
+        <w:t>Keep the stated limit</w:t>
+      </w:r>
+    </w:p>
+    <w:p>
+      <w:pPr>
+        <w:spacing w:line="336" w:lineRule="auto" w:after="180"/>
+        <w:shd w:fill="FFF5E6"/>
+      </w:pPr>
+      <w:r>
+        <w:rPr>
+          <w:b w:val="0"/>
+        </w:rPr>
+        <w:t xml:space="preserve">Four routine tests do not cover equality, invalid </w:t>
+      </w:r>
+      <w:r>
+        <w:rPr>
+          <w:b/>
+        </w:rPr>
+        <w:t>input</w:t>
+      </w:r>
+      <w:r>
+        <w:rPr>
+          <w:b w:val="0"/>
+        </w:rPr>
+        <w:t>s or every relevant classroom condition.</w:t>
+      </w:r>
+    </w:p>
+    <w:p>
+      <w:pPr>
+        <w:pStyle w:val="Heading3"/>
+      </w:pPr>
+      <w:r>
         <w:t>Change one thing in the pictured case</w:t>
       </w:r>
     </w:p>
     <w:p>
-      <w:r>
+      <w:pPr>
+        <w:pStyle w:val="Heading3"/>
+      </w:pPr>
+      <w:r>
+        <w:t>Change one thing</w:t>
+      </w:r>
+    </w:p>
+    <w:p>
+      <w:pPr>
+        <w:spacing w:line="336" w:lineRule="auto" w:after="180"/>
+        <w:shd w:fill="F5F1FB"/>
+      </w:pPr>
+      <w:r>
+        <w:rPr>
+          <w:b w:val="0"/>
+        </w:rPr>
         <w:t>Change: Prototype reports none for request 6 instead of P1.</w:t>
       </w:r>
     </w:p>
     <w:p>
-      <w:r>
-        <w:t>Prediction: That run still fails.</w:t>
-      </w:r>
-    </w:p>
-    <w:p>
-      <w:r>
+      <w:pPr>
+        <w:pStyle w:val="Heading3"/>
+      </w:pPr>
+      <w:r>
+        <w:t>Predicted result</w:t>
+      </w:r>
+    </w:p>
+    <w:p>
+      <w:pPr>
+        <w:spacing w:line="336" w:lineRule="auto" w:after="180"/>
+        <w:shd w:fill="F1F6FC"/>
+      </w:pPr>
+      <w:r>
+        <w:rPr>
+          <w:b/>
+        </w:rPr>
+        <w:t>Prediction</w:t>
+      </w:r>
+      <w:r>
+        <w:rPr>
+          <w:b w:val="0"/>
+        </w:rPr>
+        <w:t>: That run still fails.</w:t>
+      </w:r>
+    </w:p>
+    <w:p>
+      <w:pPr>
+        <w:pStyle w:val="Heading3"/>
+      </w:pPr>
+      <w:r>
+        <w:t>Why the result follows</w:t>
+      </w:r>
+    </w:p>
+    <w:p>
+      <w:pPr>
+        <w:spacing w:line="336" w:lineRule="auto" w:after="180"/>
+        <w:shd w:fill="F1F6FC"/>
+      </w:pPr>
+      <w:r>
+        <w:rPr>
+          <w:b w:val="0"/>
+        </w:rPr>
         <w:t>Reason: P2 can hold 6, so none is also wrong under the first-fit rule.</w:t>
       </w:r>
     </w:p>
@@ -1378,8 +2888,57 @@
       </w:r>
     </w:p>
     <w:p>
-      <w:r>
-        <w:t>Cover the result. Ask learners to name the inputs and predict the next step. Uncover one step, connect the icon to the actual procedure, and explain its evidence. Then change the supplied condition and compare. The picture is a representation; it does not document execution of a real AI model.</w:t>
+      <w:pPr>
+        <w:pStyle w:val="Heading3"/>
+      </w:pPr>
+      <w:r>
+        <w:t>Ask while showing the picture · 8</w:t>
+      </w:r>
+    </w:p>
+    <w:p>
+      <w:pPr>
+        <w:spacing w:line="336" w:lineRule="auto" w:after="180"/>
+      </w:pPr>
+      <w:r>
+        <w:rPr>
+          <w:b w:val="0"/>
+        </w:rPr>
+        <w:t xml:space="preserve">Cover the result. Ask learners to name the </w:t>
+      </w:r>
+      <w:r>
+        <w:rPr>
+          <w:b/>
+        </w:rPr>
+        <w:t>input</w:t>
+      </w:r>
+      <w:r>
+        <w:rPr>
+          <w:b w:val="0"/>
+        </w:rPr>
+        <w:t xml:space="preserve">s and predict the next step. Uncover one step, connect the icon to the actual procedure, and explain its </w:t>
+      </w:r>
+      <w:r>
+        <w:rPr>
+          <w:b/>
+        </w:rPr>
+        <w:t>evidence</w:t>
+      </w:r>
+      <w:r>
+        <w:rPr>
+          <w:b w:val="0"/>
+        </w:rPr>
+        <w:t>. Then change the supplied condition and compare.</w:t>
+      </w:r>
+    </w:p>
+    <w:p>
+      <w:pPr>
+        <w:spacing w:line="336" w:lineRule="auto" w:after="180"/>
+      </w:pPr>
+      <w:r>
+        <w:rPr>
+          <w:b w:val="0"/>
+        </w:rPr>
+        <w:t>The picture is a representation; it does not document execution of a real AI model.</w:t>
       </w:r>
     </w:p>
     <w:p>
@@ -1391,11 +2950,16 @@
       </w:r>
     </w:p>
     <w:p>
+      <w:r>
+        <w:t>Demonstrate Test Normal Cases, reduce support deliberately and check individual reasoning before discussing answers.</w:t>
+      </w:r>
+    </w:p>
+    <w:p>
       <w:pPr>
         <w:pStyle w:val="Heading3"/>
       </w:pPr>
       <w:r>
-        <w:t>Demonstrate and guide practice</w:t>
+        <w:t>Board sequence</w:t>
       </w:r>
     </w:p>
     <w:p>
@@ -1403,26 +2967,90 @@
         <w:pStyle w:val="Heading3"/>
       </w:pPr>
       <w:r>
-        <w:t>Board sequence</w:t>
-      </w:r>
-    </w:p>
-    <w:p>
-      <w:r>
+        <w:t>1. Put the facts on the board</w:t>
+      </w:r>
+    </w:p>
+    <w:p>
+      <w:pPr>
+        <w:spacing w:line="336" w:lineRule="auto" w:after="180"/>
+        <w:shd w:fill="F4F9FC"/>
+      </w:pPr>
+      <w:r>
+        <w:rPr>
+          <w:b w:val="0"/>
+        </w:rPr>
         <w:t>Write the given facts: Four routine cases are chosen before testing. Three are correct.</w:t>
       </w:r>
     </w:p>
     <w:p>
-      <w:r>
+      <w:pPr>
+        <w:pStyle w:val="Heading3"/>
+      </w:pPr>
+      <w:r>
+        <w:t>2. State the decision to explain</w:t>
+      </w:r>
+    </w:p>
+    <w:p>
+      <w:pPr>
+        <w:spacing w:line="336" w:lineRule="auto" w:after="180"/>
+        <w:shd w:fill="F5F1FB"/>
+      </w:pPr>
+      <w:r>
+        <w:rPr>
+          <w:b w:val="0"/>
+        </w:rPr>
         <w:t>Write the question to explain: What can be reported?</w:t>
       </w:r>
     </w:p>
     <w:p>
-      <w:r>
-        <w:t>Reveal after predictions: 3/4 on those cases. Preserve the failure and trace its cause. This does not guarantee unfamiliar-case performance.</w:t>
-      </w:r>
-    </w:p>
-    <w:p>
-      <w:r>
+      <w:pPr>
+        <w:pStyle w:val="Heading3"/>
+      </w:pPr>
+      <w:r>
+        <w:t>3. Reveal the worked reasoning</w:t>
+      </w:r>
+    </w:p>
+    <w:p>
+      <w:pPr>
+        <w:spacing w:line="336" w:lineRule="auto" w:after="180"/>
+        <w:shd w:fill="F1F6FC"/>
+      </w:pPr>
+      <w:r>
+        <w:rPr>
+          <w:b w:val="0"/>
+        </w:rPr>
+        <w:t xml:space="preserve">Reveal after </w:t>
+      </w:r>
+      <w:r>
+        <w:rPr>
+          <w:b/>
+        </w:rPr>
+        <w:t>prediction</w:t>
+      </w:r>
+      <w:r>
+        <w:rPr>
+          <w:b w:val="0"/>
+        </w:rPr>
+        <w:t>s: 3/4 on those cases. Preserve the failure and trace its cause. This does not guarantee unfamiliar-case performance.</w:t>
+      </w:r>
+    </w:p>
+    <w:p>
+      <w:pPr>
+        <w:pStyle w:val="Heading3"/>
+      </w:pPr>
+      <w:r>
+        <w:t>Hold back the independent task</w:t>
+      </w:r>
+    </w:p>
+    <w:p>
+      <w:pPr>
+        <w:spacing w:line="336" w:lineRule="auto" w:after="180"/>
+        <w:shd w:fill="FFF5E6"/>
+      </w:pPr>
+      <w:r>
+        <w:rPr>
+          <w:b w:val="0"/>
+        </w:rPr>
         <w:t>Keep for an independent attempt: Test a sorter on two clear pencil cards and two clear book cards. It gets one book wrong. Report the result and keep the failed case.</w:t>
       </w:r>
     </w:p>
@@ -1435,23 +3063,77 @@
       </w:r>
     </w:p>
     <w:p>
-      <w:r>
+      <w:pPr>
+        <w:pStyle w:val="Heading3"/>
+      </w:pPr>
+      <w:r>
+        <w:t>Ask the class</w:t>
+      </w:r>
+    </w:p>
+    <w:p>
+      <w:pPr>
+        <w:spacing w:line="336" w:lineRule="auto" w:after="180"/>
+        <w:shd w:fill="F5F1FB"/>
+      </w:pPr>
+      <w:r>
+        <w:rPr>
+          <w:b w:val="0"/>
+        </w:rPr>
         <w:t>Ask: Which facts are given, and which would we have to assume? Learners mark relevant details before discussing answers.</w:t>
       </w:r>
     </w:p>
     <w:p>
-      <w:r>
+      <w:pPr>
+        <w:pStyle w:val="Heading3"/>
+      </w:pPr>
+      <w:r>
+        <w:t>Language to model</w:t>
+      </w:r>
+    </w:p>
+    <w:p>
+      <w:pPr>
+        <w:spacing w:line="336" w:lineRule="auto" w:after="180"/>
+        <w:shd w:fill="F1F6F8"/>
+      </w:pPr>
+      <w:r>
+        <w:rPr>
+          <w:b w:val="0"/>
+        </w:rPr>
         <w:t>Say: Predict first. Show the rule, information path or calculation that would produce the result. A correct guess is not yet an explanation.</w:t>
       </w:r>
     </w:p>
     <w:p>
-      <w:r>
+      <w:pPr>
+        <w:spacing w:line="336" w:lineRule="auto" w:after="180"/>
+      </w:pPr>
+      <w:r>
+        <w:rPr>
+          <w:b w:val="0"/>
+        </w:rPr>
         <w:t>Reveal reasoning one step at a time. Explain why a tempting alternative fails. Write units and denominators for arithmetic, trace conditions for decisions, and identify supporting sources for claims.</w:t>
       </w:r>
     </w:p>
     <w:p>
-      <w:r>
-        <w:t>In pairs, one learner solves while the other checks evidence; exchange roles. Remove the worked answer before independent assessment.</w:t>
+      <w:pPr>
+        <w:spacing w:line="336" w:lineRule="auto" w:after="180"/>
+      </w:pPr>
+      <w:r>
+        <w:rPr>
+          <w:b w:val="0"/>
+        </w:rPr>
+        <w:t xml:space="preserve">In pairs, one learner solves while the other checks </w:t>
+      </w:r>
+      <w:r>
+        <w:rPr>
+          <w:b/>
+        </w:rPr>
+        <w:t>evidence</w:t>
+      </w:r>
+      <w:r>
+        <w:rPr>
+          <w:b w:val="0"/>
+        </w:rPr>
+        <w:t>; exchange roles. Remove the worked answer before independent assessment.</w:t>
       </w:r>
     </w:p>
     <w:p>
@@ -1463,8 +3145,83 @@
       </w:r>
     </w:p>
     <w:p>
-      <w:r>
-        <w:t>Q has 3 of 4 full passes and the fictional baseline 4 of 4. R4 selects B2 despite the quiet requirement. Dropping R4 answers how Q did on a selected three-case subset and conceals the failure in the original set. Gaps include missing or invalid fields, equality at thresholds, accepted range endpoints and successful later-row selection under a varied catalogue. Exit: this named version passed these four routine cases under the recorded conditions; all-input correctness and a speed advantage are not established. Two distinct useful checks could be invalid-input handling and equal-time boundaries. Measuring speed would require a separate fair timing comparison.</w:t>
+      <w:pPr>
+        <w:spacing w:line="336" w:lineRule="auto" w:after="180"/>
+      </w:pPr>
+      <w:r>
+        <w:rPr>
+          <w:b w:val="0"/>
+        </w:rPr>
+        <w:t xml:space="preserve">Q has 3 of 4 full passes and the fictional </w:t>
+      </w:r>
+      <w:r>
+        <w:rPr>
+          <w:b/>
+        </w:rPr>
+        <w:t>baseline</w:t>
+      </w:r>
+      <w:r>
+        <w:rPr>
+          <w:b w:val="0"/>
+        </w:rPr>
+        <w:t xml:space="preserve"> 4 of 4. R4 selects B2 despite the quiet requirement. Dropping R4 answers how Q did on a selected three-case subset and conceals the failure in the original set.</w:t>
+      </w:r>
+    </w:p>
+    <w:p>
+      <w:pPr>
+        <w:spacing w:line="336" w:lineRule="auto" w:after="180"/>
+      </w:pPr>
+      <w:r>
+        <w:rPr>
+          <w:b w:val="0"/>
+        </w:rPr>
+        <w:t>Gaps include missing or invalid fields, equality at thresholds, accepted range endpoints and successful later-row selection under a varied catalogue.</w:t>
+      </w:r>
+    </w:p>
+    <w:p>
+      <w:pPr>
+        <w:spacing w:line="336" w:lineRule="auto" w:after="180"/>
+      </w:pPr>
+      <w:r>
+        <w:rPr>
+          <w:b w:val="0"/>
+        </w:rPr>
+        <w:t>Exit: this named version passed these four routine cases under the recorded conditions; all-</w:t>
+      </w:r>
+      <w:r>
+        <w:rPr>
+          <w:b/>
+        </w:rPr>
+        <w:t>input</w:t>
+      </w:r>
+      <w:r>
+        <w:rPr>
+          <w:b w:val="0"/>
+        </w:rPr>
+        <w:t xml:space="preserve"> correctness and a speed advantage are not established.</w:t>
+      </w:r>
+    </w:p>
+    <w:p>
+      <w:pPr>
+        <w:spacing w:line="336" w:lineRule="auto" w:after="180"/>
+      </w:pPr>
+      <w:r>
+        <w:rPr>
+          <w:b w:val="0"/>
+        </w:rPr>
+        <w:t>Two distinct useful checks could be invalid-</w:t>
+      </w:r>
+      <w:r>
+        <w:rPr>
+          <w:b/>
+        </w:rPr>
+        <w:t>input</w:t>
+      </w:r>
+      <w:r>
+        <w:rPr>
+          <w:b w:val="0"/>
+        </w:rPr>
+        <w:t xml:space="preserve"> handling and equal-time boundaries. Measuring speed would require a separate fair timing comparison.</w:t>
       </w:r>
     </w:p>
     <w:p>
@@ -1696,41 +3453,233 @@
       </w:r>
     </w:p>
     <w:p>
-      <w:r>
-        <w:t>Completion task: Operate your saved P1 cards and the manual baseline on all four R cases. Record actual results and traces on your sheet. Summarise full passes over all attempted cases for each method, name any failures and explain why a tie would not prove the prototype improves correctness. Do not invent an observed run.</w:t>
-      </w:r>
-    </w:p>
-    <w:p>
-      <w:r>
-        <w:t>Teacher check: A correctly executed P1 and baseline both produce B1, B2, no match, no match with correct reasons, giving 4 of 4 each. Accept an honest record of different observed results when the pupil identifies and investigates the disagreements. Both methods must use the same requests, catalogue and pass criterion. A tie establishes no correctness advantage on this set; an unperformed run must remain unperformed.</w:t>
-      </w:r>
-    </w:p>
-    <w:p>
-      <w:r>
-        <w:t>Start by identifying the given inputs together. Leave the intermediate steps blank. If needed, model one step, then withdraw that help on the next step. Move to a full trace only when the partial trace is understood. For partners, alternate explainer and checker; collect a response from every learner before discussion.</w:t>
-      </w:r>
-    </w:p>
-    <w:p>
       <w:pPr>
         <w:pStyle w:val="Heading3"/>
       </w:pPr>
       <w:r>
+        <w:t>Completion practice</w:t>
+      </w:r>
+    </w:p>
+    <w:p>
+      <w:pPr>
+        <w:spacing w:line="336" w:lineRule="auto" w:after="180"/>
+        <w:shd w:fill="F5F1FB"/>
+      </w:pPr>
+      <w:r>
+        <w:rPr>
+          <w:b w:val="0"/>
+        </w:rPr>
+        <w:t xml:space="preserve">Completion task: Operate your saved P1 cards and the manual </w:t>
+      </w:r>
+      <w:r>
+        <w:rPr>
+          <w:b/>
+        </w:rPr>
+        <w:t>baseline</w:t>
+      </w:r>
+      <w:r>
+        <w:rPr>
+          <w:b w:val="0"/>
+        </w:rPr>
+        <w:t xml:space="preserve"> on all four R cases. Record </w:t>
+      </w:r>
+      <w:r>
+        <w:rPr>
+          <w:b/>
+        </w:rPr>
+        <w:t>actual result</w:t>
+      </w:r>
+      <w:r>
+        <w:rPr>
+          <w:b w:val="0"/>
+        </w:rPr>
+        <w:t>s and traces on your sheet.</w:t>
+      </w:r>
+    </w:p>
+    <w:p>
+      <w:pPr>
+        <w:spacing w:line="336" w:lineRule="auto" w:after="180"/>
+        <w:shd w:fill="F5F1FB"/>
+      </w:pPr>
+      <w:r>
+        <w:rPr>
+          <w:b w:val="0"/>
+        </w:rPr>
+        <w:t>Summarise full passes over all attempted cases for each method, name any failures and explain why a tie would not prove the prototype improves correctness. Do not invent an observed run.</w:t>
+      </w:r>
+    </w:p>
+    <w:p>
+      <w:pPr>
+        <w:pStyle w:val="Heading3"/>
+      </w:pPr>
+      <w:r>
+        <w:t>Reasoning to listen for</w:t>
+      </w:r>
+    </w:p>
+    <w:p>
+      <w:pPr>
+        <w:spacing w:line="336" w:lineRule="auto" w:after="180"/>
+        <w:shd w:fill="F1F6FC"/>
+      </w:pPr>
+      <w:r>
+        <w:rPr>
+          <w:b w:val="0"/>
+        </w:rPr>
+        <w:t xml:space="preserve">Teacher check: A correctly executed P1 and </w:t>
+      </w:r>
+      <w:r>
+        <w:rPr>
+          <w:b/>
+        </w:rPr>
+        <w:t>baseline</w:t>
+      </w:r>
+      <w:r>
+        <w:rPr>
+          <w:b w:val="0"/>
+        </w:rPr>
+        <w:t xml:space="preserve"> both produce B1, B2, no match, no match with correct reasons, giving 4 of 4 each.</w:t>
+      </w:r>
+    </w:p>
+    <w:p>
+      <w:pPr>
+        <w:spacing w:line="336" w:lineRule="auto" w:after="180"/>
+        <w:shd w:fill="F1F6FC"/>
+      </w:pPr>
+      <w:r>
+        <w:rPr>
+          <w:b w:val="0"/>
+        </w:rPr>
+        <w:t xml:space="preserve">Accept an honest record of different observed results when the pupil identifies and investigates the disagreements. Both methods must use the same requests, catalogue and </w:t>
+      </w:r>
+      <w:r>
+        <w:rPr>
+          <w:b/>
+        </w:rPr>
+        <w:t>pass criterion</w:t>
+      </w:r>
+      <w:r>
+        <w:rPr>
+          <w:b w:val="0"/>
+        </w:rPr>
+        <w:t>.</w:t>
+      </w:r>
+    </w:p>
+    <w:p>
+      <w:pPr>
+        <w:spacing w:line="336" w:lineRule="auto" w:after="180"/>
+        <w:shd w:fill="F1F6FC"/>
+      </w:pPr>
+      <w:r>
+        <w:rPr>
+          <w:b w:val="0"/>
+        </w:rPr>
+        <w:t>A tie establishes no correctness advantage on this set; an unperformed run must remain unperformed.</w:t>
+      </w:r>
+    </w:p>
+    <w:p>
+      <w:pPr>
+        <w:spacing w:line="336" w:lineRule="auto" w:after="180"/>
+      </w:pPr>
+      <w:r>
+        <w:rPr>
+          <w:b w:val="0"/>
+        </w:rPr>
+        <w:t xml:space="preserve">Start by identifying the given </w:t>
+      </w:r>
+      <w:r>
+        <w:rPr>
+          <w:b/>
+        </w:rPr>
+        <w:t>input</w:t>
+      </w:r>
+      <w:r>
+        <w:rPr>
+          <w:b w:val="0"/>
+        </w:rPr>
+        <w:t>s together. Leave the intermediate steps blank. If needed, model one step, then withdraw that help on the next step. Move to a full trace only when the partial trace is understood.</w:t>
+      </w:r>
+    </w:p>
+    <w:p>
+      <w:pPr>
+        <w:spacing w:line="336" w:lineRule="auto" w:after="180"/>
+      </w:pPr>
+      <w:r>
+        <w:rPr>
+          <w:b w:val="0"/>
+        </w:rPr>
+        <w:t>For partners, alternate explainer and checker; collect a response from every learner before discussion.</w:t>
+      </w:r>
+    </w:p>
+    <w:p>
+      <w:pPr>
+        <w:pStyle w:val="Heading3"/>
+      </w:pPr>
+      <w:r>
         <w:t>Individual reasoning check</w:t>
       </w:r>
     </w:p>
     <w:p>
-      <w:r>
-        <w:t>Use the worked case for Testing routine cases. Proposed explanation: “A correct label is always a full pass”. Decide whether this explanation is supported. Point to the step or supplied fact that decides; explain your repair if needed.</w:t>
-      </w:r>
-    </w:p>
-    <w:p>
-      <w:r>
+      <w:pPr>
+        <w:spacing w:line="336" w:lineRule="auto" w:after="180"/>
+      </w:pPr>
+      <w:r>
+        <w:rPr>
+          <w:b w:val="0"/>
+        </w:rPr>
+        <w:t>Use the worked case for Testing routine cases. Proposed explanation: “A correct label is always a full pass”. Decide whether this explanation is supported.</w:t>
+      </w:r>
+    </w:p>
+    <w:p>
+      <w:pPr>
+        <w:spacing w:line="336" w:lineRule="auto" w:after="180"/>
+      </w:pPr>
+      <w:r>
+        <w:rPr>
+          <w:b w:val="0"/>
+        </w:rPr>
+        <w:t>Point to the step or supplied fact that decides; explain your repair if needed.</w:t>
+      </w:r>
+    </w:p>
+    <w:p>
+      <w:pPr>
+        <w:pStyle w:val="Heading3"/>
+      </w:pPr>
+      <w:r>
+        <w:t>Expected repair</w:t>
+      </w:r>
+    </w:p>
+    <w:p>
+      <w:pPr>
+        <w:spacing w:line="336" w:lineRule="auto" w:after="180"/>
+        <w:shd w:fill="F1F6FC"/>
+      </w:pPr>
+      <w:r>
+        <w:rPr>
+          <w:b w:val="0"/>
+        </w:rPr>
         <w:t>Expected correction: The agreed criterion also requires a correct explanation.</w:t>
       </w:r>
     </w:p>
     <w:p>
-      <w:r>
-        <w:t>Collect explanations, not only yes/no votes. If a misunderstanding is common, re-model the relevant step for the class. If it affects a few learners, give a short targeted group explanation while others solve a more demanding variation.</w:t>
+      <w:pPr>
+        <w:spacing w:line="336" w:lineRule="auto" w:after="180"/>
+      </w:pPr>
+      <w:r>
+        <w:rPr>
+          <w:b w:val="0"/>
+        </w:rPr>
+        <w:t>Collect explanations, not only yes/no votes. If a misunderstanding is common, re-model the relevant step for the class.</w:t>
+      </w:r>
+    </w:p>
+    <w:p>
+      <w:pPr>
+        <w:spacing w:line="336" w:lineRule="auto" w:after="180"/>
+      </w:pPr>
+      <w:r>
+        <w:rPr>
+          <w:b w:val="0"/>
+        </w:rPr>
+        <w:t>If it affects a few learners, give a short targeted group explanation while others solve a more demanding variation.</w:t>
       </w:r>
     </w:p>
     <w:p>
@@ -1742,7 +3691,13 @@
       </w:r>
     </w:p>
     <w:p>
-      <w:r>
+      <w:pPr>
+        <w:spacing w:line="336" w:lineRule="auto" w:after="180"/>
+      </w:pPr>
+      <w:r>
+        <w:rPr>
+          <w:b w:val="0"/>
+        </w:rPr>
         <w:t>Why is none correct for 8 but incorrect for 6? Use both capacity cards.</w:t>
       </w:r>
     </w:p>
@@ -1755,18 +3710,60 @@
       </w:r>
     </w:p>
     <w:p>
-      <w:r>
+      <w:pPr>
+        <w:spacing w:line="336" w:lineRule="auto" w:after="180"/>
+      </w:pPr>
+      <w:r>
+        <w:rPr>
+          <w:b w:val="0"/>
+        </w:rPr>
         <w:t>Neither capacity 3 nor 7 reaches 8. Capacity 7 does reach 6, so P2 is required for 6.</w:t>
       </w:r>
     </w:p>
     <w:p>
-      <w:r>
+      <w:pPr>
+        <w:spacing w:line="336" w:lineRule="auto" w:after="180"/>
+      </w:pPr>
+      <w:r>
+        <w:rPr>
+          <w:b w:val="0"/>
+        </w:rPr>
         <w:t>Changed-case reasoning: That run still fails. P2 can hold 6, so none is also wrong under the first-fit rule.</w:t>
       </w:r>
     </w:p>
     <w:p>
-      <w:r>
-        <w:t>Collect each learner’s explanation before discussion. Use the first missing connection between input, deciding step and result to choose support. This question is worked-case practice, not fresh mastery evidence.</w:t>
+      <w:pPr>
+        <w:spacing w:line="336" w:lineRule="auto" w:after="180"/>
+      </w:pPr>
+      <w:r>
+        <w:rPr>
+          <w:b w:val="0"/>
+        </w:rPr>
+        <w:t xml:space="preserve">Collect each learner’s explanation before discussion. Use the first missing connection between </w:t>
+      </w:r>
+      <w:r>
+        <w:rPr>
+          <w:b/>
+        </w:rPr>
+        <w:t>input</w:t>
+      </w:r>
+      <w:r>
+        <w:rPr>
+          <w:b w:val="0"/>
+        </w:rPr>
+        <w:t xml:space="preserve">, deciding step and result to choose support. This question is worked-case practice, not fresh mastery </w:t>
+      </w:r>
+      <w:r>
+        <w:rPr>
+          <w:b/>
+        </w:rPr>
+        <w:t>evidence</w:t>
+      </w:r>
+      <w:r>
+        <w:rPr>
+          <w:b w:val="0"/>
+        </w:rPr>
+        <w:t>.</w:t>
       </w:r>
     </w:p>
     <w:p>
@@ -1778,45 +3775,174 @@
       </w:r>
     </w:p>
     <w:p>
+      <w:r>
+        <w:t>Run the Test Normal Cases investigation and use the first unsupported step to choose a teaching response.</w:t>
+      </w:r>
+    </w:p>
+    <w:p>
+      <w:pPr>
+        <w:spacing w:line="336" w:lineRule="auto" w:after="180"/>
+      </w:pPr>
+      <w:r>
+        <w:rPr>
+          <w:b w:val="0"/>
+        </w:rPr>
+        <w:t xml:space="preserve">Predict first, test honestly, and explain what the </w:t>
+      </w:r>
+      <w:r>
+        <w:rPr>
+          <w:b/>
+        </w:rPr>
+        <w:t>evidence</w:t>
+      </w:r>
+      <w:r>
+        <w:rPr>
+          <w:b w:val="0"/>
+        </w:rPr>
+        <w:t xml:space="preserve"> means.</w:t>
+      </w:r>
+    </w:p>
+    <w:p>
       <w:pPr>
         <w:pStyle w:val="Heading3"/>
       </w:pPr>
       <w:r>
-        <w:t>Run the weekly evidence lab</w:t>
-      </w:r>
-    </w:p>
-    <w:p>
-      <w:r>
-        <w:t>Predict first, test honestly, and explain what the evidence means.</w:t>
-      </w:r>
-    </w:p>
-    <w:p>
-      <w:r>
-        <w:t>State your prediction before the result is known.</w:t>
-      </w:r>
-    </w:p>
-    <w:p>
-      <w:r>
+        <w:t>1. Predict</w:t>
+      </w:r>
+    </w:p>
+    <w:p>
+      <w:pPr>
+        <w:spacing w:line="336" w:lineRule="auto" w:after="180"/>
+        <w:shd w:fill="F4F9FC"/>
+      </w:pPr>
+      <w:r>
+        <w:rPr>
+          <w:b w:val="0"/>
+        </w:rPr>
+        <w:t xml:space="preserve">State your </w:t>
+      </w:r>
+      <w:r>
+        <w:rPr>
+          <w:b/>
+        </w:rPr>
+        <w:t>prediction</w:t>
+      </w:r>
+      <w:r>
+        <w:rPr>
+          <w:b w:val="0"/>
+        </w:rPr>
+        <w:t xml:space="preserve"> before the result is known.</w:t>
+      </w:r>
+    </w:p>
+    <w:p>
+      <w:pPr>
+        <w:pStyle w:val="Heading3"/>
+      </w:pPr>
+      <w:r>
+        <w:t>2. Investigate</w:t>
+      </w:r>
+    </w:p>
+    <w:p>
+      <w:pPr>
+        <w:spacing w:line="336" w:lineRule="auto" w:after="180"/>
+        <w:shd w:fill="F4F9FC"/>
+      </w:pPr>
+      <w:r>
+        <w:rPr>
+          <w:b w:val="0"/>
+        </w:rPr>
         <w:t>Complete the task: Run five planned tests and log expected versus actual.</w:t>
       </w:r>
     </w:p>
     <w:p>
-      <w:r>
+      <w:pPr>
+        <w:pStyle w:val="Heading3"/>
+      </w:pPr>
+      <w:r>
+        <w:t>3. Compare cases</w:t>
+      </w:r>
+    </w:p>
+    <w:p>
+      <w:pPr>
+        <w:spacing w:line="336" w:lineRule="auto" w:after="180"/>
+        <w:shd w:fill="F4F9FC"/>
+      </w:pPr>
+      <w:r>
+        <w:rPr>
+          <w:b w:val="0"/>
+        </w:rPr>
         <w:t>Keep a normal case and an edge case clearly separated.</w:t>
       </w:r>
     </w:p>
     <w:p>
-      <w:r>
-        <w:t>Record what happened—even when it does not match your prediction.</w:t>
-      </w:r>
-    </w:p>
-    <w:p>
-      <w:r>
+      <w:pPr>
+        <w:pStyle w:val="Heading3"/>
+      </w:pPr>
+      <w:r>
+        <w:t>4. Record honestly</w:t>
+      </w:r>
+    </w:p>
+    <w:p>
+      <w:pPr>
+        <w:spacing w:line="336" w:lineRule="auto" w:after="180"/>
+        <w:shd w:fill="F4F9FC"/>
+      </w:pPr>
+      <w:r>
+        <w:rPr>
+          <w:b w:val="0"/>
+        </w:rPr>
+        <w:t xml:space="preserve">Record what happened—even when it does not match your </w:t>
+      </w:r>
+      <w:r>
+        <w:rPr>
+          <w:b/>
+        </w:rPr>
+        <w:t>prediction</w:t>
+      </w:r>
+      <w:r>
+        <w:rPr>
+          <w:b w:val="0"/>
+        </w:rPr>
+        <w:t>.</w:t>
+      </w:r>
+    </w:p>
+    <w:p>
+      <w:pPr>
+        <w:pStyle w:val="Heading3"/>
+      </w:pPr>
+      <w:r>
+        <w:t>5. Explain and plan the next test</w:t>
+      </w:r>
+    </w:p>
+    <w:p>
+      <w:pPr>
+        <w:spacing w:line="336" w:lineRule="auto" w:after="180"/>
+        <w:shd w:fill="F4F9FC"/>
+      </w:pPr>
+      <w:r>
+        <w:rPr>
+          <w:b w:val="0"/>
+        </w:rPr>
         <w:t>Explain the result, one limitation, and the next useful test.</w:t>
       </w:r>
     </w:p>
     <w:p>
-      <w:r>
+      <w:pPr>
+        <w:pStyle w:val="Heading3"/>
+      </w:pPr>
+      <w:r>
+        <w:t>Use a fresh case after support</w:t>
+      </w:r>
+    </w:p>
+    <w:p>
+      <w:pPr>
+        <w:spacing w:line="336" w:lineRule="auto" w:after="180"/>
+        <w:shd w:fill="FFF5E6"/>
+      </w:pPr>
+      <w:r>
+        <w:rPr>
+          <w:b w:val="0"/>
+        </w:rPr>
         <w:t>INDEPENDENCE After support is removed, repeat the proof with a fresh case.</w:t>
       </w:r>
     </w:p>
@@ -1829,8 +3955,37 @@
       </w:r>
     </w:p>
     <w:p>
-      <w:r>
-        <w:t>Use the concrete case as the shared normal case and the independent question as a second case. Each pair creates a boundary or missing-information case and predicts its result before testing. Keep the expected result separate from an observed mistake.</w:t>
+      <w:pPr>
+        <w:spacing w:line="336" w:lineRule="auto" w:after="180"/>
+      </w:pPr>
+      <w:r>
+        <w:rPr>
+          <w:b w:val="0"/>
+        </w:rPr>
+        <w:t>Use the concrete case as the shared normal case and the independent question as a second case. Each pair creates a boundary or missing-information case and predicts its result before testing.</w:t>
+      </w:r>
+    </w:p>
+    <w:p>
+      <w:pPr>
+        <w:spacing w:line="336" w:lineRule="auto" w:after="180"/>
+      </w:pPr>
+      <w:r>
+        <w:rPr>
+          <w:b w:val="0"/>
+        </w:rPr>
+        <w:t xml:space="preserve">Keep the </w:t>
+      </w:r>
+      <w:r>
+        <w:rPr>
+          <w:b/>
+        </w:rPr>
+        <w:t>expected result</w:t>
+      </w:r>
+      <w:r>
+        <w:rPr>
+          <w:b w:val="0"/>
+        </w:rPr>
+        <w:t xml:space="preserve"> separate from an observed mistake.</w:t>
       </w:r>
     </w:p>
     <w:tbl>
@@ -1988,13 +4143,45 @@
       </w:r>
     </w:p>
     <w:p>
-      <w:r>
+      <w:pPr>
+        <w:pStyle w:val="Heading3"/>
+      </w:pPr>
+      <w:r>
+        <w:t>Find the unsupported claim</w:t>
+      </w:r>
+    </w:p>
+    <w:p>
+      <w:pPr>
+        <w:spacing w:line="336" w:lineRule="auto" w:after="180"/>
+        <w:shd w:fill="F5F1FB"/>
+      </w:pPr>
+      <w:r>
+        <w:rPr>
+          <w:b w:val="0"/>
+        </w:rPr>
         <w:t>CLAIM TO REPAIR A failed test should be removed from the score.</w:t>
       </w:r>
     </w:p>
     <w:p>
-      <w:r>
-        <w:t>For guessing, return to given facts and request a trace. For vocabulary without application, use one example and one non-example. For arithmetic errors, check the setup before the calculation. Finish with a different uncoached case before recording mastery.</w:t>
+      <w:pPr>
+        <w:spacing w:line="336" w:lineRule="auto" w:after="180"/>
+      </w:pPr>
+      <w:r>
+        <w:rPr>
+          <w:b w:val="0"/>
+        </w:rPr>
+        <w:t>For guessing, return to given facts and request a trace. For vocabulary without application, use one example and one non-example. For arithmetic errors, check the setup before the calculation.</w:t>
+      </w:r>
+    </w:p>
+    <w:p>
+      <w:pPr>
+        <w:spacing w:line="336" w:lineRule="auto" w:after="180"/>
+      </w:pPr>
+      <w:r>
+        <w:rPr>
+          <w:b w:val="0"/>
+        </w:rPr>
+        <w:t>Finish with a different uncoached case before recording mastery.</w:t>
       </w:r>
     </w:p>
     <w:p>
@@ -2006,23 +4193,107 @@
       </w:r>
     </w:p>
     <w:p>
-      <w:r>
+      <w:pPr>
+        <w:spacing w:line="336" w:lineRule="auto" w:after="180"/>
+      </w:pPr>
+      <w:r>
+        <w:rPr>
+          <w:b w:val="0"/>
+        </w:rPr>
         <w:t>A correct label is always a full pass: The agreed criterion also requires a correct explanation.</w:t>
       </w:r>
     </w:p>
     <w:p>
-      <w:r>
-        <w:t>Remove a failed run because something went wrong: Keep and investigate it; missing required output cannot count as success.</w:t>
-      </w:r>
-    </w:p>
-    <w:p>
-      <w:r>
-        <w:t>Four passes prove all inputs work: The conclusion is limited by the selected cases and conditions.</w:t>
-      </w:r>
-    </w:p>
-    <w:p>
-      <w:r>
-        <w:t>The prototype must beat the manual baseline: A correct simple baseline can tie or outperform a prototype; report the evidence.</w:t>
+      <w:pPr>
+        <w:spacing w:line="336" w:lineRule="auto" w:after="180"/>
+      </w:pPr>
+      <w:r>
+        <w:rPr>
+          <w:b w:val="0"/>
+        </w:rPr>
+        <w:t xml:space="preserve">Remove a failed run because something went wrong: Keep and investigate it; missing required </w:t>
+      </w:r>
+      <w:r>
+        <w:rPr>
+          <w:b/>
+        </w:rPr>
+        <w:t>output</w:t>
+      </w:r>
+      <w:r>
+        <w:rPr>
+          <w:b w:val="0"/>
+        </w:rPr>
+        <w:t xml:space="preserve"> cannot count as success.</w:t>
+      </w:r>
+    </w:p>
+    <w:p>
+      <w:pPr>
+        <w:spacing w:line="336" w:lineRule="auto" w:after="180"/>
+      </w:pPr>
+      <w:r>
+        <w:rPr>
+          <w:b w:val="0"/>
+        </w:rPr>
+        <w:t xml:space="preserve">Four passes prove all </w:t>
+      </w:r>
+      <w:r>
+        <w:rPr>
+          <w:b/>
+        </w:rPr>
+        <w:t>input</w:t>
+      </w:r>
+      <w:r>
+        <w:rPr>
+          <w:b w:val="0"/>
+        </w:rPr>
+        <w:t>s work: The conclusion is limited by the selected cases and conditions.</w:t>
+      </w:r>
+    </w:p>
+    <w:p>
+      <w:pPr>
+        <w:spacing w:line="336" w:lineRule="auto" w:after="180"/>
+      </w:pPr>
+      <w:r>
+        <w:rPr>
+          <w:b w:val="0"/>
+        </w:rPr>
+        <w:t xml:space="preserve">The prototype must beat the manual </w:t>
+      </w:r>
+      <w:r>
+        <w:rPr>
+          <w:b/>
+        </w:rPr>
+        <w:t>baseline</w:t>
+      </w:r>
+      <w:r>
+        <w:rPr>
+          <w:b w:val="0"/>
+        </w:rPr>
+        <w:t xml:space="preserve">: A correct simple </w:t>
+      </w:r>
+      <w:r>
+        <w:rPr>
+          <w:b/>
+        </w:rPr>
+        <w:t>baseline</w:t>
+      </w:r>
+      <w:r>
+        <w:rPr>
+          <w:b w:val="0"/>
+        </w:rPr>
+        <w:t xml:space="preserve"> can tie or outperform a prototype; report the </w:t>
+      </w:r>
+      <w:r>
+        <w:rPr>
+          <w:b/>
+        </w:rPr>
+        <w:t>evidence</w:t>
+      </w:r>
+      <w:r>
+        <w:rPr>
+          <w:b w:val="0"/>
+        </w:rPr>
+        <w:t>.</w:t>
       </w:r>
     </w:p>
     <w:p>
@@ -2180,8 +4451,25 @@
       </w:tr>
     </w:tbl>
     <w:p>
-      <w:r>
-        <w:t>Offer an oral explanation, drawing, enlarged visual or fewer examples when that removes a reading/writing barrier. Keep the same reasoning goal. Stretch secure learners by changing a boundary or assumption and asking them to defend the effect, not simply by assigning more of the same questions.</w:t>
+      <w:pPr>
+        <w:spacing w:line="336" w:lineRule="auto" w:after="180"/>
+      </w:pPr>
+      <w:r>
+        <w:rPr>
+          <w:b w:val="0"/>
+        </w:rPr>
+        <w:t>Offer an oral explanation, drawing, enlarged visual or fewer examples when that removes a reading/writing barrier. Keep the same reasoning goal.</w:t>
+      </w:r>
+    </w:p>
+    <w:p>
+      <w:pPr>
+        <w:spacing w:line="336" w:lineRule="auto" w:after="180"/>
+      </w:pPr>
+      <w:r>
+        <w:rPr>
+          <w:b w:val="0"/>
+        </w:rPr>
+        <w:t>Stretch secure learners by changing a boundary or assumption and asking them to defend the effect, not simply by assigning more of the same questions.</w:t>
       </w:r>
     </w:p>
     <w:p>
@@ -2193,11 +4481,16 @@
       </w:r>
     </w:p>
     <w:p>
+      <w:r>
+        <w:t>Use the Test Normal Cases questions, teacher keys and criteria after the relevant attempts. Previously discussed cases are practice; protect the separately selected independent task.</w:t>
+      </w:r>
+    </w:p>
+    <w:p>
       <w:pPr>
         <w:pStyle w:val="Heading3"/>
       </w:pPr>
       <w:r>
-        <w:t>Assess and explain the answers</w:t>
+        <w:t>Worked case answer</w:t>
       </w:r>
     </w:p>
     <w:p>
@@ -2205,11 +4498,18 @@
         <w:pStyle w:val="Heading3"/>
       </w:pPr>
       <w:r>
-        <w:t>Worked case answer</w:t>
-      </w:r>
-    </w:p>
-    <w:p>
-      <w:r>
+        <w:t>Teacher key · Worked case answer</w:t>
+      </w:r>
+    </w:p>
+    <w:p>
+      <w:pPr>
+        <w:spacing w:line="336" w:lineRule="auto" w:after="180"/>
+        <w:shd w:fill="F1F6FC"/>
+      </w:pPr>
+      <w:r>
+        <w:rPr>
+          <w:b w:val="0"/>
+        </w:rPr>
         <w:t>3/4 on those cases. Preserve the failure and trace its cause. This does not guarantee unfamiliar-case performance.</w:t>
       </w:r>
     </w:p>
@@ -2222,7 +4522,22 @@
       </w:r>
     </w:p>
     <w:p>
-      <w:r>
+      <w:pPr>
+        <w:pStyle w:val="Heading3"/>
+      </w:pPr>
+      <w:r>
+        <w:t>Independent question · withhold the key</w:t>
+      </w:r>
+    </w:p>
+    <w:p>
+      <w:pPr>
+        <w:spacing w:line="336" w:lineRule="auto" w:after="180"/>
+        <w:shd w:fill="F5F1FB"/>
+      </w:pPr>
+      <w:r>
+        <w:rPr>
+          <w:b w:val="0"/>
+        </w:rPr>
         <w:t>Test a sorter on two clear pencil cards and two clear book cards. It gets one book wrong. Report the result and keep the failed case.</w:t>
       </w:r>
     </w:p>
@@ -2235,8 +4550,59 @@
       </w:r>
     </w:p>
     <w:p>
-      <w:r>
-        <w:t>It succeeds on 3 of 4 cards. Keep the mistaken book input, expected shelf output and actual output. Report the failure rather than dropping it from the total.</w:t>
+      <w:pPr>
+        <w:pStyle w:val="Heading3"/>
+      </w:pPr>
+      <w:r>
+        <w:t>Teacher key · Expected independent answer</w:t>
+      </w:r>
+    </w:p>
+    <w:p>
+      <w:pPr>
+        <w:spacing w:line="336" w:lineRule="auto" w:after="180"/>
+        <w:shd w:fill="F1F6FC"/>
+      </w:pPr>
+      <w:r>
+        <w:rPr>
+          <w:b w:val="0"/>
+        </w:rPr>
+        <w:t xml:space="preserve">It succeeds on 3 of 4 cards. Keep the mistaken book </w:t>
+      </w:r>
+      <w:r>
+        <w:rPr>
+          <w:b/>
+        </w:rPr>
+        <w:t>input</w:t>
+      </w:r>
+      <w:r>
+        <w:rPr>
+          <w:b w:val="0"/>
+        </w:rPr>
+        <w:t xml:space="preserve">, expected shelf </w:t>
+      </w:r>
+      <w:r>
+        <w:rPr>
+          <w:b/>
+        </w:rPr>
+        <w:t>output</w:t>
+      </w:r>
+      <w:r>
+        <w:rPr>
+          <w:b w:val="0"/>
+        </w:rPr>
+        <w:t xml:space="preserve"> and actual </w:t>
+      </w:r>
+      <w:r>
+        <w:rPr>
+          <w:b/>
+        </w:rPr>
+        <w:t>output</w:t>
+      </w:r>
+      <w:r>
+        <w:rPr>
+          <w:b w:val="0"/>
+        </w:rPr>
+        <w:t>. Report the failure rather than dropping it from the total.</w:t>
       </w:r>
     </w:p>
     <w:p>
@@ -2474,8 +4840,25 @@
       </w:tr>
     </w:tbl>
     <w:p>
-      <w:r>
-        <w:t>Use 6/8 as a classroom checkpoint, with 2 required for both Result and Reasoning. This is a proposed teaching rule, not a validated certification threshold. Do not count a coached answer as independent mastery; correct unsafe or unsupported claims regardless of total.</w:t>
+      <w:pPr>
+        <w:spacing w:line="336" w:lineRule="auto" w:after="180"/>
+      </w:pPr>
+      <w:r>
+        <w:rPr>
+          <w:b w:val="0"/>
+        </w:rPr>
+        <w:t>Use 6/8 as a classroom checkpoint, with 2 required for both Result and Reasoning. This is a proposed teaching rule, not a validated certification threshold.</w:t>
+      </w:r>
+    </w:p>
+    <w:p>
+      <w:pPr>
+        <w:spacing w:line="336" w:lineRule="auto" w:after="180"/>
+      </w:pPr>
+      <w:r>
+        <w:rPr>
+          <w:b w:val="0"/>
+        </w:rPr>
+        <w:t>Do not count a coached answer as independent mastery; correct unsafe or unsupported claims regardless of total.</w:t>
       </w:r>
     </w:p>
     <w:p>
@@ -2487,8 +4870,26 @@
       </w:r>
     </w:p>
     <w:p>
-      <w:r>
-        <w:t>Ask the learner to find the evidence that challenges this claim: “A failed test should be removed from the score.” Keep the first attempt and an uncoached retry separate.</w:t>
+      <w:pPr>
+        <w:spacing w:line="336" w:lineRule="auto" w:after="180"/>
+      </w:pPr>
+      <w:r>
+        <w:rPr>
+          <w:b w:val="0"/>
+        </w:rPr>
+        <w:t xml:space="preserve">Ask the learner to find the </w:t>
+      </w:r>
+      <w:r>
+        <w:rPr>
+          <w:b/>
+        </w:rPr>
+        <w:t>evidence</w:t>
+      </w:r>
+      <w:r>
+        <w:rPr>
+          <w:b w:val="0"/>
+        </w:rPr>
+        <w:t xml:space="preserve"> that challenges this claim: “A failed test should be removed from the score.” Keep the first attempt and an uncoached retry separate.</w:t>
       </w:r>
     </w:p>
     <w:p>
@@ -2500,15 +4901,42 @@
       </w:r>
     </w:p>
     <w:p>
-      <w:r>
-        <w:t>Report 5/6, about 83.3%, on the six specified routine cases, with the failure documented. Investigate its cause and test a related new case after any revision. If an exclusion is justified, disclose its reason and show results with and without it.</w:t>
-      </w:r>
-    </w:p>
-    <w:p>
       <w:pPr>
         <w:pStyle w:val="Heading3"/>
       </w:pPr>
       <w:r>
+        <w:t>Teacher key · Original transfer answer</w:t>
+      </w:r>
+    </w:p>
+    <w:p>
+      <w:pPr>
+        <w:spacing w:line="336" w:lineRule="auto" w:after="180"/>
+        <w:shd w:fill="F1F6FC"/>
+      </w:pPr>
+      <w:r>
+        <w:rPr>
+          <w:b w:val="0"/>
+        </w:rPr>
+        <w:t>Report 5/6, about 83.3%, on the six specified routine cases, with the failure documented. Investigate its cause and test a related new case after any revision.</w:t>
+      </w:r>
+    </w:p>
+    <w:p>
+      <w:pPr>
+        <w:spacing w:line="336" w:lineRule="auto" w:after="180"/>
+        <w:shd w:fill="F1F6FC"/>
+      </w:pPr>
+      <w:r>
+        <w:rPr>
+          <w:b w:val="0"/>
+        </w:rPr>
+        <w:t>If an exclusion is justified, disclose its reason and show results with and without it.</w:t>
+      </w:r>
+    </w:p>
+    <w:p>
+      <w:pPr>
+        <w:pStyle w:val="Heading3"/>
+      </w:pPr>
+      <w:r>
         <w:t>Explanations for the additional workbook examples</w:t>
       </w:r>
     </w:p>
@@ -2521,111 +4949,843 @@
       </w:r>
     </w:p>
     <w:p>
-      <w:r>
-        <w:t>Create the test record for R1 11 Yes, R2 9 No, R3 6 No and R4 9 Yes. Before running anything, write each expected output, explanation and purpose using catalogue B version 1. Include blank places for observed output, observed reason, pass or fail and trace reference. State the version labels and pass criterion.</w:t>
-      </w:r>
-    </w:p>
-    <w:p>
-      <w:r>
-        <w:t>R1 B1 because time fits and it is quiet; early match. R2 B2 because B1 is too long, B2 fits and quiet is unrestricted; later match. R3 no match because every time exceeds 6; exhaustion. R4 no match because B2 fails quiet while other rows exceed 9; both conditions. Record P1 version 1, B version 1 and the manual baseline. A full pass needs the required output and a correct explanation.</w:t>
-      </w:r>
-    </w:p>
-    <w:p>
       <w:pPr>
         <w:pStyle w:val="Heading3"/>
       </w:pPr>
       <w:r>
+        <w:t>Workbook question · W1</w:t>
+      </w:r>
+    </w:p>
+    <w:p>
+      <w:pPr>
+        <w:spacing w:line="336" w:lineRule="auto" w:after="180"/>
+        <w:shd w:fill="F5F1FB"/>
+      </w:pPr>
+      <w:r>
+        <w:rPr>
+          <w:b w:val="0"/>
+        </w:rPr>
+        <w:t xml:space="preserve">Create the test record for R1 11 Yes, R2 9 No, R3 6 No and R4 9 Yes. Before running anything, write each expected </w:t>
+      </w:r>
+      <w:r>
+        <w:rPr>
+          <w:b/>
+        </w:rPr>
+        <w:t>output</w:t>
+      </w:r>
+      <w:r>
+        <w:rPr>
+          <w:b w:val="0"/>
+        </w:rPr>
+        <w:t>, explanation and purpose using catalogue B version 1.</w:t>
+      </w:r>
+    </w:p>
+    <w:p>
+      <w:pPr>
+        <w:spacing w:line="336" w:lineRule="auto" w:after="180"/>
+        <w:shd w:fill="F5F1FB"/>
+      </w:pPr>
+      <w:r>
+        <w:rPr>
+          <w:b w:val="0"/>
+        </w:rPr>
+        <w:t xml:space="preserve">Include blank places for observed </w:t>
+      </w:r>
+      <w:r>
+        <w:rPr>
+          <w:b/>
+        </w:rPr>
+        <w:t>output</w:t>
+      </w:r>
+      <w:r>
+        <w:rPr>
+          <w:b w:val="0"/>
+        </w:rPr>
+        <w:t xml:space="preserve">, observed reason, pass or fail and trace reference. State the version labels and </w:t>
+      </w:r>
+      <w:r>
+        <w:rPr>
+          <w:b/>
+        </w:rPr>
+        <w:t>pass criterion</w:t>
+      </w:r>
+      <w:r>
+        <w:rPr>
+          <w:b w:val="0"/>
+        </w:rPr>
+        <w:t>.</w:t>
+      </w:r>
+    </w:p>
+    <w:p>
+      <w:pPr>
+        <w:pStyle w:val="Heading3"/>
+      </w:pPr>
+      <w:r>
+        <w:t>Teacher reasoning · W1</w:t>
+      </w:r>
+    </w:p>
+    <w:p>
+      <w:pPr>
+        <w:spacing w:line="336" w:lineRule="auto" w:after="180"/>
+        <w:shd w:fill="F1F6FC"/>
+      </w:pPr>
+      <w:r>
+        <w:rPr>
+          <w:b w:val="0"/>
+        </w:rPr>
+        <w:t>R1 B1 because time fits and it is quiet; early match. R2 B2 because B1 is too long, B2 fits and quiet is unrestricted; later match. R3 no match because every time exceeds 6; exhaustion.</w:t>
+      </w:r>
+    </w:p>
+    <w:p>
+      <w:pPr>
+        <w:spacing w:line="336" w:lineRule="auto" w:after="180"/>
+        <w:shd w:fill="F1F6FC"/>
+      </w:pPr>
+      <w:r>
+        <w:rPr>
+          <w:b w:val="0"/>
+        </w:rPr>
+        <w:t xml:space="preserve">R4 no match because B2 fails quiet while other rows exceed 9; both conditions. Record P1 version 1, B version 1 and the manual </w:t>
+      </w:r>
+      <w:r>
+        <w:rPr>
+          <w:b/>
+        </w:rPr>
+        <w:t>baseline</w:t>
+      </w:r>
+      <w:r>
+        <w:rPr>
+          <w:b w:val="0"/>
+        </w:rPr>
+        <w:t xml:space="preserve">. A full pass needs the required </w:t>
+      </w:r>
+      <w:r>
+        <w:rPr>
+          <w:b/>
+        </w:rPr>
+        <w:t>output</w:t>
+      </w:r>
+      <w:r>
+        <w:rPr>
+          <w:b w:val="0"/>
+        </w:rPr>
+        <w:t xml:space="preserve"> and a correct explanation.</w:t>
+      </w:r>
+    </w:p>
+    <w:p>
+      <w:pPr>
+        <w:pStyle w:val="Heading3"/>
+      </w:pPr>
+      <w:r>
         <w:t>W2 Run a fair comparison</w:t>
       </w:r>
     </w:p>
     <w:p>
-      <w:r>
-        <w:t>Operate your saved P1 cards and the manual baseline on all four R cases. Record actual results and traces on your sheet. Summarise full passes over all attempted cases for each method, name any failures and explain why a tie would not prove the prototype improves correctness. Do not invent an observed run.</w:t>
-      </w:r>
-    </w:p>
-    <w:p>
-      <w:r>
-        <w:t>A correctly executed P1 and baseline both produce B1, B2, no match, no match with correct reasons, giving 4 of 4 each. Accept an honest record of different observed results when the pupil identifies and investigates the disagreements. Both methods must use the same requests, catalogue and pass criterion. A tie establishes no correctness advantage on this set; an unperformed run must remain unperformed.</w:t>
-      </w:r>
-    </w:p>
-    <w:p>
       <w:pPr>
         <w:pStyle w:val="Heading3"/>
       </w:pPr>
       <w:r>
+        <w:t>Workbook question · W2</w:t>
+      </w:r>
+    </w:p>
+    <w:p>
+      <w:pPr>
+        <w:spacing w:line="336" w:lineRule="auto" w:after="180"/>
+        <w:shd w:fill="F5F1FB"/>
+      </w:pPr>
+      <w:r>
+        <w:rPr>
+          <w:b w:val="0"/>
+        </w:rPr>
+        <w:t xml:space="preserve">Operate your saved P1 cards and the manual </w:t>
+      </w:r>
+      <w:r>
+        <w:rPr>
+          <w:b/>
+        </w:rPr>
+        <w:t>baseline</w:t>
+      </w:r>
+      <w:r>
+        <w:rPr>
+          <w:b w:val="0"/>
+        </w:rPr>
+        <w:t xml:space="preserve"> on all four R cases. Record </w:t>
+      </w:r>
+      <w:r>
+        <w:rPr>
+          <w:b/>
+        </w:rPr>
+        <w:t>actual result</w:t>
+      </w:r>
+      <w:r>
+        <w:rPr>
+          <w:b w:val="0"/>
+        </w:rPr>
+        <w:t>s and traces on your sheet.</w:t>
+      </w:r>
+    </w:p>
+    <w:p>
+      <w:pPr>
+        <w:spacing w:line="336" w:lineRule="auto" w:after="180"/>
+        <w:shd w:fill="F5F1FB"/>
+      </w:pPr>
+      <w:r>
+        <w:rPr>
+          <w:b w:val="0"/>
+        </w:rPr>
+        <w:t>Summarise full passes over all attempted cases for each method, name any failures and explain why a tie would not prove the prototype improves correctness. Do not invent an observed run.</w:t>
+      </w:r>
+    </w:p>
+    <w:p>
+      <w:pPr>
+        <w:pStyle w:val="Heading3"/>
+      </w:pPr>
+      <w:r>
+        <w:t>Teacher reasoning · W2</w:t>
+      </w:r>
+    </w:p>
+    <w:p>
+      <w:pPr>
+        <w:spacing w:line="336" w:lineRule="auto" w:after="180"/>
+        <w:shd w:fill="F1F6FC"/>
+      </w:pPr>
+      <w:r>
+        <w:rPr>
+          <w:b w:val="0"/>
+        </w:rPr>
+        <w:t xml:space="preserve">A correctly executed P1 and </w:t>
+      </w:r>
+      <w:r>
+        <w:rPr>
+          <w:b/>
+        </w:rPr>
+        <w:t>baseline</w:t>
+      </w:r>
+      <w:r>
+        <w:rPr>
+          <w:b w:val="0"/>
+        </w:rPr>
+        <w:t xml:space="preserve"> both produce B1, B2, no match, no match with correct reasons, giving 4 of 4 each.</w:t>
+      </w:r>
+    </w:p>
+    <w:p>
+      <w:pPr>
+        <w:spacing w:line="336" w:lineRule="auto" w:after="180"/>
+        <w:shd w:fill="F1F6FC"/>
+      </w:pPr>
+      <w:r>
+        <w:rPr>
+          <w:b w:val="0"/>
+        </w:rPr>
+        <w:t xml:space="preserve">Accept an honest record of different observed results when the pupil identifies and investigates the disagreements. Both methods must use the same requests, catalogue and </w:t>
+      </w:r>
+      <w:r>
+        <w:rPr>
+          <w:b/>
+        </w:rPr>
+        <w:t>pass criterion</w:t>
+      </w:r>
+      <w:r>
+        <w:rPr>
+          <w:b w:val="0"/>
+        </w:rPr>
+        <w:t>.</w:t>
+      </w:r>
+    </w:p>
+    <w:p>
+      <w:pPr>
+        <w:spacing w:line="336" w:lineRule="auto" w:after="180"/>
+        <w:shd w:fill="F1F6FC"/>
+      </w:pPr>
+      <w:r>
+        <w:rPr>
+          <w:b w:val="0"/>
+        </w:rPr>
+        <w:t>A tie establishes no correctness advantage on this set; an unperformed run must remain unperformed.</w:t>
+      </w:r>
+    </w:p>
+    <w:p>
+      <w:pPr>
+        <w:pStyle w:val="Heading3"/>
+      </w:pPr>
+      <w:r>
         <w:t>W3 Keep the failed case in the total</w:t>
       </w:r>
     </w:p>
     <w:p>
-      <w:r>
-        <w:t>Use the fictional Q version 0 record. Calculate its full-pass fraction and the baseline’s fraction. Explain why R4 fails and why dropping it to report 3 of 3 misrepresents the original four-case set. State what evidence you would inspect before changing Q.</w:t>
-      </w:r>
-    </w:p>
-    <w:p>
-      <w:r>
-        <w:t>Q passes 3 of 4; the baseline passes 4 of 4. R4 returns nonquiet B2 when quiet is required, so time alone is insufficient. Removing R4 changes the tested set and hides its known failure; 3 of 3 is not the original set’s result. Inspect the saved Q instructions and R4 trace to locate the missing quiet check, then label any repair separately.</w:t>
-      </w:r>
-    </w:p>
-    <w:p>
       <w:pPr>
         <w:pStyle w:val="Heading3"/>
       </w:pPr>
       <w:r>
+        <w:t>Workbook question · W3</w:t>
+      </w:r>
+    </w:p>
+    <w:p>
+      <w:pPr>
+        <w:spacing w:line="336" w:lineRule="auto" w:after="180"/>
+        <w:shd w:fill="F5F1FB"/>
+      </w:pPr>
+      <w:r>
+        <w:rPr>
+          <w:b w:val="0"/>
+        </w:rPr>
+        <w:t xml:space="preserve">Use the fictional Q version 0 record. Calculate its full-pass fraction and the </w:t>
+      </w:r>
+      <w:r>
+        <w:rPr>
+          <w:b/>
+        </w:rPr>
+        <w:t>baseline</w:t>
+      </w:r>
+      <w:r>
+        <w:rPr>
+          <w:b w:val="0"/>
+        </w:rPr>
+        <w:t>’s fraction. Explain why R4 fails and why dropping it to report 3 of 3 misrepresents the original four-case set.</w:t>
+      </w:r>
+    </w:p>
+    <w:p>
+      <w:pPr>
+        <w:spacing w:line="336" w:lineRule="auto" w:after="180"/>
+        <w:shd w:fill="F5F1FB"/>
+      </w:pPr>
+      <w:r>
+        <w:rPr>
+          <w:b w:val="0"/>
+        </w:rPr>
+        <w:t xml:space="preserve">State what </w:t>
+      </w:r>
+      <w:r>
+        <w:rPr>
+          <w:b/>
+        </w:rPr>
+        <w:t>evidence</w:t>
+      </w:r>
+      <w:r>
+        <w:rPr>
+          <w:b w:val="0"/>
+        </w:rPr>
+        <w:t xml:space="preserve"> you would inspect before changing Q.</w:t>
+      </w:r>
+    </w:p>
+    <w:p>
+      <w:pPr>
+        <w:pStyle w:val="Heading3"/>
+      </w:pPr>
+      <w:r>
+        <w:t>Teacher reasoning · W3</w:t>
+      </w:r>
+    </w:p>
+    <w:p>
+      <w:pPr>
+        <w:spacing w:line="336" w:lineRule="auto" w:after="180"/>
+        <w:shd w:fill="F1F6FC"/>
+      </w:pPr>
+      <w:r>
+        <w:rPr>
+          <w:b w:val="0"/>
+        </w:rPr>
+        <w:t xml:space="preserve">Q passes 3 of 4; the </w:t>
+      </w:r>
+      <w:r>
+        <w:rPr>
+          <w:b/>
+        </w:rPr>
+        <w:t>baseline</w:t>
+      </w:r>
+      <w:r>
+        <w:rPr>
+          <w:b w:val="0"/>
+        </w:rPr>
+        <w:t xml:space="preserve"> passes 4 of 4. R4 returns nonquiet B2 when quiet is required, so time alone is insufficient.</w:t>
+      </w:r>
+    </w:p>
+    <w:p>
+      <w:pPr>
+        <w:spacing w:line="336" w:lineRule="auto" w:after="180"/>
+        <w:shd w:fill="F1F6FC"/>
+      </w:pPr>
+      <w:r>
+        <w:rPr>
+          <w:b w:val="0"/>
+        </w:rPr>
+        <w:t>Removing R4 changes the tested set and hides its known failure; 3 of 3 is not the original set’s result. Inspect the saved Q instructions and R4 trace to locate the missing quiet check, then label any repair separately.</w:t>
+      </w:r>
+    </w:p>
+    <w:p>
+      <w:pPr>
+        <w:pStyle w:val="Heading3"/>
+      </w:pPr>
+      <w:r>
         <w:t>W4 Audit a new test record</w:t>
       </w:r>
     </w:p>
     <w:p>
-      <w:r>
-        <w:t>Independently audit this fictional equipment selector. Catalogue E has E1 first with capacity 4 and E2 second with capacity 8. Valid group sizes are whole numbers 1 to 10. Select the first item with capacity at least the group size, or no match; invalid input needs clarification. The saved prototype reports E1 for group 3 with reason “4 holds 3”; E1 for group 6 with reason “4 holds 6”; no match for group 9 with reason “both too small”. Write all expected results, mark full passes, calculate the fraction and explain the failure. Give one untested input category. No booking occurs.</w:t>
-      </w:r>
-    </w:p>
-    <w:p>
-      <w:r>
-        <w:t>Expected group 3: E1 because 4 holds 3. Group 6: E2 because E1 is too small and 8 holds 6. Group 9: no match because both capacities are too small. The first and third pass; the second fails both output and reason, giving 2 of 3 full passes. The record suggests a capacity-check problem but the saved instructions and trace are needed to locate it. Missing, nonwhole or out-of-range input is untested, as is equality with a capacity.</w:t>
-      </w:r>
-    </w:p>
-    <w:p>
       <w:pPr>
         <w:pStyle w:val="Heading3"/>
       </w:pPr>
       <w:r>
+        <w:t>Workbook question · W4</w:t>
+      </w:r>
+    </w:p>
+    <w:p>
+      <w:pPr>
+        <w:spacing w:line="336" w:lineRule="auto" w:after="180"/>
+        <w:shd w:fill="F5F1FB"/>
+      </w:pPr>
+      <w:r>
+        <w:rPr>
+          <w:b w:val="0"/>
+        </w:rPr>
+        <w:t>Independently audit this fictional equipment selector. Catalogue E has E1 first with capacity 4 and E2 second with capacity 8. Valid group sizes are whole numbers 1 to 10.</w:t>
+      </w:r>
+    </w:p>
+    <w:p>
+      <w:pPr>
+        <w:spacing w:line="336" w:lineRule="auto" w:after="180"/>
+        <w:shd w:fill="F5F1FB"/>
+      </w:pPr>
+      <w:r>
+        <w:rPr>
+          <w:b w:val="0"/>
+        </w:rPr>
+        <w:t xml:space="preserve">Select the first item with capacity at least the group size, or no match; invalid </w:t>
+      </w:r>
+      <w:r>
+        <w:rPr>
+          <w:b/>
+        </w:rPr>
+        <w:t>input</w:t>
+      </w:r>
+      <w:r>
+        <w:rPr>
+          <w:b w:val="0"/>
+        </w:rPr>
+        <w:t xml:space="preserve"> needs clarification.</w:t>
+      </w:r>
+    </w:p>
+    <w:p>
+      <w:pPr>
+        <w:spacing w:line="336" w:lineRule="auto" w:after="180"/>
+        <w:shd w:fill="F5F1FB"/>
+      </w:pPr>
+      <w:r>
+        <w:rPr>
+          <w:b w:val="0"/>
+        </w:rPr>
+        <w:t>The saved prototype reports E1 for group 3 with reason “4 holds 3”; E1 for group 6 with reason “4 holds 6”; no match for group 9 with reason “both too small”.</w:t>
+      </w:r>
+    </w:p>
+    <w:p>
+      <w:pPr>
+        <w:spacing w:line="336" w:lineRule="auto" w:after="180"/>
+        <w:shd w:fill="F5F1FB"/>
+      </w:pPr>
+      <w:r>
+        <w:rPr>
+          <w:b w:val="0"/>
+        </w:rPr>
+        <w:t xml:space="preserve">Write all </w:t>
+      </w:r>
+      <w:r>
+        <w:rPr>
+          <w:b/>
+        </w:rPr>
+        <w:t>expected result</w:t>
+      </w:r>
+      <w:r>
+        <w:rPr>
+          <w:b w:val="0"/>
+        </w:rPr>
+        <w:t xml:space="preserve">s, mark full passes, calculate the fraction and explain the failure. Give one untested </w:t>
+      </w:r>
+      <w:r>
+        <w:rPr>
+          <w:b/>
+        </w:rPr>
+        <w:t>input</w:t>
+      </w:r>
+      <w:r>
+        <w:rPr>
+          <w:b w:val="0"/>
+        </w:rPr>
+        <w:t xml:space="preserve"> category. No booking occurs.</w:t>
+      </w:r>
+    </w:p>
+    <w:p>
+      <w:pPr>
+        <w:pStyle w:val="Heading3"/>
+      </w:pPr>
+      <w:r>
+        <w:t>Teacher reasoning · W4</w:t>
+      </w:r>
+    </w:p>
+    <w:p>
+      <w:pPr>
+        <w:spacing w:line="336" w:lineRule="auto" w:after="180"/>
+        <w:shd w:fill="F1F6FC"/>
+      </w:pPr>
+      <w:r>
+        <w:rPr>
+          <w:b w:val="0"/>
+        </w:rPr>
+        <w:t>Expected group 3: E1 because 4 holds 3. Group 6: E2 because E1 is too small and 8 holds 6. Group 9: no match because both capacities are too small.</w:t>
+      </w:r>
+    </w:p>
+    <w:p>
+      <w:pPr>
+        <w:spacing w:line="336" w:lineRule="auto" w:after="180"/>
+        <w:shd w:fill="F1F6FC"/>
+      </w:pPr>
+      <w:r>
+        <w:rPr>
+          <w:b w:val="0"/>
+        </w:rPr>
+        <w:t xml:space="preserve">The first and third pass; the second fails both </w:t>
+      </w:r>
+      <w:r>
+        <w:rPr>
+          <w:b/>
+        </w:rPr>
+        <w:t>output</w:t>
+      </w:r>
+      <w:r>
+        <w:rPr>
+          <w:b w:val="0"/>
+        </w:rPr>
+        <w:t xml:space="preserve"> and reason, giving 2 of 3 full passes. The record suggests a capacity-check problem but the saved instructions and trace are needed to locate it.</w:t>
+      </w:r>
+    </w:p>
+    <w:p>
+      <w:pPr>
+        <w:spacing w:line="336" w:lineRule="auto" w:after="180"/>
+        <w:shd w:fill="F1F6FC"/>
+      </w:pPr>
+      <w:r>
+        <w:rPr>
+          <w:b w:val="0"/>
+        </w:rPr>
+        <w:t xml:space="preserve">Missing, nonwhole or out-of-range </w:t>
+      </w:r>
+      <w:r>
+        <w:rPr>
+          <w:b/>
+        </w:rPr>
+        <w:t>input</w:t>
+      </w:r>
+      <w:r>
+        <w:rPr>
+          <w:b w:val="0"/>
+        </w:rPr>
+        <w:t xml:space="preserve"> is untested, as is equality with a capacity.</w:t>
+      </w:r>
+    </w:p>
+    <w:p>
+      <w:pPr>
+        <w:pStyle w:val="Heading3"/>
+      </w:pPr>
+      <w:r>
         <w:t>W5 State what the evidence leaves open</w:t>
       </w:r>
     </w:p>
     <w:p>
-      <w:r>
-        <w:t>Explain why catalogue B cannot produce B3 or B4 as its first fitting output even if you try many ordinary requests. Distinguish checking a row during a failed search from successfully selecting it. Write a limited conclusion for a P1 run that passed all four R cases and name a useful next test category.</w:t>
-      </w:r>
-    </w:p>
-    <w:p>
-      <w:r>
-        <w:t>B3 needs at least 12 minutes and is quiet, so earlier B1 at 10 also fits whenever B3 fits. B4 needs 15 and is nonquiet, so a compatible request permits earlier B1 as well. Both later rows may be checked in no-match runs but are never first fits in catalogue B. Report 4 of 4 full passes on set R with named versions; broader reliability is unestablished. Next examine boundaries, invalid inputs or an explicitly labelled catalogue variation.</w:t>
-      </w:r>
-    </w:p>
-    <w:p>
       <w:pPr>
         <w:pStyle w:val="Heading3"/>
       </w:pPr>
       <w:r>
+        <w:t>Workbook question · W5</w:t>
+      </w:r>
+    </w:p>
+    <w:p>
+      <w:pPr>
+        <w:spacing w:line="336" w:lineRule="auto" w:after="180"/>
+        <w:shd w:fill="F5F1FB"/>
+      </w:pPr>
+      <w:r>
+        <w:rPr>
+          <w:b w:val="0"/>
+        </w:rPr>
+        <w:t xml:space="preserve">Explain why catalogue B cannot produce B3 or B4 as its first </w:t>
+      </w:r>
+      <w:r>
+        <w:rPr>
+          <w:b/>
+        </w:rPr>
+        <w:t>fitting</w:t>
+      </w:r>
+      <w:r>
+        <w:rPr>
+          <w:b w:val="0"/>
+        </w:rPr>
+        <w:t xml:space="preserve"> </w:t>
+      </w:r>
+      <w:r>
+        <w:rPr>
+          <w:b/>
+        </w:rPr>
+        <w:t>output</w:t>
+      </w:r>
+      <w:r>
+        <w:rPr>
+          <w:b w:val="0"/>
+        </w:rPr>
+        <w:t xml:space="preserve"> even if you try many ordinary requests. Distinguish checking a row during a failed search from successfully selecting it.</w:t>
+      </w:r>
+    </w:p>
+    <w:p>
+      <w:pPr>
+        <w:spacing w:line="336" w:lineRule="auto" w:after="180"/>
+        <w:shd w:fill="F5F1FB"/>
+      </w:pPr>
+      <w:r>
+        <w:rPr>
+          <w:b w:val="0"/>
+        </w:rPr>
+        <w:t>Write a limited conclusion for a P1 run that passed all four R cases and name a useful next test category.</w:t>
+      </w:r>
+    </w:p>
+    <w:p>
+      <w:pPr>
+        <w:pStyle w:val="Heading3"/>
+      </w:pPr>
+      <w:r>
+        <w:t>Teacher reasoning · W5</w:t>
+      </w:r>
+    </w:p>
+    <w:p>
+      <w:pPr>
+        <w:spacing w:line="336" w:lineRule="auto" w:after="180"/>
+        <w:shd w:fill="F1F6FC"/>
+      </w:pPr>
+      <w:r>
+        <w:rPr>
+          <w:b w:val="0"/>
+        </w:rPr>
+        <w:t xml:space="preserve">B3 needs at least </w:t>
+      </w:r>
+      <w:r>
+        <w:rPr>
+          <w:b/>
+        </w:rPr>
+        <w:t>12 minutes</w:t>
+      </w:r>
+      <w:r>
+        <w:rPr>
+          <w:b w:val="0"/>
+        </w:rPr>
+        <w:t xml:space="preserve"> and is quiet, so earlier B1 at 10 also fits whenever B3 fits. B4 needs 15 and is nonquiet, so a compatible request permits earlier B1 as well.</w:t>
+      </w:r>
+    </w:p>
+    <w:p>
+      <w:pPr>
+        <w:spacing w:line="336" w:lineRule="auto" w:after="180"/>
+        <w:shd w:fill="F1F6FC"/>
+      </w:pPr>
+      <w:r>
+        <w:rPr>
+          <w:b w:val="0"/>
+        </w:rPr>
+        <w:t>Both later rows may be checked in no-match runs but are never first fits in catalogue B. Report 4 of 4 full passes on set R with named versions; broader reliability is unestablished.</w:t>
+      </w:r>
+    </w:p>
+    <w:p>
+      <w:pPr>
+        <w:spacing w:line="336" w:lineRule="auto" w:after="180"/>
+        <w:shd w:fill="F1F6FC"/>
+      </w:pPr>
+      <w:r>
+        <w:rPr>
+          <w:b w:val="0"/>
+        </w:rPr>
+        <w:t xml:space="preserve">Next examine boundaries, invalid </w:t>
+      </w:r>
+      <w:r>
+        <w:rPr>
+          <w:b/>
+        </w:rPr>
+        <w:t>input</w:t>
+      </w:r>
+      <w:r>
+        <w:rPr>
+          <w:b w:val="0"/>
+        </w:rPr>
+        <w:t>s or an explicitly labelled catalogue variation.</w:t>
+      </w:r>
+    </w:p>
+    <w:p>
+      <w:pPr>
+        <w:pStyle w:val="Heading3"/>
+      </w:pPr>
+      <w:r>
         <w:t>Assess independent transfer</w:t>
       </w:r>
     </w:p>
     <w:p>
-      <w:r>
-        <w:t>Selected case: Independently audit this fictional equipment selector. Catalogue E has E1 first with capacity 4 and E2 second with capacity 8. Valid group sizes are whole numbers 1 to 10. Select the first item with capacity at least the group size, or no match; invalid input needs clarification. The saved prototype reports E1 for group 3 with reason “4 holds 3”; E1 for group 6 with reason “4 holds 6”; no match for group 9 with reason “both too small”. Write all expected results, mark full passes, calculate the fraction and explain the failure. Give one untested input category. No booking occurs.</w:t>
-      </w:r>
-    </w:p>
-    <w:p>
       <w:pPr>
         <w:pStyle w:val="Heading3"/>
       </w:pPr>
       <w:r>
+        <w:t>Independent question · withhold the key</w:t>
+      </w:r>
+    </w:p>
+    <w:p>
+      <w:pPr>
+        <w:spacing w:line="336" w:lineRule="auto" w:after="180"/>
+        <w:shd w:fill="F5F1FB"/>
+      </w:pPr>
+      <w:r>
+        <w:rPr>
+          <w:b w:val="0"/>
+        </w:rPr>
+        <w:t>Selected case: Independently audit this fictional equipment selector. Catalogue E has E1 first with capacity 4 and E2 second with capacity 8. Valid group sizes are whole numbers 1 to 10.</w:t>
+      </w:r>
+    </w:p>
+    <w:p>
+      <w:pPr>
+        <w:spacing w:line="336" w:lineRule="auto" w:after="180"/>
+        <w:shd w:fill="F5F1FB"/>
+      </w:pPr>
+      <w:r>
+        <w:rPr>
+          <w:b w:val="0"/>
+        </w:rPr>
+        <w:t xml:space="preserve">Select the first item with capacity at least the group size, or no match; invalid </w:t>
+      </w:r>
+      <w:r>
+        <w:rPr>
+          <w:b/>
+        </w:rPr>
+        <w:t>input</w:t>
+      </w:r>
+      <w:r>
+        <w:rPr>
+          <w:b w:val="0"/>
+        </w:rPr>
+        <w:t xml:space="preserve"> needs clarification.</w:t>
+      </w:r>
+    </w:p>
+    <w:p>
+      <w:pPr>
+        <w:spacing w:line="336" w:lineRule="auto" w:after="180"/>
+        <w:shd w:fill="F5F1FB"/>
+      </w:pPr>
+      <w:r>
+        <w:rPr>
+          <w:b w:val="0"/>
+        </w:rPr>
+        <w:t>The saved prototype reports E1 for group 3 with reason “4 holds 3”; E1 for group 6 with reason “4 holds 6”; no match for group 9 with reason “both too small”.</w:t>
+      </w:r>
+    </w:p>
+    <w:p>
+      <w:pPr>
+        <w:spacing w:line="336" w:lineRule="auto" w:after="180"/>
+        <w:shd w:fill="F5F1FB"/>
+      </w:pPr>
+      <w:r>
+        <w:rPr>
+          <w:b w:val="0"/>
+        </w:rPr>
+        <w:t xml:space="preserve">Write all </w:t>
+      </w:r>
+      <w:r>
+        <w:rPr>
+          <w:b/>
+        </w:rPr>
+        <w:t>expected result</w:t>
+      </w:r>
+      <w:r>
+        <w:rPr>
+          <w:b w:val="0"/>
+        </w:rPr>
+        <w:t xml:space="preserve">s, mark full passes, calculate the fraction and explain the failure. Give one untested </w:t>
+      </w:r>
+      <w:r>
+        <w:rPr>
+          <w:b/>
+        </w:rPr>
+        <w:t>input</w:t>
+      </w:r>
+      <w:r>
+        <w:rPr>
+          <w:b w:val="0"/>
+        </w:rPr>
+        <w:t xml:space="preserve"> category. No booking occurs.</w:t>
+      </w:r>
+    </w:p>
+    <w:p>
+      <w:pPr>
+        <w:pStyle w:val="Heading3"/>
+      </w:pPr>
+      <w:r>
         <w:t>Selected case answer</w:t>
       </w:r>
     </w:p>
     <w:p>
-      <w:r>
-        <w:t>Expected group 3: E1 because 4 holds 3. Group 6: E2 because E1 is too small and 8 holds 6. Group 9: no match because both capacities are too small. The first and third pass; the second fails both output and reason, giving 2 of 3 full passes. The record suggests a capacity-check problem but the saved instructions and trace are needed to locate it. Missing, nonwhole or out-of-range input is untested, as is equality with a capacity.</w:t>
+      <w:pPr>
+        <w:pStyle w:val="Heading3"/>
+      </w:pPr>
+      <w:r>
+        <w:t>Teacher key · Selected case answer</w:t>
+      </w:r>
+    </w:p>
+    <w:p>
+      <w:pPr>
+        <w:spacing w:line="336" w:lineRule="auto" w:after="180"/>
+        <w:shd w:fill="F1F6FC"/>
+      </w:pPr>
+      <w:r>
+        <w:rPr>
+          <w:b w:val="0"/>
+        </w:rPr>
+        <w:t>Expected group 3: E1 because 4 holds 3. Group 6: E2 because E1 is too small and 8 holds 6. Group 9: no match because both capacities are too small.</w:t>
+      </w:r>
+    </w:p>
+    <w:p>
+      <w:pPr>
+        <w:spacing w:line="336" w:lineRule="auto" w:after="180"/>
+        <w:shd w:fill="F1F6FC"/>
+      </w:pPr>
+      <w:r>
+        <w:rPr>
+          <w:b w:val="0"/>
+        </w:rPr>
+        <w:t xml:space="preserve">The first and third pass; the second fails both </w:t>
+      </w:r>
+      <w:r>
+        <w:rPr>
+          <w:b/>
+        </w:rPr>
+        <w:t>output</w:t>
+      </w:r>
+      <w:r>
+        <w:rPr>
+          <w:b w:val="0"/>
+        </w:rPr>
+        <w:t xml:space="preserve"> and reason, giving 2 of 3 full passes. The record suggests a capacity-check problem but the saved instructions and trace are needed to locate it.</w:t>
+      </w:r>
+    </w:p>
+    <w:p>
+      <w:pPr>
+        <w:spacing w:line="336" w:lineRule="auto" w:after="180"/>
+        <w:shd w:fill="F1F6FC"/>
+      </w:pPr>
+      <w:r>
+        <w:rPr>
+          <w:b w:val="0"/>
+        </w:rPr>
+        <w:t xml:space="preserve">Missing, nonwhole or out-of-range </w:t>
+      </w:r>
+      <w:r>
+        <w:rPr>
+          <w:b/>
+        </w:rPr>
+        <w:t>input</w:t>
+      </w:r>
+      <w:r>
+        <w:rPr>
+          <w:b w:val="0"/>
+        </w:rPr>
+        <w:t xml:space="preserve"> is untested, as is equality with a capacity.</w:t>
       </w:r>
     </w:p>
     <w:tbl>
@@ -2731,21 +5891,77 @@
       </w:tr>
     </w:tbl>
     <w:p>
-      <w:r>
-        <w:t>Record each dimension as not yet, with support, or independent. Accept a valid alternative procedure with a defensible trace. Do not penalise an honestly recorded model failure if the learner correctly explains its evidence and limits.</w:t>
-      </w:r>
-    </w:p>
-    <w:p>
       <w:pPr>
         <w:pStyle w:val="Heading3"/>
       </w:pPr>
       <w:r>
+        <w:t>Teacher key · Selected case answer</w:t>
+      </w:r>
+    </w:p>
+    <w:p>
+      <w:pPr>
+        <w:spacing w:line="336" w:lineRule="auto" w:after="180"/>
+        <w:shd w:fill="F1F6FC"/>
+      </w:pPr>
+      <w:r>
+        <w:rPr>
+          <w:b w:val="0"/>
+        </w:rPr>
+        <w:t>Record each dimension as not yet, with support, or independent. Accept a valid alternative procedure with a defensible trace.</w:t>
+      </w:r>
+    </w:p>
+    <w:p>
+      <w:pPr>
+        <w:spacing w:line="336" w:lineRule="auto" w:after="180"/>
+        <w:shd w:fill="F1F6FC"/>
+      </w:pPr>
+      <w:r>
+        <w:rPr>
+          <w:b w:val="0"/>
+        </w:rPr>
+        <w:t xml:space="preserve">Do not penalise an honestly recorded model failure if the learner correctly explains its </w:t>
+      </w:r>
+      <w:r>
+        <w:rPr>
+          <w:b/>
+        </w:rPr>
+        <w:t>evidence</w:t>
+      </w:r>
+      <w:r>
+        <w:rPr>
+          <w:b w:val="0"/>
+        </w:rPr>
+        <w:t xml:space="preserve"> and limits.</w:t>
+      </w:r>
+    </w:p>
+    <w:p>
+      <w:pPr>
+        <w:pStyle w:val="Heading3"/>
+      </w:pPr>
+      <w:r>
         <w:t>Feedback that the learner uses</w:t>
       </w:r>
     </w:p>
     <w:p>
-      <w:r>
-        <w:t>Name the earliest unsupported step and give one action to repair it. Have the learner make that repair now and explain why. Then assess the relevant skill on a fresh, fully specified case. Confirm it was not previously practised with feedback; solve and check the new case before assigning it. A follow-up design prompt is a starting brief, not automatically an equivalent test.</w:t>
+      <w:pPr>
+        <w:spacing w:line="336" w:lineRule="auto" w:after="180"/>
+      </w:pPr>
+      <w:r>
+        <w:rPr>
+          <w:b w:val="0"/>
+        </w:rPr>
+        <w:t>Name the earliest unsupported step and give one action to repair it. Have the learner make that repair now and explain why. Then assess the relevant skill on a fresh, fully specified case.</w:t>
+      </w:r>
+    </w:p>
+    <w:p>
+      <w:pPr>
+        <w:spacing w:line="336" w:lineRule="auto" w:after="180"/>
+      </w:pPr>
+      <w:r>
+        <w:rPr>
+          <w:b w:val="0"/>
+        </w:rPr>
+        <w:t>Confirm it was not previously practised with feedback; solve and check the new case before assigning it. A follow-up design prompt is a starting brief, not automatically an equivalent test.</w:t>
       </w:r>
     </w:p>
     <w:p>
@@ -2757,11 +5973,62 @@
       </w:r>
     </w:p>
     <w:p>
+      <w:r>
+        <w:t>Connect Test Normal Cases to Helpful Classroom Sorter, adapt support and plan a later changed-case check.</w:t>
+      </w:r>
+    </w:p>
+    <w:p>
       <w:pPr>
         <w:pStyle w:val="Heading3"/>
       </w:pPr>
       <w:r>
-        <w:t>Connect and extend learning</w:t>
+        <w:t>Helpful Classroom Sorter</w:t>
+      </w:r>
+    </w:p>
+    <w:p>
+      <w:pPr>
+        <w:spacing w:line="336" w:lineRule="auto" w:after="180"/>
+      </w:pPr>
+      <w:r>
+        <w:rPr>
+          <w:b w:val="0"/>
+        </w:rPr>
+        <w:t>Create and run the sorter's normal-case test plan with unique IDs and version label.</w:t>
+      </w:r>
+    </w:p>
+    <w:p>
+      <w:pPr>
+        <w:spacing w:line="336" w:lineRule="auto" w:after="180"/>
+      </w:pPr>
+      <w:r>
+        <w:rPr>
+          <w:b w:val="0"/>
+        </w:rPr>
+        <w:t xml:space="preserve">Keep the decision, </w:t>
+      </w:r>
+      <w:r>
+        <w:rPr>
+          <w:b/>
+        </w:rPr>
+        <w:t>input</w:t>
+      </w:r>
+      <w:r>
+        <w:rPr>
+          <w:b w:val="0"/>
+        </w:rPr>
+        <w:t xml:space="preserve">, result, explanation and remaining limitation in the project </w:t>
+      </w:r>
+      <w:r>
+        <w:rPr>
+          <w:b/>
+        </w:rPr>
+        <w:t>evidence</w:t>
+      </w:r>
+      <w:r>
+        <w:rPr>
+          <w:b w:val="0"/>
+        </w:rPr>
+        <w:t xml:space="preserve"> record. Retrieve this record next week rather than restarting the project.</w:t>
       </w:r>
     </w:p>
     <w:p>
@@ -2769,17 +6036,54 @@
         <w:pStyle w:val="Heading3"/>
       </w:pPr>
       <w:r>
-        <w:t>Helpful Classroom Sorter</w:t>
-      </w:r>
-    </w:p>
-    <w:p>
-      <w:r>
-        <w:t>Create and run the sorter's normal-case test plan with unique IDs and version label.</w:t>
-      </w:r>
-    </w:p>
-    <w:p>
-      <w:r>
-        <w:t>Keep the decision, input, result, explanation and remaining limitation in the project evidence record. Retrieve this record next week rather than restarting the project.</w:t>
+        <w:t>Support and stretch</w:t>
+      </w:r>
+    </w:p>
+    <w:p>
+      <w:pPr>
+        <w:spacing w:line="336" w:lineRule="auto" w:after="180"/>
+      </w:pPr>
+      <w:r>
+        <w:rPr>
+          <w:b w:val="0"/>
+        </w:rPr>
+        <w:t xml:space="preserve">Use physical cards, spoken explanations and a three-stage drawing. Read aloud without giving the answer. Stretch: compare two </w:t>
+      </w:r>
+      <w:r>
+        <w:rPr>
+          <w:b/>
+        </w:rPr>
+        <w:t>mechanism</w:t>
+      </w:r>
+      <w:r>
+        <w:rPr>
+          <w:b w:val="0"/>
+        </w:rPr>
+        <w:t xml:space="preserve">s with the same visible </w:t>
+      </w:r>
+      <w:r>
+        <w:rPr>
+          <w:b/>
+        </w:rPr>
+        <w:t>output</w:t>
+      </w:r>
+      <w:r>
+        <w:rPr>
+          <w:b w:val="0"/>
+        </w:rPr>
+        <w:t xml:space="preserve"> and explain what </w:t>
+      </w:r>
+      <w:r>
+        <w:rPr>
+          <w:b/>
+        </w:rPr>
+        <w:t>evidence</w:t>
+      </w:r>
+      <w:r>
+        <w:rPr>
+          <w:b w:val="0"/>
+        </w:rPr>
+        <w:t xml:space="preserve"> distinguishes them.</w:t>
       </w:r>
     </w:p>
     <w:p>
@@ -2787,12 +6091,30 @@
         <w:pStyle w:val="Heading3"/>
       </w:pPr>
       <w:r>
-        <w:t>Support and stretch</w:t>
-      </w:r>
-    </w:p>
-    <w:p>
-      <w:r>
-        <w:t>Use physical cards, spoken explanations and a three-stage drawing. Read aloud without giving the answer. Stretch: compare two mechanisms with the same visible output and explain what evidence distinguishes them.</w:t>
+        <w:t>Exit reflection</w:t>
+      </w:r>
+    </w:p>
+    <w:p>
+      <w:pPr>
+        <w:spacing w:line="336" w:lineRule="auto" w:after="180"/>
+      </w:pPr>
+      <w:r>
+        <w:rPr>
+          <w:b w:val="0"/>
+        </w:rPr>
+        <w:t xml:space="preserve">Ask for one decision the learner can now justify and one situation requiring more </w:t>
+      </w:r>
+      <w:r>
+        <w:rPr>
+          <w:b/>
+        </w:rPr>
+        <w:t>evidence</w:t>
+      </w:r>
+      <w:r>
+        <w:rPr>
+          <w:b w:val="0"/>
+        </w:rPr>
+        <w:t xml:space="preserve"> or human review. Confidence ratings are separate from correct independent performance.</w:t>
       </w:r>
     </w:p>
     <w:p>
@@ -2800,12 +6122,30 @@
         <w:pStyle w:val="Heading3"/>
       </w:pPr>
       <w:r>
-        <w:t>Exit reflection</w:t>
-      </w:r>
-    </w:p>
-    <w:p>
-      <w:r>
-        <w:t>Ask for one decision the learner can now justify and one situation requiring more evidence or human review. Confidence ratings are separate from correct independent performance.</w:t>
+        <w:t>Bridge to the next week</w:t>
+      </w:r>
+    </w:p>
+    <w:p>
+      <w:pPr>
+        <w:spacing w:line="336" w:lineRule="auto" w:after="180"/>
+      </w:pPr>
+      <w:r>
+        <w:rPr>
+          <w:b w:val="0"/>
+        </w:rPr>
+        <w:t xml:space="preserve">Next: Week 34: Test Edge Cases and Fairness. Retrieve today’s </w:t>
+      </w:r>
+      <w:r>
+        <w:rPr>
+          <w:b/>
+        </w:rPr>
+        <w:t>evidence</w:t>
+      </w:r>
+      <w:r>
+        <w:rPr>
+          <w:b w:val="0"/>
+        </w:rPr>
+        <w:t xml:space="preserve"> and identify what carries forward and what is new.</w:t>
       </w:r>
     </w:p>
     <w:p>
@@ -2813,12 +6153,109 @@
         <w:pStyle w:val="Heading3"/>
       </w:pPr>
       <w:r>
-        <w:t>Bridge to the next week</w:t>
-      </w:r>
-    </w:p>
-    <w:p>
-      <w:r>
-        <w:t>Next: Week 34: Test Edge Cases and Fairness. Retrieve today’s evidence and identify what carries forward and what is new.</w:t>
+        <w:t>Support and fresh reassessment</w:t>
+      </w:r>
+    </w:p>
+    <w:p>
+      <w:pPr>
+        <w:spacing w:line="336" w:lineRule="auto" w:after="180"/>
+      </w:pPr>
+      <w:r>
+        <w:rPr>
+          <w:b w:val="0"/>
+        </w:rPr>
+        <w:t>Provide blank column headings and a separate copy of the requirements. Ask pupils to check time and quiet separately before combining them.</w:t>
+      </w:r>
+    </w:p>
+    <w:p>
+      <w:pPr>
+        <w:spacing w:line="336" w:lineRule="auto" w:after="180"/>
+      </w:pPr>
+      <w:r>
+        <w:rPr>
+          <w:b w:val="0"/>
+        </w:rPr>
+        <w:t xml:space="preserve">Permit a spoken explanation recorded by the teacher, while retaining the pupil’s independent first attempt. Extension: explain why repeated R1 runs do not add </w:t>
+      </w:r>
+      <w:r>
+        <w:rPr>
+          <w:b/>
+        </w:rPr>
+        <w:t>coverage</w:t>
+      </w:r>
+      <w:r>
+        <w:rPr>
+          <w:b w:val="0"/>
+        </w:rPr>
+        <w:t xml:space="preserve"> of a missing condition.</w:t>
+      </w:r>
+    </w:p>
+    <w:p>
+      <w:pPr>
+        <w:spacing w:line="336" w:lineRule="auto" w:after="180"/>
+      </w:pPr>
+      <w:r>
+        <w:rPr>
+          <w:b w:val="0"/>
+        </w:rPr>
+        <w:t>W4 must independently produce E1, E2 and no match, identify the group-6 capacity failure and report 2 of 3 full passes without diagnosing unseen code.</w:t>
+      </w:r>
+    </w:p>
+    <w:p>
+      <w:pPr>
+        <w:spacing w:line="336" w:lineRule="auto" w:after="180"/>
+      </w:pPr>
+      <w:r>
+        <w:rPr>
+          <w:b w:val="0"/>
+        </w:rPr>
+        <w:t>After support, use a fresh record: groups 2, 7 and 10 produce observed E1 with “4 holds 2”, E2 with “8 holds 7”, and E2 with “8 holds 10”. Expected E1, E2, no match gives 2 of 3.</w:t>
+      </w:r>
+    </w:p>
+    <w:p>
+      <w:pPr>
+        <w:spacing w:line="336" w:lineRule="auto" w:after="180"/>
+      </w:pPr>
+      <w:r>
+        <w:rPr>
+          <w:b w:val="0"/>
+        </w:rPr>
+        <w:t>Require the pupil to identify the final failure and propose an untested validation case.</w:t>
+      </w:r>
+    </w:p>
+    <w:p>
+      <w:pPr>
+        <w:spacing w:line="336" w:lineRule="auto" w:after="180"/>
+      </w:pPr>
+      <w:r>
+        <w:rPr>
+          <w:b w:val="0"/>
+        </w:rPr>
+        <w:t xml:space="preserve">Week 34 tests equality boundaries, accepted ranges, invalid </w:t>
+      </w:r>
+      <w:r>
+        <w:rPr>
+          <w:b/>
+        </w:rPr>
+        <w:t>input</w:t>
+      </w:r>
+      <w:r>
+        <w:rPr>
+          <w:b w:val="0"/>
+        </w:rPr>
+        <w:t xml:space="preserve">s and explicitly labelled catalogue variations, then revisits what the </w:t>
+      </w:r>
+      <w:r>
+        <w:rPr>
+          <w:b/>
+        </w:rPr>
+        <w:t>evidence</w:t>
+      </w:r>
+      <w:r>
+        <w:rPr>
+          <w:b w:val="0"/>
+        </w:rPr>
+        <w:t xml:space="preserve"> can support.</w:t>
       </w:r>
     </w:p>
     <w:p>
@@ -2826,40 +6263,40 @@
         <w:pStyle w:val="Heading3"/>
       </w:pPr>
       <w:r>
-        <w:t>Support and fresh reassessment</w:t>
-      </w:r>
-    </w:p>
-    <w:p>
-      <w:r>
-        <w:t>Provide blank column headings and a separate copy of the requirements. Ask pupils to check time and quiet separately before combining them. Permit a spoken explanation recorded by the teacher, while retaining the pupil’s independent first attempt. Extension: explain why repeated R1 runs do not add coverage of a missing condition.</w:t>
-      </w:r>
-    </w:p>
-    <w:p>
-      <w:r>
-        <w:t>W4 must independently produce E1, E2 and no match, identify the group-6 capacity failure and report 2 of 3 full passes without diagnosing unseen code. After support, use a fresh record: groups 2, 7 and 10 produce observed E1 with “4 holds 2”, E2 with “8 holds 7”, and E2 with “8 holds 10”. Expected E1, E2, no match gives 2 of 3. Require the pupil to identify the final failure and propose an untested validation case.</w:t>
-      </w:r>
-    </w:p>
-    <w:p>
-      <w:r>
-        <w:t>Week 34 tests equality boundaries, accepted ranges, invalid inputs and explicitly labelled catalogue variations, then revisits what the evidence can support.</w:t>
-      </w:r>
-    </w:p>
-    <w:p>
-      <w:pPr>
-        <w:pStyle w:val="Heading3"/>
-      </w:pPr>
-      <w:r>
         <w:t>Plan the delayed return</w:t>
       </w:r>
     </w:p>
     <w:p>
-      <w:r>
+      <w:pPr>
+        <w:spacing w:line="336" w:lineRule="auto" w:after="180"/>
+      </w:pPr>
+      <w:r>
+        <w:rPr>
+          <w:b w:val="0"/>
+        </w:rPr>
         <w:t>Suggested return points in this level: ai-1/34, ai-1/36. Use actual classroom dates, adjusting for holidays and gaps. One, three and six teaching weeks are scheduling choices, not a claimed optimal spacing.</w:t>
       </w:r>
     </w:p>
     <w:p>
-      <w:r>
-        <w:t>At a delayed check, ask for the idea from memory and a changed application. Compare with the earlier independent response and record support used. For a new level, revisit the previous capstone before checking the new prerequisites.</w:t>
+      <w:pPr>
+        <w:spacing w:line="336" w:lineRule="auto" w:after="180"/>
+      </w:pPr>
+      <w:r>
+        <w:rPr>
+          <w:b w:val="0"/>
+        </w:rPr>
+        <w:t>At a delayed check, ask for the idea from memory and a changed application. Compare with the earlier independent response and record support used.</w:t>
+      </w:r>
+    </w:p>
+    <w:p>
+      <w:pPr>
+        <w:spacing w:line="336" w:lineRule="auto" w:after="180"/>
+      </w:pPr>
+      <w:r>
+        <w:rPr>
+          <w:b w:val="0"/>
+        </w:rPr>
+        <w:t>For a new level, revisit the previous capstone before checking the new prerequisites.</w:t>
       </w:r>
     </w:p>
     <w:tbl>
@@ -3019,8 +6456,26 @@
       </w:tr>
     </w:tbl>
     <w:p>
-      <w:r>
-        <w:t>Use the evidence to choose reteaching or the next step. A completed page, confidence rating or attractive project does not by itself demonstrate understanding.</w:t>
+      <w:pPr>
+        <w:spacing w:line="336" w:lineRule="auto" w:after="180"/>
+      </w:pPr>
+      <w:r>
+        <w:rPr>
+          <w:b w:val="0"/>
+        </w:rPr>
+        <w:t xml:space="preserve">Use the </w:t>
+      </w:r>
+      <w:r>
+        <w:rPr>
+          <w:b/>
+        </w:rPr>
+        <w:t>evidence</w:t>
+      </w:r>
+      <w:r>
+        <w:rPr>
+          <w:b w:val="0"/>
+        </w:rPr>
+        <w:t xml:space="preserve"> to choose reteaching or the next step. A completed page, confidence rating or attractive project does not by itself demonstrate understanding.</w:t>
       </w:r>
     </w:p>
     <w:p>
@@ -3032,8 +6487,38 @@
       </w:r>
     </w:p>
     <w:p>
-      <w:r>
-        <w:t>Maintain sorter tests with input, independently derived expectation, actual output, version and full-pass judgment.</w:t>
+      <w:pPr>
+        <w:spacing w:line="336" w:lineRule="auto" w:after="180"/>
+      </w:pPr>
+      <w:r>
+        <w:rPr>
+          <w:b w:val="0"/>
+        </w:rPr>
+        <w:t xml:space="preserve">Maintain sorter tests with </w:t>
+      </w:r>
+      <w:r>
+        <w:rPr>
+          <w:b/>
+        </w:rPr>
+        <w:t>input</w:t>
+      </w:r>
+      <w:r>
+        <w:rPr>
+          <w:b w:val="0"/>
+        </w:rPr>
+        <w:t xml:space="preserve">, independently derived expectation, actual </w:t>
+      </w:r>
+      <w:r>
+        <w:rPr>
+          <w:b/>
+        </w:rPr>
+        <w:t>output</w:t>
+      </w:r>
+      <w:r>
+        <w:rPr>
+          <w:b w:val="0"/>
+        </w:rPr>
+        <w:t>, version and full-pass judgment.</w:t>
       </w:r>
     </w:p>
     <w:p>
@@ -3046,12 +6531,62 @@
     </w:p>
     <w:p>
       <w:r>
-        <w:t>Teaching target: Plan routine cases with expected results derived from the requirements</w:t>
-      </w:r>
-    </w:p>
-    <w:p>
-      <w:r>
-        <w:t>Prepare the labelled worked-case picture, the matching workbook, fictional input cards and a place for individual responses. No paid AI account is required for the paper reasoning activities.</w:t>
+        <w:t>Use this preparation summary alongside the detailed Test Normal Cases lesson; it is a checklist rather than a replacement for the full sequence.</w:t>
+      </w:r>
+    </w:p>
+    <w:p>
+      <w:pPr>
+        <w:pStyle w:val="Heading3"/>
+      </w:pPr>
+      <w:r>
+        <w:t>Teaching target</w:t>
+      </w:r>
+    </w:p>
+    <w:p>
+      <w:pPr>
+        <w:spacing w:line="336" w:lineRule="auto" w:after="180"/>
+        <w:shd w:fill="EDF7F3"/>
+      </w:pPr>
+      <w:r>
+        <w:rPr>
+          <w:b w:val="0"/>
+        </w:rPr>
+        <w:t xml:space="preserve">Teaching target: Plan routine cases with </w:t>
+      </w:r>
+      <w:r>
+        <w:rPr>
+          <w:b/>
+        </w:rPr>
+        <w:t>expected result</w:t>
+      </w:r>
+      <w:r>
+        <w:rPr>
+          <w:b w:val="0"/>
+        </w:rPr>
+        <w:t>s derived from the requirements</w:t>
+      </w:r>
+    </w:p>
+    <w:p>
+      <w:pPr>
+        <w:spacing w:line="336" w:lineRule="auto" w:after="180"/>
+      </w:pPr>
+      <w:r>
+        <w:rPr>
+          <w:b w:val="0"/>
+        </w:rPr>
+        <w:t xml:space="preserve">Prepare the labelled worked-case picture, the matching workbook, fictional </w:t>
+      </w:r>
+      <w:r>
+        <w:rPr>
+          <w:b/>
+        </w:rPr>
+        <w:t>input</w:t>
+      </w:r>
+      <w:r>
+        <w:rPr>
+          <w:b w:val="0"/>
+        </w:rPr>
+        <w:t xml:space="preserve"> cards and a place for individual responses. No paid AI account is required for the paper reasoning activities.</w:t>
       </w:r>
     </w:p>
     <w:tbl>
@@ -3198,37 +6733,254 @@
       </w:tr>
     </w:tbl>
     <w:p>
-      <w:r>
-        <w:t>Before class, solve the supported practice: Operate your saved P1 cards and the manual baseline on all four R cases. Record actual results and traces on your sheet. Summarise full passes over all attempted cases for each method, name any failures and explain why a tie would not prove the prototype improves correctness. Do not invent an observed run.</w:t>
-      </w:r>
-    </w:p>
-    <w:p>
-      <w:r>
-        <w:t>Reasoned practice answer: A correctly executed P1 and baseline both produce B1, B2, no match, no match with correct reasons, giving 4 of 4 each. Accept an honest record of different observed results when the pupil identifies and investigates the disagreements. Both methods must use the same requests, catalogue and pass criterion. A tie establishes no correctness advantage on this set; an unperformed run must remain unperformed.</w:t>
-      </w:r>
-    </w:p>
-    <w:p>
-      <w:r>
-        <w:t>Check every learner before discussion: Use the worked case for Testing routine cases. Proposed explanation: “A correct label is always a full pass”. Decide whether this explanation is supported. Point to the step or supplied fact that decides; explain your repair if needed.</w:t>
-      </w:r>
-    </w:p>
-    <w:p>
-      <w:r>
+      <w:pPr>
+        <w:spacing w:line="336" w:lineRule="auto" w:after="180"/>
+      </w:pPr>
+      <w:r>
+        <w:rPr>
+          <w:b w:val="0"/>
+        </w:rPr>
+        <w:t xml:space="preserve">Before class, solve the supported practice: Operate your saved P1 cards and the manual </w:t>
+      </w:r>
+      <w:r>
+        <w:rPr>
+          <w:b/>
+        </w:rPr>
+        <w:t>baseline</w:t>
+      </w:r>
+      <w:r>
+        <w:rPr>
+          <w:b w:val="0"/>
+        </w:rPr>
+        <w:t xml:space="preserve"> on all four R cases. Record </w:t>
+      </w:r>
+      <w:r>
+        <w:rPr>
+          <w:b/>
+        </w:rPr>
+        <w:t>actual result</w:t>
+      </w:r>
+      <w:r>
+        <w:rPr>
+          <w:b w:val="0"/>
+        </w:rPr>
+        <w:t>s and traces on your sheet.</w:t>
+      </w:r>
+    </w:p>
+    <w:p>
+      <w:pPr>
+        <w:spacing w:line="336" w:lineRule="auto" w:after="180"/>
+      </w:pPr>
+      <w:r>
+        <w:rPr>
+          <w:b w:val="0"/>
+        </w:rPr>
+        <w:t>Summarise full passes over all attempted cases for each method, name any failures and explain why a tie would not prove the prototype improves correctness. Do not invent an observed run.</w:t>
+      </w:r>
+    </w:p>
+    <w:p>
+      <w:pPr>
+        <w:pStyle w:val="Heading3"/>
+      </w:pPr>
+      <w:r>
+        <w:t>Supported practice answer</w:t>
+      </w:r>
+    </w:p>
+    <w:p>
+      <w:pPr>
+        <w:spacing w:line="336" w:lineRule="auto" w:after="180"/>
+        <w:shd w:fill="F1F6FC"/>
+      </w:pPr>
+      <w:r>
+        <w:rPr>
+          <w:b w:val="0"/>
+        </w:rPr>
+        <w:t xml:space="preserve">Reasoned practice answer: A correctly executed P1 and </w:t>
+      </w:r>
+      <w:r>
+        <w:rPr>
+          <w:b/>
+        </w:rPr>
+        <w:t>baseline</w:t>
+      </w:r>
+      <w:r>
+        <w:rPr>
+          <w:b w:val="0"/>
+        </w:rPr>
+        <w:t xml:space="preserve"> both produce B1, B2, no match, no match with correct reasons, giving 4 of 4 each.</w:t>
+      </w:r>
+    </w:p>
+    <w:p>
+      <w:pPr>
+        <w:spacing w:line="336" w:lineRule="auto" w:after="180"/>
+        <w:shd w:fill="F1F6FC"/>
+      </w:pPr>
+      <w:r>
+        <w:rPr>
+          <w:b w:val="0"/>
+        </w:rPr>
+        <w:t xml:space="preserve">Accept an honest record of different observed results when the pupil identifies and investigates the disagreements. Both methods must use the same requests, catalogue and </w:t>
+      </w:r>
+      <w:r>
+        <w:rPr>
+          <w:b/>
+        </w:rPr>
+        <w:t>pass criterion</w:t>
+      </w:r>
+      <w:r>
+        <w:rPr>
+          <w:b w:val="0"/>
+        </w:rPr>
+        <w:t>.</w:t>
+      </w:r>
+    </w:p>
+    <w:p>
+      <w:pPr>
+        <w:spacing w:line="336" w:lineRule="auto" w:after="180"/>
+        <w:shd w:fill="F1F6FC"/>
+      </w:pPr>
+      <w:r>
+        <w:rPr>
+          <w:b w:val="0"/>
+        </w:rPr>
+        <w:t>A tie establishes no correctness advantage on this set; an unperformed run must remain unperformed.</w:t>
+      </w:r>
+    </w:p>
+    <w:p>
+      <w:pPr>
+        <w:spacing w:line="336" w:lineRule="auto" w:after="180"/>
+      </w:pPr>
+      <w:r>
+        <w:rPr>
+          <w:b w:val="0"/>
+        </w:rPr>
+        <w:t>Check every learner before discussion: Use the worked case for Testing routine cases. Proposed explanation: “A correct label is always a full pass”. Decide whether this explanation is supported.</w:t>
+      </w:r>
+    </w:p>
+    <w:p>
+      <w:pPr>
+        <w:spacing w:line="336" w:lineRule="auto" w:after="180"/>
+      </w:pPr>
+      <w:r>
+        <w:rPr>
+          <w:b w:val="0"/>
+        </w:rPr>
+        <w:t>Point to the step or supplied fact that decides; explain your repair if needed.</w:t>
+      </w:r>
+    </w:p>
+    <w:p>
+      <w:pPr>
+        <w:pStyle w:val="Heading3"/>
+      </w:pPr>
+      <w:r>
+        <w:t>Repair the misconception</w:t>
+      </w:r>
+    </w:p>
+    <w:p>
+      <w:pPr>
+        <w:spacing w:line="336" w:lineRule="auto" w:after="180"/>
+        <w:shd w:fill="FFF5E6"/>
+      </w:pPr>
+      <w:r>
+        <w:rPr>
+          <w:b w:val="0"/>
+        </w:rPr>
         <w:t>Misconception repair: The agreed criterion also requires a correct explanation.</w:t>
       </w:r>
     </w:p>
     <w:p>
-      <w:r>
-        <w:t>Support: read the exact case aloud, enlarge the labelled picture, supply input cards and model only the first deciding step. Accept a spoken explanation or drawing; retain the reasoning goal.</w:t>
-      </w:r>
-    </w:p>
-    <w:p>
-      <w:r>
-        <w:t>Extension: Prototype reports none for request 6 instead of P1. Require a prediction and a reason before comparing. Expected result: That run still fails. Reason: P2 can hold 6, so none is also wrong under the first-fit rule.</w:t>
-      </w:r>
-    </w:p>
-    <w:p>
-      <w:r>
+      <w:pPr>
+        <w:pStyle w:val="Heading3"/>
+      </w:pPr>
+      <w:r>
+        <w:t>Support without giving away the answer</w:t>
+      </w:r>
+    </w:p>
+    <w:p>
+      <w:pPr>
+        <w:spacing w:line="336" w:lineRule="auto" w:after="180"/>
+        <w:shd w:fill="F1F6F8"/>
+      </w:pPr>
+      <w:r>
+        <w:rPr>
+          <w:b w:val="0"/>
+        </w:rPr>
+        <w:t xml:space="preserve">Support: read the exact case aloud, enlarge the labelled picture, supply </w:t>
+      </w:r>
+      <w:r>
+        <w:rPr>
+          <w:b/>
+        </w:rPr>
+        <w:t>input</w:t>
+      </w:r>
+      <w:r>
+        <w:rPr>
+          <w:b w:val="0"/>
+        </w:rPr>
+        <w:t xml:space="preserve"> cards and model only the first deciding step. Accept a spoken explanation or drawing; retain the reasoning goal.</w:t>
+      </w:r>
+    </w:p>
+    <w:p>
+      <w:pPr>
+        <w:pStyle w:val="Heading3"/>
+      </w:pPr>
+      <w:r>
+        <w:t>Extend the reasoning</w:t>
+      </w:r>
+    </w:p>
+    <w:p>
+      <w:pPr>
+        <w:spacing w:line="336" w:lineRule="auto" w:after="180"/>
+        <w:shd w:fill="F5F1FB"/>
+      </w:pPr>
+      <w:r>
+        <w:rPr>
+          <w:b w:val="0"/>
+        </w:rPr>
+        <w:t xml:space="preserve">Extension: Prototype reports none for request 6 instead of P1. Require a </w:t>
+      </w:r>
+      <w:r>
+        <w:rPr>
+          <w:b/>
+        </w:rPr>
+        <w:t>prediction</w:t>
+      </w:r>
+      <w:r>
+        <w:rPr>
+          <w:b w:val="0"/>
+        </w:rPr>
+        <w:t xml:space="preserve"> and a reason before comparing. </w:t>
+      </w:r>
+      <w:r>
+        <w:rPr>
+          <w:b/>
+        </w:rPr>
+        <w:t>Expected result</w:t>
+      </w:r>
+      <w:r>
+        <w:rPr>
+          <w:b w:val="0"/>
+        </w:rPr>
+        <w:t>: That run still fails. Reason: P2 can hold 6, so none is also wrong under the first-fit rule.</w:t>
+      </w:r>
+    </w:p>
+    <w:p>
+      <w:pPr>
+        <w:pStyle w:val="Heading3"/>
+      </w:pPr>
+      <w:r>
+        <w:t>Protect the independent attempt</w:t>
+      </w:r>
+    </w:p>
+    <w:p>
+      <w:pPr>
+        <w:spacing w:line="336" w:lineRule="auto" w:after="180"/>
+        <w:shd w:fill="FFF5E6"/>
+      </w:pPr>
+      <w:r>
+        <w:rPr>
+          <w:b w:val="0"/>
+        </w:rPr>
         <w:t>Independent assessment: withhold the reserved answer until the learner has attempted the new case. Record support separately from correctness.</w:t>
       </w:r>
     </w:p>
@@ -3417,13 +7169,58 @@
       </w:tr>
     </w:tbl>
     <w:p>
-      <w:r>
-        <w:t>Project checkpoint: Present and defend. Demonstrate the system, explain one failure and justify the next improvement with evidence.</w:t>
-      </w:r>
-    </w:p>
-    <w:p>
-      <w:r>
-        <w:t>Use the weekly teacher answer for topic-specific reasoning. A saved progress tick is an activity record; judge mastery from the learner’s explanation and evidence.</w:t>
+      <w:pPr>
+        <w:pStyle w:val="Heading3"/>
+      </w:pPr>
+      <w:r>
+        <w:t>Project checkpoint</w:t>
+      </w:r>
+    </w:p>
+    <w:p>
+      <w:pPr>
+        <w:spacing w:line="336" w:lineRule="auto" w:after="180"/>
+        <w:shd w:fill="EDF7F3"/>
+      </w:pPr>
+      <w:r>
+        <w:rPr>
+          <w:b w:val="0"/>
+        </w:rPr>
+        <w:t xml:space="preserve">Project checkpoint: Present and defend. Demonstrate the system, explain one failure and justify the next improvement with </w:t>
+      </w:r>
+      <w:r>
+        <w:rPr>
+          <w:b/>
+        </w:rPr>
+        <w:t>evidence</w:t>
+      </w:r>
+      <w:r>
+        <w:rPr>
+          <w:b w:val="0"/>
+        </w:rPr>
+        <w:t>.</w:t>
+      </w:r>
+    </w:p>
+    <w:p>
+      <w:pPr>
+        <w:spacing w:line="336" w:lineRule="auto" w:after="180"/>
+      </w:pPr>
+      <w:r>
+        <w:rPr>
+          <w:b w:val="0"/>
+        </w:rPr>
+        <w:t xml:space="preserve">Use the weekly teacher answer for topic-specific reasoning. A saved progress tick is an activity record; judge mastery from the learner’s explanation and </w:t>
+      </w:r>
+      <w:r>
+        <w:rPr>
+          <w:b/>
+        </w:rPr>
+        <w:t>evidence</w:t>
+      </w:r>
+      <w:r>
+        <w:rPr>
+          <w:b w:val="0"/>
+        </w:rPr>
+        <w:t>.</w:t>
       </w:r>
     </w:p>
     <w:p>
@@ -3436,27 +7233,977 @@
     </w:p>
     <w:p>
       <w:r>
-        <w:t>Use the two formative questions as supported practice, not as independent mastery scores. Discuss the deciding evidence rather than accepting a guessed selection.</w:t>
-      </w:r>
-    </w:p>
-    <w:p>
-      <w:r>
+        <w:t>Use feedback, earlier review and portfolios purposefully. Apply the coding routine only when this lesson has an executable lab.</w:t>
+      </w:r>
+    </w:p>
+    <w:p>
+      <w:pPr>
+        <w:spacing w:line="336" w:lineRule="auto" w:after="180"/>
+      </w:pPr>
+      <w:r>
+        <w:rPr>
+          <w:b w:val="0"/>
+        </w:rPr>
+        <w:t xml:space="preserve">Use the two formative questions as supported practice, not as independent mastery scores. Discuss the deciding </w:t>
+      </w:r>
+      <w:r>
+        <w:rPr>
+          <w:b/>
+        </w:rPr>
+        <w:t>evidence</w:t>
+      </w:r>
+      <w:r>
+        <w:rPr>
+          <w:b w:val="0"/>
+        </w:rPr>
+        <w:t xml:space="preserve"> rather than accepting a guessed selection.</w:t>
+      </w:r>
+    </w:p>
+    <w:p>
+      <w:pPr>
+        <w:spacing w:line="336" w:lineRule="auto" w:after="180"/>
+      </w:pPr>
+      <w:r>
+        <w:rPr>
+          <w:b w:val="0"/>
+        </w:rPr>
         <w:t>The feedback comes from the reviewed public worked case. Do not reveal the separately reserved independent teacher answer until the learner has attempted that case.</w:t>
       </w:r>
     </w:p>
     <w:p>
-      <w:r>
-        <w:t>Ask students to predict before running code. Preserve errors and actual outputs; collect a changed test and an explanation. The branch-boundary and indexing lessons deliberately include failure cases.</w:t>
-      </w:r>
-    </w:p>
-    <w:p>
-      <w:r>
+      <w:pPr>
+        <w:pStyle w:val="Heading3"/>
+      </w:pPr>
+      <w:r>
+        <w:t>For later coding lessons</w:t>
+      </w:r>
+    </w:p>
+    <w:p>
+      <w:r>
+        <w:t>This week has no code block. Use this routine when a later lesson includes an executable lab.</w:t>
+      </w:r>
+    </w:p>
+    <w:p>
+      <w:pPr>
+        <w:spacing w:line="336" w:lineRule="auto" w:after="180"/>
+        <w:shd w:fill="F1F6F8"/>
+      </w:pPr>
+      <w:r>
+        <w:rPr>
+          <w:b w:val="0"/>
+        </w:rPr>
+        <w:t xml:space="preserve">Ask students to predict before running code. Preserve errors and actual </w:t>
+      </w:r>
+      <w:r>
+        <w:rPr>
+          <w:b/>
+        </w:rPr>
+        <w:t>output</w:t>
+      </w:r>
+      <w:r>
+        <w:rPr>
+          <w:b w:val="0"/>
+        </w:rPr>
+        <w:t>s; collect a changed test and an explanation. The branch-boundary and indexing lessons deliberately include failure cases.</w:t>
+      </w:r>
+    </w:p>
+    <w:p>
+      <w:pPr>
+        <w:spacing w:line="336" w:lineRule="auto" w:after="180"/>
+      </w:pPr>
+      <w:r>
+        <w:rPr>
+          <w:b w:val="0"/>
+        </w:rPr>
         <w:t>Use the earlier worked-explanation links to address a specific missing building block, then return to the current question. Adapt this suggestion after observing the learner; it is not an automatic diagnosis.</w:t>
       </w:r>
     </w:p>
     <w:p>
-      <w:r>
-        <w:t>Collect the completed-work portfolio as evidence. Record support separately from correctness, and assess explanation, trace/test and limitations. Progress ticks and quiz selections alone do not establish mastery.</w:t>
+      <w:pPr>
+        <w:spacing w:line="336" w:lineRule="auto" w:after="180"/>
+      </w:pPr>
+      <w:r>
+        <w:rPr>
+          <w:b w:val="0"/>
+        </w:rPr>
+        <w:t xml:space="preserve">Collect the completed-work portfolio as </w:t>
+      </w:r>
+      <w:r>
+        <w:rPr>
+          <w:b/>
+        </w:rPr>
+        <w:t>evidence</w:t>
+      </w:r>
+      <w:r>
+        <w:rPr>
+          <w:b w:val="0"/>
+        </w:rPr>
+        <w:t>. Record support separately from correctness, and assess explanation, trace/test and limitations. Progress ticks and quiz selections alone do not establish mastery.</w:t>
+      </w:r>
+    </w:p>
+    <w:p>
+      <w:pPr>
+        <w:pStyle w:val="Heading1"/>
+      </w:pPr>
+      <w:r>
+        <w:t>09. Visual concept journey</w:t>
+      </w:r>
+    </w:p>
+    <w:p>
+      <w:r>
+        <w:t>Show one Test Normal Cases graphic at a time, request a prediction and discuss its trace before the independent assessment.</w:t>
+      </w:r>
+    </w:p>
+    <w:p>
+      <w:pPr>
+        <w:spacing w:line="336" w:lineRule="auto" w:after="180"/>
+      </w:pPr>
+      <w:r>
+        <w:rPr>
+          <w:b w:val="0"/>
+        </w:rPr>
+        <w:t xml:space="preserve">Use one picture at a time. Hide a worked result before asking for a </w:t>
+      </w:r>
+      <w:r>
+        <w:rPr>
+          <w:b/>
+        </w:rPr>
+        <w:t>prediction</w:t>
+      </w:r>
+      <w:r>
+        <w:rPr>
+          <w:b w:val="0"/>
+        </w:rPr>
+        <w:t>, then reveal it for feedback. These are supported teaching cases; retain the separate independent assessment for a fresh first attempt.</w:t>
+      </w:r>
+    </w:p>
+    <w:p>
+      <w:pPr>
+        <w:pStyle w:val="Heading3"/>
+      </w:pPr>
+      <w:r>
+        <w:t>01. Test Normal Cases: the case</w:t>
+      </w:r>
+    </w:p>
+    <w:p>
+      <w:r>
+        <w:drawing>
+          <wp:inline xmlns:a="http://schemas.openxmlformats.org/drawingml/2006/main" xmlns:pic="http://schemas.openxmlformats.org/drawingml/2006/picture">
+            <wp:extent cx="5486400" cy="2840736"/>
+            <wp:docPr id="3" name="Picture 3" descr="A fictional pencil-pouch finder has been run on four ordinary requests. Supplied facts: Catalogue: P1 capacity 3, P2 capacity 7; first fitting pouch. Valid whole counts 1–9. Requests 2,4,6,8; recorded outputs P1,P2,P1,none. These are invented records, not class results."/>
+            <wp:cNvGraphicFramePr>
+              <a:graphicFrameLocks noChangeAspect="1"/>
+            </wp:cNvGraphicFramePr>
+            <a:graphic>
+              <a:graphicData uri="http://schemas.openxmlformats.org/drawingml/2006/picture">
+                <pic:pic>
+                  <pic:nvPicPr>
+                    <pic:cNvPr id="0" name="academy-story-ai-1-33-01.png"/>
+                    <pic:cNvPicPr/>
+                  </pic:nvPicPr>
+                  <pic:blipFill>
+                    <a:blip r:embed="rId11"/>
+                    <a:stretch>
+                      <a:fillRect/>
+                    </a:stretch>
+                  </pic:blipFill>
+                  <pic:spPr>
+                    <a:xfrm>
+                      <a:off x="0" y="0"/>
+                      <a:ext cx="5486400" cy="2840736"/>
+                    </a:xfrm>
+                    <a:prstGeom prst="rect"/>
+                  </pic:spPr>
+                </pic:pic>
+              </a:graphicData>
+            </a:graphic>
+          </wp:inline>
+        </w:drawing>
+      </w:r>
+    </w:p>
+    <w:p>
+      <w:pPr>
+        <w:spacing w:line="336" w:lineRule="auto" w:after="180"/>
+      </w:pPr>
+      <w:r>
+        <w:rPr>
+          <w:b w:val="0"/>
+        </w:rPr>
+        <w:t xml:space="preserve">A fictional pencil-pouch finder has been run on four ordinary requests. Supplied facts: Catalogue: P1 capacity 3, P2 capacity 7; first </w:t>
+      </w:r>
+      <w:r>
+        <w:rPr>
+          <w:b/>
+        </w:rPr>
+        <w:t>fitting</w:t>
+      </w:r>
+      <w:r>
+        <w:rPr>
+          <w:b w:val="0"/>
+        </w:rPr>
+        <w:t xml:space="preserve"> pouch. Valid whole counts 1–9. Requests 2,4,6,8; recorded </w:t>
+      </w:r>
+      <w:r>
+        <w:rPr>
+          <w:b/>
+        </w:rPr>
+        <w:t>output</w:t>
+      </w:r>
+      <w:r>
+        <w:rPr>
+          <w:b w:val="0"/>
+        </w:rPr>
+        <w:t>s P1,P2,P1,none.</w:t>
+      </w:r>
+    </w:p>
+    <w:p>
+      <w:pPr>
+        <w:spacing w:line="336" w:lineRule="auto" w:after="180"/>
+      </w:pPr>
+      <w:r>
+        <w:rPr>
+          <w:b w:val="0"/>
+        </w:rPr>
+        <w:t>These are invented records, not class results.</w:t>
+      </w:r>
+    </w:p>
+    <w:p>
+      <w:pPr>
+        <w:spacing w:line="336" w:lineRule="auto" w:after="180"/>
+        <w:shd w:fill="F5F1FB"/>
+      </w:pPr>
+      <w:r>
+        <w:rPr>
+          <w:b w:val="0"/>
+        </w:rPr>
+        <w:t>Point to the given fact that matters most. Explain why it matters.</w:t>
+      </w:r>
+    </w:p>
+    <w:p>
+      <w:pPr>
+        <w:pStyle w:val="Heading3"/>
+      </w:pPr>
+      <w:r>
+        <w:t>Discuss while showing the picture</w:t>
+      </w:r>
+    </w:p>
+    <w:p>
+      <w:pPr>
+        <w:spacing w:line="336" w:lineRule="auto" w:after="180"/>
+        <w:shd w:fill="F1F6F8"/>
+      </w:pPr>
+      <w:r>
+        <w:rPr>
+          <w:b w:val="0"/>
+        </w:rPr>
+        <w:t>Teacher prompt: Point to the given fact that matters most. Explain why it matters. Ask learners to describe one label or arrow in ordinary words. Use the adjacent transcript if the image is difficult to see.</w:t>
+      </w:r>
+    </w:p>
+    <w:p>
+      <w:pPr>
+        <w:pStyle w:val="Heading3"/>
+      </w:pPr>
+      <w:r>
+        <w:t>02. Follow the deciding steps</w:t>
+      </w:r>
+    </w:p>
+    <w:p>
+      <w:r>
+        <w:drawing>
+          <wp:inline xmlns:a="http://schemas.openxmlformats.org/drawingml/2006/main" xmlns:pic="http://schemas.openxmlformats.org/drawingml/2006/picture">
+            <wp:extent cx="5486400" cy="4005072"/>
+            <wp:docPr id="4" name="Picture 4" descr="Write expectations: For 2,4,6,8 expect P1,P2,P2,none. → Compare outputs: Runs at 2,4 and 8 agree; run at 6 disagrees. → Trace failure: P1 holds only 3, so it cannot satisfy request 6. → Report: Three of four routine cases pass; retain the failure."/>
+            <wp:cNvGraphicFramePr>
+              <a:graphicFrameLocks noChangeAspect="1"/>
+            </wp:cNvGraphicFramePr>
+            <a:graphic>
+              <a:graphicData uri="http://schemas.openxmlformats.org/drawingml/2006/picture">
+                <pic:pic>
+                  <pic:nvPicPr>
+                    <pic:cNvPr id="0" name="academy-story-ai-1-33-02.png"/>
+                    <pic:cNvPicPr/>
+                  </pic:nvPicPr>
+                  <pic:blipFill>
+                    <a:blip r:embed="rId12"/>
+                    <a:stretch>
+                      <a:fillRect/>
+                    </a:stretch>
+                  </pic:blipFill>
+                  <pic:spPr>
+                    <a:xfrm>
+                      <a:off x="0" y="0"/>
+                      <a:ext cx="5486400" cy="4005072"/>
+                    </a:xfrm>
+                    <a:prstGeom prst="rect"/>
+                  </pic:spPr>
+                </pic:pic>
+              </a:graphicData>
+            </a:graphic>
+          </wp:inline>
+        </w:drawing>
+      </w:r>
+    </w:p>
+    <w:p>
+      <w:pPr>
+        <w:spacing w:line="336" w:lineRule="auto" w:after="180"/>
+      </w:pPr>
+      <w:r>
+        <w:rPr>
+          <w:b w:val="0"/>
+        </w:rPr>
+        <w:t xml:space="preserve">Write expectations: For 2,4,6,8 expect P1,P2,P2,none. → Compare </w:t>
+      </w:r>
+      <w:r>
+        <w:rPr>
+          <w:b/>
+        </w:rPr>
+        <w:t>output</w:t>
+      </w:r>
+      <w:r>
+        <w:rPr>
+          <w:b w:val="0"/>
+        </w:rPr>
+        <w:t>s: Runs at 2,4 and 8 agree; run at 6 disagrees. → Trace failure: P1 holds only 3, so it cannot satisfy request 6. → Report: Three of four routine cases pass; retain the failure.</w:t>
+      </w:r>
+    </w:p>
+    <w:p>
+      <w:pPr>
+        <w:spacing w:line="336" w:lineRule="auto" w:after="180"/>
+        <w:shd w:fill="F5F1FB"/>
+      </w:pPr>
+      <w:r>
+        <w:rPr>
+          <w:b w:val="0"/>
+        </w:rPr>
+        <w:t xml:space="preserve">Point to each numbered stage and explain which recorded </w:t>
+      </w:r>
+      <w:r>
+        <w:rPr>
+          <w:b/>
+        </w:rPr>
+        <w:t>input</w:t>
+      </w:r>
+      <w:r>
+        <w:rPr>
+          <w:b w:val="0"/>
+        </w:rPr>
+        <w:t xml:space="preserve"> it uses.</w:t>
+      </w:r>
+    </w:p>
+    <w:p>
+      <w:pPr>
+        <w:pStyle w:val="Heading3"/>
+      </w:pPr>
+      <w:r>
+        <w:t>Discuss while showing the picture</w:t>
+      </w:r>
+    </w:p>
+    <w:p>
+      <w:pPr>
+        <w:spacing w:line="336" w:lineRule="auto" w:after="180"/>
+        <w:shd w:fill="F1F6F8"/>
+      </w:pPr>
+      <w:r>
+        <w:rPr>
+          <w:b w:val="0"/>
+        </w:rPr>
+        <w:t xml:space="preserve">Teacher prompt: Point to each numbered stage and explain which recorded </w:t>
+      </w:r>
+      <w:r>
+        <w:rPr>
+          <w:b/>
+        </w:rPr>
+        <w:t>input</w:t>
+      </w:r>
+      <w:r>
+        <w:rPr>
+          <w:b w:val="0"/>
+        </w:rPr>
+        <w:t xml:space="preserve"> it uses. Ask learners to describe one label or arrow in ordinary words. Use the adjacent transcript if the image is difficult to see.</w:t>
+      </w:r>
+    </w:p>
+    <w:p>
+      <w:pPr>
+        <w:pStyle w:val="Heading3"/>
+      </w:pPr>
+      <w:r>
+        <w:t>03. Expected versus recorded routine outputs</w:t>
+      </w:r>
+    </w:p>
+    <w:p>
+      <w:r>
+        <w:drawing>
+          <wp:inline xmlns:a="http://schemas.openxmlformats.org/drawingml/2006/main" xmlns:pic="http://schemas.openxmlformats.org/drawingml/2006/picture">
+            <wp:extent cx="5486400" cy="3938016"/>
+            <wp:docPr id="5" name="Picture 5" descr="Expected versus recorded routine outputs. Test 1: Request = 2, Expected = P1, Recorded = P1, Result = pass. Test 2: Request = 4, Expected = P2, Recorded = P2, Result = pass. Test 3: Request = 6, Expected = P2, Recorded = P1, Result = fail. Test 4: Request = 8, Expected = none, Recorded = none, Result = pass."/>
+            <wp:cNvGraphicFramePr>
+              <a:graphicFrameLocks noChangeAspect="1"/>
+            </wp:cNvGraphicFramePr>
+            <a:graphic>
+              <a:graphicData uri="http://schemas.openxmlformats.org/drawingml/2006/picture">
+                <pic:pic>
+                  <pic:nvPicPr>
+                    <pic:cNvPr id="0" name="academy-story-ai-1-33-03.png"/>
+                    <pic:cNvPicPr/>
+                  </pic:nvPicPr>
+                  <pic:blipFill>
+                    <a:blip r:embed="rId13"/>
+                    <a:stretch>
+                      <a:fillRect/>
+                    </a:stretch>
+                  </pic:blipFill>
+                  <pic:spPr>
+                    <a:xfrm>
+                      <a:off x="0" y="0"/>
+                      <a:ext cx="5486400" cy="3938016"/>
+                    </a:xfrm>
+                    <a:prstGeom prst="rect"/>
+                  </pic:spPr>
+                </pic:pic>
+              </a:graphicData>
+            </a:graphic>
+          </wp:inline>
+        </w:drawing>
+      </w:r>
+    </w:p>
+    <w:p>
+      <w:pPr>
+        <w:spacing w:line="336" w:lineRule="auto" w:after="180"/>
+      </w:pPr>
+      <w:r>
+        <w:rPr>
+          <w:b w:val="0"/>
+        </w:rPr>
+        <w:t xml:space="preserve">Expected versus recorded routine </w:t>
+      </w:r>
+      <w:r>
+        <w:rPr>
+          <w:b/>
+        </w:rPr>
+        <w:t>output</w:t>
+      </w:r>
+      <w:r>
+        <w:rPr>
+          <w:b w:val="0"/>
+        </w:rPr>
+        <w:t>s. Test 1: Request = 2, Expected = P1, Recorded = P1, Result = pass. Test 2: Request = 4, Expected = P2, Recorded = P2, Result = pass.</w:t>
+      </w:r>
+    </w:p>
+    <w:p>
+      <w:pPr>
+        <w:spacing w:line="336" w:lineRule="auto" w:after="180"/>
+      </w:pPr>
+      <w:r>
+        <w:rPr>
+          <w:b w:val="0"/>
+        </w:rPr>
+        <w:t>Test 3: Request = 6, Expected = P2, Recorded = P1, Result = fail. Test 4: Request = 8, Expected = none, Recorded = none, Result = pass.</w:t>
+      </w:r>
+    </w:p>
+    <w:p>
+      <w:pPr>
+        <w:spacing w:line="336" w:lineRule="auto" w:after="180"/>
+        <w:shd w:fill="F5F1FB"/>
+      </w:pPr>
+      <w:r>
+        <w:rPr>
+          <w:b w:val="0"/>
+        </w:rPr>
+        <w:t>Read the labels and values. Explain the relationship the model shows.</w:t>
+      </w:r>
+    </w:p>
+    <w:p>
+      <w:pPr>
+        <w:pStyle w:val="Heading3"/>
+      </w:pPr>
+      <w:r>
+        <w:t>Discuss while showing the picture</w:t>
+      </w:r>
+    </w:p>
+    <w:p>
+      <w:pPr>
+        <w:spacing w:line="336" w:lineRule="auto" w:after="180"/>
+        <w:shd w:fill="F1F6F8"/>
+      </w:pPr>
+      <w:r>
+        <w:rPr>
+          <w:b w:val="0"/>
+        </w:rPr>
+        <w:t>Teacher prompt: Read the labels and values. Explain the relationship the model shows. Ask learners to describe one label or arrow in ordinary words. Use the adjacent transcript if the image is difficult to see.</w:t>
+      </w:r>
+    </w:p>
+    <w:p>
+      <w:pPr>
+        <w:spacing w:line="336" w:lineRule="auto" w:after="180"/>
+        <w:shd w:fill="F1F6F8"/>
+      </w:pPr>
+      <w:r>
+        <w:rPr>
+          <w:b w:val="0"/>
+        </w:rPr>
+        <w:t>Check row/column meanings, units and denominators before discussing a difference. Supplied toy values are not real class or model results.</w:t>
+      </w:r>
+    </w:p>
+    <w:p>
+      <w:pPr>
+        <w:pStyle w:val="Heading3"/>
+      </w:pPr>
+      <w:r>
+        <w:t>04. Change one thing. Trace what follows.</w:t>
+      </w:r>
+    </w:p>
+    <w:p>
+      <w:r>
+        <w:drawing>
+          <wp:inline xmlns:a="http://schemas.openxmlformats.org/drawingml/2006/main" xmlns:pic="http://schemas.openxmlformats.org/drawingml/2006/picture">
+            <wp:extent cx="5486400" cy="3026664"/>
+            <wp:docPr id="6" name="Picture 6" descr="Original case: Three of four routine cases pass; retain the failure. Changed condition: Prototype reports none for request 6 instead of P1. Expected result: That run still fails. Reason: P2 can hold 6, so none is also wrong under the first-fit rule."/>
+            <wp:cNvGraphicFramePr>
+              <a:graphicFrameLocks noChangeAspect="1"/>
+            </wp:cNvGraphicFramePr>
+            <a:graphic>
+              <a:graphicData uri="http://schemas.openxmlformats.org/drawingml/2006/picture">
+                <pic:pic>
+                  <pic:nvPicPr>
+                    <pic:cNvPr id="0" name="academy-story-ai-1-33-04.png"/>
+                    <pic:cNvPicPr/>
+                  </pic:nvPicPr>
+                  <pic:blipFill>
+                    <a:blip r:embed="rId14"/>
+                    <a:stretch>
+                      <a:fillRect/>
+                    </a:stretch>
+                  </pic:blipFill>
+                  <pic:spPr>
+                    <a:xfrm>
+                      <a:off x="0" y="0"/>
+                      <a:ext cx="5486400" cy="3026664"/>
+                    </a:xfrm>
+                    <a:prstGeom prst="rect"/>
+                  </pic:spPr>
+                </pic:pic>
+              </a:graphicData>
+            </a:graphic>
+          </wp:inline>
+        </w:drawing>
+      </w:r>
+    </w:p>
+    <w:p>
+      <w:pPr>
+        <w:spacing w:line="336" w:lineRule="auto" w:after="180"/>
+      </w:pPr>
+      <w:r>
+        <w:rPr>
+          <w:b w:val="0"/>
+        </w:rPr>
+        <w:t xml:space="preserve">Original case: Three of four routine cases pass; retain the failure. Changed condition: Prototype reports none for request 6 instead of P1. </w:t>
+      </w:r>
+      <w:r>
+        <w:rPr>
+          <w:b/>
+        </w:rPr>
+        <w:t>Expected result</w:t>
+      </w:r>
+      <w:r>
+        <w:rPr>
+          <w:b w:val="0"/>
+        </w:rPr>
+        <w:t>: That run still fails.</w:t>
+      </w:r>
+    </w:p>
+    <w:p>
+      <w:pPr>
+        <w:spacing w:line="336" w:lineRule="auto" w:after="180"/>
+      </w:pPr>
+      <w:r>
+        <w:rPr>
+          <w:b w:val="0"/>
+        </w:rPr>
+        <w:t>Reason: P2 can hold 6, so none is also wrong under the first-fit rule.</w:t>
+      </w:r>
+    </w:p>
+    <w:p>
+      <w:pPr>
+        <w:spacing w:line="336" w:lineRule="auto" w:after="180"/>
+        <w:shd w:fill="F5F1FB"/>
+      </w:pPr>
+      <w:r>
+        <w:rPr>
+          <w:b w:val="0"/>
+        </w:rPr>
+        <w:t>Predict before checking the worked changed-case result. Name what changed and what the supplied facts allow you to conclude.</w:t>
+      </w:r>
+    </w:p>
+    <w:p>
+      <w:pPr>
+        <w:pStyle w:val="Heading3"/>
+      </w:pPr>
+      <w:r>
+        <w:t>Discuss while showing the picture</w:t>
+      </w:r>
+    </w:p>
+    <w:p>
+      <w:pPr>
+        <w:spacing w:line="336" w:lineRule="auto" w:after="180"/>
+        <w:shd w:fill="F1F6F8"/>
+      </w:pPr>
+      <w:r>
+        <w:rPr>
+          <w:b w:val="0"/>
+        </w:rPr>
+        <w:t>Teacher prompt: Predict before checking the worked changed-case result. Name what changed and what the supplied facts allow you to conclude. Ask learners to describe one label or arrow in ordinary words.</w:t>
+      </w:r>
+    </w:p>
+    <w:p>
+      <w:pPr>
+        <w:spacing w:line="336" w:lineRule="auto" w:after="180"/>
+        <w:shd w:fill="F1F6F8"/>
+      </w:pPr>
+      <w:r>
+        <w:rPr>
+          <w:b w:val="0"/>
+        </w:rPr>
+        <w:t>Use the adjacent transcript if the image is difficult to see. Changed-case reasoning: P2 can hold 6, so none is also wrong under the first-fit rule.</w:t>
+      </w:r>
+    </w:p>
+    <w:p>
+      <w:pPr>
+        <w:pStyle w:val="Heading3"/>
+      </w:pPr>
+      <w:r>
+        <w:t>05. Connect the explanation to its limit</w:t>
+      </w:r>
+    </w:p>
+    <w:p>
+      <w:r>
+        <w:drawing>
+          <wp:inline xmlns:a="http://schemas.openxmlformats.org/drawingml/2006/main" xmlns:pic="http://schemas.openxmlformats.org/drawingml/2006/picture">
+            <wp:extent cx="5486400" cy="2834640"/>
+            <wp:docPr id="7" name="Picture 7" descr="An ordinary case is not automatically correct. Define expected outputs from the contract before reading prototype outputs. Checking both selected ID and eligibility catches the wrong P1 suggestion. A no-match output can be a full pass when that is exactly what the valid request requires. Limit: Four routine tests do not cover equality, invalid inputs or every relevant classroom condition."/>
+            <wp:cNvGraphicFramePr>
+              <a:graphicFrameLocks noChangeAspect="1"/>
+            </wp:cNvGraphicFramePr>
+            <a:graphic>
+              <a:graphicData uri="http://schemas.openxmlformats.org/drawingml/2006/picture">
+                <pic:pic>
+                  <pic:nvPicPr>
+                    <pic:cNvPr id="0" name="academy-story-ai-1-33-05.png"/>
+                    <pic:cNvPicPr/>
+                  </pic:nvPicPr>
+                  <pic:blipFill>
+                    <a:blip r:embed="rId15"/>
+                    <a:stretch>
+                      <a:fillRect/>
+                    </a:stretch>
+                  </pic:blipFill>
+                  <pic:spPr>
+                    <a:xfrm>
+                      <a:off x="0" y="0"/>
+                      <a:ext cx="5486400" cy="2834640"/>
+                    </a:xfrm>
+                    <a:prstGeom prst="rect"/>
+                  </pic:spPr>
+                </pic:pic>
+              </a:graphicData>
+            </a:graphic>
+          </wp:inline>
+        </w:drawing>
+      </w:r>
+    </w:p>
+    <w:p>
+      <w:pPr>
+        <w:spacing w:line="336" w:lineRule="auto" w:after="180"/>
+      </w:pPr>
+      <w:r>
+        <w:rPr>
+          <w:b w:val="0"/>
+        </w:rPr>
+        <w:t xml:space="preserve">An ordinary case is not automatically correct. Define expected </w:t>
+      </w:r>
+      <w:r>
+        <w:rPr>
+          <w:b/>
+        </w:rPr>
+        <w:t>output</w:t>
+      </w:r>
+      <w:r>
+        <w:rPr>
+          <w:b w:val="0"/>
+        </w:rPr>
+        <w:t xml:space="preserve">s from the contract before reading prototype </w:t>
+      </w:r>
+      <w:r>
+        <w:rPr>
+          <w:b/>
+        </w:rPr>
+        <w:t>output</w:t>
+      </w:r>
+      <w:r>
+        <w:rPr>
+          <w:b w:val="0"/>
+        </w:rPr>
+        <w:t>s. Checking both selected ID and eligibility catches the wrong P1 suggestion.</w:t>
+      </w:r>
+    </w:p>
+    <w:p>
+      <w:pPr>
+        <w:spacing w:line="336" w:lineRule="auto" w:after="180"/>
+      </w:pPr>
+      <w:r>
+        <w:rPr>
+          <w:b w:val="0"/>
+        </w:rPr>
+        <w:t xml:space="preserve">A no-match </w:t>
+      </w:r>
+      <w:r>
+        <w:rPr>
+          <w:b/>
+        </w:rPr>
+        <w:t>output</w:t>
+      </w:r>
+      <w:r>
+        <w:rPr>
+          <w:b w:val="0"/>
+        </w:rPr>
+        <w:t xml:space="preserve"> can be a full pass when that is exactly what the valid request requires. Limit: Four routine tests do not cover equality, invalid </w:t>
+      </w:r>
+      <w:r>
+        <w:rPr>
+          <w:b/>
+        </w:rPr>
+        <w:t>input</w:t>
+      </w:r>
+      <w:r>
+        <w:rPr>
+          <w:b w:val="0"/>
+        </w:rPr>
+        <w:t>s or every relevant classroom condition.</w:t>
+      </w:r>
+    </w:p>
+    <w:p>
+      <w:pPr>
+        <w:spacing w:line="336" w:lineRule="auto" w:after="180"/>
+        <w:shd w:fill="F5F1FB"/>
+      </w:pPr>
+      <w:r>
+        <w:rPr>
+          <w:b w:val="0"/>
+        </w:rPr>
+        <w:t>Explain the case, then point to a limit on the claim.</w:t>
+      </w:r>
+    </w:p>
+    <w:p>
+      <w:pPr>
+        <w:pStyle w:val="Heading3"/>
+      </w:pPr>
+      <w:r>
+        <w:t>Discuss while showing the picture</w:t>
+      </w:r>
+    </w:p>
+    <w:p>
+      <w:pPr>
+        <w:spacing w:line="336" w:lineRule="auto" w:after="180"/>
+        <w:shd w:fill="F1F6F8"/>
+      </w:pPr>
+      <w:r>
+        <w:rPr>
+          <w:b w:val="0"/>
+        </w:rPr>
+        <w:t>Teacher prompt: Explain the case, then point to a limit on the claim. Ask learners to describe one label or arrow in ordinary words. Use the adjacent transcript if the image is difficult to see.</w:t>
+      </w:r>
+    </w:p>
+    <w:p>
+      <w:pPr>
+        <w:spacing w:line="336" w:lineRule="auto" w:after="180"/>
+        <w:shd w:fill="F1F6F8"/>
+      </w:pPr>
+      <w:r>
+        <w:rPr>
+          <w:b w:val="0"/>
+        </w:rPr>
+        <w:t xml:space="preserve">Keep the stated scope: Four routine tests do not cover equality, invalid </w:t>
+      </w:r>
+      <w:r>
+        <w:rPr>
+          <w:b/>
+        </w:rPr>
+        <w:t>input</w:t>
+      </w:r>
+      <w:r>
+        <w:rPr>
+          <w:b w:val="0"/>
+        </w:rPr>
+        <w:t>s or every relevant classroom condition.</w:t>
+      </w:r>
+    </w:p>
+    <w:p>
+      <w:pPr>
+        <w:pStyle w:val="Heading3"/>
+      </w:pPr>
+      <w:r>
+        <w:t>06. Make the idea visible in your project</w:t>
+      </w:r>
+    </w:p>
+    <w:p>
+      <w:r>
+        <w:drawing>
+          <wp:inline xmlns:a="http://schemas.openxmlformats.org/drawingml/2006/main" xmlns:pic="http://schemas.openxmlformats.org/drawingml/2006/picture">
+            <wp:extent cx="5486400" cy="3380232"/>
+            <wp:docPr id="8" name="Picture 8" descr="Maintain sorter tests with input, independently derived expectation, actual output, version and full-pass judgment. Draw your input, deciding step, result and limit. Supported question: Why is none correct for 8 but incorrect for 6? Use both capacity cards."/>
+            <wp:cNvGraphicFramePr>
+              <a:graphicFrameLocks noChangeAspect="1"/>
+            </wp:cNvGraphicFramePr>
+            <a:graphic>
+              <a:graphicData uri="http://schemas.openxmlformats.org/drawingml/2006/picture">
+                <pic:pic>
+                  <pic:nvPicPr>
+                    <pic:cNvPr id="0" name="academy-story-ai-1-33-06.png"/>
+                    <pic:cNvPicPr/>
+                  </pic:nvPicPr>
+                  <pic:blipFill>
+                    <a:blip r:embed="rId16"/>
+                    <a:stretch>
+                      <a:fillRect/>
+                    </a:stretch>
+                  </pic:blipFill>
+                  <pic:spPr>
+                    <a:xfrm>
+                      <a:off x="0" y="0"/>
+                      <a:ext cx="5486400" cy="3380232"/>
+                    </a:xfrm>
+                    <a:prstGeom prst="rect"/>
+                  </pic:spPr>
+                </pic:pic>
+              </a:graphicData>
+            </a:graphic>
+          </wp:inline>
+        </w:drawing>
+      </w:r>
+    </w:p>
+    <w:p>
+      <w:pPr>
+        <w:spacing w:line="336" w:lineRule="auto" w:after="180"/>
+      </w:pPr>
+      <w:r>
+        <w:rPr>
+          <w:b w:val="0"/>
+        </w:rPr>
+        <w:t xml:space="preserve">Maintain sorter tests with </w:t>
+      </w:r>
+      <w:r>
+        <w:rPr>
+          <w:b/>
+        </w:rPr>
+        <w:t>input</w:t>
+      </w:r>
+      <w:r>
+        <w:rPr>
+          <w:b w:val="0"/>
+        </w:rPr>
+        <w:t xml:space="preserve">, independently derived expectation, actual </w:t>
+      </w:r>
+      <w:r>
+        <w:rPr>
+          <w:b/>
+        </w:rPr>
+        <w:t>output</w:t>
+      </w:r>
+      <w:r>
+        <w:rPr>
+          <w:b w:val="0"/>
+        </w:rPr>
+        <w:t xml:space="preserve">, version and full-pass judgment. Draw your </w:t>
+      </w:r>
+      <w:r>
+        <w:rPr>
+          <w:b/>
+        </w:rPr>
+        <w:t>input</w:t>
+      </w:r>
+      <w:r>
+        <w:rPr>
+          <w:b w:val="0"/>
+        </w:rPr>
+        <w:t>, deciding step, result and limit.</w:t>
+      </w:r>
+    </w:p>
+    <w:p>
+      <w:pPr>
+        <w:spacing w:line="336" w:lineRule="auto" w:after="180"/>
+      </w:pPr>
+      <w:r>
+        <w:rPr>
+          <w:b w:val="0"/>
+        </w:rPr>
+        <w:t>Supported question: Why is none correct for 8 but incorrect for 6? Use both capacity cards.</w:t>
+      </w:r>
+    </w:p>
+    <w:p>
+      <w:pPr>
+        <w:spacing w:line="336" w:lineRule="auto" w:after="180"/>
+        <w:shd w:fill="F5F1FB"/>
+      </w:pPr>
+      <w:r>
+        <w:rPr>
+          <w:b w:val="0"/>
+        </w:rPr>
+        <w:t xml:space="preserve">Draw your project trace and justify the deciding step using </w:t>
+      </w:r>
+      <w:r>
+        <w:rPr>
+          <w:b/>
+        </w:rPr>
+        <w:t>evidence</w:t>
+      </w:r>
+      <w:r>
+        <w:rPr>
+          <w:b w:val="0"/>
+        </w:rPr>
+        <w:t>.</w:t>
+      </w:r>
+    </w:p>
+    <w:p>
+      <w:pPr>
+        <w:pStyle w:val="Heading3"/>
+      </w:pPr>
+      <w:r>
+        <w:t>Discuss while showing the picture</w:t>
+      </w:r>
+    </w:p>
+    <w:p>
+      <w:pPr>
+        <w:spacing w:line="336" w:lineRule="auto" w:after="180"/>
+        <w:shd w:fill="F1F6F8"/>
+      </w:pPr>
+      <w:r>
+        <w:rPr>
+          <w:b w:val="0"/>
+        </w:rPr>
+        <w:t xml:space="preserve">Teacher prompt: Draw your project trace and justify the deciding step using </w:t>
+      </w:r>
+      <w:r>
+        <w:rPr>
+          <w:b/>
+        </w:rPr>
+        <w:t>evidence</w:t>
+      </w:r>
+      <w:r>
+        <w:rPr>
+          <w:b w:val="0"/>
+        </w:rPr>
+        <w:t>. Ask learners to describe one label or arrow in ordinary words. Use the adjacent transcript if the image is difficult to see.</w:t>
+      </w:r>
+    </w:p>
+    <w:p>
+      <w:pPr>
+        <w:spacing w:line="336" w:lineRule="auto" w:after="180"/>
+        <w:shd w:fill="F1F6F8"/>
+      </w:pPr>
+      <w:r>
+        <w:rPr>
+          <w:b w:val="0"/>
+        </w:rPr>
+        <w:t>Supported practice key: Neither capacity 3 nor 7 reaches 8. Capacity 7 does reach 6, so P2 is required for 6.</w:t>
       </w:r>
     </w:p>
     <w:sectPr>

--- a/downloads/teacher/ai-1-week-33.docx
+++ b/downloads/teacher/ai-1-week-33.docx
@@ -137,7 +137,7 @@
           </w:tcPr>
           <w:p>
             <w:r>
-              <w:t>Sections 1–6; record the brief recall in the workbook.</w:t>
+              <w:t>Use Your mission, Notice the evidence, See how it works, Compare the cases, Words that unlock the idea and Follow a worked example; record the brief recall in the workbook.</w:t>
             </w:r>
           </w:p>
         </w:tc>
@@ -169,7 +169,7 @@
           </w:tcPr>
           <w:p>
             <w:r>
-              <w:t>Sections 7–10; use the matching workbook W2 and misconception check.</w:t>
+              <w:t>Use Find and repair a mistake, Practise together, Run the investigation and Build your understanding; use the matching workbook W2 and misconception check.</w:t>
             </w:r>
           </w:p>
         </w:tc>
@@ -201,7 +201,7 @@
           </w:tcPr>
           <w:p>
             <w:r>
-              <w:t>Sections 9 and 11–14. Give extra time to finish the full task set; use Section 15 when the week includes a coding lab.</w:t>
+              <w:t>Use Run the investigation, Connect your project, Show what you know, Study a complete case and Try a new case independently. Allow extra time for the full task set. Use a coding lab only when this week actually provides one; Your lesson route is the planning section.</w:t>
             </w:r>
           </w:p>
         </w:tc>
@@ -6662,7 +6662,7 @@
           </w:tcPr>
           <w:p>
             <w:r>
-              <w:t>Sections 1–6; record the brief recall in the workbook.</w:t>
+              <w:t>Use Your mission, Notice the evidence, See how it works, Compare the cases, Words that unlock the idea and Follow a worked example; record the brief recall in the workbook.</w:t>
             </w:r>
           </w:p>
         </w:tc>
@@ -6694,7 +6694,7 @@
           </w:tcPr>
           <w:p>
             <w:r>
-              <w:t>Sections 7–10; use the matching workbook W2 and misconception check.</w:t>
+              <w:t>Use Find and repair a mistake, Practise together, Run the investigation and Build your understanding; use the matching workbook W2 and misconception check.</w:t>
             </w:r>
           </w:p>
         </w:tc>
@@ -6726,7 +6726,7 @@
           </w:tcPr>
           <w:p>
             <w:r>
-              <w:t>Sections 9 and 11–14. Give extra time to finish the full task set; use Section 15 when the week includes a coding lab.</w:t>
+              <w:t>Use Run the investigation, Connect your project, Show what you know, Study a complete case and Try a new case independently. Allow extra time for the full task set. Use a coding lab only when this week actually provides one; Your lesson route is the planning section.</w:t>
             </w:r>
           </w:p>
         </w:tc>

--- a/downloads/teacher/ai-1-week-33.docx
+++ b/downloads/teacher/ai-1-week-33.docx
@@ -25,20 +25,38 @@
         <w:pStyle w:val="Heading1"/>
       </w:pPr>
       <w:r>
-        <w:t>01. Test Normal Cases</w:t>
-      </w:r>
-    </w:p>
-    <w:p>
-      <w:r>
-        <w:t>Prepare Test Normal Cases: check the target, prerequisites, resources and adaptable teaching schedule.</w:t>
-      </w:r>
-    </w:p>
-    <w:p>
-      <w:pPr>
-        <w:pStyle w:val="Heading3"/>
-      </w:pPr>
-      <w:r>
-        <w:t>Teach the learning cycle</w:t>
+        <w:t>Teach complete testing records rather than selected demonstrations.</w:t>
+      </w:r>
+    </w:p>
+    <w:p>
+      <w:r>
+        <w:t>Model fixed versions, supported explanations and retained failures, distinguishing fictional Q0 results from actual P1 runs.</w:t>
+      </w:r>
+    </w:p>
+    <w:p>
+      <w:r>
+        <w:t>Look for shared cases, full denominators and claims bounded by coverage.</w:t>
+      </w:r>
+    </w:p>
+    <w:p>
+      <w:pPr>
+        <w:pStyle w:val="Heading1"/>
+      </w:pPr>
+      <w:r>
+        <w:t>01. Prepare this connected week</w:t>
+      </w:r>
+    </w:p>
+    <w:p>
+      <w:r>
+        <w:t>Use one main plan and keep practice separate from the independent first attempt.</w:t>
+      </w:r>
+    </w:p>
+    <w:p>
+      <w:pPr>
+        <w:pStyle w:val="Heading2"/>
+      </w:pPr>
+      <w:r>
+        <w:t>Learning goal and precision</w:t>
       </w:r>
     </w:p>
     <w:p>
@@ -62,6 +80,134 @@
           <w:b w:val="0"/>
         </w:rPr>
         <w:t>s derived from the requirements</w:t>
+      </w:r>
+    </w:p>
+    <w:p>
+      <w:pPr>
+        <w:spacing w:line="336" w:lineRule="auto" w:after="180"/>
+      </w:pPr>
+      <w:r>
+        <w:rPr>
+          <w:b w:val="0"/>
+        </w:rPr>
+        <w:t>The prototype remains an explicit rule system. This lesson focuses on prewritten expectations, repeatable conditions and honest records. Q version 0 and its comparison results are fictional worked examples.</w:t>
+      </w:r>
+    </w:p>
+    <w:p>
+      <w:pPr>
+        <w:spacing w:line="336" w:lineRule="auto" w:after="180"/>
+      </w:pPr>
+      <w:r>
+        <w:rPr>
+          <w:b w:val="0"/>
+        </w:rPr>
+        <w:t xml:space="preserve">Pupils must record their own P1 </w:t>
+      </w:r>
+      <w:r>
+        <w:rPr>
+          <w:b/>
+        </w:rPr>
+        <w:t>observation</w:t>
+      </w:r>
+      <w:r>
+        <w:rPr>
+          <w:b w:val="0"/>
+        </w:rPr>
+        <w:t xml:space="preserve">s, including operator errors, without copying invented successes. Judge both the </w:t>
+      </w:r>
+      <w:r>
+        <w:rPr>
+          <w:b/>
+        </w:rPr>
+        <w:t>output</w:t>
+      </w:r>
+      <w:r>
+        <w:rPr>
+          <w:b w:val="0"/>
+        </w:rPr>
+        <w:t xml:space="preserve"> and its reason.</w:t>
+      </w:r>
+    </w:p>
+    <w:p>
+      <w:pPr>
+        <w:spacing w:line="336" w:lineRule="auto" w:after="180"/>
+      </w:pPr>
+      <w:r>
+        <w:rPr>
+          <w:b w:val="0"/>
+        </w:rPr>
+        <w:t xml:space="preserve">Routine </w:t>
+      </w:r>
+      <w:r>
+        <w:rPr>
+          <w:b/>
+        </w:rPr>
+        <w:t>coverage</w:t>
+      </w:r>
+      <w:r>
+        <w:rPr>
+          <w:b w:val="0"/>
+        </w:rPr>
+        <w:t xml:space="preserve"> is deliberately limited; boundary and variation tests follow next week.</w:t>
+      </w:r>
+    </w:p>
+    <w:p>
+      <w:pPr>
+        <w:spacing w:line="336" w:lineRule="auto" w:after="180"/>
+      </w:pPr>
+      <w:r>
+        <w:rPr>
+          <w:b w:val="0"/>
+        </w:rPr>
+        <w:t>By the end, I can test routine cases against expectations and count full passes honestly.</w:t>
+      </w:r>
+    </w:p>
+    <w:p>
+      <w:pPr>
+        <w:pStyle w:val="Heading2"/>
+      </w:pPr>
+      <w:r>
+        <w:t>What to prepare</w:t>
+      </w:r>
+    </w:p>
+    <w:p>
+      <w:pPr>
+        <w:pStyle w:val="ListBullet"/>
+      </w:pPr>
+      <w:r>
+        <w:t>Use the supplied scenario, student illustrations and blank paper. For numeric work, offer counters or a calculator after learners show the setup. Fictional records are supplied; personal data and paid accounts are unnecessary.</w:t>
+      </w:r>
+    </w:p>
+    <w:p>
+      <w:pPr>
+        <w:pStyle w:val="ListBullet"/>
+      </w:pPr>
+      <w:r>
+        <w:t>The saved P1 version 1 cards, catalogue B version 1 and manual checklist from Week 32</w:t>
+      </w:r>
+    </w:p>
+    <w:p>
+      <w:pPr>
+        <w:pStyle w:val="ListBullet"/>
+      </w:pPr>
+      <w:r>
+        <w:t>Paper test sheets with case ID, input, purpose, expected result, observed result, judgement and trace reference</w:t>
+      </w:r>
+    </w:p>
+    <w:p>
+      <w:pPr>
+        <w:pStyle w:val="ListBullet"/>
+      </w:pPr>
+      <w:r>
+        <w:t>A folder for all versions and results; keep any reserved final evaluation cases separate from development work</w:t>
+      </w:r>
+    </w:p>
+    <w:p>
+      <w:pPr>
+        <w:pStyle w:val="Heading2"/>
+      </w:pPr>
+      <w:r>
+        <w:t>Main teaching plan</w:t>
       </w:r>
     </w:p>
     <w:tbl>
@@ -243,9 +389,301 @@
     </w:p>
     <w:p>
       <w:pPr>
+        <w:pStyle w:val="Heading2"/>
+      </w:pPr>
+      <w:r>
+        <w:t>Opening retrieval and readiness</w:t>
+      </w:r>
+    </w:p>
+    <w:p>
+      <w:pPr>
+        <w:spacing w:line="336" w:lineRule="auto" w:after="180"/>
+      </w:pPr>
+      <w:r>
+        <w:rPr>
+          <w:b w:val="0"/>
+        </w:rPr>
+        <w:t>Without opening the old lesson, explain one key idea from Build a Paper Prototype. Give an example and a mistake that the idea helps you avoid.</w:t>
+      </w:r>
+    </w:p>
+    <w:p>
+      <w:pPr>
+        <w:spacing w:line="336" w:lineRule="auto" w:after="180"/>
+      </w:pPr>
+      <w:r>
+        <w:rPr>
+          <w:b w:val="0"/>
+        </w:rPr>
+        <w:t>Look for: Build a runnable paper prototype with explicit instructions and visible state</w:t>
+      </w:r>
+    </w:p>
+    <w:p>
+      <w:pPr>
+        <w:spacing w:line="336" w:lineRule="auto" w:after="180"/>
+      </w:pPr>
+      <w:r>
+        <w:rPr>
+          <w:b w:val="0"/>
+        </w:rPr>
+        <w:t>Reference example, not the only acceptable wording: The kit contains labelled instructions and catalogue, request fields, a marker and a trace sheet with run and version labels.</w:t>
+      </w:r>
+    </w:p>
+    <w:p>
+      <w:pPr>
+        <w:spacing w:line="336" w:lineRule="auto" w:after="180"/>
+      </w:pPr>
+      <w:r>
+        <w:rPr>
+          <w:b w:val="0"/>
+        </w:rPr>
+        <w:t xml:space="preserve">The request and catalogue stay fixed during the run; the current row and trace advance. The final </w:t>
+      </w:r>
+      <w:r>
+        <w:rPr>
+          <w:b/>
+        </w:rPr>
+        <w:t>output</w:t>
+      </w:r>
+      <w:r>
+        <w:rPr>
+          <w:b w:val="0"/>
+        </w:rPr>
+        <w:t xml:space="preserve"> starts clear.</w:t>
+      </w:r>
+    </w:p>
+    <w:p>
+      <w:pPr>
+        <w:spacing w:line="336" w:lineRule="auto" w:after="180"/>
+      </w:pPr>
+      <w:r>
+        <w:rPr>
+          <w:b w:val="0"/>
+        </w:rPr>
+        <w:t>The cards validate, check both conditions, return the first fit, advance after failure and stop with no match after exhaustion.</w:t>
+      </w:r>
+    </w:p>
+    <w:p>
+      <w:pPr>
+        <w:spacing w:line="336" w:lineRule="auto" w:after="180"/>
+      </w:pPr>
+      <w:r>
+        <w:rPr>
+          <w:b w:val="0"/>
+        </w:rPr>
+        <w:t xml:space="preserve">Without opening the old lesson, explain one key idea from Choose </w:t>
+      </w:r>
+      <w:r>
+        <w:rPr>
+          <w:b/>
+        </w:rPr>
+        <w:t>Input</w:t>
+      </w:r>
+      <w:r>
+        <w:rPr>
+          <w:b w:val="0"/>
+        </w:rPr>
+        <w:t xml:space="preserve">s and </w:t>
+      </w:r>
+      <w:r>
+        <w:rPr>
+          <w:b/>
+        </w:rPr>
+        <w:t>Output</w:t>
+      </w:r>
+      <w:r>
+        <w:rPr>
+          <w:b w:val="0"/>
+        </w:rPr>
+        <w:t>s. Give an example and a mistake that the idea helps you avoid.</w:t>
+      </w:r>
+    </w:p>
+    <w:p>
+      <w:pPr>
+        <w:spacing w:line="336" w:lineRule="auto" w:after="180"/>
+      </w:pPr>
+      <w:r>
+        <w:rPr>
+          <w:b w:val="0"/>
+        </w:rPr>
+        <w:t xml:space="preserve">Look for: Turn the project outcome into precise </w:t>
+      </w:r>
+      <w:r>
+        <w:rPr>
+          <w:b/>
+        </w:rPr>
+        <w:t>input</w:t>
+      </w:r>
+      <w:r>
+        <w:rPr>
+          <w:b w:val="0"/>
+        </w:rPr>
+        <w:t xml:space="preserve"> and </w:t>
+      </w:r>
+      <w:r>
+        <w:rPr>
+          <w:b/>
+        </w:rPr>
+        <w:t>output</w:t>
+      </w:r>
+      <w:r>
+        <w:rPr>
+          <w:b w:val="0"/>
+        </w:rPr>
+        <w:t xml:space="preserve"> requirements</w:t>
+      </w:r>
+    </w:p>
+    <w:p>
+      <w:pPr>
+        <w:spacing w:line="336" w:lineRule="auto" w:after="180"/>
+      </w:pPr>
+      <w:r>
+        <w:rPr>
+          <w:b w:val="0"/>
+        </w:rPr>
+        <w:t>Reference example, not the only acceptable wording: Time required must be no more than available time; when quiet is required the activity must be quiet. Choose the first compatible activity in B1 to B4 order.</w:t>
+      </w:r>
+    </w:p>
+    <w:p>
+      <w:pPr>
+        <w:spacing w:line="336" w:lineRule="auto" w:after="180"/>
+      </w:pPr>
+      <w:r>
+        <w:rPr>
+          <w:b w:val="0"/>
+        </w:rPr>
+        <w:t>No means quiet is not required, not forbidden, so quiet B1 is permitted if 10 minutes fits.</w:t>
+      </w:r>
+    </w:p>
+    <w:p>
+      <w:pPr>
+        <w:spacing w:line="336" w:lineRule="auto" w:after="180"/>
+      </w:pPr>
+      <w:r>
+        <w:rPr>
+          <w:b w:val="0"/>
+        </w:rPr>
+        <w:t xml:space="preserve">Without opening the old lesson, explain one key idea from Verify Important </w:t>
+      </w:r>
+      <w:r>
+        <w:rPr>
+          <w:b/>
+        </w:rPr>
+        <w:t>Output</w:t>
+      </w:r>
+      <w:r>
+        <w:rPr>
+          <w:b w:val="0"/>
+        </w:rPr>
+        <w:t>s. Give an example and a mistake that the idea helps you avoid.</w:t>
+      </w:r>
+    </w:p>
+    <w:p>
+      <w:pPr>
+        <w:spacing w:line="336" w:lineRule="auto" w:after="180"/>
+      </w:pPr>
+      <w:r>
+        <w:rPr>
+          <w:b w:val="0"/>
+        </w:rPr>
+        <w:t xml:space="preserve">Look for: Separate an answer into claims and connect each claim to relevant </w:t>
+      </w:r>
+      <w:r>
+        <w:rPr>
+          <w:b/>
+        </w:rPr>
+        <w:t>evidence</w:t>
+      </w:r>
+    </w:p>
+    <w:p>
+      <w:pPr>
+        <w:spacing w:line="336" w:lineRule="auto" w:after="180"/>
+      </w:pPr>
+      <w:r>
+        <w:rPr>
+          <w:b w:val="0"/>
+        </w:rPr>
+        <w:t>Reference example, not the only acceptable wording: A directly stated fact is four rolls, 2 m per roll or twelve 50 cm pieces.</w:t>
+      </w:r>
+    </w:p>
+    <w:p>
+      <w:pPr>
+        <w:spacing w:line="336" w:lineRule="auto" w:after="180"/>
+      </w:pPr>
+      <w:r>
+        <w:rPr>
+          <w:b w:val="0"/>
+        </w:rPr>
+        <w:t xml:space="preserve">A derived quantity is 8 m starting length, 6 m used or 2 m remaining, supported by the relevant calculation from R. R contains no enjoyment </w:t>
+      </w:r>
+      <w:r>
+        <w:rPr>
+          <w:b/>
+        </w:rPr>
+        <w:t>evidence</w:t>
+      </w:r>
+      <w:r>
+        <w:rPr>
+          <w:b w:val="0"/>
+        </w:rPr>
+        <w:t>, so citing it does not support everyone enjoying the activity.</w:t>
+      </w:r>
+    </w:p>
+    <w:p>
+      <w:pPr>
+        <w:spacing w:line="336" w:lineRule="auto" w:after="180"/>
+      </w:pPr>
+      <w:r>
+        <w:rPr>
+          <w:b w:val="0"/>
+        </w:rPr>
+        <w:t xml:space="preserve">The </w:t>
+      </w:r>
+      <w:r>
+        <w:rPr>
+          <w:b/>
+        </w:rPr>
+        <w:t>expected result</w:t>
+      </w:r>
+      <w:r>
+        <w:rPr>
+          <w:b w:val="0"/>
+        </w:rPr>
+        <w:t xml:space="preserve"> comes from the requirements; the observed result records what the saved version actually did. Disagreement is </w:t>
+      </w:r>
+      <w:r>
+        <w:rPr>
+          <w:b/>
+        </w:rPr>
+        <w:t>evidence</w:t>
+      </w:r>
+      <w:r>
+        <w:rPr>
+          <w:b w:val="0"/>
+        </w:rPr>
+        <w:t xml:space="preserve"> to investigate, so neither record should be silently changed to match the other.</w:t>
+      </w:r>
+    </w:p>
+    <w:p>
+      <w:pPr>
+        <w:pStyle w:val="Heading2"/>
+      </w:pPr>
+      <w:r>
+        <w:t>Earlier wording, alternatives and picture transcripts · reference / check after trying</w:t>
+      </w:r>
+    </w:p>
+    <w:p>
+      <w:pPr>
         <w:pStyle w:val="Heading3"/>
       </w:pPr>
       <w:r>
+        <w:t>Teach the learning cycle</w:t>
+      </w:r>
+    </w:p>
+    <w:p>
+      <w:pPr>
+        <w:pStyle w:val="Heading3"/>
+      </w:pPr>
+      <w:r>
         <w:t>Retrieval answer guidance</w:t>
       </w:r>
     </w:p>
@@ -259,73 +697,6 @@
     </w:p>
     <w:p>
       <w:pPr>
-        <w:spacing w:line="336" w:lineRule="auto" w:after="180"/>
-      </w:pPr>
-      <w:r>
-        <w:rPr>
-          <w:b w:val="0"/>
-        </w:rPr>
-        <w:t>Without opening the old lesson, explain one key idea from Build a Paper Prototype. Give an example and a mistake that the idea helps you avoid.</w:t>
-      </w:r>
-    </w:p>
-    <w:p>
-      <w:pPr>
-        <w:spacing w:line="336" w:lineRule="auto" w:after="180"/>
-      </w:pPr>
-      <w:r>
-        <w:rPr>
-          <w:b w:val="0"/>
-        </w:rPr>
-        <w:t>Look for: Build a runnable paper prototype with explicit instructions and visible state</w:t>
-      </w:r>
-    </w:p>
-    <w:p>
-      <w:pPr>
-        <w:spacing w:line="336" w:lineRule="auto" w:after="180"/>
-      </w:pPr>
-      <w:r>
-        <w:rPr>
-          <w:b w:val="0"/>
-        </w:rPr>
-        <w:t>Reference example, not the only acceptable wording: The kit contains labelled instructions and catalogue, request fields, a marker and a trace sheet with run and version labels.</w:t>
-      </w:r>
-    </w:p>
-    <w:p>
-      <w:pPr>
-        <w:spacing w:line="336" w:lineRule="auto" w:after="180"/>
-      </w:pPr>
-      <w:r>
-        <w:rPr>
-          <w:b w:val="0"/>
-        </w:rPr>
-        <w:t xml:space="preserve">The request and catalogue stay fixed during the run; the current row and trace advance. The final </w:t>
-      </w:r>
-      <w:r>
-        <w:rPr>
-          <w:b/>
-        </w:rPr>
-        <w:t>output</w:t>
-      </w:r>
-      <w:r>
-        <w:rPr>
-          <w:b w:val="0"/>
-        </w:rPr>
-        <w:t xml:space="preserve"> starts clear.</w:t>
-      </w:r>
-    </w:p>
-    <w:p>
-      <w:pPr>
-        <w:spacing w:line="336" w:lineRule="auto" w:after="180"/>
-      </w:pPr>
-      <w:r>
-        <w:rPr>
-          <w:b w:val="0"/>
-        </w:rPr>
-        <w:t>The cards validate, check both conditions, return the first fit, advance after failure and stop with no match after exhaustion.</w:t>
-      </w:r>
-    </w:p>
-    <w:p>
-      <w:pPr>
         <w:pStyle w:val="Heading3"/>
       </w:pPr>
       <w:r>
@@ -334,176 +705,10 @@
     </w:p>
     <w:p>
       <w:pPr>
-        <w:spacing w:line="336" w:lineRule="auto" w:after="180"/>
-      </w:pPr>
-      <w:r>
-        <w:rPr>
-          <w:b w:val="0"/>
-        </w:rPr>
-        <w:t xml:space="preserve">Without opening the old lesson, explain one key idea from Choose </w:t>
-      </w:r>
-      <w:r>
-        <w:rPr>
-          <w:b/>
-        </w:rPr>
-        <w:t>Input</w:t>
-      </w:r>
-      <w:r>
-        <w:rPr>
-          <w:b w:val="0"/>
-        </w:rPr>
-        <w:t xml:space="preserve">s and </w:t>
-      </w:r>
-      <w:r>
-        <w:rPr>
-          <w:b/>
-        </w:rPr>
-        <w:t>Output</w:t>
-      </w:r>
-      <w:r>
-        <w:rPr>
-          <w:b w:val="0"/>
-        </w:rPr>
-        <w:t>s. Give an example and a mistake that the idea helps you avoid.</w:t>
-      </w:r>
-    </w:p>
-    <w:p>
-      <w:pPr>
-        <w:spacing w:line="336" w:lineRule="auto" w:after="180"/>
-      </w:pPr>
-      <w:r>
-        <w:rPr>
-          <w:b w:val="0"/>
-        </w:rPr>
-        <w:t xml:space="preserve">Look for: Turn the project outcome into precise </w:t>
-      </w:r>
-      <w:r>
-        <w:rPr>
-          <w:b/>
-        </w:rPr>
-        <w:t>input</w:t>
-      </w:r>
-      <w:r>
-        <w:rPr>
-          <w:b w:val="0"/>
-        </w:rPr>
-        <w:t xml:space="preserve"> and </w:t>
-      </w:r>
-      <w:r>
-        <w:rPr>
-          <w:b/>
-        </w:rPr>
-        <w:t>output</w:t>
-      </w:r>
-      <w:r>
-        <w:rPr>
-          <w:b w:val="0"/>
-        </w:rPr>
-        <w:t xml:space="preserve"> requirements</w:t>
-      </w:r>
-    </w:p>
-    <w:p>
-      <w:pPr>
-        <w:spacing w:line="336" w:lineRule="auto" w:after="180"/>
-      </w:pPr>
-      <w:r>
-        <w:rPr>
-          <w:b w:val="0"/>
-        </w:rPr>
-        <w:t>Reference example, not the only acceptable wording: Time required must be no more than available time; when quiet is required the activity must be quiet. Choose the first compatible activity in B1 to B4 order.</w:t>
-      </w:r>
-    </w:p>
-    <w:p>
-      <w:pPr>
-        <w:spacing w:line="336" w:lineRule="auto" w:after="180"/>
-      </w:pPr>
-      <w:r>
-        <w:rPr>
-          <w:b w:val="0"/>
-        </w:rPr>
-        <w:t>No means quiet is not required, not forbidden, so quiet B1 is permitted if 10 minutes fits.</w:t>
-      </w:r>
-    </w:p>
-    <w:p>
-      <w:pPr>
         <w:pStyle w:val="Heading3"/>
       </w:pPr>
       <w:r>
         <w:t>Verify Important Outputs</w:t>
-      </w:r>
-    </w:p>
-    <w:p>
-      <w:pPr>
-        <w:spacing w:line="336" w:lineRule="auto" w:after="180"/>
-      </w:pPr>
-      <w:r>
-        <w:rPr>
-          <w:b w:val="0"/>
-        </w:rPr>
-        <w:t xml:space="preserve">Without opening the old lesson, explain one key idea from Verify Important </w:t>
-      </w:r>
-      <w:r>
-        <w:rPr>
-          <w:b/>
-        </w:rPr>
-        <w:t>Output</w:t>
-      </w:r>
-      <w:r>
-        <w:rPr>
-          <w:b w:val="0"/>
-        </w:rPr>
-        <w:t>s. Give an example and a mistake that the idea helps you avoid.</w:t>
-      </w:r>
-    </w:p>
-    <w:p>
-      <w:pPr>
-        <w:spacing w:line="336" w:lineRule="auto" w:after="180"/>
-      </w:pPr>
-      <w:r>
-        <w:rPr>
-          <w:b w:val="0"/>
-        </w:rPr>
-        <w:t xml:space="preserve">Look for: Separate an answer into claims and connect each claim to relevant </w:t>
-      </w:r>
-      <w:r>
-        <w:rPr>
-          <w:b/>
-        </w:rPr>
-        <w:t>evidence</w:t>
-      </w:r>
-    </w:p>
-    <w:p>
-      <w:pPr>
-        <w:spacing w:line="336" w:lineRule="auto" w:after="180"/>
-      </w:pPr>
-      <w:r>
-        <w:rPr>
-          <w:b w:val="0"/>
-        </w:rPr>
-        <w:t>Reference example, not the only acceptable wording: A directly stated fact is four rolls, 2 m per roll or twelve 50 cm pieces.</w:t>
-      </w:r>
-    </w:p>
-    <w:p>
-      <w:pPr>
-        <w:spacing w:line="336" w:lineRule="auto" w:after="180"/>
-      </w:pPr>
-      <w:r>
-        <w:rPr>
-          <w:b w:val="0"/>
-        </w:rPr>
-        <w:t xml:space="preserve">A derived quantity is 8 m starting length, 6 m used or 2 m remaining, supported by the relevant calculation from R. R contains no enjoyment </w:t>
-      </w:r>
-      <w:r>
-        <w:rPr>
-          <w:b/>
-        </w:rPr>
-        <w:t>evidence</w:t>
-      </w:r>
-      <w:r>
-        <w:rPr>
-          <w:b w:val="0"/>
-        </w:rPr>
-        <w:t>, so citing it does not support everyone enjoying the activity.</w:t>
       </w:r>
     </w:p>
     <w:p>
@@ -688,6 +893,11 @@
       </w:r>
     </w:p>
     <w:p>
+      <w:r>
+        <w:t>This compact option is not the full-week schedule. Use the main teaching cycle and allow extra sessions for the investigation, independent work and project.</w:t>
+      </w:r>
+    </w:p>
+    <w:p>
       <w:pPr>
         <w:spacing w:line="336" w:lineRule="auto" w:after="180"/>
       </w:pPr>
@@ -695,7 +905,7 @@
         <w:rPr>
           <w:b w:val="0"/>
         </w:rPr>
-        <w:t>Use the supplied scenario, student illustrations and blank paper. For numeric work, offer counters or a calculator after learners show the setup. Fictional records are supplied; personal data and paid accounts are unnecessary.</w:t>
+        <w:t>Allow 80 minutes: recall 8; explanation 12; worked demonstration 15; guided practice 20; independent assessment 15; project and reflection 10. Extend the lab into a second session when needed.</w:t>
       </w:r>
     </w:p>
     <w:p>
@@ -703,32 +913,55 @@
         <w:pStyle w:val="Heading3"/>
       </w:pPr>
       <w:r>
-        <w:t>Alternative compact allocation</w:t>
-      </w:r>
-    </w:p>
-    <w:p>
-      <w:r>
-        <w:t>This compact option is not the full-week schedule. Use the main teaching cycle and allow extra sessions for the investigation, independent work and project.</w:t>
+        <w:t>Preparation for the connected explanation</w:t>
+      </w:r>
+    </w:p>
+    <w:p>
+      <w:pPr>
+        <w:pStyle w:val="Heading3"/>
+      </w:pPr>
+      <w:r>
+        <w:t>Readiness answer</w:t>
+      </w:r>
+    </w:p>
+    <w:p>
+      <w:pPr>
+        <w:pStyle w:val="Heading3"/>
+      </w:pPr>
+      <w:r>
+        <w:t>End goal for the pictorial case</w:t>
       </w:r>
     </w:p>
     <w:p>
       <w:pPr>
         <w:spacing w:line="336" w:lineRule="auto" w:after="180"/>
-        <w:shd w:fill="F1F6F8"/>
-      </w:pPr>
-      <w:r>
-        <w:rPr>
-          <w:b w:val="0"/>
-        </w:rPr>
-        <w:t>Allow 80 minutes: recall 8; explanation 12; worked demonstration 15; guided practice 20; independent assessment 15; project and reflection 10. Extend the lab into a second session when needed.</w:t>
-      </w:r>
-    </w:p>
-    <w:p>
-      <w:pPr>
-        <w:pStyle w:val="Heading3"/>
-      </w:pPr>
-      <w:r>
-        <w:t>Preparation for the connected explanation</w:t>
+      </w:pPr>
+      <w:r>
+        <w:rPr>
+          <w:b w:val="0"/>
+        </w:rPr>
+        <w:t>This added worked case illustrates the week’s main idea. Retain all original and connected topics; schedule its practice within the teaching cycle.</w:t>
+      </w:r>
+    </w:p>
+    <w:p>
+      <w:pPr>
+        <w:pStyle w:val="Heading1"/>
+      </w:pPr>
+      <w:r>
+        <w:t>02. Teach fixed-version tests with full-pass criteria</w:t>
+      </w:r>
+    </w:p>
+    <w:p>
+      <w:r>
+        <w:t>Distinguish supplied Q0 records from learners’ actual P1 runs and from the pouch example.</w:t>
+      </w:r>
+    </w:p>
+    <w:p>
+      <w:pPr>
+        <w:pStyle w:val="Heading2"/>
+      </w:pPr>
+      <w:r>
+        <w:t>Read the shared activity contract and methods</w:t>
       </w:r>
     </w:p>
     <w:p>
@@ -739,7 +972,7 @@
         <w:rPr>
           <w:b w:val="0"/>
         </w:rPr>
-        <w:t>The prototype remains an explicit rule system. This lesson focuses on prewritten expectations, repeatable conditions and honest records. Q version 0 and its comparison results are fictional worked examples.</w:t>
+        <w:t>This week you will turn separate paper traces into a test record. Choose several ordinary requests, write the required answers first, then run the same saved prototype on every request.</w:t>
       </w:r>
     </w:p>
     <w:p>
@@ -750,31 +983,188 @@
         <w:rPr>
           <w:b w:val="0"/>
         </w:rPr>
-        <w:t xml:space="preserve">Pupils must record their own P1 </w:t>
+        <w:t>Testing is useful when it can reveal a mistake, so keep failures as carefully as successes. A demonstration chosen because it works is not a complete evaluation.</w:t>
+      </w:r>
+    </w:p>
+    <w:p>
+      <w:pPr>
+        <w:spacing w:line="336" w:lineRule="auto" w:after="180"/>
+      </w:pPr>
+      <w:r>
+        <w:rPr>
+          <w:b w:val="0"/>
+        </w:rPr>
+        <w:t xml:space="preserve">Use catalogue B version 1 in order: B1 Bookmark drawing, 10 minutes, quiet Yes; B2 Story circle, 8 minutes, quiet No; B3 Pattern puzzle, </w:t>
       </w:r>
       <w:r>
         <w:rPr>
           <w:b/>
         </w:rPr>
-        <w:t>observation</w:t>
-      </w:r>
-      <w:r>
-        <w:rPr>
-          <w:b w:val="0"/>
-        </w:rPr>
-        <w:t xml:space="preserve">s, including operator errors, without copying invented successes. Judge both the </w:t>
+        <w:t>12 minutes</w:t>
+      </w:r>
+      <w:r>
+        <w:rPr>
+          <w:b w:val="0"/>
+        </w:rPr>
+        <w:t>, quiet Yes; B4 Tower challenge, 15 minutes, quiet No.</w:t>
+      </w:r>
+    </w:p>
+    <w:p>
+      <w:pPr>
+        <w:spacing w:line="336" w:lineRule="auto" w:after="180"/>
+      </w:pPr>
+      <w:r>
+        <w:rPr>
+          <w:b w:val="0"/>
+        </w:rPr>
+        <w:t xml:space="preserve">These fictional values assume materials are available. </w:t>
       </w:r>
       <w:r>
         <w:rPr>
           <w:b/>
         </w:rPr>
+        <w:t>Input</w:t>
+      </w:r>
+      <w:r>
+        <w:rPr>
+          <w:b w:val="0"/>
+        </w:rPr>
+        <w:t>s are whole minutes from 0 to 30 and Quiet required Yes or No. Time must fit AND either quiet is not required or the activity is quiet. No allows either kind.</w:t>
+      </w:r>
+    </w:p>
+    <w:p>
+      <w:pPr>
+        <w:spacing w:line="336" w:lineRule="auto" w:after="180"/>
+      </w:pPr>
+      <w:r>
+        <w:rPr>
+          <w:b w:val="0"/>
+        </w:rPr>
+        <w:t xml:space="preserve">Select the first fit with a correct reason; otherwise report no match. Missing or invalid </w:t>
+      </w:r>
+      <w:r>
+        <w:rPr>
+          <w:b/>
+        </w:rPr>
+        <w:t>input</w:t>
+      </w:r>
+      <w:r>
+        <w:rPr>
+          <w:b w:val="0"/>
+        </w:rPr>
+        <w:t xml:space="preserve"> requires clarification. No booking or publishing takes place.</w:t>
+      </w:r>
+    </w:p>
+    <w:p>
+      <w:pPr>
+        <w:spacing w:line="336" w:lineRule="auto" w:after="180"/>
+      </w:pPr>
+      <w:r>
+        <w:rPr>
+          <w:b w:val="0"/>
+        </w:rPr>
+        <w:t xml:space="preserve">Keep the P1 version 1 instructions from Week 32: validate and stop with clarification if </w:t>
+      </w:r>
+      <w:r>
+        <w:rPr>
+          <w:b/>
+        </w:rPr>
+        <w:t>input</w:t>
+      </w:r>
+      <w:r>
+        <w:rPr>
+          <w:b w:val="0"/>
+        </w:rPr>
+        <w:t xml:space="preserve"> is invalid; otherwise start at B1, check both conditions, suggest the first passing row and stop.</w:t>
+      </w:r>
+    </w:p>
+    <w:p>
+      <w:pPr>
+        <w:spacing w:line="336" w:lineRule="auto" w:after="180"/>
+      </w:pPr>
+      <w:r>
+        <w:rPr>
+          <w:b w:val="0"/>
+        </w:rPr>
+        <w:t xml:space="preserve">After a failure advance one row; report no match only after all rows fail. Reset to validation and B1 for each new valid request. The manual </w:t>
+      </w:r>
+      <w:r>
+        <w:rPr>
+          <w:b/>
+        </w:rPr>
+        <w:t>baseline</w:t>
+      </w:r>
+      <w:r>
+        <w:rPr>
+          <w:b w:val="0"/>
+        </w:rPr>
+        <w:t xml:space="preserve"> marks every row against both conditions and selects the first fit.</w:t>
+      </w:r>
+    </w:p>
+    <w:p>
+      <w:pPr>
+        <w:spacing w:line="336" w:lineRule="auto" w:after="180"/>
+      </w:pPr>
+      <w:r>
+        <w:rPr>
+          <w:b w:val="0"/>
+        </w:rPr>
+        <w:t>Both methods must follow the same contract.</w:t>
+      </w:r>
+    </w:p>
+    <w:p>
+      <w:pPr>
+        <w:pStyle w:val="Heading2"/>
+      </w:pPr>
+      <w:r>
+        <w:t>Prepare criteria and the four routine cases</w:t>
+      </w:r>
+    </w:p>
+    <w:p>
+      <w:pPr>
+        <w:spacing w:line="336" w:lineRule="auto" w:after="180"/>
+      </w:pPr>
+      <w:r>
+        <w:rPr>
+          <w:b w:val="0"/>
+        </w:rPr>
+        <w:t xml:space="preserve">Give each case an ID. Record its exact </w:t>
+      </w:r>
+      <w:r>
+        <w:rPr>
+          <w:b/>
+        </w:rPr>
+        <w:t>input</w:t>
+      </w:r>
+      <w:r>
+        <w:rPr>
+          <w:b w:val="0"/>
+        </w:rPr>
+        <w:t xml:space="preserve">, purpose, expected </w:t>
+      </w:r>
+      <w:r>
+        <w:rPr>
+          <w:b/>
+        </w:rPr>
         <w:t>output</w:t>
       </w:r>
       <w:r>
         <w:rPr>
           <w:b w:val="0"/>
         </w:rPr>
-        <w:t xml:space="preserve"> and its reason.</w:t>
+        <w:t xml:space="preserve"> and expected explanation before running it. Then add observed </w:t>
+      </w:r>
+      <w:r>
+        <w:rPr>
+          <w:b/>
+        </w:rPr>
+        <w:t>output</w:t>
+      </w:r>
+      <w:r>
+        <w:rPr>
+          <w:b w:val="0"/>
+        </w:rPr>
+        <w:t>, observed explanation, pass or fail, and a trace reference.</w:t>
       </w:r>
     </w:p>
     <w:p>
@@ -785,27 +1175,19 @@
         <w:rPr>
           <w:b w:val="0"/>
         </w:rPr>
-        <w:t xml:space="preserve">Routine </w:t>
+        <w:t xml:space="preserve">Put the prototype version, catalogue version and </w:t>
       </w:r>
       <w:r>
         <w:rPr>
           <w:b/>
         </w:rPr>
-        <w:t>coverage</w:t>
-      </w:r>
-      <w:r>
-        <w:rPr>
-          <w:b w:val="0"/>
-        </w:rPr>
-        <w:t xml:space="preserve"> is deliberately limited; boundary and variation tests follow next week.</w:t>
-      </w:r>
-    </w:p>
-    <w:p>
-      <w:pPr>
-        <w:pStyle w:val="Heading3"/>
-      </w:pPr>
-      <w:r>
-        <w:t>Readiness answer</w:t>
+        <w:t>baseline</w:t>
+      </w:r>
+      <w:r>
+        <w:rPr>
+          <w:b w:val="0"/>
+        </w:rPr>
+        <w:t xml:space="preserve"> method at the top of the sheet.</w:t>
       </w:r>
     </w:p>
     <w:p>
@@ -816,1181 +1198,61 @@
         <w:rPr>
           <w:b w:val="0"/>
         </w:rPr>
-        <w:t xml:space="preserve">The </w:t>
+        <w:t>A pass needs the correct result and a reason supported by the checked conditions; the right activity with a false reason is not a full pass.</w:t>
+      </w:r>
+    </w:p>
+    <w:p>
+      <w:pPr>
+        <w:spacing w:line="336" w:lineRule="auto" w:after="180"/>
+      </w:pPr>
+      <w:r>
+        <w:rPr>
+          <w:b w:val="0"/>
+        </w:rPr>
+        <w:t xml:space="preserve">Our routine set R contains four valid requests. R1 is 11 minutes Yes, checking an early quiet match. R2 is 9 minutes No, checking that the search reaches a later </w:t>
       </w:r>
       <w:r>
         <w:rPr>
           <w:b/>
         </w:rPr>
-        <w:t>expected result</w:t>
-      </w:r>
-      <w:r>
-        <w:rPr>
-          <w:b w:val="0"/>
-        </w:rPr>
-        <w:t xml:space="preserve"> comes from the requirements; the observed result records what the saved version actually did. Disagreement is </w:t>
+        <w:t>fitting</w:t>
+      </w:r>
+      <w:r>
+        <w:rPr>
+          <w:b w:val="0"/>
+        </w:rPr>
+        <w:t xml:space="preserve"> row.</w:t>
+      </w:r>
+    </w:p>
+    <w:p>
+      <w:pPr>
+        <w:spacing w:line="336" w:lineRule="auto" w:after="180"/>
+      </w:pPr>
+      <w:r>
+        <w:rPr>
+          <w:b w:val="0"/>
+        </w:rPr>
+        <w:t xml:space="preserve">R3 is 6 minutes No, checking that a valid request can exhaust the list. R4 is 9 minutes Yes, checking that a time fit alone is insufficient. These cases do not cover every accepted </w:t>
       </w:r>
       <w:r>
         <w:rPr>
           <w:b/>
         </w:rPr>
-        <w:t>evidence</w:t>
-      </w:r>
-      <w:r>
-        <w:rPr>
-          <w:b w:val="0"/>
-        </w:rPr>
-        <w:t xml:space="preserve"> to investigate, so neither record should be silently changed to match the other.</w:t>
-      </w:r>
-    </w:p>
-    <w:p>
-      <w:pPr>
-        <w:spacing w:line="336" w:lineRule="auto" w:after="180"/>
-      </w:pPr>
-      <w:r>
-        <w:rPr>
-          <w:b w:val="0"/>
-        </w:rPr>
-        <w:t>The saved P1 version 1 cards, catalogue B version 1 and manual checklist from Week 32</w:t>
-      </w:r>
-    </w:p>
-    <w:p>
-      <w:pPr>
-        <w:spacing w:line="336" w:lineRule="auto" w:after="180"/>
-      </w:pPr>
-      <w:r>
-        <w:rPr>
-          <w:b w:val="0"/>
-        </w:rPr>
-        <w:t xml:space="preserve">Paper test sheets with case ID, </w:t>
-      </w:r>
-      <w:r>
-        <w:rPr>
-          <w:b/>
-        </w:rPr>
         <w:t>input</w:t>
       </w:r>
       <w:r>
         <w:rPr>
           <w:b w:val="0"/>
         </w:rPr>
-        <w:t xml:space="preserve">, purpose, </w:t>
-      </w:r>
-      <w:r>
-        <w:rPr>
-          <w:b/>
-        </w:rPr>
-        <w:t>expected result</w:t>
-      </w:r>
-      <w:r>
-        <w:rPr>
-          <w:b w:val="0"/>
-        </w:rPr>
-        <w:t>, observed result, judgement and trace reference</w:t>
-      </w:r>
-    </w:p>
-    <w:p>
-      <w:pPr>
-        <w:spacing w:line="336" w:lineRule="auto" w:after="180"/>
-      </w:pPr>
-      <w:r>
-        <w:rPr>
-          <w:b w:val="0"/>
-        </w:rPr>
-        <w:t>A folder for all versions and results; keep any reserved final evaluation cases separate from development work</w:t>
-      </w:r>
-    </w:p>
-    <w:p>
-      <w:pPr>
-        <w:pStyle w:val="Heading3"/>
-      </w:pPr>
-      <w:r>
-        <w:t>End goal for the pictorial case</w:t>
-      </w:r>
-    </w:p>
-    <w:p>
-      <w:pPr>
-        <w:spacing w:line="336" w:lineRule="auto" w:after="180"/>
-      </w:pPr>
-      <w:r>
-        <w:rPr>
-          <w:b w:val="0"/>
-        </w:rPr>
-        <w:t>By the end, I can test routine cases against expectations and count full passes honestly.</w:t>
-      </w:r>
-    </w:p>
-    <w:p>
-      <w:pPr>
-        <w:spacing w:line="336" w:lineRule="auto" w:after="180"/>
-      </w:pPr>
-      <w:r>
-        <w:rPr>
-          <w:b w:val="0"/>
-        </w:rPr>
-        <w:t>This added worked case illustrates the week’s main idea. Retain all original and connected topics; schedule its practice within the teaching cycle.</w:t>
-      </w:r>
-    </w:p>
-    <w:p>
-      <w:pPr>
-        <w:pStyle w:val="Heading1"/>
-      </w:pPr>
-      <w:r>
-        <w:t>02. Explain the mechanism</w:t>
-      </w:r>
-    </w:p>
-    <w:p>
-      <w:r>
-        <w:t>Model Test Normal Cases using the supplied case, labelled mechanism and reasoning. Make the scope of each conclusion explicit.</w:t>
-      </w:r>
-    </w:p>
-    <w:p>
-      <w:pPr>
-        <w:spacing w:line="336" w:lineRule="auto" w:after="180"/>
-      </w:pPr>
-      <w:r>
-        <w:rPr>
-          <w:b w:val="0"/>
-        </w:rPr>
-        <w:t>Follow the information instead of imagining magic inside the machine.</w:t>
-      </w:r>
-    </w:p>
-    <w:p>
-      <w:pPr>
-        <w:pStyle w:val="Heading3"/>
-      </w:pPr>
-      <w:r>
-        <w:t>1. Input — information entering</w:t>
-      </w:r>
-    </w:p>
-    <w:p>
-      <w:pPr>
-        <w:spacing w:line="336" w:lineRule="auto" w:after="180"/>
-        <w:shd w:fill="F4F9FC"/>
-      </w:pPr>
-      <w:r>
-        <w:rPr>
-          <w:b/>
-        </w:rPr>
-        <w:t>INPUT</w:t>
-      </w:r>
-      <w:r>
-        <w:rPr>
-          <w:b w:val="0"/>
-        </w:rPr>
-        <w:t xml:space="preserve"> planned test </w:t>
-      </w:r>
-      <w:r>
-        <w:rPr>
-          <w:b/>
-        </w:rPr>
-        <w:t>input</w:t>
-      </w:r>
-      <w:r>
-        <w:rPr>
-          <w:b w:val="0"/>
-        </w:rPr>
-        <w:t xml:space="preserve"> and </w:t>
-      </w:r>
-      <w:r>
-        <w:rPr>
-          <w:b/>
-        </w:rPr>
-        <w:t>expected result</w:t>
-      </w:r>
-    </w:p>
-    <w:p>
-      <w:pPr>
-        <w:pStyle w:val="Heading3"/>
-      </w:pPr>
-      <w:r>
-        <w:t>2. Process — the deciding step</w:t>
-      </w:r>
-    </w:p>
-    <w:p>
-      <w:pPr>
-        <w:spacing w:line="336" w:lineRule="auto" w:after="180"/>
-        <w:shd w:fill="F4F9FC"/>
-      </w:pPr>
-      <w:r>
-        <w:rPr>
-          <w:b/>
-        </w:rPr>
-        <w:t>PROCESS</w:t>
-      </w:r>
-      <w:r>
-        <w:rPr>
-          <w:b w:val="0"/>
-        </w:rPr>
-        <w:t xml:space="preserve"> run unchanged prototype and observe</w:t>
-      </w:r>
-    </w:p>
-    <w:p>
-      <w:pPr>
-        <w:pStyle w:val="Heading3"/>
-      </w:pPr>
-      <w:r>
-        <w:t>3. Output — the result</w:t>
-      </w:r>
-    </w:p>
-    <w:p>
-      <w:pPr>
-        <w:spacing w:line="336" w:lineRule="auto" w:after="180"/>
-        <w:shd w:fill="F4F9FC"/>
-      </w:pPr>
-      <w:r>
-        <w:rPr>
-          <w:b/>
-        </w:rPr>
-        <w:t>OUTPUT</w:t>
-      </w:r>
-      <w:r>
-        <w:rPr>
-          <w:b w:val="0"/>
-        </w:rPr>
-        <w:t xml:space="preserve"> </w:t>
-      </w:r>
-      <w:r>
-        <w:rPr>
-          <w:b/>
-        </w:rPr>
-        <w:t>actual result</w:t>
-      </w:r>
-      <w:r>
-        <w:rPr>
-          <w:b w:val="0"/>
-        </w:rPr>
-        <w:t>, pass/fail, and notes</w:t>
-      </w:r>
-    </w:p>
-    <w:p>
-      <w:pPr>
-        <w:pStyle w:val="Heading3"/>
-      </w:pPr>
-      <w:r>
-        <w:t>Key idea</w:t>
-      </w:r>
-    </w:p>
-    <w:p>
-      <w:pPr>
-        <w:spacing w:line="336" w:lineRule="auto" w:after="180"/>
-        <w:shd w:fill="EDF7F3"/>
-      </w:pPr>
-      <w:r>
-        <w:rPr>
-          <w:b w:val="0"/>
-        </w:rPr>
-        <w:t>CORE IDEA Repeated success on ordinary cases is necessary but not sufficient.</w:t>
-      </w:r>
-    </w:p>
-    <w:p>
-      <w:pPr>
-        <w:pStyle w:val="Heading3"/>
-      </w:pPr>
-      <w:r>
-        <w:t>How the mechanism works</w:t>
-      </w:r>
-    </w:p>
-    <w:p>
-      <w:pPr>
-        <w:spacing w:line="336" w:lineRule="auto" w:after="180"/>
-        <w:shd w:fill="F1F6F8"/>
-      </w:pPr>
-      <w:r>
-        <w:rPr>
-          <w:b w:val="0"/>
-        </w:rPr>
-        <w:t xml:space="preserve">UNDER THE HOOD A </w:t>
-      </w:r>
-      <w:r>
-        <w:rPr>
-          <w:b/>
-        </w:rPr>
-        <w:t>test case</w:t>
-      </w:r>
-      <w:r>
-        <w:rPr>
-          <w:b w:val="0"/>
-        </w:rPr>
-        <w:t xml:space="preserve"> includes </w:t>
-      </w:r>
-      <w:r>
-        <w:rPr>
-          <w:b/>
-        </w:rPr>
-        <w:t>input</w:t>
-      </w:r>
-      <w:r>
-        <w:rPr>
-          <w:b w:val="0"/>
-        </w:rPr>
-        <w:t>, setup, expected behavior, actual behavior, and result. Precommitting expectations reduces hindsight bias.</w:t>
-      </w:r>
-    </w:p>
-    <w:p>
-      <w:pPr>
-        <w:spacing w:line="336" w:lineRule="auto" w:after="180"/>
-        <w:shd w:fill="F1F6F8"/>
-      </w:pPr>
-      <w:r>
-        <w:rPr>
-          <w:b w:val="0"/>
-        </w:rPr>
-        <w:t>Repeated normal tests establish basic reliability but say little about uncommon conditions.</w:t>
-      </w:r>
-    </w:p>
-    <w:p>
-      <w:pPr>
-        <w:spacing w:line="336" w:lineRule="auto" w:after="180"/>
-      </w:pPr>
-      <w:r>
-        <w:rPr>
-          <w:b w:val="0"/>
-        </w:rPr>
-        <w:t>Draw a fresh example with all three stages:</w:t>
-      </w:r>
-    </w:p>
-    <w:p>
-      <w:pPr>
-        <w:spacing w:line="336" w:lineRule="auto" w:after="180"/>
-      </w:pPr>
-      <w:r>
-        <w:rPr>
-          <w:b w:val="0"/>
-        </w:rPr>
-        <w:t xml:space="preserve">Every step connects a claim to observable </w:t>
-      </w:r>
-      <w:r>
-        <w:rPr>
-          <w:b/>
-        </w:rPr>
-        <w:t>evidence</w:t>
-      </w:r>
-      <w:r>
-        <w:rPr>
-          <w:b w:val="0"/>
-        </w:rPr>
-        <w:t>.</w:t>
-      </w:r>
-    </w:p>
-    <w:p>
-      <w:pPr>
-        <w:pStyle w:val="Heading3"/>
-      </w:pPr>
-      <w:r>
-        <w:t>The case to investigate</w:t>
-      </w:r>
-    </w:p>
-    <w:p>
-      <w:pPr>
-        <w:spacing w:line="336" w:lineRule="auto" w:after="180"/>
-        <w:shd w:fill="F1F6FC"/>
-      </w:pPr>
-      <w:r>
-        <w:rPr>
-          <w:b w:val="0"/>
-        </w:rPr>
-        <w:t>CASE The sorter is tested on five common classroom items with expected bins written before each run.</w:t>
-      </w:r>
-    </w:p>
-    <w:p>
-      <w:pPr>
-        <w:pStyle w:val="Heading3"/>
-      </w:pPr>
-      <w:r>
-        <w:t>Step 1</w:t>
-      </w:r>
-    </w:p>
-    <w:p>
-      <w:pPr>
-        <w:spacing w:line="336" w:lineRule="auto" w:after="180"/>
-        <w:shd w:fill="F4F9FC"/>
-      </w:pPr>
-      <w:r>
-        <w:rPr>
-          <w:b w:val="0"/>
-        </w:rPr>
-        <w:t xml:space="preserve">STEP 1 — OBSERVE planned test </w:t>
-      </w:r>
-      <w:r>
-        <w:rPr>
-          <w:b/>
-        </w:rPr>
-        <w:t>input</w:t>
-      </w:r>
-      <w:r>
-        <w:rPr>
-          <w:b w:val="0"/>
-        </w:rPr>
-        <w:t xml:space="preserve"> and </w:t>
-      </w:r>
-      <w:r>
-        <w:rPr>
-          <w:b/>
-        </w:rPr>
-        <w:t>expected result</w:t>
-      </w:r>
-    </w:p>
-    <w:p>
-      <w:pPr>
-        <w:pStyle w:val="Heading3"/>
-      </w:pPr>
-      <w:r>
-        <w:t>Step 2</w:t>
-      </w:r>
-    </w:p>
-    <w:p>
-      <w:pPr>
-        <w:spacing w:line="336" w:lineRule="auto" w:after="180"/>
-        <w:shd w:fill="F4F9FC"/>
-      </w:pPr>
-      <w:r>
-        <w:rPr>
-          <w:b w:val="0"/>
-        </w:rPr>
-        <w:t>STEP 2 — TRACE run unchanged prototype and observe</w:t>
-      </w:r>
-    </w:p>
-    <w:p>
-      <w:pPr>
-        <w:pStyle w:val="Heading3"/>
-      </w:pPr>
-      <w:r>
-        <w:t>Step 3</w:t>
-      </w:r>
-    </w:p>
-    <w:p>
-      <w:pPr>
-        <w:spacing w:line="336" w:lineRule="auto" w:after="180"/>
-        <w:shd w:fill="F4F9FC"/>
-      </w:pPr>
-      <w:r>
-        <w:rPr>
-          <w:b w:val="0"/>
-        </w:rPr>
-        <w:t xml:space="preserve">STEP 3 — CONCLUDE </w:t>
-      </w:r>
-      <w:r>
-        <w:rPr>
-          <w:b/>
-        </w:rPr>
-        <w:t>actual result</w:t>
-      </w:r>
-      <w:r>
-        <w:rPr>
-          <w:b w:val="0"/>
-        </w:rPr>
-        <w:t>, pass/fail, and notes</w:t>
-      </w:r>
-    </w:p>
-    <w:p>
-      <w:pPr>
-        <w:pStyle w:val="Heading3"/>
-      </w:pPr>
-      <w:r>
-        <w:t>Model answer</w:t>
-      </w:r>
-    </w:p>
-    <w:p>
-      <w:pPr>
-        <w:spacing w:line="336" w:lineRule="auto" w:after="180"/>
-        <w:shd w:fill="F1F6FC"/>
-      </w:pPr>
-      <w:r>
-        <w:rPr>
-          <w:b w:val="0"/>
-        </w:rPr>
-        <w:t xml:space="preserve">MODEL REASONING Write the expected </w:t>
-      </w:r>
-      <w:r>
-        <w:rPr>
-          <w:b/>
-        </w:rPr>
-        <w:t>output</w:t>
-      </w:r>
-      <w:r>
-        <w:rPr>
-          <w:b w:val="0"/>
-        </w:rPr>
-        <w:t xml:space="preserve"> first, keep the prototype version fixed, record every actual </w:t>
-      </w:r>
-      <w:r>
-        <w:rPr>
-          <w:b/>
-        </w:rPr>
-        <w:t>output</w:t>
-      </w:r>
-      <w:r>
-        <w:rPr>
-          <w:b w:val="0"/>
-        </w:rPr>
-        <w:t>, and count passes without deleting failures.</w:t>
-      </w:r>
-    </w:p>
-    <w:p>
-      <w:pPr>
-        <w:spacing w:line="336" w:lineRule="auto" w:after="180"/>
-        <w:shd w:fill="F1F6FC"/>
-      </w:pPr>
-      <w:r>
-        <w:rPr>
-          <w:b w:val="0"/>
-        </w:rPr>
-        <w:t xml:space="preserve">Explain that five normal successes are necessary </w:t>
-      </w:r>
-      <w:r>
-        <w:rPr>
-          <w:b/>
-        </w:rPr>
-        <w:t>evidence</w:t>
-      </w:r>
-      <w:r>
-        <w:rPr>
-          <w:b w:val="0"/>
-        </w:rPr>
-        <w:t>, not full proof.</w:t>
-      </w:r>
-    </w:p>
-    <w:p>
-      <w:pPr>
-        <w:pStyle w:val="Heading3"/>
-      </w:pPr>
-      <w:r>
-        <w:t>A claim to avoid</w:t>
-      </w:r>
-    </w:p>
-    <w:p>
-      <w:pPr>
-        <w:spacing w:line="336" w:lineRule="auto" w:after="180"/>
-        <w:shd w:fill="FFF5E6"/>
-      </w:pPr>
-      <w:r>
-        <w:rPr>
-          <w:b w:val="0"/>
-        </w:rPr>
-        <w:t xml:space="preserve">DO NOT OVERCLAIM Do not change the prototype halfway through a </w:t>
-      </w:r>
-      <w:r>
-        <w:rPr>
-          <w:b/>
-        </w:rPr>
-        <w:t>test set</w:t>
-      </w:r>
-      <w:r>
-        <w:rPr>
-          <w:b w:val="0"/>
-        </w:rPr>
-        <w:t xml:space="preserve"> and combine results as if one version was tested.</w:t>
-      </w:r>
-    </w:p>
-    <w:p>
-      <w:pPr>
-        <w:spacing w:line="336" w:lineRule="auto" w:after="180"/>
-        <w:shd w:fill="F5F1FB"/>
-      </w:pPr>
-      <w:r>
-        <w:rPr>
-          <w:b w:val="0"/>
-        </w:rPr>
-        <w:t xml:space="preserve">What new </w:t>
-      </w:r>
-      <w:r>
-        <w:rPr>
-          <w:b/>
-        </w:rPr>
-        <w:t>evidence</w:t>
-      </w:r>
-      <w:r>
-        <w:rPr>
-          <w:b w:val="0"/>
-        </w:rPr>
-        <w:t xml:space="preserve"> could change this answer?</w:t>
-      </w:r>
-    </w:p>
-    <w:p>
-      <w:pPr>
-        <w:pStyle w:val="Heading3"/>
-      </w:pPr>
-      <w:r>
-        <w:t>Concrete teaching case</w:t>
-      </w:r>
-    </w:p>
-    <w:p>
-      <w:pPr>
-        <w:pStyle w:val="Heading3"/>
-      </w:pPr>
-      <w:r>
-        <w:t>The teaching case</w:t>
-      </w:r>
-    </w:p>
-    <w:p>
-      <w:pPr>
-        <w:spacing w:line="336" w:lineRule="auto" w:after="180"/>
-        <w:shd w:fill="F1F6FC"/>
-      </w:pPr>
-      <w:r>
-        <w:rPr>
-          <w:b w:val="0"/>
-        </w:rPr>
-        <w:t>Four routine cases are chosen before testing. Three are correct.</w:t>
-      </w:r>
-    </w:p>
-    <w:p>
-      <w:pPr>
-        <w:spacing w:line="336" w:lineRule="auto" w:after="180"/>
-        <w:shd w:fill="F5F1FB"/>
-      </w:pPr>
-      <w:r>
-        <w:rPr>
-          <w:b w:val="0"/>
-        </w:rPr>
-        <w:t>What can be reported?</w:t>
-      </w:r>
-    </w:p>
-    <w:p>
-      <w:pPr>
-        <w:pStyle w:val="Heading3"/>
-      </w:pPr>
-      <w:r>
-        <w:t>Exact explanation to model</w:t>
-      </w:r>
-    </w:p>
-    <w:p>
-      <w:pPr>
-        <w:pStyle w:val="Heading3"/>
-      </w:pPr>
-      <w:r>
-        <w:t>Why the result follows</w:t>
-      </w:r>
-    </w:p>
-    <w:p>
-      <w:pPr>
-        <w:spacing w:line="336" w:lineRule="auto" w:after="180"/>
-        <w:shd w:fill="F1F6FC"/>
-      </w:pPr>
-      <w:r>
-        <w:rPr>
-          <w:b w:val="0"/>
-        </w:rPr>
-        <w:t>3/4 on those cases. Preserve the failure and trace its cause. This does not guarantee unfamiliar-case performance.</w:t>
-      </w:r>
-    </w:p>
-    <w:p>
-      <w:pPr>
-        <w:pStyle w:val="Heading3"/>
-      </w:pPr>
-      <w:r>
-        <w:t>Explain the added worked example</w:t>
-      </w:r>
-    </w:p>
-    <w:p>
-      <w:pPr>
-        <w:pStyle w:val="Heading3"/>
-      </w:pPr>
-      <w:r>
-        <w:t>Explain the added worked example · 1</w:t>
-      </w:r>
-    </w:p>
-    <w:p>
-      <w:pPr>
-        <w:spacing w:line="336" w:lineRule="auto" w:after="180"/>
-      </w:pPr>
-      <w:r>
-        <w:rPr>
-          <w:b w:val="0"/>
-        </w:rPr>
-        <w:t>This week you will turn separate paper traces into a test record. Choose several ordinary requests, write the required answers first, then run the same saved prototype on every request.</w:t>
-      </w:r>
-    </w:p>
-    <w:p>
-      <w:pPr>
-        <w:spacing w:line="336" w:lineRule="auto" w:after="180"/>
-      </w:pPr>
-      <w:r>
-        <w:rPr>
-          <w:b w:val="0"/>
-        </w:rPr>
-        <w:t>Testing is useful when it can reveal a mistake, so keep failures as carefully as successes. A demonstration chosen because it works is not a complete evaluation.</w:t>
-      </w:r>
-    </w:p>
-    <w:p>
-      <w:pPr>
-        <w:pStyle w:val="Heading3"/>
-      </w:pPr>
-      <w:r>
-        <w:t>Explain the added worked example · 2</w:t>
-      </w:r>
-    </w:p>
-    <w:p>
-      <w:pPr>
-        <w:spacing w:line="336" w:lineRule="auto" w:after="180"/>
-      </w:pPr>
-      <w:r>
-        <w:rPr>
-          <w:b w:val="0"/>
-        </w:rPr>
-        <w:t xml:space="preserve">Use catalogue B version 1 in order: B1 Bookmark drawing, 10 minutes, quiet Yes; B2 Story circle, 8 minutes, quiet No; B3 Pattern puzzle, </w:t>
-      </w:r>
-      <w:r>
-        <w:rPr>
-          <w:b/>
-        </w:rPr>
-        <w:t>12 minutes</w:t>
-      </w:r>
-      <w:r>
-        <w:rPr>
-          <w:b w:val="0"/>
-        </w:rPr>
-        <w:t>, quiet Yes; B4 Tower challenge, 15 minutes, quiet No.</w:t>
-      </w:r>
-    </w:p>
-    <w:p>
-      <w:pPr>
-        <w:spacing w:line="336" w:lineRule="auto" w:after="180"/>
-      </w:pPr>
-      <w:r>
-        <w:rPr>
-          <w:b w:val="0"/>
-        </w:rPr>
-        <w:t xml:space="preserve">These fictional values assume materials are available. </w:t>
-      </w:r>
-      <w:r>
-        <w:rPr>
-          <w:b/>
-        </w:rPr>
-        <w:t>Input</w:t>
-      </w:r>
-      <w:r>
-        <w:rPr>
-          <w:b w:val="0"/>
-        </w:rPr>
-        <w:t>s are whole minutes from 0 to 30 and Quiet required Yes or No. Time must fit AND either quiet is not required or the activity is quiet. No allows either kind.</w:t>
-      </w:r>
-    </w:p>
-    <w:p>
-      <w:pPr>
-        <w:spacing w:line="336" w:lineRule="auto" w:after="180"/>
-      </w:pPr>
-      <w:r>
-        <w:rPr>
-          <w:b w:val="0"/>
-        </w:rPr>
-        <w:t xml:space="preserve">Select the first fit with a correct reason; otherwise report no match. Missing or invalid </w:t>
-      </w:r>
-      <w:r>
-        <w:rPr>
-          <w:b/>
-        </w:rPr>
-        <w:t>input</w:t>
-      </w:r>
-      <w:r>
-        <w:rPr>
-          <w:b w:val="0"/>
-        </w:rPr>
-        <w:t xml:space="preserve"> requires clarification. No booking or publishing takes place.</w:t>
-      </w:r>
-    </w:p>
-    <w:p>
-      <w:pPr>
-        <w:pStyle w:val="Heading3"/>
-      </w:pPr>
-      <w:r>
-        <w:t>Explain the added worked example · 3</w:t>
-      </w:r>
-    </w:p>
-    <w:p>
-      <w:pPr>
-        <w:spacing w:line="336" w:lineRule="auto" w:after="180"/>
-      </w:pPr>
-      <w:r>
-        <w:rPr>
-          <w:b w:val="0"/>
-        </w:rPr>
-        <w:t xml:space="preserve">Keep the P1 version 1 instructions from Week 32: validate and stop with clarification if </w:t>
-      </w:r>
-      <w:r>
-        <w:rPr>
-          <w:b/>
-        </w:rPr>
-        <w:t>input</w:t>
-      </w:r>
-      <w:r>
-        <w:rPr>
-          <w:b w:val="0"/>
-        </w:rPr>
-        <w:t xml:space="preserve"> is invalid; otherwise start at B1, check both conditions, suggest the first passing row and stop.</w:t>
-      </w:r>
-    </w:p>
-    <w:p>
-      <w:pPr>
-        <w:spacing w:line="336" w:lineRule="auto" w:after="180"/>
-      </w:pPr>
-      <w:r>
-        <w:rPr>
-          <w:b w:val="0"/>
-        </w:rPr>
-        <w:t xml:space="preserve">After a failure advance one row; report no match only after all rows fail. Reset to validation and B1 for each new valid request. The manual </w:t>
-      </w:r>
-      <w:r>
-        <w:rPr>
-          <w:b/>
-        </w:rPr>
-        <w:t>baseline</w:t>
-      </w:r>
-      <w:r>
-        <w:rPr>
-          <w:b w:val="0"/>
-        </w:rPr>
-        <w:t xml:space="preserve"> marks every row against both conditions and selects the first fit.</w:t>
-      </w:r>
-    </w:p>
-    <w:p>
-      <w:pPr>
-        <w:spacing w:line="336" w:lineRule="auto" w:after="180"/>
-      </w:pPr>
-      <w:r>
-        <w:rPr>
-          <w:b w:val="0"/>
-        </w:rPr>
-        <w:t>Both methods must follow the same contract.</w:t>
-      </w:r>
-    </w:p>
-    <w:p>
-      <w:pPr>
-        <w:pStyle w:val="Heading3"/>
-      </w:pPr>
-      <w:r>
-        <w:t>Explain the added worked example · 4</w:t>
-      </w:r>
-    </w:p>
-    <w:p>
-      <w:pPr>
-        <w:spacing w:line="336" w:lineRule="auto" w:after="180"/>
-      </w:pPr>
-      <w:r>
-        <w:rPr>
-          <w:b w:val="0"/>
-        </w:rPr>
-        <w:t xml:space="preserve">Give each case an ID. Record its exact </w:t>
-      </w:r>
-      <w:r>
-        <w:rPr>
-          <w:b/>
-        </w:rPr>
-        <w:t>input</w:t>
-      </w:r>
-      <w:r>
-        <w:rPr>
-          <w:b w:val="0"/>
-        </w:rPr>
-        <w:t xml:space="preserve">, purpose, expected </w:t>
-      </w:r>
-      <w:r>
-        <w:rPr>
-          <w:b/>
-        </w:rPr>
-        <w:t>output</w:t>
-      </w:r>
-      <w:r>
-        <w:rPr>
-          <w:b w:val="0"/>
-        </w:rPr>
-        <w:t xml:space="preserve"> and expected explanation before running it. Then add observed </w:t>
-      </w:r>
-      <w:r>
-        <w:rPr>
-          <w:b/>
-        </w:rPr>
-        <w:t>output</w:t>
-      </w:r>
-      <w:r>
-        <w:rPr>
-          <w:b w:val="0"/>
-        </w:rPr>
-        <w:t>, observed explanation, pass or fail, and a trace reference.</w:t>
-      </w:r>
-    </w:p>
-    <w:p>
-      <w:pPr>
-        <w:spacing w:line="336" w:lineRule="auto" w:after="180"/>
-      </w:pPr>
-      <w:r>
-        <w:rPr>
-          <w:b w:val="0"/>
-        </w:rPr>
-        <w:t xml:space="preserve">Put the prototype version, catalogue version and </w:t>
-      </w:r>
-      <w:r>
-        <w:rPr>
-          <w:b/>
-        </w:rPr>
-        <w:t>baseline</w:t>
-      </w:r>
-      <w:r>
-        <w:rPr>
-          <w:b w:val="0"/>
-        </w:rPr>
-        <w:t xml:space="preserve"> method at the top of the sheet.</w:t>
-      </w:r>
-    </w:p>
-    <w:p>
-      <w:pPr>
-        <w:spacing w:line="336" w:lineRule="auto" w:after="180"/>
-      </w:pPr>
-      <w:r>
-        <w:rPr>
-          <w:b w:val="0"/>
-        </w:rPr>
-        <w:t>A pass needs the correct result and a reason supported by the checked conditions; the right activity with a false reason is not a full pass.</w:t>
-      </w:r>
-    </w:p>
-    <w:p>
-      <w:pPr>
-        <w:pStyle w:val="Heading3"/>
-      </w:pPr>
-      <w:r>
-        <w:t>Explain the added worked example · 5</w:t>
-      </w:r>
-    </w:p>
-    <w:p>
-      <w:pPr>
-        <w:spacing w:line="336" w:lineRule="auto" w:after="180"/>
-      </w:pPr>
-      <w:r>
-        <w:rPr>
-          <w:b w:val="0"/>
-        </w:rPr>
-        <w:t xml:space="preserve">Our routine set R contains four valid requests. R1 is 11 minutes Yes, checking an early quiet match. R2 is 9 minutes No, checking that the search reaches a later </w:t>
-      </w:r>
-      <w:r>
-        <w:rPr>
-          <w:b/>
-        </w:rPr>
-        <w:t>fitting</w:t>
-      </w:r>
-      <w:r>
-        <w:rPr>
-          <w:b w:val="0"/>
-        </w:rPr>
-        <w:t xml:space="preserve"> row.</w:t>
-      </w:r>
-    </w:p>
-    <w:p>
-      <w:pPr>
-        <w:spacing w:line="336" w:lineRule="auto" w:after="180"/>
-      </w:pPr>
-      <w:r>
-        <w:rPr>
-          <w:b w:val="0"/>
-        </w:rPr>
-        <w:t xml:space="preserve">R3 is 6 minutes No, checking that a valid request can exhaust the list. R4 is 9 minutes Yes, checking that a time fit alone is insufficient. These cases do not cover every accepted </w:t>
-      </w:r>
-      <w:r>
-        <w:rPr>
-          <w:b/>
-        </w:rPr>
-        <w:t>input</w:t>
-      </w:r>
-      <w:r>
-        <w:rPr>
-          <w:b w:val="0"/>
-        </w:rPr>
         <w:t xml:space="preserve"> or validation error.</w:t>
       </w:r>
     </w:p>
     <w:p>
       <w:pPr>
-        <w:pStyle w:val="Heading3"/>
-      </w:pPr>
-      <w:r>
-        <w:t>Key terms</w:t>
-      </w:r>
-    </w:p>
-    <w:tbl>
-      <w:tblPr>
-        <w:tblStyle w:val="LightShading-Accent1"/>
-        <w:tblW w:type="auto" w:w="0"/>
-        <w:tblLook w:firstColumn="1" w:firstRow="1" w:lastColumn="0" w:lastRow="0" w:noHBand="0" w:noVBand="1" w:val="04A0"/>
-      </w:tblPr>
-      <w:tblGrid>
-        <w:gridCol w:w="5112"/>
-        <w:gridCol w:w="5112"/>
-      </w:tblGrid>
-      <w:tr>
-        <w:trPr>
-          <w:tblHeader/>
-        </w:trPr>
-        <w:tc>
-          <w:tcPr>
-            <w:tcW w:type="dxa" w:w="5112"/>
-          </w:tcPr>
-          <w:p>
-            <w:r>
-              <w:t>Term</w:t>
-            </w:r>
-          </w:p>
-        </w:tc>
-        <w:tc>
-          <w:tcPr>
-            <w:tcW w:type="dxa" w:w="5112"/>
-          </w:tcPr>
-          <w:p>
-            <w:r>
-              <w:t>Meaning</w:t>
-            </w:r>
-          </w:p>
-        </w:tc>
-      </w:tr>
-      <w:tr>
-        <w:tc>
-          <w:tcPr>
-            <w:tcW w:type="dxa" w:w="5112"/>
-          </w:tcPr>
-          <w:p>
-            <w:r>
-              <w:t>Test case</w:t>
-            </w:r>
-          </w:p>
-        </w:tc>
-        <w:tc>
-          <w:tcPr>
-            <w:tcW w:type="dxa" w:w="5112"/>
-          </w:tcPr>
-          <w:p>
-            <w:r>
-              <w:t>A specified input with an expected result and a reason for testing it</w:t>
-            </w:r>
-          </w:p>
-        </w:tc>
-      </w:tr>
-      <w:tr>
-        <w:tc>
-          <w:tcPr>
-            <w:tcW w:type="dxa" w:w="5112"/>
-          </w:tcPr>
-          <w:p>
-            <w:r>
-              <w:t>Test set</w:t>
-            </w:r>
-          </w:p>
-        </w:tc>
-        <w:tc>
-          <w:tcPr>
-            <w:tcW w:type="dxa" w:w="5112"/>
-          </w:tcPr>
-          <w:p>
-            <w:r>
-              <w:t>A collection of cases used together to check a version</w:t>
-            </w:r>
-          </w:p>
-        </w:tc>
-      </w:tr>
-      <w:tr>
-        <w:tc>
-          <w:tcPr>
-            <w:tcW w:type="dxa" w:w="5112"/>
-          </w:tcPr>
-          <w:p>
-            <w:r>
-              <w:t>Pass criterion</w:t>
-            </w:r>
-          </w:p>
-        </w:tc>
-        <w:tc>
-          <w:tcPr>
-            <w:tcW w:type="dxa" w:w="5112"/>
-          </w:tcPr>
-          <w:p>
-            <w:r>
-              <w:t>The requirement an observed result must meet to count as a pass</w:t>
-            </w:r>
-          </w:p>
-        </w:tc>
-      </w:tr>
-      <w:tr>
-        <w:tc>
-          <w:tcPr>
-            <w:tcW w:type="dxa" w:w="5112"/>
-          </w:tcPr>
-          <w:p>
-            <w:r>
-              <w:t>Coverage</w:t>
-            </w:r>
-          </w:p>
-        </w:tc>
-        <w:tc>
-          <w:tcPr>
-            <w:tcW w:type="dxa" w:w="5112"/>
-          </w:tcPr>
-          <w:p>
-            <w:r>
-              <w:t>Which conditions or behaviours the selected tests examine</w:t>
-            </w:r>
-          </w:p>
-        </w:tc>
-      </w:tr>
-      <w:tr>
-        <w:tc>
-          <w:tcPr>
-            <w:tcW w:type="dxa" w:w="5112"/>
-          </w:tcPr>
-          <w:p>
-            <w:r>
-              <w:t>Baseline</w:t>
-            </w:r>
-          </w:p>
-        </w:tc>
-        <w:tc>
-          <w:tcPr>
-            <w:tcW w:type="dxa" w:w="5112"/>
-          </w:tcPr>
-          <w:p>
-            <w:r>
-              <w:t>A simple comparison method tested under the same conditions</w:t>
-            </w:r>
-          </w:p>
-        </w:tc>
-      </w:tr>
-    </w:tbl>
-    <w:p>
-      <w:pPr>
-        <w:pStyle w:val="Heading3"/>
-      </w:pPr>
-      <w:r>
-        <w:t>Model the reasoning aloud</w:t>
-      </w:r>
-    </w:p>
-    <w:p>
-      <w:pPr>
-        <w:spacing w:line="336" w:lineRule="auto" w:after="180"/>
-      </w:pPr>
-      <w:r>
-        <w:rPr>
-          <w:b w:val="0"/>
-        </w:rPr>
-        <w:t xml:space="preserve">Use the complete worked example below before asking learners to complete W2. Reveal a small part, invite a </w:t>
-      </w:r>
-      <w:r>
-        <w:rPr>
-          <w:b/>
-        </w:rPr>
-        <w:t>prediction</w:t>
-      </w:r>
-      <w:r>
-        <w:rPr>
-          <w:b w:val="0"/>
-        </w:rPr>
-        <w:t>, then explain the deciding step.</w:t>
-      </w:r>
-    </w:p>
-    <w:p>
-      <w:pPr>
-        <w:spacing w:line="336" w:lineRule="auto" w:after="180"/>
-      </w:pPr>
-      <w:r>
-        <w:rPr>
-          <w:b w:val="0"/>
-        </w:rPr>
-        <w:t>These teacher notes contain solutions; do not reveal the independent case answer during modelling.</w:t>
+        <w:pStyle w:val="Heading2"/>
+      </w:pPr>
+      <w:r>
+        <w:t>Audit the fictional Q0 comparison</w:t>
       </w:r>
     </w:p>
     <w:tbl>
@@ -2170,14 +1432,6 @@
     </w:tbl>
     <w:p>
       <w:pPr>
-        <w:pStyle w:val="Heading3"/>
-      </w:pPr>
-      <w:r>
-        <w:t>Model the reasoning aloud · 6</w:t>
-      </w:r>
-    </w:p>
-    <w:p>
-      <w:pPr>
         <w:spacing w:line="336" w:lineRule="auto" w:after="180"/>
       </w:pPr>
       <w:r>
@@ -2224,14 +1478,6 @@
     </w:p>
     <w:p>
       <w:pPr>
-        <w:pStyle w:val="Heading3"/>
-      </w:pPr>
-      <w:r>
-        <w:t>Model the reasoning aloud · 7</w:t>
-      </w:r>
-    </w:p>
-    <w:p>
-      <w:pPr>
         <w:spacing w:line="336" w:lineRule="auto" w:after="180"/>
       </w:pPr>
       <w:r>
@@ -2276,108 +1522,14 @@
         <w:t xml:space="preserve"> can both pass all four, in which case these results show no correctness advantage for either method.</w:t>
       </w:r>
     </w:p>
-    <w:tbl>
-      <w:tblPr>
-        <w:tblStyle w:val="LightShading-Accent1"/>
-        <w:tblW w:type="auto" w:w="0"/>
-        <w:tblLook w:firstColumn="1" w:firstRow="1" w:lastColumn="0" w:lastRow="0" w:noHBand="0" w:noVBand="1" w:val="04A0"/>
-      </w:tblPr>
-      <w:tblGrid>
-        <w:gridCol w:w="5112"/>
-        <w:gridCol w:w="5112"/>
-      </w:tblGrid>
-      <w:tr>
-        <w:trPr>
-          <w:tblHeader/>
-        </w:trPr>
-        <w:tc>
-          <w:tcPr>
-            <w:tcW w:type="dxa" w:w="5112"/>
-          </w:tcPr>
-          <w:p>
-            <w:r>
-              <w:t>Thinking move</w:t>
-            </w:r>
-          </w:p>
-        </w:tc>
-        <w:tc>
-          <w:tcPr>
-            <w:tcW w:type="dxa" w:w="5112"/>
-          </w:tcPr>
-          <w:p>
-            <w:r>
-              <w:t>Teacher prompt</w:t>
-            </w:r>
-          </w:p>
-        </w:tc>
-      </w:tr>
-      <w:tr>
-        <w:tc>
-          <w:tcPr>
-            <w:tcW w:type="dxa" w:w="5112"/>
-          </w:tcPr>
-          <w:p>
-            <w:r>
-              <w:t>Plan</w:t>
-            </w:r>
-          </w:p>
-        </w:tc>
-        <w:tc>
-          <w:tcPr>
-            <w:tcW w:type="dxa" w:w="5112"/>
-          </w:tcPr>
-          <w:p>
-            <w:r>
-              <w:t>What is given? What is the question? Which procedure fits these facts?</w:t>
-            </w:r>
-          </w:p>
-        </w:tc>
-      </w:tr>
-      <w:tr>
-        <w:tc>
-          <w:tcPr>
-            <w:tcW w:type="dxa" w:w="5112"/>
-          </w:tcPr>
-          <w:p>
-            <w:r>
-              <w:t>Do</w:t>
-            </w:r>
-          </w:p>
-        </w:tc>
-        <w:tc>
-          <w:tcPr>
-            <w:tcW w:type="dxa" w:w="5112"/>
-          </w:tcPr>
-          <w:p>
-            <w:r>
-              <w:t>Point to each input and intermediate step in the worked trace. Name the rule that allows the next step.</w:t>
-            </w:r>
-          </w:p>
-        </w:tc>
-      </w:tr>
-      <w:tr>
-        <w:tc>
-          <w:tcPr>
-            <w:tcW w:type="dxa" w:w="5112"/>
-          </w:tcPr>
-          <w:p>
-            <w:r>
-              <w:t>Check</w:t>
-            </w:r>
-          </w:p>
-        </w:tc>
-        <w:tc>
-          <w:tcPr>
-            <w:tcW w:type="dxa" w:w="5112"/>
-          </w:tcPr>
-          <w:p>
-            <w:r>
-              <w:t>Does the output answer the question? Which assumption or limitation prevents a larger claim?</w:t>
-            </w:r>
-          </w:p>
-        </w:tc>
-      </w:tr>
-    </w:tbl>
+    <w:p>
+      <w:pPr>
+        <w:pStyle w:val="Heading2"/>
+      </w:pPr>
+      <w:r>
+        <w:t>Introduce the separate pouch catalogue and records</w:t>
+      </w:r>
+    </w:p>
     <w:p>
       <w:pPr>
         <w:spacing w:line="336" w:lineRule="auto" w:after="180"/>
@@ -2386,15 +1538,7 @@
         <w:rPr>
           <w:b w:val="0"/>
         </w:rPr>
-        <w:t>Use the diagram and verbal explanation together. Ask learners to match a sentence to a specific visual step; do not assign learners fixed visual or auditory learning styles.</w:t>
-      </w:r>
-    </w:p>
-    <w:p>
-      <w:pPr>
-        <w:pStyle w:val="Heading3"/>
-      </w:pPr>
-      <w:r>
-        <w:t>A pictorial worked case: Test Normal Cases</w:t>
+        <w:t>A fictional pencil-pouch finder has been run on four ordinary requests.</w:t>
       </w:r>
     </w:p>
     <w:p>
@@ -2405,72 +1549,35 @@
         <w:rPr>
           <w:b w:val="0"/>
         </w:rPr>
-        <w:t>A fictional pencil-pouch finder has been run on four ordinary requests.</w:t>
-      </w:r>
-    </w:p>
-    <w:p>
-      <w:pPr>
-        <w:pStyle w:val="Heading3"/>
-      </w:pPr>
-      <w:r>
-        <w:t>The facts we will use</w:t>
-      </w:r>
-    </w:p>
-    <w:p>
-      <w:pPr>
-        <w:pStyle w:val="Heading3"/>
-      </w:pPr>
-      <w:r>
-        <w:t>Supplied facts</w:t>
+        <w:t xml:space="preserve">Catalogue: P1 capacity 3, P2 capacity 7; first </w:t>
+      </w:r>
+      <w:r>
+        <w:rPr>
+          <w:b/>
+        </w:rPr>
+        <w:t>fitting</w:t>
+      </w:r>
+      <w:r>
+        <w:rPr>
+          <w:b w:val="0"/>
+        </w:rPr>
+        <w:t xml:space="preserve"> pouch. Valid whole counts 1–9.</w:t>
       </w:r>
     </w:p>
     <w:p>
       <w:pPr>
         <w:spacing w:line="336" w:lineRule="auto" w:after="180"/>
-        <w:shd w:fill="F1F6FC"/>
-      </w:pPr>
-      <w:r>
-        <w:rPr>
-          <w:b w:val="0"/>
-        </w:rPr>
-        <w:t xml:space="preserve">Catalogue: P1 capacity 3, P2 capacity 7; first </w:t>
+      </w:pPr>
+      <w:r>
+        <w:rPr>
+          <w:b w:val="0"/>
+        </w:rPr>
+        <w:t xml:space="preserve">Requests 2,4,6,8; recorded </w:t>
       </w:r>
       <w:r>
         <w:rPr>
           <w:b/>
         </w:rPr>
-        <w:t>fitting</w:t>
-      </w:r>
-      <w:r>
-        <w:rPr>
-          <w:b w:val="0"/>
-        </w:rPr>
-        <w:t xml:space="preserve"> pouch. Valid whole counts 1–9.</w:t>
-      </w:r>
-    </w:p>
-    <w:p>
-      <w:pPr>
-        <w:pStyle w:val="Heading3"/>
-      </w:pPr>
-      <w:r>
-        <w:t>Supplied facts</w:t>
-      </w:r>
-    </w:p>
-    <w:p>
-      <w:pPr>
-        <w:spacing w:line="336" w:lineRule="auto" w:after="180"/>
-        <w:shd w:fill="F1F6FC"/>
-      </w:pPr>
-      <w:r>
-        <w:rPr>
-          <w:b w:val="0"/>
-        </w:rPr>
-        <w:t xml:space="preserve">Requests 2,4,6,8; recorded </w:t>
-      </w:r>
-      <w:r>
-        <w:rPr>
-          <w:b/>
-        </w:rPr>
         <w:t>output</w:t>
       </w:r>
       <w:r>
@@ -2478,14 +1585,22 @@
           <w:b w:val="0"/>
         </w:rPr>
         <w:t>s P1,P2,P1,none. These are invented records, not class results.</w:t>
+      </w:r>
+    </w:p>
+    <w:p>
+      <w:pPr>
+        <w:pStyle w:val="Heading2"/>
+      </w:pPr>
+      <w:r>
+        <w:t>Inspect the labelled routine-test comparison</w:t>
       </w:r>
     </w:p>
     <w:p>
       <w:r>
         <w:drawing>
           <wp:inline xmlns:a="http://schemas.openxmlformats.org/drawingml/2006/main" xmlns:pic="http://schemas.openxmlformats.org/drawingml/2006/picture">
-            <wp:extent cx="5486400" cy="4234543"/>
-            <wp:docPr id="1" name="Picture 1" descr="Expected versus recorded routine outputs"/>
+            <wp:extent cx="5486400" cy="3938016"/>
+            <wp:docPr id="1" name="Picture 1" descr="Expected versus recorded routine outputs. Test 1: Request = 2, Expected = P1, Recorded = P1, Result = pass. Test 2: Request = 4, Expected = P2, Recorded = P2, Result = pass. Test 3: Request = 6, Expected = P2, Recorded = P1, Result = fail. Test 4: Request = 8, Expected = none, Recorded = none, Result = pass."/>
             <wp:cNvGraphicFramePr>
               <a:graphicFrameLocks noChangeAspect="1"/>
             </wp:cNvGraphicFramePr>
@@ -2493,7 +1608,7 @@
               <a:graphicData uri="http://schemas.openxmlformats.org/drawingml/2006/picture">
                 <pic:pic>
                   <pic:nvPicPr>
-                    <pic:cNvPr id="0" name="academy-detail-ai-1-33.png"/>
+                    <pic:cNvPr id="0" name="academy-story-ai-1-33-03.png"/>
                     <pic:cNvPicPr/>
                   </pic:nvPicPr>
                   <pic:blipFill>
@@ -2505,7 +1620,7 @@
                   <pic:spPr>
                     <a:xfrm>
                       <a:off x="0" y="0"/>
-                      <a:ext cx="5486400" cy="4234543"/>
+                      <a:ext cx="5486400" cy="3938016"/>
                     </a:xfrm>
                     <a:prstGeom prst="rect"/>
                   </pic:spPr>
@@ -2517,11 +1632,19 @@
       </w:r>
     </w:p>
     <w:p>
+      <w:pPr>
+        <w:pStyle w:val="Heading2"/>
+      </w:pPr>
+      <w:r>
+        <w:t>Trace the pouch failure and retained denominator</w:t>
+      </w:r>
+    </w:p>
+    <w:p>
       <w:r>
         <w:drawing>
           <wp:inline xmlns:a="http://schemas.openxmlformats.org/drawingml/2006/main" xmlns:pic="http://schemas.openxmlformats.org/drawingml/2006/picture">
-            <wp:extent cx="5381271" cy="5943599"/>
-            <wp:docPr id="2" name="Picture 2" descr="Test Normal Cases. Write expectations: For 2,4,6,8 expect P1,P2,P2,none.. Compare outputs: Runs at 2,4 and 8 agree; run at 6 disagrees.. Trace failure: P1 holds only 3, so it cannot satisfy request 6.. Report: Three of four routine cases pass; retain the failure."/>
+            <wp:extent cx="5486400" cy="4005072"/>
+            <wp:docPr id="2" name="Picture 2" descr="Write expectations: For 2,4,6,8 expect P1,P2,P2,none. → Compare outputs: Runs at 2,4 and 8 agree; run at 6 disagrees. → Trace failure: P1 holds only 3, so it cannot satisfy request 6. → Report: Three of four routine cases pass; retain the failure."/>
             <wp:cNvGraphicFramePr>
               <a:graphicFrameLocks noChangeAspect="1"/>
             </wp:cNvGraphicFramePr>
@@ -2529,7 +1652,7 @@
               <a:graphicData uri="http://schemas.openxmlformats.org/drawingml/2006/picture">
                 <pic:pic>
                   <pic:nvPicPr>
-                    <pic:cNvPr id="0" name="academy-visual-ai-1-33.png"/>
+                    <pic:cNvPr id="0" name="academy-story-ai-1-33-02.png"/>
                     <pic:cNvPicPr/>
                   </pic:nvPicPr>
                   <pic:blipFill>
@@ -2541,7 +1664,7 @@
                   <pic:spPr>
                     <a:xfrm>
                       <a:off x="0" y="0"/>
-                      <a:ext cx="5381271" cy="5943599"/>
+                      <a:ext cx="5486400" cy="4005072"/>
                     </a:xfrm>
                     <a:prstGeom prst="rect"/>
                   </pic:spPr>
@@ -2691,283 +1814,241 @@
     </w:p>
     <w:p>
       <w:pPr>
+        <w:spacing w:line="336" w:lineRule="auto" w:after="180"/>
+      </w:pPr>
+      <w:r>
+        <w:rPr>
+          <w:b w:val="0"/>
+        </w:rPr>
+        <w:t xml:space="preserve">An ordinary case is not automatically correct. Define expected </w:t>
+      </w:r>
+      <w:r>
+        <w:rPr>
+          <w:b/>
+        </w:rPr>
+        <w:t>output</w:t>
+      </w:r>
+      <w:r>
+        <w:rPr>
+          <w:b w:val="0"/>
+        </w:rPr>
+        <w:t xml:space="preserve">s from the contract before reading prototype </w:t>
+      </w:r>
+      <w:r>
+        <w:rPr>
+          <w:b/>
+        </w:rPr>
+        <w:t>output</w:t>
+      </w:r>
+      <w:r>
+        <w:rPr>
+          <w:b w:val="0"/>
+        </w:rPr>
+        <w:t>s. Checking both selected ID and eligibility catches the wrong P1 suggestion.</w:t>
+      </w:r>
+    </w:p>
+    <w:p>
+      <w:pPr>
+        <w:spacing w:line="336" w:lineRule="auto" w:after="180"/>
+      </w:pPr>
+      <w:r>
+        <w:rPr>
+          <w:b w:val="0"/>
+        </w:rPr>
+        <w:t xml:space="preserve">A no-match </w:t>
+      </w:r>
+      <w:r>
+        <w:rPr>
+          <w:b/>
+        </w:rPr>
+        <w:t>output</w:t>
+      </w:r>
+      <w:r>
+        <w:rPr>
+          <w:b w:val="0"/>
+        </w:rPr>
+        <w:t xml:space="preserve"> can be a full pass when that is exactly what the valid request requires.</w:t>
+      </w:r>
+    </w:p>
+    <w:p>
+      <w:pPr>
+        <w:pStyle w:val="Heading2"/>
+      </w:pPr>
+      <w:r>
+        <w:t>Name the untested boundaries</w:t>
+      </w:r>
+    </w:p>
+    <w:p>
+      <w:pPr>
+        <w:spacing w:line="336" w:lineRule="auto" w:after="180"/>
+      </w:pPr>
+      <w:r>
+        <w:rPr>
+          <w:b w:val="0"/>
+        </w:rPr>
+        <w:t xml:space="preserve">Four routine tests do not cover equality, invalid </w:t>
+      </w:r>
+      <w:r>
+        <w:rPr>
+          <w:b/>
+        </w:rPr>
+        <w:t>input</w:t>
+      </w:r>
+      <w:r>
+        <w:rPr>
+          <w:b w:val="0"/>
+        </w:rPr>
+        <w:t>s or every relevant classroom condition.</w:t>
+      </w:r>
+    </w:p>
+    <w:p>
+      <w:pPr>
+        <w:pStyle w:val="Heading2"/>
+      </w:pPr>
+      <w:r>
+        <w:t>Try a different wrong output</w:t>
+      </w:r>
+    </w:p>
+    <w:p>
+      <w:pPr>
+        <w:spacing w:line="336" w:lineRule="auto" w:after="180"/>
+      </w:pPr>
+      <w:r>
+        <w:rPr>
+          <w:b w:val="0"/>
+        </w:rPr>
+        <w:t>Change: Prototype reports none for request 6 instead of P1.</w:t>
+      </w:r>
+    </w:p>
+    <w:p>
+      <w:pPr>
+        <w:spacing w:line="336" w:lineRule="auto" w:after="180"/>
+      </w:pPr>
+      <w:r>
+        <w:rPr>
+          <w:b/>
+        </w:rPr>
+        <w:t>Prediction</w:t>
+      </w:r>
+      <w:r>
+        <w:rPr>
+          <w:b w:val="0"/>
+        </w:rPr>
+        <w:t>: That run still fails.</w:t>
+      </w:r>
+    </w:p>
+    <w:p>
+      <w:pPr>
+        <w:spacing w:line="336" w:lineRule="auto" w:after="180"/>
+      </w:pPr>
+      <w:r>
+        <w:rPr>
+          <w:b w:val="0"/>
+        </w:rPr>
+        <w:t>Reason: P2 can hold 6, so none is also wrong under the first-fit rule.</w:t>
+      </w:r>
+    </w:p>
+    <w:p>
+      <w:pPr>
+        <w:pStyle w:val="Heading2"/>
+      </w:pPr>
+      <w:r>
+        <w:t>Use the picture to elicit an evidence-based verdict</w:t>
+      </w:r>
+    </w:p>
+    <w:p>
+      <w:pPr>
+        <w:spacing w:line="336" w:lineRule="auto" w:after="180"/>
+      </w:pPr>
+      <w:r>
+        <w:rPr>
+          <w:b w:val="0"/>
+        </w:rPr>
+        <w:t>Use the diagram and verbal explanation together. Ask learners to match a sentence to a specific visual step; do not assign learners fixed visual or auditory learning styles.</w:t>
+      </w:r>
+    </w:p>
+    <w:p>
+      <w:pPr>
+        <w:spacing w:line="336" w:lineRule="auto" w:after="180"/>
+      </w:pPr>
+      <w:r>
+        <w:rPr>
+          <w:b w:val="0"/>
+        </w:rPr>
+        <w:t xml:space="preserve">Cover the result. Ask learners to name the </w:t>
+      </w:r>
+      <w:r>
+        <w:rPr>
+          <w:b/>
+        </w:rPr>
+        <w:t>input</w:t>
+      </w:r>
+      <w:r>
+        <w:rPr>
+          <w:b w:val="0"/>
+        </w:rPr>
+        <w:t xml:space="preserve">s and predict the next step. Uncover one step, connect the icon to the actual procedure, and explain its </w:t>
+      </w:r>
+      <w:r>
+        <w:rPr>
+          <w:b/>
+        </w:rPr>
+        <w:t>evidence</w:t>
+      </w:r>
+      <w:r>
+        <w:rPr>
+          <w:b w:val="0"/>
+        </w:rPr>
+        <w:t>. Then change the supplied condition and compare.</w:t>
+      </w:r>
+    </w:p>
+    <w:p>
+      <w:pPr>
+        <w:spacing w:line="336" w:lineRule="auto" w:after="180"/>
+      </w:pPr>
+      <w:r>
+        <w:rPr>
+          <w:b w:val="0"/>
+        </w:rPr>
+        <w:t>The picture is a representation; it does not document execution of a real AI model.</w:t>
+      </w:r>
+    </w:p>
+    <w:p>
+      <w:pPr>
+        <w:pStyle w:val="Heading2"/>
+      </w:pPr>
+      <w:r>
+        <w:t>Earlier wording, alternatives and picture transcripts · reference / check after trying</w:t>
+      </w:r>
+    </w:p>
+    <w:p>
+      <w:pPr>
+        <w:spacing w:line="336" w:lineRule="auto" w:after="180"/>
+      </w:pPr>
+      <w:r>
+        <w:rPr>
+          <w:b w:val="0"/>
+        </w:rPr>
+        <w:t>Explain the mechanism</w:t>
+      </w:r>
+    </w:p>
+    <w:p>
+      <w:pPr>
+        <w:spacing w:line="336" w:lineRule="auto" w:after="180"/>
+      </w:pPr>
+      <w:r>
+        <w:rPr>
+          <w:b w:val="0"/>
+        </w:rPr>
+        <w:t>Follow the information instead of imagining magic inside the machine.</w:t>
+      </w:r>
+    </w:p>
+    <w:p>
+      <w:pPr>
         <w:pStyle w:val="Heading3"/>
       </w:pPr>
       <w:r>
-        <w:t>Why this result follows</w:t>
-      </w:r>
-    </w:p>
-    <w:p>
-      <w:pPr>
-        <w:pStyle w:val="Heading3"/>
-      </w:pPr>
-      <w:r>
-        <w:t>Why the result follows</w:t>
-      </w:r>
-    </w:p>
-    <w:p>
-      <w:pPr>
-        <w:spacing w:line="336" w:lineRule="auto" w:after="180"/>
-        <w:shd w:fill="F1F6FC"/>
-      </w:pPr>
-      <w:r>
-        <w:rPr>
-          <w:b w:val="0"/>
-        </w:rPr>
-        <w:t xml:space="preserve">An ordinary case is not automatically correct. Define expected </w:t>
-      </w:r>
-      <w:r>
-        <w:rPr>
-          <w:b/>
-        </w:rPr>
-        <w:t>output</w:t>
-      </w:r>
-      <w:r>
-        <w:rPr>
-          <w:b w:val="0"/>
-        </w:rPr>
-        <w:t xml:space="preserve">s from the contract before reading prototype </w:t>
-      </w:r>
-      <w:r>
-        <w:rPr>
-          <w:b/>
-        </w:rPr>
-        <w:t>output</w:t>
-      </w:r>
-      <w:r>
-        <w:rPr>
-          <w:b w:val="0"/>
-        </w:rPr>
-        <w:t>s. Checking both selected ID and eligibility catches the wrong P1 suggestion.</w:t>
-      </w:r>
-    </w:p>
-    <w:p>
-      <w:pPr>
-        <w:spacing w:line="336" w:lineRule="auto" w:after="180"/>
-        <w:shd w:fill="F1F6FC"/>
-      </w:pPr>
-      <w:r>
-        <w:rPr>
-          <w:b w:val="0"/>
-        </w:rPr>
-        <w:t xml:space="preserve">A no-match </w:t>
-      </w:r>
-      <w:r>
-        <w:rPr>
-          <w:b/>
-        </w:rPr>
-        <w:t>output</w:t>
-      </w:r>
-      <w:r>
-        <w:rPr>
-          <w:b w:val="0"/>
-        </w:rPr>
-        <w:t xml:space="preserve"> can be a full pass when that is exactly what the valid request requires.</w:t>
-      </w:r>
-    </w:p>
-    <w:p>
-      <w:pPr>
-        <w:pStyle w:val="Heading3"/>
-      </w:pPr>
-      <w:r>
-        <w:t>What this example does not establish</w:t>
-      </w:r>
-    </w:p>
-    <w:p>
-      <w:pPr>
-        <w:pStyle w:val="Heading3"/>
-      </w:pPr>
-      <w:r>
-        <w:t>Keep the stated limit</w:t>
-      </w:r>
-    </w:p>
-    <w:p>
-      <w:pPr>
-        <w:spacing w:line="336" w:lineRule="auto" w:after="180"/>
-        <w:shd w:fill="FFF5E6"/>
-      </w:pPr>
-      <w:r>
-        <w:rPr>
-          <w:b w:val="0"/>
-        </w:rPr>
-        <w:t xml:space="preserve">Four routine tests do not cover equality, invalid </w:t>
-      </w:r>
-      <w:r>
-        <w:rPr>
-          <w:b/>
-        </w:rPr>
-        <w:t>input</w:t>
-      </w:r>
-      <w:r>
-        <w:rPr>
-          <w:b w:val="0"/>
-        </w:rPr>
-        <w:t>s or every relevant classroom condition.</w:t>
-      </w:r>
-    </w:p>
-    <w:p>
-      <w:pPr>
-        <w:pStyle w:val="Heading3"/>
-      </w:pPr>
-      <w:r>
-        <w:t>Change one thing in the pictured case</w:t>
-      </w:r>
-    </w:p>
-    <w:p>
-      <w:pPr>
-        <w:pStyle w:val="Heading3"/>
-      </w:pPr>
-      <w:r>
-        <w:t>Change one thing</w:t>
-      </w:r>
-    </w:p>
-    <w:p>
-      <w:pPr>
-        <w:spacing w:line="336" w:lineRule="auto" w:after="180"/>
-        <w:shd w:fill="F5F1FB"/>
-      </w:pPr>
-      <w:r>
-        <w:rPr>
-          <w:b w:val="0"/>
-        </w:rPr>
-        <w:t>Change: Prototype reports none for request 6 instead of P1.</w:t>
-      </w:r>
-    </w:p>
-    <w:p>
-      <w:pPr>
-        <w:pStyle w:val="Heading3"/>
-      </w:pPr>
-      <w:r>
-        <w:t>Predicted result</w:t>
-      </w:r>
-    </w:p>
-    <w:p>
-      <w:pPr>
-        <w:spacing w:line="336" w:lineRule="auto" w:after="180"/>
-        <w:shd w:fill="F1F6FC"/>
-      </w:pPr>
-      <w:r>
-        <w:rPr>
-          <w:b/>
-        </w:rPr>
-        <w:t>Prediction</w:t>
-      </w:r>
-      <w:r>
-        <w:rPr>
-          <w:b w:val="0"/>
-        </w:rPr>
-        <w:t>: That run still fails.</w:t>
-      </w:r>
-    </w:p>
-    <w:p>
-      <w:pPr>
-        <w:pStyle w:val="Heading3"/>
-      </w:pPr>
-      <w:r>
-        <w:t>Why the result follows</w:t>
-      </w:r>
-    </w:p>
-    <w:p>
-      <w:pPr>
-        <w:spacing w:line="336" w:lineRule="auto" w:after="180"/>
-        <w:shd w:fill="F1F6FC"/>
-      </w:pPr>
-      <w:r>
-        <w:rPr>
-          <w:b w:val="0"/>
-        </w:rPr>
-        <w:t>Reason: P2 can hold 6, so none is also wrong under the first-fit rule.</w:t>
-      </w:r>
-    </w:p>
-    <w:p>
-      <w:pPr>
-        <w:pStyle w:val="Heading3"/>
-      </w:pPr>
-      <w:r>
-        <w:t>Ask while showing the picture</w:t>
-      </w:r>
-    </w:p>
-    <w:p>
-      <w:pPr>
-        <w:pStyle w:val="Heading3"/>
-      </w:pPr>
-      <w:r>
-        <w:t>Ask while showing the picture · 8</w:t>
-      </w:r>
-    </w:p>
-    <w:p>
-      <w:pPr>
-        <w:spacing w:line="336" w:lineRule="auto" w:after="180"/>
-      </w:pPr>
-      <w:r>
-        <w:rPr>
-          <w:b w:val="0"/>
-        </w:rPr>
-        <w:t xml:space="preserve">Cover the result. Ask learners to name the </w:t>
-      </w:r>
-      <w:r>
-        <w:rPr>
-          <w:b/>
-        </w:rPr>
-        <w:t>input</w:t>
-      </w:r>
-      <w:r>
-        <w:rPr>
-          <w:b w:val="0"/>
-        </w:rPr>
-        <w:t xml:space="preserve">s and predict the next step. Uncover one step, connect the icon to the actual procedure, and explain its </w:t>
-      </w:r>
-      <w:r>
-        <w:rPr>
-          <w:b/>
-        </w:rPr>
-        <w:t>evidence</w:t>
-      </w:r>
-      <w:r>
-        <w:rPr>
-          <w:b w:val="0"/>
-        </w:rPr>
-        <w:t>. Then change the supplied condition and compare.</w:t>
-      </w:r>
-    </w:p>
-    <w:p>
-      <w:pPr>
-        <w:spacing w:line="336" w:lineRule="auto" w:after="180"/>
-      </w:pPr>
-      <w:r>
-        <w:rPr>
-          <w:b w:val="0"/>
-        </w:rPr>
-        <w:t>The picture is a representation; it does not document execution of a real AI model.</w:t>
-      </w:r>
-    </w:p>
-    <w:p>
-      <w:pPr>
-        <w:pStyle w:val="Heading1"/>
-      </w:pPr>
-      <w:r>
-        <w:t>03. Demonstrate and guide practice</w:t>
-      </w:r>
-    </w:p>
-    <w:p>
-      <w:r>
-        <w:t>Demonstrate Test Normal Cases, reduce support deliberately and check individual reasoning before discussing answers.</w:t>
-      </w:r>
-    </w:p>
-    <w:p>
-      <w:pPr>
-        <w:pStyle w:val="Heading3"/>
-      </w:pPr>
-      <w:r>
-        <w:t>Board sequence</w:t>
-      </w:r>
-    </w:p>
-    <w:p>
-      <w:pPr>
-        <w:pStyle w:val="Heading3"/>
-      </w:pPr>
-      <w:r>
-        <w:t>1. Put the facts on the board</w:t>
+        <w:t>1. Input — information entering</w:t>
       </w:r>
     </w:p>
     <w:p>
@@ -2977,6 +2058,1213 @@
       </w:pPr>
       <w:r>
         <w:rPr>
+          <w:b/>
+        </w:rPr>
+        <w:t>INPUT</w:t>
+      </w:r>
+      <w:r>
+        <w:rPr>
+          <w:b w:val="0"/>
+        </w:rPr>
+        <w:t xml:space="preserve"> planned test </w:t>
+      </w:r>
+      <w:r>
+        <w:rPr>
+          <w:b/>
+        </w:rPr>
+        <w:t>input</w:t>
+      </w:r>
+      <w:r>
+        <w:rPr>
+          <w:b w:val="0"/>
+        </w:rPr>
+        <w:t xml:space="preserve"> and </w:t>
+      </w:r>
+      <w:r>
+        <w:rPr>
+          <w:b/>
+        </w:rPr>
+        <w:t>expected result</w:t>
+      </w:r>
+    </w:p>
+    <w:p>
+      <w:pPr>
+        <w:pStyle w:val="Heading3"/>
+      </w:pPr>
+      <w:r>
+        <w:t>2. Process — the deciding step</w:t>
+      </w:r>
+    </w:p>
+    <w:p>
+      <w:pPr>
+        <w:spacing w:line="336" w:lineRule="auto" w:after="180"/>
+        <w:shd w:fill="F4F9FC"/>
+      </w:pPr>
+      <w:r>
+        <w:rPr>
+          <w:b/>
+        </w:rPr>
+        <w:t>PROCESS</w:t>
+      </w:r>
+      <w:r>
+        <w:rPr>
+          <w:b w:val="0"/>
+        </w:rPr>
+        <w:t xml:space="preserve"> run unchanged prototype and observe</w:t>
+      </w:r>
+    </w:p>
+    <w:p>
+      <w:pPr>
+        <w:pStyle w:val="Heading3"/>
+      </w:pPr>
+      <w:r>
+        <w:t>3. Output — the result</w:t>
+      </w:r>
+    </w:p>
+    <w:p>
+      <w:pPr>
+        <w:spacing w:line="336" w:lineRule="auto" w:after="180"/>
+        <w:shd w:fill="F4F9FC"/>
+      </w:pPr>
+      <w:r>
+        <w:rPr>
+          <w:b/>
+        </w:rPr>
+        <w:t>OUTPUT</w:t>
+      </w:r>
+      <w:r>
+        <w:rPr>
+          <w:b w:val="0"/>
+        </w:rPr>
+        <w:t xml:space="preserve"> </w:t>
+      </w:r>
+      <w:r>
+        <w:rPr>
+          <w:b/>
+        </w:rPr>
+        <w:t>actual result</w:t>
+      </w:r>
+      <w:r>
+        <w:rPr>
+          <w:b w:val="0"/>
+        </w:rPr>
+        <w:t>, pass/fail, and notes</w:t>
+      </w:r>
+    </w:p>
+    <w:p>
+      <w:pPr>
+        <w:spacing w:line="336" w:lineRule="auto" w:after="180"/>
+      </w:pPr>
+      <w:r>
+        <w:rPr>
+          <w:b w:val="0"/>
+        </w:rPr>
+        <w:t>CORE IDEA Repeated success on ordinary cases is necessary but not sufficient.</w:t>
+      </w:r>
+    </w:p>
+    <w:p>
+      <w:pPr>
+        <w:spacing w:line="336" w:lineRule="auto" w:after="180"/>
+      </w:pPr>
+      <w:r>
+        <w:rPr>
+          <w:b w:val="0"/>
+        </w:rPr>
+        <w:t xml:space="preserve">UNDER THE HOOD A </w:t>
+      </w:r>
+      <w:r>
+        <w:rPr>
+          <w:b/>
+        </w:rPr>
+        <w:t>test case</w:t>
+      </w:r>
+      <w:r>
+        <w:rPr>
+          <w:b w:val="0"/>
+        </w:rPr>
+        <w:t xml:space="preserve"> includes </w:t>
+      </w:r>
+      <w:r>
+        <w:rPr>
+          <w:b/>
+        </w:rPr>
+        <w:t>input</w:t>
+      </w:r>
+      <w:r>
+        <w:rPr>
+          <w:b w:val="0"/>
+        </w:rPr>
+        <w:t>, setup, expected behavior, actual behavior, and result. Precommitting expectations reduces hindsight bias.</w:t>
+      </w:r>
+    </w:p>
+    <w:p>
+      <w:pPr>
+        <w:spacing w:line="336" w:lineRule="auto" w:after="180"/>
+      </w:pPr>
+      <w:r>
+        <w:rPr>
+          <w:b w:val="0"/>
+        </w:rPr>
+        <w:t>Repeated normal tests establish basic reliability but say little about uncommon conditions.</w:t>
+      </w:r>
+    </w:p>
+    <w:p>
+      <w:pPr>
+        <w:spacing w:line="336" w:lineRule="auto" w:after="180"/>
+      </w:pPr>
+      <w:r>
+        <w:rPr>
+          <w:b w:val="0"/>
+        </w:rPr>
+        <w:t>Draw a fresh example with all three stages:</w:t>
+      </w:r>
+    </w:p>
+    <w:p>
+      <w:pPr>
+        <w:spacing w:line="336" w:lineRule="auto" w:after="180"/>
+      </w:pPr>
+      <w:r>
+        <w:rPr>
+          <w:b w:val="0"/>
+        </w:rPr>
+        <w:t xml:space="preserve">Every step connects a claim to observable </w:t>
+      </w:r>
+      <w:r>
+        <w:rPr>
+          <w:b/>
+        </w:rPr>
+        <w:t>evidence</w:t>
+      </w:r>
+      <w:r>
+        <w:rPr>
+          <w:b w:val="0"/>
+        </w:rPr>
+        <w:t>.</w:t>
+      </w:r>
+    </w:p>
+    <w:p>
+      <w:pPr>
+        <w:spacing w:line="336" w:lineRule="auto" w:after="180"/>
+      </w:pPr>
+      <w:r>
+        <w:rPr>
+          <w:b w:val="0"/>
+        </w:rPr>
+        <w:t>CASE The sorter is tested on five common classroom items with expected bins written before each run.</w:t>
+      </w:r>
+    </w:p>
+    <w:p>
+      <w:pPr>
+        <w:spacing w:line="336" w:lineRule="auto" w:after="180"/>
+      </w:pPr>
+      <w:r>
+        <w:rPr>
+          <w:b w:val="0"/>
+        </w:rPr>
+        <w:t xml:space="preserve">STEP 1 — OBSERVE planned test </w:t>
+      </w:r>
+      <w:r>
+        <w:rPr>
+          <w:b/>
+        </w:rPr>
+        <w:t>input</w:t>
+      </w:r>
+      <w:r>
+        <w:rPr>
+          <w:b w:val="0"/>
+        </w:rPr>
+        <w:t xml:space="preserve"> and </w:t>
+      </w:r>
+      <w:r>
+        <w:rPr>
+          <w:b/>
+        </w:rPr>
+        <w:t>expected result</w:t>
+      </w:r>
+    </w:p>
+    <w:p>
+      <w:pPr>
+        <w:spacing w:line="336" w:lineRule="auto" w:after="180"/>
+      </w:pPr>
+      <w:r>
+        <w:rPr>
+          <w:b w:val="0"/>
+        </w:rPr>
+        <w:t>STEP 2 — TRACE run unchanged prototype and observe</w:t>
+      </w:r>
+    </w:p>
+    <w:p>
+      <w:pPr>
+        <w:spacing w:line="336" w:lineRule="auto" w:after="180"/>
+      </w:pPr>
+      <w:r>
+        <w:rPr>
+          <w:b w:val="0"/>
+        </w:rPr>
+        <w:t xml:space="preserve">STEP 3 — CONCLUDE </w:t>
+      </w:r>
+      <w:r>
+        <w:rPr>
+          <w:b/>
+        </w:rPr>
+        <w:t>actual result</w:t>
+      </w:r>
+      <w:r>
+        <w:rPr>
+          <w:b w:val="0"/>
+        </w:rPr>
+        <w:t>, pass/fail, and notes</w:t>
+      </w:r>
+    </w:p>
+    <w:p>
+      <w:pPr>
+        <w:spacing w:line="336" w:lineRule="auto" w:after="180"/>
+      </w:pPr>
+      <w:r>
+        <w:rPr>
+          <w:b w:val="0"/>
+        </w:rPr>
+        <w:t xml:space="preserve">MODEL REASONING Write the expected </w:t>
+      </w:r>
+      <w:r>
+        <w:rPr>
+          <w:b/>
+        </w:rPr>
+        <w:t>output</w:t>
+      </w:r>
+      <w:r>
+        <w:rPr>
+          <w:b w:val="0"/>
+        </w:rPr>
+        <w:t xml:space="preserve"> first, keep the prototype version fixed, record every actual </w:t>
+      </w:r>
+      <w:r>
+        <w:rPr>
+          <w:b/>
+        </w:rPr>
+        <w:t>output</w:t>
+      </w:r>
+      <w:r>
+        <w:rPr>
+          <w:b w:val="0"/>
+        </w:rPr>
+        <w:t>, and count passes without deleting failures.</w:t>
+      </w:r>
+    </w:p>
+    <w:p>
+      <w:pPr>
+        <w:spacing w:line="336" w:lineRule="auto" w:after="180"/>
+      </w:pPr>
+      <w:r>
+        <w:rPr>
+          <w:b w:val="0"/>
+        </w:rPr>
+        <w:t xml:space="preserve">Explain that five normal successes are necessary </w:t>
+      </w:r>
+      <w:r>
+        <w:rPr>
+          <w:b/>
+        </w:rPr>
+        <w:t>evidence</w:t>
+      </w:r>
+      <w:r>
+        <w:rPr>
+          <w:b w:val="0"/>
+        </w:rPr>
+        <w:t>, not full proof.</w:t>
+      </w:r>
+    </w:p>
+    <w:p>
+      <w:pPr>
+        <w:spacing w:line="336" w:lineRule="auto" w:after="180"/>
+      </w:pPr>
+      <w:r>
+        <w:rPr>
+          <w:b w:val="0"/>
+        </w:rPr>
+        <w:t xml:space="preserve">DO NOT OVERCLAIM Do not change the prototype halfway through a </w:t>
+      </w:r>
+      <w:r>
+        <w:rPr>
+          <w:b/>
+        </w:rPr>
+        <w:t>test set</w:t>
+      </w:r>
+      <w:r>
+        <w:rPr>
+          <w:b w:val="0"/>
+        </w:rPr>
+        <w:t xml:space="preserve"> and combine results as if one version was tested.</w:t>
+      </w:r>
+    </w:p>
+    <w:p>
+      <w:pPr>
+        <w:spacing w:line="336" w:lineRule="auto" w:after="180"/>
+      </w:pPr>
+      <w:r>
+        <w:rPr>
+          <w:b w:val="0"/>
+        </w:rPr>
+        <w:t xml:space="preserve">What new </w:t>
+      </w:r>
+      <w:r>
+        <w:rPr>
+          <w:b/>
+        </w:rPr>
+        <w:t>evidence</w:t>
+      </w:r>
+      <w:r>
+        <w:rPr>
+          <w:b w:val="0"/>
+        </w:rPr>
+        <w:t xml:space="preserve"> could change this answer?</w:t>
+      </w:r>
+    </w:p>
+    <w:p>
+      <w:pPr>
+        <w:pStyle w:val="Heading3"/>
+      </w:pPr>
+      <w:r>
+        <w:t>Concrete teaching case</w:t>
+      </w:r>
+    </w:p>
+    <w:p>
+      <w:pPr>
+        <w:spacing w:line="336" w:lineRule="auto" w:after="180"/>
+      </w:pPr>
+      <w:r>
+        <w:rPr>
+          <w:b w:val="0"/>
+        </w:rPr>
+        <w:t>Four routine cases are chosen before testing. Three are correct.</w:t>
+      </w:r>
+    </w:p>
+    <w:p>
+      <w:pPr>
+        <w:spacing w:line="336" w:lineRule="auto" w:after="180"/>
+      </w:pPr>
+      <w:r>
+        <w:rPr>
+          <w:b w:val="0"/>
+        </w:rPr>
+        <w:t>What can be reported?</w:t>
+      </w:r>
+    </w:p>
+    <w:p>
+      <w:pPr>
+        <w:pStyle w:val="Heading3"/>
+      </w:pPr>
+      <w:r>
+        <w:t>Exact explanation to model</w:t>
+      </w:r>
+    </w:p>
+    <w:p>
+      <w:pPr>
+        <w:spacing w:line="336" w:lineRule="auto" w:after="180"/>
+      </w:pPr>
+      <w:r>
+        <w:rPr>
+          <w:b w:val="0"/>
+        </w:rPr>
+        <w:t>3/4 on those cases. Preserve the failure and trace its cause. This does not guarantee unfamiliar-case performance.</w:t>
+      </w:r>
+    </w:p>
+    <w:p>
+      <w:pPr>
+        <w:pStyle w:val="Heading3"/>
+      </w:pPr>
+      <w:r>
+        <w:t>Explain the added worked example</w:t>
+      </w:r>
+    </w:p>
+    <w:p>
+      <w:pPr>
+        <w:pStyle w:val="Heading3"/>
+      </w:pPr>
+      <w:r>
+        <w:t>Key terms</w:t>
+      </w:r>
+    </w:p>
+    <w:tbl>
+      <w:tblPr>
+        <w:tblStyle w:val="LightShading-Accent1"/>
+        <w:tblW w:type="auto" w:w="0"/>
+        <w:tblLook w:firstColumn="1" w:firstRow="1" w:lastColumn="0" w:lastRow="0" w:noHBand="0" w:noVBand="1" w:val="04A0"/>
+      </w:tblPr>
+      <w:tblGrid>
+        <w:gridCol w:w="5112"/>
+        <w:gridCol w:w="5112"/>
+      </w:tblGrid>
+      <w:tr>
+        <w:trPr>
+          <w:tblHeader/>
+        </w:trPr>
+        <w:tc>
+          <w:tcPr>
+            <w:tcW w:type="dxa" w:w="5112"/>
+          </w:tcPr>
+          <w:p>
+            <w:r>
+              <w:t>Term</w:t>
+            </w:r>
+          </w:p>
+        </w:tc>
+        <w:tc>
+          <w:tcPr>
+            <w:tcW w:type="dxa" w:w="5112"/>
+          </w:tcPr>
+          <w:p>
+            <w:r>
+              <w:t>Meaning</w:t>
+            </w:r>
+          </w:p>
+        </w:tc>
+      </w:tr>
+      <w:tr>
+        <w:tc>
+          <w:tcPr>
+            <w:tcW w:type="dxa" w:w="5112"/>
+          </w:tcPr>
+          <w:p>
+            <w:r>
+              <w:t>Test case</w:t>
+            </w:r>
+          </w:p>
+        </w:tc>
+        <w:tc>
+          <w:tcPr>
+            <w:tcW w:type="dxa" w:w="5112"/>
+          </w:tcPr>
+          <w:p>
+            <w:r>
+              <w:t>A specified input with an expected result and a reason for testing it</w:t>
+            </w:r>
+          </w:p>
+        </w:tc>
+      </w:tr>
+      <w:tr>
+        <w:tc>
+          <w:tcPr>
+            <w:tcW w:type="dxa" w:w="5112"/>
+          </w:tcPr>
+          <w:p>
+            <w:r>
+              <w:t>Test set</w:t>
+            </w:r>
+          </w:p>
+        </w:tc>
+        <w:tc>
+          <w:tcPr>
+            <w:tcW w:type="dxa" w:w="5112"/>
+          </w:tcPr>
+          <w:p>
+            <w:r>
+              <w:t>A collection of cases used together to check a version</w:t>
+            </w:r>
+          </w:p>
+        </w:tc>
+      </w:tr>
+      <w:tr>
+        <w:tc>
+          <w:tcPr>
+            <w:tcW w:type="dxa" w:w="5112"/>
+          </w:tcPr>
+          <w:p>
+            <w:r>
+              <w:t>Pass criterion</w:t>
+            </w:r>
+          </w:p>
+        </w:tc>
+        <w:tc>
+          <w:tcPr>
+            <w:tcW w:type="dxa" w:w="5112"/>
+          </w:tcPr>
+          <w:p>
+            <w:r>
+              <w:t>The requirement an observed result must meet to count as a pass</w:t>
+            </w:r>
+          </w:p>
+        </w:tc>
+      </w:tr>
+      <w:tr>
+        <w:tc>
+          <w:tcPr>
+            <w:tcW w:type="dxa" w:w="5112"/>
+          </w:tcPr>
+          <w:p>
+            <w:r>
+              <w:t>Coverage</w:t>
+            </w:r>
+          </w:p>
+        </w:tc>
+        <w:tc>
+          <w:tcPr>
+            <w:tcW w:type="dxa" w:w="5112"/>
+          </w:tcPr>
+          <w:p>
+            <w:r>
+              <w:t>Which conditions or behaviours the selected tests examine</w:t>
+            </w:r>
+          </w:p>
+        </w:tc>
+      </w:tr>
+      <w:tr>
+        <w:tc>
+          <w:tcPr>
+            <w:tcW w:type="dxa" w:w="5112"/>
+          </w:tcPr>
+          <w:p>
+            <w:r>
+              <w:t>Baseline</w:t>
+            </w:r>
+          </w:p>
+        </w:tc>
+        <w:tc>
+          <w:tcPr>
+            <w:tcW w:type="dxa" w:w="5112"/>
+          </w:tcPr>
+          <w:p>
+            <w:r>
+              <w:t>A simple comparison method tested under the same conditions</w:t>
+            </w:r>
+          </w:p>
+        </w:tc>
+      </w:tr>
+    </w:tbl>
+    <w:p>
+      <w:pPr>
+        <w:pStyle w:val="Heading3"/>
+      </w:pPr>
+      <w:r>
+        <w:t>Model the reasoning aloud</w:t>
+      </w:r>
+    </w:p>
+    <w:p>
+      <w:pPr>
+        <w:spacing w:line="336" w:lineRule="auto" w:after="180"/>
+      </w:pPr>
+      <w:r>
+        <w:rPr>
+          <w:b w:val="0"/>
+        </w:rPr>
+        <w:t xml:space="preserve">Use the complete worked example below before asking learners to complete W2. Reveal a small part, invite a </w:t>
+      </w:r>
+      <w:r>
+        <w:rPr>
+          <w:b/>
+        </w:rPr>
+        <w:t>prediction</w:t>
+      </w:r>
+      <w:r>
+        <w:rPr>
+          <w:b w:val="0"/>
+        </w:rPr>
+        <w:t>, then explain the deciding step.</w:t>
+      </w:r>
+    </w:p>
+    <w:p>
+      <w:pPr>
+        <w:spacing w:line="336" w:lineRule="auto" w:after="180"/>
+      </w:pPr>
+      <w:r>
+        <w:rPr>
+          <w:b w:val="0"/>
+        </w:rPr>
+        <w:t>These teacher notes contain solutions; do not reveal the independent case answer during modelling.</w:t>
+      </w:r>
+    </w:p>
+    <w:tbl>
+      <w:tblPr>
+        <w:tblStyle w:val="LightShading-Accent1"/>
+        <w:tblW w:type="auto" w:w="0"/>
+        <w:tblLook w:firstColumn="1" w:firstRow="1" w:lastColumn="0" w:lastRow="0" w:noHBand="0" w:noVBand="1" w:val="04A0"/>
+      </w:tblPr>
+      <w:tblGrid>
+        <w:gridCol w:w="5112"/>
+        <w:gridCol w:w="5112"/>
+      </w:tblGrid>
+      <w:tr>
+        <w:trPr>
+          <w:tblHeader/>
+        </w:trPr>
+        <w:tc>
+          <w:tcPr>
+            <w:tcW w:type="dxa" w:w="5112"/>
+          </w:tcPr>
+          <w:p>
+            <w:r>
+              <w:t>Thinking move</w:t>
+            </w:r>
+          </w:p>
+        </w:tc>
+        <w:tc>
+          <w:tcPr>
+            <w:tcW w:type="dxa" w:w="5112"/>
+          </w:tcPr>
+          <w:p>
+            <w:r>
+              <w:t>Teacher prompt</w:t>
+            </w:r>
+          </w:p>
+        </w:tc>
+      </w:tr>
+      <w:tr>
+        <w:tc>
+          <w:tcPr>
+            <w:tcW w:type="dxa" w:w="5112"/>
+          </w:tcPr>
+          <w:p>
+            <w:r>
+              <w:t>Plan</w:t>
+            </w:r>
+          </w:p>
+        </w:tc>
+        <w:tc>
+          <w:tcPr>
+            <w:tcW w:type="dxa" w:w="5112"/>
+          </w:tcPr>
+          <w:p>
+            <w:r>
+              <w:t>What is given? What is the question? Which procedure fits these facts?</w:t>
+            </w:r>
+          </w:p>
+        </w:tc>
+      </w:tr>
+      <w:tr>
+        <w:tc>
+          <w:tcPr>
+            <w:tcW w:type="dxa" w:w="5112"/>
+          </w:tcPr>
+          <w:p>
+            <w:r>
+              <w:t>Do</w:t>
+            </w:r>
+          </w:p>
+        </w:tc>
+        <w:tc>
+          <w:tcPr>
+            <w:tcW w:type="dxa" w:w="5112"/>
+          </w:tcPr>
+          <w:p>
+            <w:r>
+              <w:t>Point to each input and intermediate step in the worked trace. Name the rule that allows the next step.</w:t>
+            </w:r>
+          </w:p>
+        </w:tc>
+      </w:tr>
+      <w:tr>
+        <w:tc>
+          <w:tcPr>
+            <w:tcW w:type="dxa" w:w="5112"/>
+          </w:tcPr>
+          <w:p>
+            <w:r>
+              <w:t>Check</w:t>
+            </w:r>
+          </w:p>
+        </w:tc>
+        <w:tc>
+          <w:tcPr>
+            <w:tcW w:type="dxa" w:w="5112"/>
+          </w:tcPr>
+          <w:p>
+            <w:r>
+              <w:t>Does the output answer the question? Which assumption or limitation prevents a larger claim?</w:t>
+            </w:r>
+          </w:p>
+        </w:tc>
+      </w:tr>
+    </w:tbl>
+    <w:p>
+      <w:pPr>
+        <w:pStyle w:val="Heading3"/>
+      </w:pPr>
+      <w:r>
+        <w:t>A pictorial worked case: Test Normal Cases</w:t>
+      </w:r>
+    </w:p>
+    <w:p>
+      <w:pPr>
+        <w:pStyle w:val="Heading3"/>
+      </w:pPr>
+      <w:r>
+        <w:t>The facts we will use</w:t>
+      </w:r>
+    </w:p>
+    <w:p>
+      <w:r>
+        <w:drawing>
+          <wp:inline xmlns:a="http://schemas.openxmlformats.org/drawingml/2006/main" xmlns:pic="http://schemas.openxmlformats.org/drawingml/2006/picture">
+            <wp:extent cx="5486400" cy="4234543"/>
+            <wp:docPr id="3" name="Picture 3" descr="Expected versus recorded routine outputs"/>
+            <wp:cNvGraphicFramePr>
+              <a:graphicFrameLocks noChangeAspect="1"/>
+            </wp:cNvGraphicFramePr>
+            <a:graphic>
+              <a:graphicData uri="http://schemas.openxmlformats.org/drawingml/2006/picture">
+                <pic:pic>
+                  <pic:nvPicPr>
+                    <pic:cNvPr id="0" name="academy-detail-ai-1-33.png"/>
+                    <pic:cNvPicPr/>
+                  </pic:nvPicPr>
+                  <pic:blipFill>
+                    <a:blip r:embed="rId11"/>
+                    <a:stretch>
+                      <a:fillRect/>
+                    </a:stretch>
+                  </pic:blipFill>
+                  <pic:spPr>
+                    <a:xfrm>
+                      <a:off x="0" y="0"/>
+                      <a:ext cx="5486400" cy="4234543"/>
+                    </a:xfrm>
+                    <a:prstGeom prst="rect"/>
+                  </pic:spPr>
+                </pic:pic>
+              </a:graphicData>
+            </a:graphic>
+          </wp:inline>
+        </w:drawing>
+      </w:r>
+    </w:p>
+    <w:p>
+      <w:r>
+        <w:drawing>
+          <wp:inline xmlns:a="http://schemas.openxmlformats.org/drawingml/2006/main" xmlns:pic="http://schemas.openxmlformats.org/drawingml/2006/picture">
+            <wp:extent cx="5381271" cy="5943599"/>
+            <wp:docPr id="4" name="Picture 4" descr="Test Normal Cases. Write expectations: For 2,4,6,8 expect P1,P2,P2,none.. Compare outputs: Runs at 2,4 and 8 agree; run at 6 disagrees.. Trace failure: P1 holds only 3, so it cannot satisfy request 6.. Report: Three of four routine cases pass; retain the failure."/>
+            <wp:cNvGraphicFramePr>
+              <a:graphicFrameLocks noChangeAspect="1"/>
+            </wp:cNvGraphicFramePr>
+            <a:graphic>
+              <a:graphicData uri="http://schemas.openxmlformats.org/drawingml/2006/picture">
+                <pic:pic>
+                  <pic:nvPicPr>
+                    <pic:cNvPr id="0" name="academy-visual-ai-1-33.png"/>
+                    <pic:cNvPicPr/>
+                  </pic:nvPicPr>
+                  <pic:blipFill>
+                    <a:blip r:embed="rId12"/>
+                    <a:stretch>
+                      <a:fillRect/>
+                    </a:stretch>
+                  </pic:blipFill>
+                  <pic:spPr>
+                    <a:xfrm>
+                      <a:off x="0" y="0"/>
+                      <a:ext cx="5381271" cy="5943599"/>
+                    </a:xfrm>
+                    <a:prstGeom prst="rect"/>
+                  </pic:spPr>
+                </pic:pic>
+              </a:graphicData>
+            </a:graphic>
+          </wp:inline>
+        </w:drawing>
+      </w:r>
+    </w:p>
+    <w:p>
+      <w:pPr>
+        <w:pStyle w:val="Heading3"/>
+      </w:pPr>
+      <w:r>
+        <w:t>Why this result follows</w:t>
+      </w:r>
+    </w:p>
+    <w:p>
+      <w:pPr>
+        <w:pStyle w:val="Heading3"/>
+      </w:pPr>
+      <w:r>
+        <w:t>What this example does not establish</w:t>
+      </w:r>
+    </w:p>
+    <w:p>
+      <w:pPr>
+        <w:pStyle w:val="Heading3"/>
+      </w:pPr>
+      <w:r>
+        <w:t>Change one thing in the pictured case</w:t>
+      </w:r>
+    </w:p>
+    <w:p>
+      <w:pPr>
+        <w:pStyle w:val="Heading3"/>
+      </w:pPr>
+      <w:r>
+        <w:t>Ask while showing the picture</w:t>
+      </w:r>
+    </w:p>
+    <w:p>
+      <w:pPr>
+        <w:pStyle w:val="Heading1"/>
+      </w:pPr>
+      <w:r>
+        <w:t>03. Guide the reasoning, then remove help</w:t>
+      </w:r>
+    </w:p>
+    <w:p>
+      <w:r>
+        <w:t>Collect a response from each learner before discussing the worked key.</w:t>
+      </w:r>
+    </w:p>
+    <w:p>
+      <w:pPr>
+        <w:pStyle w:val="Heading2"/>
+      </w:pPr>
+      <w:r>
+        <w:t>Prompt before revealing</w:t>
+      </w:r>
+    </w:p>
+    <w:p>
+      <w:pPr>
+        <w:spacing w:line="336" w:lineRule="auto" w:after="180"/>
+      </w:pPr>
+      <w:r>
+        <w:rPr>
+          <w:b w:val="0"/>
+        </w:rPr>
+        <w:t xml:space="preserve">Completion task: Operate your saved P1 cards and the manual </w:t>
+      </w:r>
+      <w:r>
+        <w:rPr>
+          <w:b/>
+        </w:rPr>
+        <w:t>baseline</w:t>
+      </w:r>
+      <w:r>
+        <w:rPr>
+          <w:b w:val="0"/>
+        </w:rPr>
+        <w:t xml:space="preserve"> on all four R cases. Record </w:t>
+      </w:r>
+      <w:r>
+        <w:rPr>
+          <w:b/>
+        </w:rPr>
+        <w:t>actual result</w:t>
+      </w:r>
+      <w:r>
+        <w:rPr>
+          <w:b w:val="0"/>
+        </w:rPr>
+        <w:t>s and traces on your sheet.</w:t>
+      </w:r>
+    </w:p>
+    <w:p>
+      <w:pPr>
+        <w:spacing w:line="336" w:lineRule="auto" w:after="180"/>
+      </w:pPr>
+      <w:r>
+        <w:rPr>
+          <w:b w:val="0"/>
+        </w:rPr>
+        <w:t>Summarise full passes over all attempted cases for each method, name any failures and explain why a tie would not prove the prototype improves correctness. Do not invent an observed run.</w:t>
+      </w:r>
+    </w:p>
+    <w:p>
+      <w:pPr>
+        <w:pStyle w:val="Heading2"/>
+      </w:pPr>
+      <w:r>
+        <w:t>Expected reasoning and fading help</w:t>
+      </w:r>
+    </w:p>
+    <w:p>
+      <w:pPr>
+        <w:spacing w:line="336" w:lineRule="auto" w:after="180"/>
+      </w:pPr>
+      <w:r>
+        <w:rPr>
+          <w:b w:val="0"/>
+        </w:rPr>
+        <w:t xml:space="preserve">Teacher check: A correctly executed P1 and </w:t>
+      </w:r>
+      <w:r>
+        <w:rPr>
+          <w:b/>
+        </w:rPr>
+        <w:t>baseline</w:t>
+      </w:r>
+      <w:r>
+        <w:rPr>
+          <w:b w:val="0"/>
+        </w:rPr>
+        <w:t xml:space="preserve"> both produce B1, B2, no match, no match with correct reasons, giving 4 of 4 each.</w:t>
+      </w:r>
+    </w:p>
+    <w:p>
+      <w:pPr>
+        <w:spacing w:line="336" w:lineRule="auto" w:after="180"/>
+      </w:pPr>
+      <w:r>
+        <w:rPr>
+          <w:b w:val="0"/>
+        </w:rPr>
+        <w:t xml:space="preserve">Accept an honest record of different observed results when the pupil identifies and investigates the disagreements. Both methods must use the same requests, catalogue and </w:t>
+      </w:r>
+      <w:r>
+        <w:rPr>
+          <w:b/>
+        </w:rPr>
+        <w:t>pass criterion</w:t>
+      </w:r>
+      <w:r>
+        <w:rPr>
+          <w:b w:val="0"/>
+        </w:rPr>
+        <w:t>.</w:t>
+      </w:r>
+    </w:p>
+    <w:p>
+      <w:pPr>
+        <w:spacing w:line="336" w:lineRule="auto" w:after="180"/>
+      </w:pPr>
+      <w:r>
+        <w:rPr>
+          <w:b w:val="0"/>
+        </w:rPr>
+        <w:t>A tie establishes no correctness advantage on this set; an unperformed run must remain unperformed.</w:t>
+      </w:r>
+    </w:p>
+    <w:p>
+      <w:pPr>
+        <w:spacing w:line="336" w:lineRule="auto" w:after="180"/>
+      </w:pPr>
+      <w:r>
+        <w:rPr>
+          <w:b w:val="0"/>
+        </w:rPr>
+        <w:t xml:space="preserve">Start by identifying the given </w:t>
+      </w:r>
+      <w:r>
+        <w:rPr>
+          <w:b/>
+        </w:rPr>
+        <w:t>input</w:t>
+      </w:r>
+      <w:r>
+        <w:rPr>
+          <w:b w:val="0"/>
+        </w:rPr>
+        <w:t>s together. Leave the intermediate steps blank. If needed, model one step, then withdraw that help on the next step. Move to a full trace only when the partial trace is understood.</w:t>
+      </w:r>
+    </w:p>
+    <w:p>
+      <w:pPr>
+        <w:spacing w:line="336" w:lineRule="auto" w:after="180"/>
+      </w:pPr>
+      <w:r>
+        <w:rPr>
+          <w:b w:val="0"/>
+        </w:rPr>
+        <w:t>For partners, alternate explainer and checker; collect a response from every learner before discussion.</w:t>
+      </w:r>
+    </w:p>
+    <w:p>
+      <w:pPr>
+        <w:pStyle w:val="Heading2"/>
+      </w:pPr>
+      <w:r>
+        <w:t>Check the misconception before discussion</w:t>
+      </w:r>
+    </w:p>
+    <w:p>
+      <w:pPr>
+        <w:spacing w:line="336" w:lineRule="auto" w:after="180"/>
+      </w:pPr>
+      <w:r>
+        <w:rPr>
+          <w:b w:val="0"/>
+        </w:rPr>
+        <w:t>Use the worked case for Testing routine cases. Proposed explanation: “A correct label is always a full pass”. Decide whether this explanation is supported.</w:t>
+      </w:r>
+    </w:p>
+    <w:p>
+      <w:pPr>
+        <w:spacing w:line="336" w:lineRule="auto" w:after="180"/>
+      </w:pPr>
+      <w:r>
+        <w:rPr>
+          <w:b w:val="0"/>
+        </w:rPr>
+        <w:t>Point to the step or supplied fact that decides; explain your repair if needed.</w:t>
+      </w:r>
+    </w:p>
+    <w:p>
+      <w:pPr>
+        <w:spacing w:line="336" w:lineRule="auto" w:after="180"/>
+      </w:pPr>
+      <w:r>
+        <w:rPr>
+          <w:b w:val="0"/>
+        </w:rPr>
+        <w:t>Expected correction: The agreed criterion also requires a correct explanation.</w:t>
+      </w:r>
+    </w:p>
+    <w:p>
+      <w:pPr>
+        <w:spacing w:line="336" w:lineRule="auto" w:after="180"/>
+      </w:pPr>
+      <w:r>
+        <w:rPr>
+          <w:b w:val="0"/>
+        </w:rPr>
+        <w:t>Collect explanations, not only yes/no votes. If a misunderstanding is common, re-model the relevant step for the class.</w:t>
+      </w:r>
+    </w:p>
+    <w:p>
+      <w:pPr>
+        <w:spacing w:line="336" w:lineRule="auto" w:after="180"/>
+      </w:pPr>
+      <w:r>
+        <w:rPr>
+          <w:b w:val="0"/>
+        </w:rPr>
+        <w:t>If it affects a few learners, give a short targeted group explanation while others solve a more demanding variation.</w:t>
+      </w:r>
+    </w:p>
+    <w:p>
+      <w:pPr>
+        <w:pStyle w:val="Heading2"/>
+      </w:pPr>
+      <w:r>
+        <w:t>Use the pictorial check</w:t>
+      </w:r>
+    </w:p>
+    <w:p>
+      <w:pPr>
+        <w:spacing w:line="336" w:lineRule="auto" w:after="180"/>
+      </w:pPr>
+      <w:r>
+        <w:rPr>
+          <w:b w:val="0"/>
+        </w:rPr>
+        <w:t>Why is none correct for 8 but incorrect for 6? Use both capacity cards.</w:t>
+      </w:r>
+    </w:p>
+    <w:p>
+      <w:pPr>
+        <w:spacing w:line="336" w:lineRule="auto" w:after="180"/>
+      </w:pPr>
+      <w:r>
+        <w:rPr>
+          <w:b w:val="0"/>
+        </w:rPr>
+        <w:t>Neither capacity 3 nor 7 reaches 8. Capacity 7 does reach 6, so P2 is required for 6.</w:t>
+      </w:r>
+    </w:p>
+    <w:p>
+      <w:pPr>
+        <w:spacing w:line="336" w:lineRule="auto" w:after="180"/>
+      </w:pPr>
+      <w:r>
+        <w:rPr>
+          <w:b w:val="0"/>
+        </w:rPr>
+        <w:t>Changed-case reasoning: That run still fails. P2 can hold 6, so none is also wrong under the first-fit rule.</w:t>
+      </w:r>
+    </w:p>
+    <w:p>
+      <w:pPr>
+        <w:spacing w:line="336" w:lineRule="auto" w:after="180"/>
+      </w:pPr>
+      <w:r>
+        <w:rPr>
+          <w:b w:val="0"/>
+        </w:rPr>
+        <w:t xml:space="preserve">Collect each learner’s explanation before discussion. Use the first missing connection between </w:t>
+      </w:r>
+      <w:r>
+        <w:rPr>
+          <w:b/>
+        </w:rPr>
+        <w:t>input</w:t>
+      </w:r>
+      <w:r>
+        <w:rPr>
+          <w:b w:val="0"/>
+        </w:rPr>
+        <w:t xml:space="preserve">, deciding step and result to choose support. This question is worked-case practice, not fresh mastery </w:t>
+      </w:r>
+      <w:r>
+        <w:rPr>
+          <w:b/>
+        </w:rPr>
+        <w:t>evidence</w:t>
+      </w:r>
+      <w:r>
+        <w:rPr>
+          <w:b w:val="0"/>
+        </w:rPr>
+        <w:t>.</w:t>
+      </w:r>
+    </w:p>
+    <w:p>
+      <w:pPr>
+        <w:pStyle w:val="Heading2"/>
+      </w:pPr>
+      <w:r>
+        <w:t>Keep each learner explaining</w:t>
+      </w:r>
+    </w:p>
+    <w:p>
+      <w:pPr>
+        <w:pStyle w:val="ListBullet"/>
+      </w:pPr>
+      <w:r>
+        <w:t>Ask: Which facts are given, and which would we have to assume? Learners mark relevant details before discussing answers.</w:t>
+      </w:r>
+    </w:p>
+    <w:p>
+      <w:pPr>
+        <w:pStyle w:val="ListBullet"/>
+      </w:pPr>
+      <w:r>
+        <w:t>Say: Predict first. Show the rule, information path or calculation that would produce the result. A correct guess is not yet an explanation.</w:t>
+      </w:r>
+    </w:p>
+    <w:p>
+      <w:pPr>
+        <w:pStyle w:val="ListBullet"/>
+      </w:pPr>
+      <w:r>
+        <w:t>In pairs, one learner solves while the other checks evidence; exchange roles. Remove the worked answer before independent assessment.</w:t>
+      </w:r>
+    </w:p>
+    <w:p>
+      <w:pPr>
+        <w:pStyle w:val="Heading2"/>
+      </w:pPr>
+      <w:r>
+        <w:t>Earlier wording, alternatives and picture transcripts · reference / check after trying</w:t>
+      </w:r>
+    </w:p>
+    <w:p>
+      <w:pPr>
+        <w:spacing w:line="336" w:lineRule="auto" w:after="180"/>
+      </w:pPr>
+      <w:r>
+        <w:rPr>
+          <w:b w:val="0"/>
+        </w:rPr>
+        <w:t>Demonstrate and guide practice</w:t>
+      </w:r>
+    </w:p>
+    <w:p>
+      <w:pPr>
+        <w:pStyle w:val="Heading3"/>
+      </w:pPr>
+      <w:r>
+        <w:t>Board sequence</w:t>
+      </w:r>
+    </w:p>
+    <w:p>
+      <w:pPr>
+        <w:spacing w:line="336" w:lineRule="auto" w:after="180"/>
+      </w:pPr>
+      <w:r>
+        <w:rPr>
           <w:b w:val="0"/>
         </w:rPr>
         <w:t>Write the given facts: Four routine cases are chosen before testing. Three are correct.</w:t>
@@ -2984,156 +3272,66 @@
     </w:p>
     <w:p>
       <w:pPr>
+        <w:spacing w:line="336" w:lineRule="auto" w:after="180"/>
+      </w:pPr>
+      <w:r>
+        <w:rPr>
+          <w:b w:val="0"/>
+        </w:rPr>
+        <w:t>Write the question to explain: What can be reported?</w:t>
+      </w:r>
+    </w:p>
+    <w:p>
+      <w:pPr>
+        <w:spacing w:line="336" w:lineRule="auto" w:after="180"/>
+      </w:pPr>
+      <w:r>
+        <w:rPr>
+          <w:b w:val="0"/>
+        </w:rPr>
+        <w:t xml:space="preserve">Reveal after </w:t>
+      </w:r>
+      <w:r>
+        <w:rPr>
+          <w:b/>
+        </w:rPr>
+        <w:t>prediction</w:t>
+      </w:r>
+      <w:r>
+        <w:rPr>
+          <w:b w:val="0"/>
+        </w:rPr>
+        <w:t>s: 3/4 on those cases. Preserve the failure and trace its cause. This does not guarantee unfamiliar-case performance.</w:t>
+      </w:r>
+    </w:p>
+    <w:p>
+      <w:pPr>
+        <w:spacing w:line="336" w:lineRule="auto" w:after="180"/>
+      </w:pPr>
+      <w:r>
+        <w:rPr>
+          <w:b w:val="0"/>
+        </w:rPr>
+        <w:t>Use the earlier changed question as optional later practice. Reserve Audit a new test record for the first independent attempt before hints or feedback.</w:t>
+      </w:r>
+    </w:p>
+    <w:p>
+      <w:pPr>
         <w:pStyle w:val="Heading3"/>
       </w:pPr>
       <w:r>
-        <w:t>2. State the decision to explain</w:t>
+        <w:t>Classroom dialogue</w:t>
       </w:r>
     </w:p>
     <w:p>
       <w:pPr>
         <w:spacing w:line="336" w:lineRule="auto" w:after="180"/>
-        <w:shd w:fill="F5F1FB"/>
-      </w:pPr>
-      <w:r>
-        <w:rPr>
-          <w:b w:val="0"/>
-        </w:rPr>
-        <w:t>Write the question to explain: What can be reported?</w:t>
-      </w:r>
-    </w:p>
-    <w:p>
-      <w:pPr>
-        <w:pStyle w:val="Heading3"/>
-      </w:pPr>
-      <w:r>
-        <w:t>3. Reveal the worked reasoning</w:t>
-      </w:r>
-    </w:p>
-    <w:p>
-      <w:pPr>
-        <w:spacing w:line="336" w:lineRule="auto" w:after="180"/>
-        <w:shd w:fill="F1F6FC"/>
-      </w:pPr>
-      <w:r>
-        <w:rPr>
-          <w:b w:val="0"/>
-        </w:rPr>
-        <w:t xml:space="preserve">Reveal after </w:t>
-      </w:r>
-      <w:r>
-        <w:rPr>
-          <w:b/>
-        </w:rPr>
-        <w:t>prediction</w:t>
-      </w:r>
-      <w:r>
-        <w:rPr>
-          <w:b w:val="0"/>
-        </w:rPr>
-        <w:t>s: 3/4 on those cases. Preserve the failure and trace its cause. This does not guarantee unfamiliar-case performance.</w:t>
-      </w:r>
-    </w:p>
-    <w:p>
-      <w:pPr>
-        <w:pStyle w:val="Heading3"/>
-      </w:pPr>
-      <w:r>
-        <w:t>Hold back the independent task</w:t>
-      </w:r>
-    </w:p>
-    <w:p>
-      <w:pPr>
-        <w:spacing w:line="336" w:lineRule="auto" w:after="180"/>
-        <w:shd w:fill="FFF5E6"/>
-      </w:pPr>
-      <w:r>
-        <w:rPr>
-          <w:b w:val="0"/>
-        </w:rPr>
-        <w:t>Keep for an independent attempt: Test a sorter on two clear pencil cards and two clear book cards. It gets one book wrong. Report the result and keep the failed case.</w:t>
-      </w:r>
-    </w:p>
-    <w:p>
-      <w:pPr>
-        <w:pStyle w:val="Heading3"/>
-      </w:pPr>
-      <w:r>
-        <w:t>Classroom dialogue</w:t>
-      </w:r>
-    </w:p>
-    <w:p>
-      <w:pPr>
-        <w:pStyle w:val="Heading3"/>
-      </w:pPr>
-      <w:r>
-        <w:t>Ask the class</w:t>
-      </w:r>
-    </w:p>
-    <w:p>
-      <w:pPr>
-        <w:spacing w:line="336" w:lineRule="auto" w:after="180"/>
-        <w:shd w:fill="F5F1FB"/>
-      </w:pPr>
-      <w:r>
-        <w:rPr>
-          <w:b w:val="0"/>
-        </w:rPr>
-        <w:t>Ask: Which facts are given, and which would we have to assume? Learners mark relevant details before discussing answers.</w:t>
-      </w:r>
-    </w:p>
-    <w:p>
-      <w:pPr>
-        <w:pStyle w:val="Heading3"/>
-      </w:pPr>
-      <w:r>
-        <w:t>Language to model</w:t>
-      </w:r>
-    </w:p>
-    <w:p>
-      <w:pPr>
-        <w:spacing w:line="336" w:lineRule="auto" w:after="180"/>
-        <w:shd w:fill="F1F6F8"/>
-      </w:pPr>
-      <w:r>
-        <w:rPr>
-          <w:b w:val="0"/>
-        </w:rPr>
-        <w:t>Say: Predict first. Show the rule, information path or calculation that would produce the result. A correct guess is not yet an explanation.</w:t>
-      </w:r>
-    </w:p>
-    <w:p>
-      <w:pPr>
-        <w:spacing w:line="336" w:lineRule="auto" w:after="180"/>
       </w:pPr>
       <w:r>
         <w:rPr>
           <w:b w:val="0"/>
         </w:rPr>
         <w:t>Reveal reasoning one step at a time. Explain why a tempting alternative fails. Write units and denominators for arithmetic, trace conditions for decisions, and identify supporting sources for claims.</w:t>
-      </w:r>
-    </w:p>
-    <w:p>
-      <w:pPr>
-        <w:spacing w:line="336" w:lineRule="auto" w:after="180"/>
-      </w:pPr>
-      <w:r>
-        <w:rPr>
-          <w:b w:val="0"/>
-        </w:rPr>
-        <w:t xml:space="preserve">In pairs, one learner solves while the other checks </w:t>
-      </w:r>
-      <w:r>
-        <w:rPr>
-          <w:b/>
-        </w:rPr>
-        <w:t>evidence</w:t>
-      </w:r>
-      <w:r>
-        <w:rPr>
-          <w:b w:val="0"/>
-        </w:rPr>
-        <w:t>; exchange roles. Remove the worked answer before independent assessment.</w:t>
       </w:r>
     </w:p>
     <w:p>
@@ -3457,535 +3655,103 @@
         <w:pStyle w:val="Heading3"/>
       </w:pPr>
       <w:r>
-        <w:t>Completion practice</w:t>
+        <w:t>Individual reasoning check</w:t>
+      </w:r>
+    </w:p>
+    <w:p>
+      <w:pPr>
+        <w:pStyle w:val="Heading3"/>
+      </w:pPr>
+      <w:r>
+        <w:t>Pictorial practice question</w:t>
+      </w:r>
+    </w:p>
+    <w:p>
+      <w:pPr>
+        <w:pStyle w:val="Heading3"/>
+      </w:pPr>
+      <w:r>
+        <w:t>Reasoned teacher answer</w:t>
+      </w:r>
+    </w:p>
+    <w:p>
+      <w:pPr>
+        <w:pStyle w:val="Heading1"/>
+      </w:pPr>
+      <w:r>
+        <w:t>04. Run the supplied investigation</w:t>
+      </w:r>
+    </w:p>
+    <w:p>
+      <w:r>
+        <w:t>Keep expected results, observed paper traces and remaining limits distinguishable.</w:t>
+      </w:r>
+    </w:p>
+    <w:p>
+      <w:pPr>
+        <w:pStyle w:val="Heading2"/>
+      </w:pPr>
+      <w:r>
+        <w:t>Supplied materials and answer guidance</w:t>
       </w:r>
     </w:p>
     <w:p>
       <w:pPr>
         <w:spacing w:line="336" w:lineRule="auto" w:after="180"/>
-        <w:shd w:fill="F5F1FB"/>
-      </w:pPr>
-      <w:r>
-        <w:rPr>
-          <w:b w:val="0"/>
-        </w:rPr>
-        <w:t xml:space="preserve">Completion task: Operate your saved P1 cards and the manual </w:t>
-      </w:r>
-      <w:r>
-        <w:rPr>
-          <w:b/>
-        </w:rPr>
-        <w:t>baseline</w:t>
-      </w:r>
-      <w:r>
-        <w:rPr>
-          <w:b w:val="0"/>
-        </w:rPr>
-        <w:t xml:space="preserve"> on all four R cases. Record </w:t>
-      </w:r>
-      <w:r>
-        <w:rPr>
-          <w:b/>
-        </w:rPr>
-        <w:t>actual result</w:t>
-      </w:r>
-      <w:r>
-        <w:rPr>
-          <w:b w:val="0"/>
-        </w:rPr>
-        <w:t>s and traces on your sheet.</w:t>
-      </w:r>
-    </w:p>
-    <w:p>
-      <w:pPr>
-        <w:spacing w:line="336" w:lineRule="auto" w:after="180"/>
-        <w:shd w:fill="F5F1FB"/>
-      </w:pPr>
-      <w:r>
-        <w:rPr>
-          <w:b w:val="0"/>
-        </w:rPr>
-        <w:t>Summarise full passes over all attempted cases for each method, name any failures and explain why a tie would not prove the prototype improves correctness. Do not invent an observed run.</w:t>
-      </w:r>
-    </w:p>
-    <w:p>
-      <w:pPr>
-        <w:pStyle w:val="Heading3"/>
-      </w:pPr>
-      <w:r>
-        <w:t>Reasoning to listen for</w:t>
-      </w:r>
-    </w:p>
-    <w:p>
-      <w:pPr>
-        <w:spacing w:line="336" w:lineRule="auto" w:after="180"/>
-        <w:shd w:fill="F1F6FC"/>
-      </w:pPr>
-      <w:r>
-        <w:rPr>
-          <w:b w:val="0"/>
-        </w:rPr>
-        <w:t xml:space="preserve">Teacher check: A correctly executed P1 and </w:t>
-      </w:r>
-      <w:r>
-        <w:rPr>
-          <w:b/>
-        </w:rPr>
-        <w:t>baseline</w:t>
-      </w:r>
-      <w:r>
-        <w:rPr>
-          <w:b w:val="0"/>
-        </w:rPr>
-        <w:t xml:space="preserve"> both produce B1, B2, no match, no match with correct reasons, giving 4 of 4 each.</w:t>
-      </w:r>
-    </w:p>
-    <w:p>
-      <w:pPr>
-        <w:spacing w:line="336" w:lineRule="auto" w:after="180"/>
-        <w:shd w:fill="F1F6FC"/>
-      </w:pPr>
-      <w:r>
-        <w:rPr>
-          <w:b w:val="0"/>
-        </w:rPr>
-        <w:t xml:space="preserve">Accept an honest record of different observed results when the pupil identifies and investigates the disagreements. Both methods must use the same requests, catalogue and </w:t>
-      </w:r>
-      <w:r>
-        <w:rPr>
-          <w:b/>
-        </w:rPr>
-        <w:t>pass criterion</w:t>
-      </w:r>
-      <w:r>
-        <w:rPr>
-          <w:b w:val="0"/>
-        </w:rPr>
-        <w:t>.</w:t>
-      </w:r>
-    </w:p>
-    <w:p>
-      <w:pPr>
-        <w:spacing w:line="336" w:lineRule="auto" w:after="180"/>
-        <w:shd w:fill="F1F6FC"/>
-      </w:pPr>
-      <w:r>
-        <w:rPr>
-          <w:b w:val="0"/>
-        </w:rPr>
-        <w:t>A tie establishes no correctness advantage on this set; an unperformed run must remain unperformed.</w:t>
-      </w:r>
-    </w:p>
-    <w:p>
-      <w:pPr>
-        <w:spacing w:line="336" w:lineRule="auto" w:after="180"/>
-      </w:pPr>
-      <w:r>
-        <w:rPr>
-          <w:b w:val="0"/>
-        </w:rPr>
-        <w:t xml:space="preserve">Start by identifying the given </w:t>
-      </w:r>
-      <w:r>
-        <w:rPr>
-          <w:b/>
-        </w:rPr>
-        <w:t>input</w:t>
-      </w:r>
-      <w:r>
-        <w:rPr>
-          <w:b w:val="0"/>
-        </w:rPr>
-        <w:t>s together. Leave the intermediate steps blank. If needed, model one step, then withdraw that help on the next step. Move to a full trace only when the partial trace is understood.</w:t>
-      </w:r>
-    </w:p>
-    <w:p>
-      <w:pPr>
-        <w:spacing w:line="336" w:lineRule="auto" w:after="180"/>
-      </w:pPr>
-      <w:r>
-        <w:rPr>
-          <w:b w:val="0"/>
-        </w:rPr>
-        <w:t>For partners, alternate explainer and checker; collect a response from every learner before discussion.</w:t>
-      </w:r>
-    </w:p>
-    <w:p>
-      <w:pPr>
-        <w:pStyle w:val="Heading3"/>
-      </w:pPr>
-      <w:r>
-        <w:t>Individual reasoning check</w:t>
-      </w:r>
-    </w:p>
-    <w:p>
-      <w:pPr>
-        <w:spacing w:line="336" w:lineRule="auto" w:after="180"/>
-      </w:pPr>
-      <w:r>
-        <w:rPr>
-          <w:b w:val="0"/>
-        </w:rPr>
-        <w:t>Use the worked case for Testing routine cases. Proposed explanation: “A correct label is always a full pass”. Decide whether this explanation is supported.</w:t>
-      </w:r>
-    </w:p>
-    <w:p>
-      <w:pPr>
-        <w:spacing w:line="336" w:lineRule="auto" w:after="180"/>
-      </w:pPr>
-      <w:r>
-        <w:rPr>
-          <w:b w:val="0"/>
-        </w:rPr>
-        <w:t>Point to the step or supplied fact that decides; explain your repair if needed.</w:t>
-      </w:r>
-    </w:p>
-    <w:p>
-      <w:pPr>
-        <w:pStyle w:val="Heading3"/>
-      </w:pPr>
-      <w:r>
-        <w:t>Expected repair</w:t>
-      </w:r>
-    </w:p>
-    <w:p>
-      <w:pPr>
-        <w:spacing w:line="336" w:lineRule="auto" w:after="180"/>
-        <w:shd w:fill="F1F6FC"/>
-      </w:pPr>
-      <w:r>
-        <w:rPr>
-          <w:b w:val="0"/>
-        </w:rPr>
-        <w:t>Expected correction: The agreed criterion also requires a correct explanation.</w:t>
-      </w:r>
-    </w:p>
-    <w:p>
-      <w:pPr>
-        <w:spacing w:line="336" w:lineRule="auto" w:after="180"/>
-      </w:pPr>
-      <w:r>
-        <w:rPr>
-          <w:b w:val="0"/>
-        </w:rPr>
-        <w:t>Collect explanations, not only yes/no votes. If a misunderstanding is common, re-model the relevant step for the class.</w:t>
-      </w:r>
-    </w:p>
-    <w:p>
-      <w:pPr>
-        <w:spacing w:line="336" w:lineRule="auto" w:after="180"/>
-      </w:pPr>
-      <w:r>
-        <w:rPr>
-          <w:b w:val="0"/>
-        </w:rPr>
-        <w:t>If it affects a few learners, give a short targeted group explanation while others solve a more demanding variation.</w:t>
-      </w:r>
-    </w:p>
-    <w:p>
-      <w:pPr>
-        <w:pStyle w:val="Heading3"/>
-      </w:pPr>
-      <w:r>
-        <w:t>Pictorial practice question</w:t>
-      </w:r>
-    </w:p>
-    <w:p>
-      <w:pPr>
-        <w:spacing w:line="336" w:lineRule="auto" w:after="180"/>
-      </w:pPr>
-      <w:r>
-        <w:rPr>
-          <w:b w:val="0"/>
-        </w:rPr>
-        <w:t>Why is none correct for 8 but incorrect for 6? Use both capacity cards.</w:t>
-      </w:r>
-    </w:p>
-    <w:p>
-      <w:pPr>
-        <w:pStyle w:val="Heading3"/>
-      </w:pPr>
-      <w:r>
-        <w:t>Reasoned teacher answer</w:t>
-      </w:r>
-    </w:p>
-    <w:p>
-      <w:pPr>
-        <w:spacing w:line="336" w:lineRule="auto" w:after="180"/>
-      </w:pPr>
-      <w:r>
-        <w:rPr>
-          <w:b w:val="0"/>
-        </w:rPr>
-        <w:t>Neither capacity 3 nor 7 reaches 8. Capacity 7 does reach 6, so P2 is required for 6.</w:t>
-      </w:r>
-    </w:p>
-    <w:p>
-      <w:pPr>
-        <w:spacing w:line="336" w:lineRule="auto" w:after="180"/>
-      </w:pPr>
-      <w:r>
-        <w:rPr>
-          <w:b w:val="0"/>
-        </w:rPr>
-        <w:t>Changed-case reasoning: That run still fails. P2 can hold 6, so none is also wrong under the first-fit rule.</w:t>
-      </w:r>
-    </w:p>
-    <w:p>
-      <w:pPr>
-        <w:spacing w:line="336" w:lineRule="auto" w:after="180"/>
-      </w:pPr>
-      <w:r>
-        <w:rPr>
-          <w:b w:val="0"/>
-        </w:rPr>
-        <w:t xml:space="preserve">Collect each learner’s explanation before discussion. Use the first missing connection between </w:t>
-      </w:r>
-      <w:r>
-        <w:rPr>
-          <w:b/>
-        </w:rPr>
-        <w:t>input</w:t>
-      </w:r>
-      <w:r>
-        <w:rPr>
-          <w:b w:val="0"/>
-        </w:rPr>
-        <w:t xml:space="preserve">, deciding step and result to choose support. This question is worked-case practice, not fresh mastery </w:t>
-      </w:r>
-      <w:r>
-        <w:rPr>
-          <w:b/>
-        </w:rPr>
-        <w:t>evidence</w:t>
-      </w:r>
-      <w:r>
-        <w:rPr>
-          <w:b w:val="0"/>
-        </w:rPr>
-        <w:t>.</w:t>
-      </w:r>
-    </w:p>
-    <w:p>
-      <w:pPr>
-        <w:pStyle w:val="Heading1"/>
-      </w:pPr>
-      <w:r>
-        <w:t>04. Run the weekly evidence lab</w:t>
-      </w:r>
-    </w:p>
-    <w:p>
-      <w:r>
-        <w:t>Run the Test Normal Cases investigation and use the first unsupported step to choose a teaching response.</w:t>
-      </w:r>
-    </w:p>
-    <w:p>
-      <w:pPr>
-        <w:spacing w:line="336" w:lineRule="auto" w:after="180"/>
-      </w:pPr>
-      <w:r>
-        <w:rPr>
-          <w:b w:val="0"/>
-        </w:rPr>
-        <w:t xml:space="preserve">Predict first, test honestly, and explain what the </w:t>
-      </w:r>
-      <w:r>
-        <w:rPr>
-          <w:b/>
-        </w:rPr>
-        <w:t>evidence</w:t>
-      </w:r>
-      <w:r>
-        <w:rPr>
-          <w:b w:val="0"/>
-        </w:rPr>
-        <w:t xml:space="preserve"> means.</w:t>
-      </w:r>
-    </w:p>
-    <w:p>
-      <w:pPr>
-        <w:pStyle w:val="Heading3"/>
-      </w:pPr>
-      <w:r>
-        <w:t>1. Predict</w:t>
-      </w:r>
-    </w:p>
-    <w:p>
-      <w:pPr>
-        <w:spacing w:line="336" w:lineRule="auto" w:after="180"/>
-        <w:shd w:fill="F4F9FC"/>
-      </w:pPr>
-      <w:r>
-        <w:rPr>
-          <w:b w:val="0"/>
-        </w:rPr>
-        <w:t xml:space="preserve">State your </w:t>
-      </w:r>
-      <w:r>
-        <w:rPr>
-          <w:b/>
-        </w:rPr>
-        <w:t>prediction</w:t>
-      </w:r>
-      <w:r>
-        <w:rPr>
-          <w:b w:val="0"/>
-        </w:rPr>
-        <w:t xml:space="preserve"> before the result is known.</w:t>
-      </w:r>
-    </w:p>
-    <w:p>
-      <w:pPr>
-        <w:pStyle w:val="Heading3"/>
-      </w:pPr>
-      <w:r>
-        <w:t>2. Investigate</w:t>
-      </w:r>
-    </w:p>
-    <w:p>
-      <w:pPr>
-        <w:spacing w:line="336" w:lineRule="auto" w:after="180"/>
-        <w:shd w:fill="F4F9FC"/>
-      </w:pPr>
-      <w:r>
-        <w:rPr>
-          <w:b w:val="0"/>
-        </w:rPr>
+      </w:pPr>
+      <w:r>
+        <w:rPr>
+          <w:b w:val="0"/>
+        </w:rPr>
+        <w:t>For the five-case development lab, required outputs are B1, B2, no match, no match and B1 for T1–T5 respectively, with reasons from both conditions and catalogue order. Actual prototype/baseline results must be collected, not filled from these expectations. Count full passes out of all five attempts for each fixed version. If a card is ambiguous or execution stops without the required result, retain and investigate it. Do not report speed or usability advantages without those measures. Keep these development cases distinct from reserved final evaluation. Reserve Audit a new test record for an independent attempt.</w:t>
+      </w:r>
+    </w:p>
+    <w:p>
+      <w:pPr>
+        <w:pStyle w:val="Heading2"/>
+      </w:pPr>
+      <w:r>
+        <w:t>Run and record</w:t>
+      </w:r>
+    </w:p>
+    <w:p>
+      <w:pPr>
+        <w:pStyle w:val="ListNumber"/>
+      </w:pPr>
+      <w:r>
         <w:t>Complete the task: Run five planned tests and log expected versus actual.</w:t>
       </w:r>
     </w:p>
     <w:p>
       <w:pPr>
-        <w:pStyle w:val="Heading3"/>
-      </w:pPr>
-      <w:r>
-        <w:t>3. Compare cases</w:t>
-      </w:r>
-    </w:p>
-    <w:p>
-      <w:pPr>
-        <w:spacing w:line="336" w:lineRule="auto" w:after="180"/>
-        <w:shd w:fill="F4F9FC"/>
-      </w:pPr>
-      <w:r>
-        <w:rPr>
-          <w:b w:val="0"/>
-        </w:rPr>
+        <w:pStyle w:val="ListNumber"/>
+      </w:pPr>
+      <w:r>
         <w:t>Keep a normal case and an edge case clearly separated.</w:t>
       </w:r>
     </w:p>
     <w:p>
       <w:pPr>
-        <w:pStyle w:val="Heading3"/>
-      </w:pPr>
-      <w:r>
-        <w:t>4. Record honestly</w:t>
-      </w:r>
-    </w:p>
-    <w:p>
-      <w:pPr>
-        <w:spacing w:line="336" w:lineRule="auto" w:after="180"/>
-        <w:shd w:fill="F4F9FC"/>
-      </w:pPr>
-      <w:r>
-        <w:rPr>
-          <w:b w:val="0"/>
-        </w:rPr>
-        <w:t xml:space="preserve">Record what happened—even when it does not match your </w:t>
-      </w:r>
-      <w:r>
-        <w:rPr>
-          <w:b/>
-        </w:rPr>
-        <w:t>prediction</w:t>
-      </w:r>
-      <w:r>
-        <w:rPr>
-          <w:b w:val="0"/>
-        </w:rPr>
-        <w:t>.</w:t>
-      </w:r>
-    </w:p>
-    <w:p>
-      <w:pPr>
-        <w:pStyle w:val="Heading3"/>
-      </w:pPr>
-      <w:r>
-        <w:t>5. Explain and plan the next test</w:t>
-      </w:r>
-    </w:p>
-    <w:p>
-      <w:pPr>
-        <w:spacing w:line="336" w:lineRule="auto" w:after="180"/>
-        <w:shd w:fill="F4F9FC"/>
-      </w:pPr>
-      <w:r>
-        <w:rPr>
-          <w:b w:val="0"/>
-        </w:rPr>
+        <w:pStyle w:val="ListNumber"/>
+      </w:pPr>
+      <w:r>
+        <w:t>Record what happened—even when it does not match your prediction.</w:t>
+      </w:r>
+    </w:p>
+    <w:p>
+      <w:pPr>
+        <w:pStyle w:val="ListNumber"/>
+      </w:pPr>
+      <w:r>
         <w:t>Explain the result, one limitation, and the next useful test.</w:t>
       </w:r>
     </w:p>
     <w:p>
       <w:pPr>
-        <w:pStyle w:val="Heading3"/>
-      </w:pPr>
-      <w:r>
-        <w:t>Use a fresh case after support</w:t>
-      </w:r>
-    </w:p>
-    <w:p>
-      <w:pPr>
-        <w:spacing w:line="336" w:lineRule="auto" w:after="180"/>
-        <w:shd w:fill="FFF5E6"/>
-      </w:pPr>
-      <w:r>
-        <w:rPr>
-          <w:b w:val="0"/>
-        </w:rPr>
-        <w:t>INDEPENDENCE After support is removed, repeat the proof with a fresh case.</w:t>
-      </w:r>
-    </w:p>
-    <w:p>
-      <w:pPr>
-        <w:pStyle w:val="Heading3"/>
-      </w:pPr>
-      <w:r>
-        <w:t>Make the lab runnable</w:t>
-      </w:r>
-    </w:p>
-    <w:p>
-      <w:pPr>
-        <w:spacing w:line="336" w:lineRule="auto" w:after="180"/>
-      </w:pPr>
-      <w:r>
-        <w:rPr>
-          <w:b w:val="0"/>
-        </w:rPr>
-        <w:t>Use the concrete case as the shared normal case and the independent question as a second case. Each pair creates a boundary or missing-information case and predicts its result before testing.</w:t>
-      </w:r>
-    </w:p>
-    <w:p>
-      <w:pPr>
-        <w:spacing w:line="336" w:lineRule="auto" w:after="180"/>
-      </w:pPr>
-      <w:r>
-        <w:rPr>
-          <w:b w:val="0"/>
-        </w:rPr>
-        <w:t xml:space="preserve">Keep the </w:t>
-      </w:r>
-      <w:r>
-        <w:rPr>
-          <w:b/>
-        </w:rPr>
-        <w:t>expected result</w:t>
-      </w:r>
-      <w:r>
-        <w:rPr>
-          <w:b w:val="0"/>
-        </w:rPr>
-        <w:t xml:space="preserve"> separate from an observed mistake.</w:t>
+        <w:pStyle w:val="Heading2"/>
+      </w:pPr>
+      <w:r>
+        <w:t>Keep an inspectable record</w:t>
       </w:r>
     </w:p>
     <w:tbl>
@@ -4136,30 +3902,21 @@
     </w:tbl>
     <w:p>
       <w:pPr>
-        <w:pStyle w:val="Heading3"/>
-      </w:pPr>
-      <w:r>
-        <w:t>Diagnose and reteach</w:t>
-      </w:r>
-    </w:p>
-    <w:p>
-      <w:pPr>
-        <w:pStyle w:val="Heading3"/>
-      </w:pPr>
-      <w:r>
-        <w:t>Find the unsupported claim</w:t>
+        <w:pStyle w:val="Heading2"/>
+      </w:pPr>
+      <w:r>
+        <w:t>Diagnose the first misunderstanding</w:t>
       </w:r>
     </w:p>
     <w:p>
       <w:pPr>
         <w:spacing w:line="336" w:lineRule="auto" w:after="180"/>
-        <w:shd w:fill="F5F1FB"/>
-      </w:pPr>
-      <w:r>
-        <w:rPr>
-          <w:b w:val="0"/>
-        </w:rPr>
-        <w:t>CLAIM TO REPAIR A failed test should be removed from the score.</w:t>
+      </w:pPr>
+      <w:r>
+        <w:rPr>
+          <w:b w:val="0"/>
+        </w:rPr>
+        <w:t>A correct label is always a full pass: The agreed criterion also requires a correct explanation.</w:t>
       </w:r>
     </w:p>
     <w:p>
@@ -4170,7 +3927,19 @@
         <w:rPr>
           <w:b w:val="0"/>
         </w:rPr>
-        <w:t>For guessing, return to given facts and request a trace. For vocabulary without application, use one example and one non-example. For arithmetic errors, check the setup before the calculation.</w:t>
+        <w:t xml:space="preserve">Remove a failed run because something went wrong: Keep and investigate it; missing required </w:t>
+      </w:r>
+      <w:r>
+        <w:rPr>
+          <w:b/>
+        </w:rPr>
+        <w:t>output</w:t>
+      </w:r>
+      <w:r>
+        <w:rPr>
+          <w:b w:val="0"/>
+        </w:rPr>
+        <w:t xml:space="preserve"> cannot count as success.</w:t>
       </w:r>
     </w:p>
     <w:p>
@@ -4181,65 +3950,12 @@
         <w:rPr>
           <w:b w:val="0"/>
         </w:rPr>
-        <w:t>Finish with a different uncoached case before recording mastery.</w:t>
-      </w:r>
-    </w:p>
-    <w:p>
-      <w:pPr>
-        <w:pStyle w:val="Heading3"/>
-      </w:pPr>
-      <w:r>
-        <w:t>Address these additional misconceptions</w:t>
-      </w:r>
-    </w:p>
-    <w:p>
-      <w:pPr>
-        <w:spacing w:line="336" w:lineRule="auto" w:after="180"/>
-      </w:pPr>
-      <w:r>
-        <w:rPr>
-          <w:b w:val="0"/>
-        </w:rPr>
-        <w:t>A correct label is always a full pass: The agreed criterion also requires a correct explanation.</w:t>
-      </w:r>
-    </w:p>
-    <w:p>
-      <w:pPr>
-        <w:spacing w:line="336" w:lineRule="auto" w:after="180"/>
-      </w:pPr>
-      <w:r>
-        <w:rPr>
-          <w:b w:val="0"/>
-        </w:rPr>
-        <w:t xml:space="preserve">Remove a failed run because something went wrong: Keep and investigate it; missing required </w:t>
+        <w:t xml:space="preserve">Four passes prove all </w:t>
       </w:r>
       <w:r>
         <w:rPr>
           <w:b/>
         </w:rPr>
-        <w:t>output</w:t>
-      </w:r>
-      <w:r>
-        <w:rPr>
-          <w:b w:val="0"/>
-        </w:rPr>
-        <w:t xml:space="preserve"> cannot count as success.</w:t>
-      </w:r>
-    </w:p>
-    <w:p>
-      <w:pPr>
-        <w:spacing w:line="336" w:lineRule="auto" w:after="180"/>
-      </w:pPr>
-      <w:r>
-        <w:rPr>
-          <w:b w:val="0"/>
-        </w:rPr>
-        <w:t xml:space="preserve">Four passes prove all </w:t>
-      </w:r>
-      <w:r>
-        <w:rPr>
-          <w:b/>
-        </w:rPr>
         <w:t>input</w:t>
       </w:r>
       <w:r>
@@ -4251,49 +3967,10 @@
     </w:p>
     <w:p>
       <w:pPr>
-        <w:spacing w:line="336" w:lineRule="auto" w:after="180"/>
-      </w:pPr>
-      <w:r>
-        <w:rPr>
-          <w:b w:val="0"/>
-        </w:rPr>
-        <w:t xml:space="preserve">The prototype must beat the manual </w:t>
-      </w:r>
-      <w:r>
-        <w:rPr>
-          <w:b/>
-        </w:rPr>
-        <w:t>baseline</w:t>
-      </w:r>
-      <w:r>
-        <w:rPr>
-          <w:b w:val="0"/>
-        </w:rPr>
-        <w:t xml:space="preserve">: A correct simple </w:t>
-      </w:r>
-      <w:r>
-        <w:rPr>
-          <w:b/>
-        </w:rPr>
-        <w:t>baseline</w:t>
-      </w:r>
-      <w:r>
-        <w:rPr>
-          <w:b w:val="0"/>
-        </w:rPr>
-        <w:t xml:space="preserve"> can tie or outperform a prototype; report the </w:t>
-      </w:r>
-      <w:r>
-        <w:rPr>
-          <w:b/>
-        </w:rPr>
-        <w:t>evidence</w:t>
-      </w:r>
-      <w:r>
-        <w:rPr>
-          <w:b w:val="0"/>
-        </w:rPr>
-        <w:t>.</w:t>
+        <w:pStyle w:val="Heading2"/>
+      </w:pPr>
+      <w:r>
+        <w:t>Choose support from the response</w:t>
       </w:r>
     </w:p>
     <w:p>
@@ -4452,12 +4129,203 @@
     </w:tbl>
     <w:p>
       <w:pPr>
+        <w:pStyle w:val="Heading2"/>
+      </w:pPr>
+      <w:r>
+        <w:t>Earlier wording, alternatives and picture transcripts · reference / check after trying</w:t>
+      </w:r>
+    </w:p>
+    <w:p>
+      <w:pPr>
         <w:spacing w:line="336" w:lineRule="auto" w:after="180"/>
       </w:pPr>
       <w:r>
         <w:rPr>
           <w:b w:val="0"/>
         </w:rPr>
+        <w:t>Run the weekly evidence lab</w:t>
+      </w:r>
+    </w:p>
+    <w:p>
+      <w:pPr>
+        <w:spacing w:line="336" w:lineRule="auto" w:after="180"/>
+      </w:pPr>
+      <w:r>
+        <w:rPr>
+          <w:b w:val="0"/>
+        </w:rPr>
+        <w:t xml:space="preserve">Predict first, test honestly, and explain what the </w:t>
+      </w:r>
+      <w:r>
+        <w:rPr>
+          <w:b/>
+        </w:rPr>
+        <w:t>evidence</w:t>
+      </w:r>
+      <w:r>
+        <w:rPr>
+          <w:b w:val="0"/>
+        </w:rPr>
+        <w:t xml:space="preserve"> means.</w:t>
+      </w:r>
+    </w:p>
+    <w:p>
+      <w:pPr>
+        <w:spacing w:line="336" w:lineRule="auto" w:after="180"/>
+      </w:pPr>
+      <w:r>
+        <w:rPr>
+          <w:b w:val="0"/>
+        </w:rPr>
+        <w:t xml:space="preserve">State your </w:t>
+      </w:r>
+      <w:r>
+        <w:rPr>
+          <w:b/>
+        </w:rPr>
+        <w:t>prediction</w:t>
+      </w:r>
+      <w:r>
+        <w:rPr>
+          <w:b w:val="0"/>
+        </w:rPr>
+        <w:t xml:space="preserve"> before the result is known.</w:t>
+      </w:r>
+    </w:p>
+    <w:p>
+      <w:pPr>
+        <w:spacing w:line="336" w:lineRule="auto" w:after="180"/>
+      </w:pPr>
+      <w:r>
+        <w:rPr>
+          <w:b w:val="0"/>
+        </w:rPr>
+        <w:t>INDEPENDENCE After support is removed, repeat the proof with a fresh case.</w:t>
+      </w:r>
+    </w:p>
+    <w:p>
+      <w:pPr>
+        <w:pStyle w:val="Heading3"/>
+      </w:pPr>
+      <w:r>
+        <w:t>Make the lab runnable</w:t>
+      </w:r>
+    </w:p>
+    <w:p>
+      <w:pPr>
+        <w:spacing w:line="336" w:lineRule="auto" w:after="180"/>
+      </w:pPr>
+      <w:r>
+        <w:rPr>
+          <w:b w:val="0"/>
+        </w:rPr>
+        <w:t>Use the supplied investigation for shared practice. Keep predictions and observed paper-trace results separate. Reserve Audit a new test record for the individual first attempt before feedback; do not use the reserved case as a paired lab task.</w:t>
+      </w:r>
+    </w:p>
+    <w:p>
+      <w:pPr>
+        <w:pStyle w:val="Heading3"/>
+      </w:pPr>
+      <w:r>
+        <w:t>Diagnose and reteach</w:t>
+      </w:r>
+    </w:p>
+    <w:p>
+      <w:pPr>
+        <w:spacing w:line="336" w:lineRule="auto" w:after="180"/>
+      </w:pPr>
+      <w:r>
+        <w:rPr>
+          <w:b w:val="0"/>
+        </w:rPr>
+        <w:t>CLAIM TO REPAIR A failed test should be removed from the score.</w:t>
+      </w:r>
+    </w:p>
+    <w:p>
+      <w:pPr>
+        <w:spacing w:line="336" w:lineRule="auto" w:after="180"/>
+      </w:pPr>
+      <w:r>
+        <w:rPr>
+          <w:b w:val="0"/>
+        </w:rPr>
+        <w:t>For guessing, return to given facts and request a trace. For vocabulary without application, use one example and one non-example. For arithmetic errors, check the setup before the calculation.</w:t>
+      </w:r>
+    </w:p>
+    <w:p>
+      <w:pPr>
+        <w:spacing w:line="336" w:lineRule="auto" w:after="180"/>
+      </w:pPr>
+      <w:r>
+        <w:rPr>
+          <w:b w:val="0"/>
+        </w:rPr>
+        <w:t>Finish with a different uncoached case before recording mastery.</w:t>
+      </w:r>
+    </w:p>
+    <w:p>
+      <w:pPr>
+        <w:pStyle w:val="Heading3"/>
+      </w:pPr>
+      <w:r>
+        <w:t>Address these additional misconceptions</w:t>
+      </w:r>
+    </w:p>
+    <w:p>
+      <w:pPr>
+        <w:spacing w:line="336" w:lineRule="auto" w:after="180"/>
+      </w:pPr>
+      <w:r>
+        <w:rPr>
+          <w:b w:val="0"/>
+        </w:rPr>
+        <w:t xml:space="preserve">The prototype must beat the manual </w:t>
+      </w:r>
+      <w:r>
+        <w:rPr>
+          <w:b/>
+        </w:rPr>
+        <w:t>baseline</w:t>
+      </w:r>
+      <w:r>
+        <w:rPr>
+          <w:b w:val="0"/>
+        </w:rPr>
+        <w:t xml:space="preserve">: A correct simple </w:t>
+      </w:r>
+      <w:r>
+        <w:rPr>
+          <w:b/>
+        </w:rPr>
+        <w:t>baseline</w:t>
+      </w:r>
+      <w:r>
+        <w:rPr>
+          <w:b w:val="0"/>
+        </w:rPr>
+        <w:t xml:space="preserve"> can tie or outperform a prototype; report the </w:t>
+      </w:r>
+      <w:r>
+        <w:rPr>
+          <w:b/>
+        </w:rPr>
+        <w:t>evidence</w:t>
+      </w:r>
+      <w:r>
+        <w:rPr>
+          <w:b w:val="0"/>
+        </w:rPr>
+        <w:t>.</w:t>
+      </w:r>
+    </w:p>
+    <w:p>
+      <w:pPr>
+        <w:spacing w:line="336" w:lineRule="auto" w:after="180"/>
+      </w:pPr>
+      <w:r>
+        <w:rPr>
+          <w:b w:val="0"/>
+        </w:rPr>
         <w:t>Offer an oral explanation, drawing, enlarged visual or fewer examples when that removes a reading/writing barrier. Keep the same reasoning goal.</w:t>
       </w:r>
     </w:p>
@@ -4477,12 +4345,772 @@
         <w:pStyle w:val="Heading1"/>
       </w:pPr>
       <w:r>
-        <w:t>05. Assess and explain the answers</w:t>
-      </w:r>
-    </w:p>
-    <w:p>
-      <w:r>
-        <w:t>Use the Test Normal Cases questions, teacher keys and criteria after the relevant attempts. Previously discussed cases are practice; protect the separately selected independent task.</w:t>
+        <w:t>05. Assess the selected new case</w:t>
+      </w:r>
+    </w:p>
+    <w:p>
+      <w:r>
+        <w:t>Keep this key until after the first attempt; accept valid alternatives with defensible reasoning.</w:t>
+      </w:r>
+    </w:p>
+    <w:p>
+      <w:pPr>
+        <w:pStyle w:val="Heading2"/>
+      </w:pPr>
+      <w:r>
+        <w:t>Selected independent question and key</w:t>
+      </w:r>
+    </w:p>
+    <w:p>
+      <w:pPr>
+        <w:spacing w:line="336" w:lineRule="auto" w:after="180"/>
+      </w:pPr>
+      <w:r>
+        <w:rPr>
+          <w:b w:val="0"/>
+        </w:rPr>
+        <w:t>Selected case: Independently audit this fictional equipment selector. Catalogue E has E1 first with capacity 4 and E2 second with capacity 8. Valid group sizes are whole numbers 1 to 10.</w:t>
+      </w:r>
+    </w:p>
+    <w:p>
+      <w:pPr>
+        <w:spacing w:line="336" w:lineRule="auto" w:after="180"/>
+      </w:pPr>
+      <w:r>
+        <w:rPr>
+          <w:b w:val="0"/>
+        </w:rPr>
+        <w:t xml:space="preserve">Select the first item with capacity at least the group size, or no match; invalid </w:t>
+      </w:r>
+      <w:r>
+        <w:rPr>
+          <w:b/>
+        </w:rPr>
+        <w:t>input</w:t>
+      </w:r>
+      <w:r>
+        <w:rPr>
+          <w:b w:val="0"/>
+        </w:rPr>
+        <w:t xml:space="preserve"> needs clarification.</w:t>
+      </w:r>
+    </w:p>
+    <w:p>
+      <w:pPr>
+        <w:spacing w:line="336" w:lineRule="auto" w:after="180"/>
+      </w:pPr>
+      <w:r>
+        <w:rPr>
+          <w:b w:val="0"/>
+        </w:rPr>
+        <w:t>The saved prototype reports E1 for group 3 with reason “4 holds 3”; E1 for group 6 with reason “4 holds 6”; no match for group 9 with reason “both too small”.</w:t>
+      </w:r>
+    </w:p>
+    <w:p>
+      <w:pPr>
+        <w:spacing w:line="336" w:lineRule="auto" w:after="180"/>
+      </w:pPr>
+      <w:r>
+        <w:rPr>
+          <w:b w:val="0"/>
+        </w:rPr>
+        <w:t xml:space="preserve">Write all </w:t>
+      </w:r>
+      <w:r>
+        <w:rPr>
+          <w:b/>
+        </w:rPr>
+        <w:t>expected result</w:t>
+      </w:r>
+      <w:r>
+        <w:rPr>
+          <w:b w:val="0"/>
+        </w:rPr>
+        <w:t xml:space="preserve">s, mark full passes, calculate the fraction and explain the failure. Give one untested </w:t>
+      </w:r>
+      <w:r>
+        <w:rPr>
+          <w:b/>
+        </w:rPr>
+        <w:t>input</w:t>
+      </w:r>
+      <w:r>
+        <w:rPr>
+          <w:b w:val="0"/>
+        </w:rPr>
+        <w:t xml:space="preserve"> category. No booking occurs.</w:t>
+      </w:r>
+    </w:p>
+    <w:p>
+      <w:pPr>
+        <w:spacing w:line="336" w:lineRule="auto" w:after="180"/>
+      </w:pPr>
+      <w:r>
+        <w:rPr>
+          <w:b w:val="0"/>
+        </w:rPr>
+        <w:t>Expected group 3: E1 because 4 holds 3. Group 6: E2 because E1 is too small and 8 holds 6. Group 9: no match because both capacities are too small.</w:t>
+      </w:r>
+    </w:p>
+    <w:p>
+      <w:pPr>
+        <w:spacing w:line="336" w:lineRule="auto" w:after="180"/>
+      </w:pPr>
+      <w:r>
+        <w:rPr>
+          <w:b w:val="0"/>
+        </w:rPr>
+        <w:t xml:space="preserve">The first and third pass; the second fails both </w:t>
+      </w:r>
+      <w:r>
+        <w:rPr>
+          <w:b/>
+        </w:rPr>
+        <w:t>output</w:t>
+      </w:r>
+      <w:r>
+        <w:rPr>
+          <w:b w:val="0"/>
+        </w:rPr>
+        <w:t xml:space="preserve"> and reason, giving 2 of 3 full passes. The record suggests a capacity-check problem but the saved instructions and trace are needed to locate it.</w:t>
+      </w:r>
+    </w:p>
+    <w:p>
+      <w:pPr>
+        <w:spacing w:line="336" w:lineRule="auto" w:after="180"/>
+      </w:pPr>
+      <w:r>
+        <w:rPr>
+          <w:b w:val="0"/>
+        </w:rPr>
+        <w:t xml:space="preserve">Missing, nonwhole or out-of-range </w:t>
+      </w:r>
+      <w:r>
+        <w:rPr>
+          <w:b/>
+        </w:rPr>
+        <w:t>input</w:t>
+      </w:r>
+      <w:r>
+        <w:rPr>
+          <w:b w:val="0"/>
+        </w:rPr>
+        <w:t xml:space="preserve"> is untested, as is equality with a capacity.</w:t>
+      </w:r>
+    </w:p>
+    <w:p>
+      <w:pPr>
+        <w:pStyle w:val="Heading2"/>
+      </w:pPr>
+      <w:r>
+        <w:t>Judge explanation, trace and limits</w:t>
+      </w:r>
+    </w:p>
+    <w:tbl>
+      <w:tblPr>
+        <w:tblStyle w:val="LightShading-Accent1"/>
+        <w:tblW w:type="auto" w:w="0"/>
+        <w:tblLook w:firstColumn="1" w:firstRow="1" w:lastColumn="0" w:lastRow="0" w:noHBand="0" w:noVBand="1" w:val="04A0"/>
+      </w:tblPr>
+      <w:tblGrid>
+        <w:gridCol w:w="5112"/>
+        <w:gridCol w:w="5112"/>
+      </w:tblGrid>
+      <w:tr>
+        <w:trPr>
+          <w:tblHeader/>
+        </w:trPr>
+        <w:tc>
+          <w:tcPr>
+            <w:tcW w:type="dxa" w:w="5112"/>
+          </w:tcPr>
+          <w:p>
+            <w:r>
+              <w:t>Dimension</w:t>
+            </w:r>
+          </w:p>
+        </w:tc>
+        <w:tc>
+          <w:tcPr>
+            <w:tcW w:type="dxa" w:w="5112"/>
+          </w:tcPr>
+          <w:p>
+            <w:r>
+              <w:t>Evidence required</w:t>
+            </w:r>
+          </w:p>
+        </w:tc>
+      </w:tr>
+      <w:tr>
+        <w:tc>
+          <w:tcPr>
+            <w:tcW w:type="dxa" w:w="5112"/>
+          </w:tcPr>
+          <w:p>
+            <w:r>
+              <w:t>Explanation</w:t>
+            </w:r>
+          </w:p>
+        </w:tc>
+        <w:tc>
+          <w:tcPr>
+            <w:tcW w:type="dxa" w:w="5112"/>
+          </w:tcPr>
+          <w:p>
+            <w:r>
+              <w:t>Names the applicable idea or procedure and ties it to the supplied facts.</w:t>
+            </w:r>
+          </w:p>
+        </w:tc>
+      </w:tr>
+      <w:tr>
+        <w:tc>
+          <w:tcPr>
+            <w:tcW w:type="dxa" w:w="5112"/>
+          </w:tcPr>
+          <w:p>
+            <w:r>
+              <w:t>Trace and result</w:t>
+            </w:r>
+          </w:p>
+        </w:tc>
+        <w:tc>
+          <w:tcPr>
+            <w:tcW w:type="dxa" w:w="5112"/>
+          </w:tcPr>
+          <w:p>
+            <w:r>
+              <w:t>Preserves the given inputs and shows the relevant intermediate steps; distinguishes a prediction from an observed execution.</w:t>
+            </w:r>
+          </w:p>
+        </w:tc>
+      </w:tr>
+      <w:tr>
+        <w:tc>
+          <w:tcPr>
+            <w:tcW w:type="dxa" w:w="5112"/>
+          </w:tcPr>
+          <w:p>
+            <w:r>
+              <w:t>Limits</w:t>
+            </w:r>
+          </w:p>
+        </w:tc>
+        <w:tc>
+          <w:tcPr>
+            <w:tcW w:type="dxa" w:w="5112"/>
+          </w:tcPr>
+          <w:p>
+            <w:r>
+              <w:t>States the assumptions, missing evidence or conditions under which the result would change.</w:t>
+            </w:r>
+          </w:p>
+        </w:tc>
+      </w:tr>
+    </w:tbl>
+    <w:p>
+      <w:pPr>
+        <w:spacing w:line="336" w:lineRule="auto" w:after="180"/>
+      </w:pPr>
+      <w:r>
+        <w:rPr>
+          <w:b w:val="0"/>
+        </w:rPr>
+        <w:t>Record each dimension as not yet, with support, or independent. Accept a valid alternative procedure with a defensible trace.</w:t>
+      </w:r>
+    </w:p>
+    <w:p>
+      <w:pPr>
+        <w:spacing w:line="336" w:lineRule="auto" w:after="180"/>
+      </w:pPr>
+      <w:r>
+        <w:rPr>
+          <w:b w:val="0"/>
+        </w:rPr>
+        <w:t xml:space="preserve">Do not penalise an honestly recorded model failure if the learner correctly explains its </w:t>
+      </w:r>
+      <w:r>
+        <w:rPr>
+          <w:b/>
+        </w:rPr>
+        <w:t>evidence</w:t>
+      </w:r>
+      <w:r>
+        <w:rPr>
+          <w:b w:val="0"/>
+        </w:rPr>
+        <w:t xml:space="preserve"> and limits.</w:t>
+      </w:r>
+    </w:p>
+    <w:p>
+      <w:pPr>
+        <w:pStyle w:val="Heading2"/>
+      </w:pPr>
+      <w:r>
+        <w:t>Give one usable repair action</w:t>
+      </w:r>
+    </w:p>
+    <w:p>
+      <w:pPr>
+        <w:spacing w:line="336" w:lineRule="auto" w:after="180"/>
+      </w:pPr>
+      <w:r>
+        <w:rPr>
+          <w:b w:val="0"/>
+        </w:rPr>
+        <w:t>Name the earliest unsupported step and give one action to repair it. Have the learner make that repair now and explain why. Then assess the relevant skill on a fresh, fully specified case.</w:t>
+      </w:r>
+    </w:p>
+    <w:p>
+      <w:pPr>
+        <w:spacing w:line="336" w:lineRule="auto" w:after="180"/>
+      </w:pPr>
+      <w:r>
+        <w:rPr>
+          <w:b w:val="0"/>
+        </w:rPr>
+        <w:t>Confirm it was not previously practised with feedback; solve and check the new case before assigning it. A follow-up design prompt is a starting brief, not automatically an equivalent test.</w:t>
+      </w:r>
+    </w:p>
+    <w:p>
+      <w:pPr>
+        <w:pStyle w:val="Heading2"/>
+      </w:pPr>
+      <w:r>
+        <w:t>W1 Prepare the four cases</w:t>
+      </w:r>
+    </w:p>
+    <w:p>
+      <w:pPr>
+        <w:spacing w:line="336" w:lineRule="auto" w:after="180"/>
+      </w:pPr>
+      <w:r>
+        <w:rPr>
+          <w:b w:val="0"/>
+        </w:rPr>
+        <w:t xml:space="preserve">Create the test record for R1 11 Yes, R2 9 No, R3 6 No and R4 9 Yes. Before running anything, write each expected </w:t>
+      </w:r>
+      <w:r>
+        <w:rPr>
+          <w:b/>
+        </w:rPr>
+        <w:t>output</w:t>
+      </w:r>
+      <w:r>
+        <w:rPr>
+          <w:b w:val="0"/>
+        </w:rPr>
+        <w:t>, explanation and purpose using catalogue B version 1.</w:t>
+      </w:r>
+    </w:p>
+    <w:p>
+      <w:pPr>
+        <w:spacing w:line="336" w:lineRule="auto" w:after="180"/>
+      </w:pPr>
+      <w:r>
+        <w:rPr>
+          <w:b w:val="0"/>
+        </w:rPr>
+        <w:t xml:space="preserve">Include blank places for observed </w:t>
+      </w:r>
+      <w:r>
+        <w:rPr>
+          <w:b/>
+        </w:rPr>
+        <w:t>output</w:t>
+      </w:r>
+      <w:r>
+        <w:rPr>
+          <w:b w:val="0"/>
+        </w:rPr>
+        <w:t xml:space="preserve">, observed reason, pass or fail and trace reference. State the version labels and </w:t>
+      </w:r>
+      <w:r>
+        <w:rPr>
+          <w:b/>
+        </w:rPr>
+        <w:t>pass criterion</w:t>
+      </w:r>
+      <w:r>
+        <w:rPr>
+          <w:b w:val="0"/>
+        </w:rPr>
+        <w:t>.</w:t>
+      </w:r>
+    </w:p>
+    <w:p>
+      <w:pPr>
+        <w:spacing w:line="336" w:lineRule="auto" w:after="180"/>
+      </w:pPr>
+      <w:r>
+        <w:rPr>
+          <w:b w:val="0"/>
+        </w:rPr>
+        <w:t>R1 B1 because time fits and it is quiet; early match. R2 B2 because B1 is too long, B2 fits and quiet is unrestricted; later match. R3 no match because every time exceeds 6; exhaustion.</w:t>
+      </w:r>
+    </w:p>
+    <w:p>
+      <w:pPr>
+        <w:spacing w:line="336" w:lineRule="auto" w:after="180"/>
+      </w:pPr>
+      <w:r>
+        <w:rPr>
+          <w:b w:val="0"/>
+        </w:rPr>
+        <w:t xml:space="preserve">R4 no match because B2 fails quiet while other rows exceed 9; both conditions. Record P1 version 1, B version 1 and the manual </w:t>
+      </w:r>
+      <w:r>
+        <w:rPr>
+          <w:b/>
+        </w:rPr>
+        <w:t>baseline</w:t>
+      </w:r>
+      <w:r>
+        <w:rPr>
+          <w:b w:val="0"/>
+        </w:rPr>
+        <w:t xml:space="preserve">. A full pass needs the required </w:t>
+      </w:r>
+      <w:r>
+        <w:rPr>
+          <w:b/>
+        </w:rPr>
+        <w:t>output</w:t>
+      </w:r>
+      <w:r>
+        <w:rPr>
+          <w:b w:val="0"/>
+        </w:rPr>
+        <w:t xml:space="preserve"> and a correct explanation.</w:t>
+      </w:r>
+    </w:p>
+    <w:p>
+      <w:pPr>
+        <w:pStyle w:val="Heading2"/>
+      </w:pPr>
+      <w:r>
+        <w:t>W2 Run a fair comparison</w:t>
+      </w:r>
+    </w:p>
+    <w:p>
+      <w:pPr>
+        <w:spacing w:line="336" w:lineRule="auto" w:after="180"/>
+      </w:pPr>
+      <w:r>
+        <w:rPr>
+          <w:b w:val="0"/>
+        </w:rPr>
+        <w:t xml:space="preserve">Operate your saved P1 cards and the manual </w:t>
+      </w:r>
+      <w:r>
+        <w:rPr>
+          <w:b/>
+        </w:rPr>
+        <w:t>baseline</w:t>
+      </w:r>
+      <w:r>
+        <w:rPr>
+          <w:b w:val="0"/>
+        </w:rPr>
+        <w:t xml:space="preserve"> on all four R cases. Record </w:t>
+      </w:r>
+      <w:r>
+        <w:rPr>
+          <w:b/>
+        </w:rPr>
+        <w:t>actual result</w:t>
+      </w:r>
+      <w:r>
+        <w:rPr>
+          <w:b w:val="0"/>
+        </w:rPr>
+        <w:t>s and traces on your sheet.</w:t>
+      </w:r>
+    </w:p>
+    <w:p>
+      <w:pPr>
+        <w:spacing w:line="336" w:lineRule="auto" w:after="180"/>
+      </w:pPr>
+      <w:r>
+        <w:rPr>
+          <w:b w:val="0"/>
+        </w:rPr>
+        <w:t>Summarise full passes over all attempted cases for each method, name any failures and explain why a tie would not prove the prototype improves correctness. Do not invent an observed run.</w:t>
+      </w:r>
+    </w:p>
+    <w:p>
+      <w:pPr>
+        <w:spacing w:line="336" w:lineRule="auto" w:after="180"/>
+      </w:pPr>
+      <w:r>
+        <w:rPr>
+          <w:b w:val="0"/>
+        </w:rPr>
+        <w:t xml:space="preserve">A correctly executed P1 and </w:t>
+      </w:r>
+      <w:r>
+        <w:rPr>
+          <w:b/>
+        </w:rPr>
+        <w:t>baseline</w:t>
+      </w:r>
+      <w:r>
+        <w:rPr>
+          <w:b w:val="0"/>
+        </w:rPr>
+        <w:t xml:space="preserve"> both produce B1, B2, no match, no match with correct reasons, giving 4 of 4 each.</w:t>
+      </w:r>
+    </w:p>
+    <w:p>
+      <w:pPr>
+        <w:spacing w:line="336" w:lineRule="auto" w:after="180"/>
+      </w:pPr>
+      <w:r>
+        <w:rPr>
+          <w:b w:val="0"/>
+        </w:rPr>
+        <w:t xml:space="preserve">Accept an honest record of different observed results when the pupil identifies and investigates the disagreements. Both methods must use the same requests, catalogue and </w:t>
+      </w:r>
+      <w:r>
+        <w:rPr>
+          <w:b/>
+        </w:rPr>
+        <w:t>pass criterion</w:t>
+      </w:r>
+      <w:r>
+        <w:rPr>
+          <w:b w:val="0"/>
+        </w:rPr>
+        <w:t>.</w:t>
+      </w:r>
+    </w:p>
+    <w:p>
+      <w:pPr>
+        <w:spacing w:line="336" w:lineRule="auto" w:after="180"/>
+      </w:pPr>
+      <w:r>
+        <w:rPr>
+          <w:b w:val="0"/>
+        </w:rPr>
+        <w:t>A tie establishes no correctness advantage on this set; an unperformed run must remain unperformed.</w:t>
+      </w:r>
+    </w:p>
+    <w:p>
+      <w:pPr>
+        <w:pStyle w:val="Heading2"/>
+      </w:pPr>
+      <w:r>
+        <w:t>W3 Keep the failed case in the total</w:t>
+      </w:r>
+    </w:p>
+    <w:p>
+      <w:pPr>
+        <w:spacing w:line="336" w:lineRule="auto" w:after="180"/>
+      </w:pPr>
+      <w:r>
+        <w:rPr>
+          <w:b w:val="0"/>
+        </w:rPr>
+        <w:t xml:space="preserve">Use the fictional Q version 0 record. Calculate its full-pass fraction and the </w:t>
+      </w:r>
+      <w:r>
+        <w:rPr>
+          <w:b/>
+        </w:rPr>
+        <w:t>baseline</w:t>
+      </w:r>
+      <w:r>
+        <w:rPr>
+          <w:b w:val="0"/>
+        </w:rPr>
+        <w:t>’s fraction. Explain why R4 fails and why dropping it to report 3 of 3 misrepresents the original four-case set.</w:t>
+      </w:r>
+    </w:p>
+    <w:p>
+      <w:pPr>
+        <w:spacing w:line="336" w:lineRule="auto" w:after="180"/>
+      </w:pPr>
+      <w:r>
+        <w:rPr>
+          <w:b w:val="0"/>
+        </w:rPr>
+        <w:t xml:space="preserve">State what </w:t>
+      </w:r>
+      <w:r>
+        <w:rPr>
+          <w:b/>
+        </w:rPr>
+        <w:t>evidence</w:t>
+      </w:r>
+      <w:r>
+        <w:rPr>
+          <w:b w:val="0"/>
+        </w:rPr>
+        <w:t xml:space="preserve"> you would inspect before changing Q.</w:t>
+      </w:r>
+    </w:p>
+    <w:p>
+      <w:pPr>
+        <w:spacing w:line="336" w:lineRule="auto" w:after="180"/>
+      </w:pPr>
+      <w:r>
+        <w:rPr>
+          <w:b w:val="0"/>
+        </w:rPr>
+        <w:t xml:space="preserve">Q passes 3 of 4; the </w:t>
+      </w:r>
+      <w:r>
+        <w:rPr>
+          <w:b/>
+        </w:rPr>
+        <w:t>baseline</w:t>
+      </w:r>
+      <w:r>
+        <w:rPr>
+          <w:b w:val="0"/>
+        </w:rPr>
+        <w:t xml:space="preserve"> passes 4 of 4. R4 returns nonquiet B2 when quiet is required, so time alone is insufficient.</w:t>
+      </w:r>
+    </w:p>
+    <w:p>
+      <w:pPr>
+        <w:spacing w:line="336" w:lineRule="auto" w:after="180"/>
+      </w:pPr>
+      <w:r>
+        <w:rPr>
+          <w:b w:val="0"/>
+        </w:rPr>
+        <w:t>Removing R4 changes the tested set and hides its known failure; 3 of 3 is not the original set’s result. Inspect the saved Q instructions and R4 trace to locate the missing quiet check, then label any repair separately.</w:t>
+      </w:r>
+    </w:p>
+    <w:p>
+      <w:pPr>
+        <w:pStyle w:val="Heading2"/>
+      </w:pPr>
+      <w:r>
+        <w:t>W5 State what the evidence leaves open</w:t>
+      </w:r>
+    </w:p>
+    <w:p>
+      <w:pPr>
+        <w:spacing w:line="336" w:lineRule="auto" w:after="180"/>
+      </w:pPr>
+      <w:r>
+        <w:rPr>
+          <w:b w:val="0"/>
+        </w:rPr>
+        <w:t xml:space="preserve">Explain why catalogue B cannot produce B3 or B4 as its first </w:t>
+      </w:r>
+      <w:r>
+        <w:rPr>
+          <w:b/>
+        </w:rPr>
+        <w:t>fitting</w:t>
+      </w:r>
+      <w:r>
+        <w:rPr>
+          <w:b w:val="0"/>
+        </w:rPr>
+        <w:t xml:space="preserve"> </w:t>
+      </w:r>
+      <w:r>
+        <w:rPr>
+          <w:b/>
+        </w:rPr>
+        <w:t>output</w:t>
+      </w:r>
+      <w:r>
+        <w:rPr>
+          <w:b w:val="0"/>
+        </w:rPr>
+        <w:t xml:space="preserve"> even if you try many ordinary requests. Distinguish checking a row during a failed search from successfully selecting it.</w:t>
+      </w:r>
+    </w:p>
+    <w:p>
+      <w:pPr>
+        <w:spacing w:line="336" w:lineRule="auto" w:after="180"/>
+      </w:pPr>
+      <w:r>
+        <w:rPr>
+          <w:b w:val="0"/>
+        </w:rPr>
+        <w:t>Write a limited conclusion for a P1 run that passed all four R cases and name a useful next test category.</w:t>
+      </w:r>
+    </w:p>
+    <w:p>
+      <w:pPr>
+        <w:spacing w:line="336" w:lineRule="auto" w:after="180"/>
+      </w:pPr>
+      <w:r>
+        <w:rPr>
+          <w:b w:val="0"/>
+        </w:rPr>
+        <w:t xml:space="preserve">B3 needs at least </w:t>
+      </w:r>
+      <w:r>
+        <w:rPr>
+          <w:b/>
+        </w:rPr>
+        <w:t>12 minutes</w:t>
+      </w:r>
+      <w:r>
+        <w:rPr>
+          <w:b w:val="0"/>
+        </w:rPr>
+        <w:t xml:space="preserve"> and is quiet, so earlier B1 at 10 also fits whenever B3 fits. B4 needs 15 and is nonquiet, so a compatible request permits earlier B1 as well.</w:t>
+      </w:r>
+    </w:p>
+    <w:p>
+      <w:pPr>
+        <w:spacing w:line="336" w:lineRule="auto" w:after="180"/>
+      </w:pPr>
+      <w:r>
+        <w:rPr>
+          <w:b w:val="0"/>
+        </w:rPr>
+        <w:t>Both later rows may be checked in no-match runs but are never first fits in catalogue B. Report 4 of 4 full passes on set R with named versions; broader reliability is unestablished.</w:t>
+      </w:r>
+    </w:p>
+    <w:p>
+      <w:pPr>
+        <w:spacing w:line="336" w:lineRule="auto" w:after="180"/>
+      </w:pPr>
+      <w:r>
+        <w:rPr>
+          <w:b w:val="0"/>
+        </w:rPr>
+        <w:t xml:space="preserve">Next examine boundaries, invalid </w:t>
+      </w:r>
+      <w:r>
+        <w:rPr>
+          <w:b/>
+        </w:rPr>
+        <w:t>input</w:t>
+      </w:r>
+      <w:r>
+        <w:rPr>
+          <w:b w:val="0"/>
+        </w:rPr>
+        <w:t>s or an explicitly labelled catalogue variation.</w:t>
+      </w:r>
+    </w:p>
+    <w:p>
+      <w:pPr>
+        <w:pStyle w:val="Heading2"/>
+      </w:pPr>
+      <w:r>
+        <w:t>Earlier wording, alternatives and picture transcripts · reference / check after trying</w:t>
+      </w:r>
+    </w:p>
+    <w:p>
+      <w:pPr>
+        <w:spacing w:line="336" w:lineRule="auto" w:after="180"/>
+      </w:pPr>
+      <w:r>
+        <w:rPr>
+          <w:b w:val="0"/>
+        </w:rPr>
+        <w:t>Assess and explain the answers</w:t>
       </w:r>
     </w:p>
     <w:p>
@@ -4495,22 +5123,32 @@
     </w:p>
     <w:p>
       <w:pPr>
+        <w:spacing w:line="336" w:lineRule="auto" w:after="180"/>
+      </w:pPr>
+      <w:r>
+        <w:rPr>
+          <w:b w:val="0"/>
+        </w:rPr>
+        <w:t>3/4 on those cases. Preserve the failure and trace its cause. This does not guarantee unfamiliar-case performance.</w:t>
+      </w:r>
+    </w:p>
+    <w:p>
+      <w:pPr>
         <w:pStyle w:val="Heading3"/>
       </w:pPr>
       <w:r>
-        <w:t>Teacher key · Worked case answer</w:t>
+        <w:t>Additional transfer practice question</w:t>
       </w:r>
     </w:p>
     <w:p>
       <w:pPr>
         <w:spacing w:line="336" w:lineRule="auto" w:after="180"/>
-        <w:shd w:fill="F1F6FC"/>
-      </w:pPr>
-      <w:r>
-        <w:rPr>
-          <w:b w:val="0"/>
-        </w:rPr>
-        <w:t>3/4 on those cases. Preserve the failure and trace its cause. This does not guarantee unfamiliar-case performance.</w:t>
+      </w:pPr>
+      <w:r>
+        <w:rPr>
+          <w:b w:val="0"/>
+        </w:rPr>
+        <w:t>Test a sorter on two clear pencil cards and two clear book cards. It gets one book wrong. Report the result and keep the failed case.</w:t>
       </w:r>
     </w:p>
     <w:p>
@@ -4518,49 +5156,12 @@
         <w:pStyle w:val="Heading3"/>
       </w:pPr>
       <w:r>
-        <w:t>Independent question</w:t>
-      </w:r>
-    </w:p>
-    <w:p>
-      <w:pPr>
-        <w:pStyle w:val="Heading3"/>
-      </w:pPr>
-      <w:r>
-        <w:t>Independent question · withhold the key</w:t>
+        <w:t>Reasoned practice answer</w:t>
       </w:r>
     </w:p>
     <w:p>
       <w:pPr>
         <w:spacing w:line="336" w:lineRule="auto" w:after="180"/>
-        <w:shd w:fill="F5F1FB"/>
-      </w:pPr>
-      <w:r>
-        <w:rPr>
-          <w:b w:val="0"/>
-        </w:rPr>
-        <w:t>Test a sorter on two clear pencil cards and two clear book cards. It gets one book wrong. Report the result and keep the failed case.</w:t>
-      </w:r>
-    </w:p>
-    <w:p>
-      <w:pPr>
-        <w:pStyle w:val="Heading3"/>
-      </w:pPr>
-      <w:r>
-        <w:t>Expected independent answer</w:t>
-      </w:r>
-    </w:p>
-    <w:p>
-      <w:pPr>
-        <w:pStyle w:val="Heading3"/>
-      </w:pPr>
-      <w:r>
-        <w:t>Teacher key · Expected independent answer</w:t>
-      </w:r>
-    </w:p>
-    <w:p>
-      <w:pPr>
-        <w:spacing w:line="336" w:lineRule="auto" w:after="180"/>
-        <w:shd w:fill="F1F6FC"/>
       </w:pPr>
       <w:r>
         <w:rPr>
@@ -4902,34 +5503,201 @@
     </w:p>
     <w:p>
       <w:pPr>
+        <w:spacing w:line="336" w:lineRule="auto" w:after="180"/>
+      </w:pPr>
+      <w:r>
+        <w:rPr>
+          <w:b w:val="0"/>
+        </w:rPr>
+        <w:t>Report 5/6, about 83.3%, on the six specified routine cases, with the failure documented. Investigate its cause and test a related new case after any revision.</w:t>
+      </w:r>
+    </w:p>
+    <w:p>
+      <w:pPr>
+        <w:spacing w:line="336" w:lineRule="auto" w:after="180"/>
+      </w:pPr>
+      <w:r>
+        <w:rPr>
+          <w:b w:val="0"/>
+        </w:rPr>
+        <w:t>If an exclusion is justified, disclose its reason and show results with and without it.</w:t>
+      </w:r>
+    </w:p>
+    <w:p>
+      <w:pPr>
         <w:pStyle w:val="Heading3"/>
       </w:pPr>
       <w:r>
-        <w:t>Teacher key · Original transfer answer</w:t>
+        <w:t>Explanations for the additional workbook examples</w:t>
+      </w:r>
+    </w:p>
+    <w:p>
+      <w:pPr>
+        <w:pStyle w:val="Heading3"/>
+      </w:pPr>
+      <w:r>
+        <w:t>W1 Prepare the four cases</w:t>
+      </w:r>
+    </w:p>
+    <w:p>
+      <w:pPr>
+        <w:pStyle w:val="Heading3"/>
+      </w:pPr>
+      <w:r>
+        <w:t>W2 Run a fair comparison</w:t>
+      </w:r>
+    </w:p>
+    <w:p>
+      <w:pPr>
+        <w:pStyle w:val="Heading3"/>
+      </w:pPr>
+      <w:r>
+        <w:t>W3 Keep the failed case in the total</w:t>
+      </w:r>
+    </w:p>
+    <w:p>
+      <w:pPr>
+        <w:pStyle w:val="Heading3"/>
+      </w:pPr>
+      <w:r>
+        <w:t>W4 Audit a new test record</w:t>
       </w:r>
     </w:p>
     <w:p>
       <w:pPr>
         <w:spacing w:line="336" w:lineRule="auto" w:after="180"/>
-        <w:shd w:fill="F1F6FC"/>
-      </w:pPr>
-      <w:r>
-        <w:rPr>
-          <w:b w:val="0"/>
-        </w:rPr>
-        <w:t>Report 5/6, about 83.3%, on the six specified routine cases, with the failure documented. Investigate its cause and test a related new case after any revision.</w:t>
+      </w:pPr>
+      <w:r>
+        <w:rPr>
+          <w:b w:val="0"/>
+        </w:rPr>
+        <w:t>Independently audit this fictional equipment selector. Catalogue E has E1 first with capacity 4 and E2 second with capacity 8. Valid group sizes are whole numbers 1 to 10.</w:t>
       </w:r>
     </w:p>
     <w:p>
       <w:pPr>
         <w:spacing w:line="336" w:lineRule="auto" w:after="180"/>
-        <w:shd w:fill="F1F6FC"/>
-      </w:pPr>
-      <w:r>
-        <w:rPr>
-          <w:b w:val="0"/>
-        </w:rPr>
-        <w:t>If an exclusion is justified, disclose its reason and show results with and without it.</w:t>
+      </w:pPr>
+      <w:r>
+        <w:rPr>
+          <w:b w:val="0"/>
+        </w:rPr>
+        <w:t xml:space="preserve">Select the first item with capacity at least the group size, or no match; invalid </w:t>
+      </w:r>
+      <w:r>
+        <w:rPr>
+          <w:b/>
+        </w:rPr>
+        <w:t>input</w:t>
+      </w:r>
+      <w:r>
+        <w:rPr>
+          <w:b w:val="0"/>
+        </w:rPr>
+        <w:t xml:space="preserve"> needs clarification.</w:t>
+      </w:r>
+    </w:p>
+    <w:p>
+      <w:pPr>
+        <w:spacing w:line="336" w:lineRule="auto" w:after="180"/>
+      </w:pPr>
+      <w:r>
+        <w:rPr>
+          <w:b w:val="0"/>
+        </w:rPr>
+        <w:t>The saved prototype reports E1 for group 3 with reason “4 holds 3”; E1 for group 6 with reason “4 holds 6”; no match for group 9 with reason “both too small”.</w:t>
+      </w:r>
+    </w:p>
+    <w:p>
+      <w:pPr>
+        <w:spacing w:line="336" w:lineRule="auto" w:after="180"/>
+      </w:pPr>
+      <w:r>
+        <w:rPr>
+          <w:b w:val="0"/>
+        </w:rPr>
+        <w:t xml:space="preserve">Write all </w:t>
+      </w:r>
+      <w:r>
+        <w:rPr>
+          <w:b/>
+        </w:rPr>
+        <w:t>expected result</w:t>
+      </w:r>
+      <w:r>
+        <w:rPr>
+          <w:b w:val="0"/>
+        </w:rPr>
+        <w:t xml:space="preserve">s, mark full passes, calculate the fraction and explain the failure. Give one untested </w:t>
+      </w:r>
+      <w:r>
+        <w:rPr>
+          <w:b/>
+        </w:rPr>
+        <w:t>input</w:t>
+      </w:r>
+      <w:r>
+        <w:rPr>
+          <w:b w:val="0"/>
+        </w:rPr>
+        <w:t xml:space="preserve"> category. No booking occurs.</w:t>
+      </w:r>
+    </w:p>
+    <w:p>
+      <w:pPr>
+        <w:spacing w:line="336" w:lineRule="auto" w:after="180"/>
+      </w:pPr>
+      <w:r>
+        <w:rPr>
+          <w:b w:val="0"/>
+        </w:rPr>
+        <w:t>Expected group 3: E1 because 4 holds 3. Group 6: E2 because E1 is too small and 8 holds 6. Group 9: no match because both capacities are too small.</w:t>
+      </w:r>
+    </w:p>
+    <w:p>
+      <w:pPr>
+        <w:spacing w:line="336" w:lineRule="auto" w:after="180"/>
+      </w:pPr>
+      <w:r>
+        <w:rPr>
+          <w:b w:val="0"/>
+        </w:rPr>
+        <w:t xml:space="preserve">The first and third pass; the second fails both </w:t>
+      </w:r>
+      <w:r>
+        <w:rPr>
+          <w:b/>
+        </w:rPr>
+        <w:t>output</w:t>
+      </w:r>
+      <w:r>
+        <w:rPr>
+          <w:b w:val="0"/>
+        </w:rPr>
+        <w:t xml:space="preserve"> and reason, giving 2 of 3 full passes. The record suggests a capacity-check problem but the saved instructions and trace are needed to locate it.</w:t>
+      </w:r>
+    </w:p>
+    <w:p>
+      <w:pPr>
+        <w:spacing w:line="336" w:lineRule="auto" w:after="180"/>
+      </w:pPr>
+      <w:r>
+        <w:rPr>
+          <w:b w:val="0"/>
+        </w:rPr>
+        <w:t xml:space="preserve">Missing, nonwhole or out-of-range </w:t>
+      </w:r>
+      <w:r>
+        <w:rPr>
+          <w:b/>
+        </w:rPr>
+        <w:t>input</w:t>
+      </w:r>
+      <w:r>
+        <w:rPr>
+          <w:b w:val="0"/>
+        </w:rPr>
+        <w:t xml:space="preserve"> is untested, as is equality with a capacity.</w:t>
       </w:r>
     </w:p>
     <w:p>
@@ -4937,7 +5705,7 @@
         <w:pStyle w:val="Heading3"/>
       </w:pPr>
       <w:r>
-        <w:t>Explanations for the additional workbook examples</w:t>
+        <w:t>W5 State what the evidence leaves open</w:t>
       </w:r>
     </w:p>
     <w:p>
@@ -4945,7 +5713,7 @@
         <w:pStyle w:val="Heading3"/>
       </w:pPr>
       <w:r>
-        <w:t>W1 Prepare the four cases</w:t>
+        <w:t>Assess independent transfer</w:t>
       </w:r>
     </w:p>
     <w:p>
@@ -4953,1268 +5721,233 @@
         <w:pStyle w:val="Heading3"/>
       </w:pPr>
       <w:r>
-        <w:t>Workbook question · W1</w:t>
+        <w:t>Selected case answer</w:t>
+      </w:r>
+    </w:p>
+    <w:p>
+      <w:pPr>
+        <w:pStyle w:val="Heading3"/>
+      </w:pPr>
+      <w:r>
+        <w:t>Feedback that the learner uses</w:t>
+      </w:r>
+    </w:p>
+    <w:p>
+      <w:pPr>
+        <w:pStyle w:val="Heading1"/>
+      </w:pPr>
+      <w:r>
+        <w:t>06. Connect, adapt and return</w:t>
+      </w:r>
+    </w:p>
+    <w:p>
+      <w:r>
+        <w:t>Retain the project evidence and revisit the reasoning on a changed case.</w:t>
+      </w:r>
+    </w:p>
+    <w:p>
+      <w:pPr>
+        <w:pStyle w:val="Heading2"/>
+      </w:pPr>
+      <w:r>
+        <w:t>Project evidence to keep</w:t>
       </w:r>
     </w:p>
     <w:p>
       <w:pPr>
         <w:spacing w:line="336" w:lineRule="auto" w:after="180"/>
-        <w:shd w:fill="F5F1FB"/>
-      </w:pPr>
-      <w:r>
-        <w:rPr>
-          <w:b w:val="0"/>
-        </w:rPr>
-        <w:t xml:space="preserve">Create the test record for R1 11 Yes, R2 9 No, R3 6 No and R4 9 Yes. Before running anything, write each expected </w:t>
+      </w:pPr>
+      <w:r>
+        <w:rPr>
+          <w:b w:val="0"/>
+        </w:rPr>
+        <w:t>Create and run the sorter's normal-case test plan with unique IDs and version label.</w:t>
+      </w:r>
+    </w:p>
+    <w:p>
+      <w:pPr>
+        <w:spacing w:line="336" w:lineRule="auto" w:after="180"/>
+      </w:pPr>
+      <w:r>
+        <w:rPr>
+          <w:b w:val="0"/>
+        </w:rPr>
+        <w:t xml:space="preserve">Keep the decision, </w:t>
       </w:r>
       <w:r>
         <w:rPr>
           <w:b/>
         </w:rPr>
+        <w:t>input</w:t>
+      </w:r>
+      <w:r>
+        <w:rPr>
+          <w:b w:val="0"/>
+        </w:rPr>
+        <w:t xml:space="preserve">, result, explanation and remaining limitation in the project </w:t>
+      </w:r>
+      <w:r>
+        <w:rPr>
+          <w:b/>
+        </w:rPr>
+        <w:t>evidence</w:t>
+      </w:r>
+      <w:r>
+        <w:rPr>
+          <w:b w:val="0"/>
+        </w:rPr>
+        <w:t xml:space="preserve"> record. Retrieve this record next week rather than restarting the project.</w:t>
+      </w:r>
+    </w:p>
+    <w:p>
+      <w:pPr>
+        <w:spacing w:line="336" w:lineRule="auto" w:after="180"/>
+      </w:pPr>
+      <w:r>
+        <w:rPr>
+          <w:b w:val="0"/>
+        </w:rPr>
+        <w:t xml:space="preserve">Maintain sorter tests with </w:t>
+      </w:r>
+      <w:r>
+        <w:rPr>
+          <w:b/>
+        </w:rPr>
+        <w:t>input</w:t>
+      </w:r>
+      <w:r>
+        <w:rPr>
+          <w:b w:val="0"/>
+        </w:rPr>
+        <w:t xml:space="preserve">, independently derived expectation, actual </w:t>
+      </w:r>
+      <w:r>
+        <w:rPr>
+          <w:b/>
+        </w:rPr>
         <w:t>output</w:t>
       </w:r>
       <w:r>
         <w:rPr>
           <w:b w:val="0"/>
         </w:rPr>
-        <w:t>, explanation and purpose using catalogue B version 1.</w:t>
+        <w:t>, version and full-pass judgment.</w:t>
+      </w:r>
+    </w:p>
+    <w:p>
+      <w:pPr>
+        <w:pStyle w:val="Heading2"/>
+      </w:pPr>
+      <w:r>
+        <w:t>Support while preserving the reasoning goal</w:t>
       </w:r>
     </w:p>
     <w:p>
       <w:pPr>
         <w:spacing w:line="336" w:lineRule="auto" w:after="180"/>
-        <w:shd w:fill="F5F1FB"/>
-      </w:pPr>
-      <w:r>
-        <w:rPr>
-          <w:b w:val="0"/>
-        </w:rPr>
-        <w:t xml:space="preserve">Include blank places for observed </w:t>
+      </w:pPr>
+      <w:r>
+        <w:rPr>
+          <w:b w:val="0"/>
+        </w:rPr>
+        <w:t xml:space="preserve">Use physical cards, spoken explanations and a three-stage drawing. Read aloud without giving the answer. Stretch: compare two </w:t>
       </w:r>
       <w:r>
         <w:rPr>
           <w:b/>
         </w:rPr>
+        <w:t>mechanism</w:t>
+      </w:r>
+      <w:r>
+        <w:rPr>
+          <w:b w:val="0"/>
+        </w:rPr>
+        <w:t xml:space="preserve">s with the same visible </w:t>
+      </w:r>
+      <w:r>
+        <w:rPr>
+          <w:b/>
+        </w:rPr>
         <w:t>output</w:t>
       </w:r>
       <w:r>
         <w:rPr>
           <w:b w:val="0"/>
         </w:rPr>
-        <w:t xml:space="preserve">, observed reason, pass or fail and trace reference. State the version labels and </w:t>
+        <w:t xml:space="preserve"> and explain what </w:t>
       </w:r>
       <w:r>
         <w:rPr>
           <w:b/>
         </w:rPr>
-        <w:t>pass criterion</w:t>
-      </w:r>
-      <w:r>
-        <w:rPr>
-          <w:b w:val="0"/>
-        </w:rPr>
-        <w:t>.</w:t>
-      </w:r>
-    </w:p>
-    <w:p>
-      <w:pPr>
-        <w:pStyle w:val="Heading3"/>
-      </w:pPr>
-      <w:r>
-        <w:t>Teacher reasoning · W1</w:t>
+        <w:t>evidence</w:t>
+      </w:r>
+      <w:r>
+        <w:rPr>
+          <w:b w:val="0"/>
+        </w:rPr>
+        <w:t xml:space="preserve"> distinguishes them.</w:t>
       </w:r>
     </w:p>
     <w:p>
       <w:pPr>
         <w:spacing w:line="336" w:lineRule="auto" w:after="180"/>
-        <w:shd w:fill="F1F6FC"/>
-      </w:pPr>
-      <w:r>
-        <w:rPr>
-          <w:b w:val="0"/>
-        </w:rPr>
-        <w:t>R1 B1 because time fits and it is quiet; early match. R2 B2 because B1 is too long, B2 fits and quiet is unrestricted; later match. R3 no match because every time exceeds 6; exhaustion.</w:t>
+      </w:pPr>
+      <w:r>
+        <w:rPr>
+          <w:b w:val="0"/>
+        </w:rPr>
+        <w:t>Provide blank column headings and a separate copy of the requirements. Ask pupils to check time and quiet separately before combining them.</w:t>
       </w:r>
     </w:p>
     <w:p>
       <w:pPr>
         <w:spacing w:line="336" w:lineRule="auto" w:after="180"/>
-        <w:shd w:fill="F1F6FC"/>
-      </w:pPr>
-      <w:r>
-        <w:rPr>
-          <w:b w:val="0"/>
-        </w:rPr>
-        <w:t xml:space="preserve">R4 no match because B2 fails quiet while other rows exceed 9; both conditions. Record P1 version 1, B version 1 and the manual </w:t>
+      </w:pPr>
+      <w:r>
+        <w:rPr>
+          <w:b w:val="0"/>
+        </w:rPr>
+        <w:t xml:space="preserve">Permit a spoken explanation recorded by the teacher, while retaining the pupil’s independent first attempt. Extension: explain why repeated R1 runs do not add </w:t>
       </w:r>
       <w:r>
         <w:rPr>
           <w:b/>
         </w:rPr>
-        <w:t>baseline</w:t>
-      </w:r>
-      <w:r>
-        <w:rPr>
-          <w:b w:val="0"/>
-        </w:rPr>
-        <w:t xml:space="preserve">. A full pass needs the required </w:t>
-      </w:r>
-      <w:r>
-        <w:rPr>
-          <w:b/>
-        </w:rPr>
-        <w:t>output</w:t>
-      </w:r>
-      <w:r>
-        <w:rPr>
-          <w:b w:val="0"/>
-        </w:rPr>
-        <w:t xml:space="preserve"> and a correct explanation.</w:t>
-      </w:r>
-    </w:p>
-    <w:p>
-      <w:pPr>
-        <w:pStyle w:val="Heading3"/>
-      </w:pPr>
-      <w:r>
-        <w:t>W2 Run a fair comparison</w:t>
-      </w:r>
-    </w:p>
-    <w:p>
-      <w:pPr>
-        <w:pStyle w:val="Heading3"/>
-      </w:pPr>
-      <w:r>
-        <w:t>Workbook question · W2</w:t>
+        <w:t>coverage</w:t>
+      </w:r>
+      <w:r>
+        <w:rPr>
+          <w:b w:val="0"/>
+        </w:rPr>
+        <w:t xml:space="preserve"> of a missing condition.</w:t>
       </w:r>
     </w:p>
     <w:p>
       <w:pPr>
         <w:spacing w:line="336" w:lineRule="auto" w:after="180"/>
-        <w:shd w:fill="F5F1FB"/>
-      </w:pPr>
-      <w:r>
-        <w:rPr>
-          <w:b w:val="0"/>
-        </w:rPr>
-        <w:t xml:space="preserve">Operate your saved P1 cards and the manual </w:t>
-      </w:r>
-      <w:r>
-        <w:rPr>
-          <w:b/>
-        </w:rPr>
-        <w:t>baseline</w:t>
-      </w:r>
-      <w:r>
-        <w:rPr>
-          <w:b w:val="0"/>
-        </w:rPr>
-        <w:t xml:space="preserve"> on all four R cases. Record </w:t>
-      </w:r>
-      <w:r>
-        <w:rPr>
-          <w:b/>
-        </w:rPr>
-        <w:t>actual result</w:t>
-      </w:r>
-      <w:r>
-        <w:rPr>
-          <w:b w:val="0"/>
-        </w:rPr>
-        <w:t>s and traces on your sheet.</w:t>
+      </w:pPr>
+      <w:r>
+        <w:rPr>
+          <w:b w:val="0"/>
+        </w:rPr>
+        <w:t>W4 must independently produce E1, E2 and no match, identify the group-6 capacity failure and report 2 of 3 full passes without diagnosing unseen code.</w:t>
       </w:r>
     </w:p>
     <w:p>
       <w:pPr>
         <w:spacing w:line="336" w:lineRule="auto" w:after="180"/>
-        <w:shd w:fill="F5F1FB"/>
-      </w:pPr>
-      <w:r>
-        <w:rPr>
-          <w:b w:val="0"/>
-        </w:rPr>
-        <w:t>Summarise full passes over all attempted cases for each method, name any failures and explain why a tie would not prove the prototype improves correctness. Do not invent an observed run.</w:t>
-      </w:r>
-    </w:p>
-    <w:p>
-      <w:pPr>
-        <w:pStyle w:val="Heading3"/>
-      </w:pPr>
-      <w:r>
-        <w:t>Teacher reasoning · W2</w:t>
+      </w:pPr>
+      <w:r>
+        <w:rPr>
+          <w:b w:val="0"/>
+        </w:rPr>
+        <w:t>After support, use a fresh record: groups 2, 7 and 10 produce observed E1 with “4 holds 2”, E2 with “8 holds 7”, and E2 with “8 holds 10”. Expected E1, E2, no match gives 2 of 3.</w:t>
       </w:r>
     </w:p>
     <w:p>
       <w:pPr>
         <w:spacing w:line="336" w:lineRule="auto" w:after="180"/>
-        <w:shd w:fill="F1F6FC"/>
-      </w:pPr>
-      <w:r>
-        <w:rPr>
-          <w:b w:val="0"/>
-        </w:rPr>
-        <w:t xml:space="preserve">A correctly executed P1 and </w:t>
-      </w:r>
-      <w:r>
-        <w:rPr>
-          <w:b/>
-        </w:rPr>
-        <w:t>baseline</w:t>
-      </w:r>
-      <w:r>
-        <w:rPr>
-          <w:b w:val="0"/>
-        </w:rPr>
-        <w:t xml:space="preserve"> both produce B1, B2, no match, no match with correct reasons, giving 4 of 4 each.</w:t>
-      </w:r>
-    </w:p>
-    <w:p>
-      <w:pPr>
-        <w:spacing w:line="336" w:lineRule="auto" w:after="180"/>
-        <w:shd w:fill="F1F6FC"/>
-      </w:pPr>
-      <w:r>
-        <w:rPr>
-          <w:b w:val="0"/>
-        </w:rPr>
-        <w:t xml:space="preserve">Accept an honest record of different observed results when the pupil identifies and investigates the disagreements. Both methods must use the same requests, catalogue and </w:t>
-      </w:r>
-      <w:r>
-        <w:rPr>
-          <w:b/>
-        </w:rPr>
-        <w:t>pass criterion</w:t>
-      </w:r>
-      <w:r>
-        <w:rPr>
-          <w:b w:val="0"/>
-        </w:rPr>
-        <w:t>.</w:t>
-      </w:r>
-    </w:p>
-    <w:p>
-      <w:pPr>
-        <w:spacing w:line="336" w:lineRule="auto" w:after="180"/>
-        <w:shd w:fill="F1F6FC"/>
-      </w:pPr>
-      <w:r>
-        <w:rPr>
-          <w:b w:val="0"/>
-        </w:rPr>
-        <w:t>A tie establishes no correctness advantage on this set; an unperformed run must remain unperformed.</w:t>
-      </w:r>
-    </w:p>
-    <w:p>
-      <w:pPr>
-        <w:pStyle w:val="Heading3"/>
-      </w:pPr>
-      <w:r>
-        <w:t>W3 Keep the failed case in the total</w:t>
-      </w:r>
-    </w:p>
-    <w:p>
-      <w:pPr>
-        <w:pStyle w:val="Heading3"/>
-      </w:pPr>
-      <w:r>
-        <w:t>Workbook question · W3</w:t>
-      </w:r>
-    </w:p>
-    <w:p>
-      <w:pPr>
-        <w:spacing w:line="336" w:lineRule="auto" w:after="180"/>
-        <w:shd w:fill="F5F1FB"/>
-      </w:pPr>
-      <w:r>
-        <w:rPr>
-          <w:b w:val="0"/>
-        </w:rPr>
-        <w:t xml:space="preserve">Use the fictional Q version 0 record. Calculate its full-pass fraction and the </w:t>
-      </w:r>
-      <w:r>
-        <w:rPr>
-          <w:b/>
-        </w:rPr>
-        <w:t>baseline</w:t>
-      </w:r>
-      <w:r>
-        <w:rPr>
-          <w:b w:val="0"/>
-        </w:rPr>
-        <w:t>’s fraction. Explain why R4 fails and why dropping it to report 3 of 3 misrepresents the original four-case set.</w:t>
-      </w:r>
-    </w:p>
-    <w:p>
-      <w:pPr>
-        <w:spacing w:line="336" w:lineRule="auto" w:after="180"/>
-        <w:shd w:fill="F5F1FB"/>
-      </w:pPr>
-      <w:r>
-        <w:rPr>
-          <w:b w:val="0"/>
-        </w:rPr>
-        <w:t xml:space="preserve">State what </w:t>
-      </w:r>
-      <w:r>
-        <w:rPr>
-          <w:b/>
-        </w:rPr>
-        <w:t>evidence</w:t>
-      </w:r>
-      <w:r>
-        <w:rPr>
-          <w:b w:val="0"/>
-        </w:rPr>
-        <w:t xml:space="preserve"> you would inspect before changing Q.</w:t>
-      </w:r>
-    </w:p>
-    <w:p>
-      <w:pPr>
-        <w:pStyle w:val="Heading3"/>
-      </w:pPr>
-      <w:r>
-        <w:t>Teacher reasoning · W3</w:t>
-      </w:r>
-    </w:p>
-    <w:p>
-      <w:pPr>
-        <w:spacing w:line="336" w:lineRule="auto" w:after="180"/>
-        <w:shd w:fill="F1F6FC"/>
-      </w:pPr>
-      <w:r>
-        <w:rPr>
-          <w:b w:val="0"/>
-        </w:rPr>
-        <w:t xml:space="preserve">Q passes 3 of 4; the </w:t>
-      </w:r>
-      <w:r>
-        <w:rPr>
-          <w:b/>
-        </w:rPr>
-        <w:t>baseline</w:t>
-      </w:r>
-      <w:r>
-        <w:rPr>
-          <w:b w:val="0"/>
-        </w:rPr>
-        <w:t xml:space="preserve"> passes 4 of 4. R4 returns nonquiet B2 when quiet is required, so time alone is insufficient.</w:t>
-      </w:r>
-    </w:p>
-    <w:p>
-      <w:pPr>
-        <w:spacing w:line="336" w:lineRule="auto" w:after="180"/>
-        <w:shd w:fill="F1F6FC"/>
-      </w:pPr>
-      <w:r>
-        <w:rPr>
-          <w:b w:val="0"/>
-        </w:rPr>
-        <w:t>Removing R4 changes the tested set and hides its known failure; 3 of 3 is not the original set’s result. Inspect the saved Q instructions and R4 trace to locate the missing quiet check, then label any repair separately.</w:t>
-      </w:r>
-    </w:p>
-    <w:p>
-      <w:pPr>
-        <w:pStyle w:val="Heading3"/>
-      </w:pPr>
-      <w:r>
-        <w:t>W4 Audit a new test record</w:t>
-      </w:r>
-    </w:p>
-    <w:p>
-      <w:pPr>
-        <w:pStyle w:val="Heading3"/>
-      </w:pPr>
-      <w:r>
-        <w:t>Workbook question · W4</w:t>
-      </w:r>
-    </w:p>
-    <w:p>
-      <w:pPr>
-        <w:spacing w:line="336" w:lineRule="auto" w:after="180"/>
-        <w:shd w:fill="F5F1FB"/>
-      </w:pPr>
-      <w:r>
-        <w:rPr>
-          <w:b w:val="0"/>
-        </w:rPr>
-        <w:t>Independently audit this fictional equipment selector. Catalogue E has E1 first with capacity 4 and E2 second with capacity 8. Valid group sizes are whole numbers 1 to 10.</w:t>
-      </w:r>
-    </w:p>
-    <w:p>
-      <w:pPr>
-        <w:spacing w:line="336" w:lineRule="auto" w:after="180"/>
-        <w:shd w:fill="F5F1FB"/>
-      </w:pPr>
-      <w:r>
-        <w:rPr>
-          <w:b w:val="0"/>
-        </w:rPr>
-        <w:t xml:space="preserve">Select the first item with capacity at least the group size, or no match; invalid </w:t>
-      </w:r>
-      <w:r>
-        <w:rPr>
-          <w:b/>
-        </w:rPr>
-        <w:t>input</w:t>
-      </w:r>
-      <w:r>
-        <w:rPr>
-          <w:b w:val="0"/>
-        </w:rPr>
-        <w:t xml:space="preserve"> needs clarification.</w:t>
-      </w:r>
-    </w:p>
-    <w:p>
-      <w:pPr>
-        <w:spacing w:line="336" w:lineRule="auto" w:after="180"/>
-        <w:shd w:fill="F5F1FB"/>
-      </w:pPr>
-      <w:r>
-        <w:rPr>
-          <w:b w:val="0"/>
-        </w:rPr>
-        <w:t>The saved prototype reports E1 for group 3 with reason “4 holds 3”; E1 for group 6 with reason “4 holds 6”; no match for group 9 with reason “both too small”.</w:t>
-      </w:r>
-    </w:p>
-    <w:p>
-      <w:pPr>
-        <w:spacing w:line="336" w:lineRule="auto" w:after="180"/>
-        <w:shd w:fill="F5F1FB"/>
-      </w:pPr>
-      <w:r>
-        <w:rPr>
-          <w:b w:val="0"/>
-        </w:rPr>
-        <w:t xml:space="preserve">Write all </w:t>
-      </w:r>
-      <w:r>
-        <w:rPr>
-          <w:b/>
-        </w:rPr>
-        <w:t>expected result</w:t>
-      </w:r>
-      <w:r>
-        <w:rPr>
-          <w:b w:val="0"/>
-        </w:rPr>
-        <w:t xml:space="preserve">s, mark full passes, calculate the fraction and explain the failure. Give one untested </w:t>
-      </w:r>
-      <w:r>
-        <w:rPr>
-          <w:b/>
-        </w:rPr>
-        <w:t>input</w:t>
-      </w:r>
-      <w:r>
-        <w:rPr>
-          <w:b w:val="0"/>
-        </w:rPr>
-        <w:t xml:space="preserve"> category. No booking occurs.</w:t>
-      </w:r>
-    </w:p>
-    <w:p>
-      <w:pPr>
-        <w:pStyle w:val="Heading3"/>
-      </w:pPr>
-      <w:r>
-        <w:t>Teacher reasoning · W4</w:t>
-      </w:r>
-    </w:p>
-    <w:p>
-      <w:pPr>
-        <w:spacing w:line="336" w:lineRule="auto" w:after="180"/>
-        <w:shd w:fill="F1F6FC"/>
-      </w:pPr>
-      <w:r>
-        <w:rPr>
-          <w:b w:val="0"/>
-        </w:rPr>
-        <w:t>Expected group 3: E1 because 4 holds 3. Group 6: E2 because E1 is too small and 8 holds 6. Group 9: no match because both capacities are too small.</w:t>
-      </w:r>
-    </w:p>
-    <w:p>
-      <w:pPr>
-        <w:spacing w:line="336" w:lineRule="auto" w:after="180"/>
-        <w:shd w:fill="F1F6FC"/>
-      </w:pPr>
-      <w:r>
-        <w:rPr>
-          <w:b w:val="0"/>
-        </w:rPr>
-        <w:t xml:space="preserve">The first and third pass; the second fails both </w:t>
-      </w:r>
-      <w:r>
-        <w:rPr>
-          <w:b/>
-        </w:rPr>
-        <w:t>output</w:t>
-      </w:r>
-      <w:r>
-        <w:rPr>
-          <w:b w:val="0"/>
-        </w:rPr>
-        <w:t xml:space="preserve"> and reason, giving 2 of 3 full passes. The record suggests a capacity-check problem but the saved instructions and trace are needed to locate it.</w:t>
-      </w:r>
-    </w:p>
-    <w:p>
-      <w:pPr>
-        <w:spacing w:line="336" w:lineRule="auto" w:after="180"/>
-        <w:shd w:fill="F1F6FC"/>
-      </w:pPr>
-      <w:r>
-        <w:rPr>
-          <w:b w:val="0"/>
-        </w:rPr>
-        <w:t xml:space="preserve">Missing, nonwhole or out-of-range </w:t>
-      </w:r>
-      <w:r>
-        <w:rPr>
-          <w:b/>
-        </w:rPr>
-        <w:t>input</w:t>
-      </w:r>
-      <w:r>
-        <w:rPr>
-          <w:b w:val="0"/>
-        </w:rPr>
-        <w:t xml:space="preserve"> is untested, as is equality with a capacity.</w:t>
-      </w:r>
-    </w:p>
-    <w:p>
-      <w:pPr>
-        <w:pStyle w:val="Heading3"/>
-      </w:pPr>
-      <w:r>
-        <w:t>W5 State what the evidence leaves open</w:t>
-      </w:r>
-    </w:p>
-    <w:p>
-      <w:pPr>
-        <w:pStyle w:val="Heading3"/>
-      </w:pPr>
-      <w:r>
-        <w:t>Workbook question · W5</w:t>
-      </w:r>
-    </w:p>
-    <w:p>
-      <w:pPr>
-        <w:spacing w:line="336" w:lineRule="auto" w:after="180"/>
-        <w:shd w:fill="F5F1FB"/>
-      </w:pPr>
-      <w:r>
-        <w:rPr>
-          <w:b w:val="0"/>
-        </w:rPr>
-        <w:t xml:space="preserve">Explain why catalogue B cannot produce B3 or B4 as its first </w:t>
-      </w:r>
-      <w:r>
-        <w:rPr>
-          <w:b/>
-        </w:rPr>
-        <w:t>fitting</w:t>
-      </w:r>
-      <w:r>
-        <w:rPr>
-          <w:b w:val="0"/>
-        </w:rPr>
-        <w:t xml:space="preserve"> </w:t>
-      </w:r>
-      <w:r>
-        <w:rPr>
-          <w:b/>
-        </w:rPr>
-        <w:t>output</w:t>
-      </w:r>
-      <w:r>
-        <w:rPr>
-          <w:b w:val="0"/>
-        </w:rPr>
-        <w:t xml:space="preserve"> even if you try many ordinary requests. Distinguish checking a row during a failed search from successfully selecting it.</w:t>
-      </w:r>
-    </w:p>
-    <w:p>
-      <w:pPr>
-        <w:spacing w:line="336" w:lineRule="auto" w:after="180"/>
-        <w:shd w:fill="F5F1FB"/>
-      </w:pPr>
-      <w:r>
-        <w:rPr>
-          <w:b w:val="0"/>
-        </w:rPr>
-        <w:t>Write a limited conclusion for a P1 run that passed all four R cases and name a useful next test category.</w:t>
-      </w:r>
-    </w:p>
-    <w:p>
-      <w:pPr>
-        <w:pStyle w:val="Heading3"/>
-      </w:pPr>
-      <w:r>
-        <w:t>Teacher reasoning · W5</w:t>
-      </w:r>
-    </w:p>
-    <w:p>
-      <w:pPr>
-        <w:spacing w:line="336" w:lineRule="auto" w:after="180"/>
-        <w:shd w:fill="F1F6FC"/>
-      </w:pPr>
-      <w:r>
-        <w:rPr>
-          <w:b w:val="0"/>
-        </w:rPr>
-        <w:t xml:space="preserve">B3 needs at least </w:t>
-      </w:r>
-      <w:r>
-        <w:rPr>
-          <w:b/>
-        </w:rPr>
-        <w:t>12 minutes</w:t>
-      </w:r>
-      <w:r>
-        <w:rPr>
-          <w:b w:val="0"/>
-        </w:rPr>
-        <w:t xml:space="preserve"> and is quiet, so earlier B1 at 10 also fits whenever B3 fits. B4 needs 15 and is nonquiet, so a compatible request permits earlier B1 as well.</w:t>
-      </w:r>
-    </w:p>
-    <w:p>
-      <w:pPr>
-        <w:spacing w:line="336" w:lineRule="auto" w:after="180"/>
-        <w:shd w:fill="F1F6FC"/>
-      </w:pPr>
-      <w:r>
-        <w:rPr>
-          <w:b w:val="0"/>
-        </w:rPr>
-        <w:t>Both later rows may be checked in no-match runs but are never first fits in catalogue B. Report 4 of 4 full passes on set R with named versions; broader reliability is unestablished.</w:t>
-      </w:r>
-    </w:p>
-    <w:p>
-      <w:pPr>
-        <w:spacing w:line="336" w:lineRule="auto" w:after="180"/>
-        <w:shd w:fill="F1F6FC"/>
-      </w:pPr>
-      <w:r>
-        <w:rPr>
-          <w:b w:val="0"/>
-        </w:rPr>
-        <w:t xml:space="preserve">Next examine boundaries, invalid </w:t>
-      </w:r>
-      <w:r>
-        <w:rPr>
-          <w:b/>
-        </w:rPr>
-        <w:t>input</w:t>
-      </w:r>
-      <w:r>
-        <w:rPr>
-          <w:b w:val="0"/>
-        </w:rPr>
-        <w:t>s or an explicitly labelled catalogue variation.</w:t>
-      </w:r>
-    </w:p>
-    <w:p>
-      <w:pPr>
-        <w:pStyle w:val="Heading3"/>
-      </w:pPr>
-      <w:r>
-        <w:t>Assess independent transfer</w:t>
-      </w:r>
-    </w:p>
-    <w:p>
-      <w:pPr>
-        <w:pStyle w:val="Heading3"/>
-      </w:pPr>
-      <w:r>
-        <w:t>Independent question · withhold the key</w:t>
-      </w:r>
-    </w:p>
-    <w:p>
-      <w:pPr>
-        <w:spacing w:line="336" w:lineRule="auto" w:after="180"/>
-        <w:shd w:fill="F5F1FB"/>
-      </w:pPr>
-      <w:r>
-        <w:rPr>
-          <w:b w:val="0"/>
-        </w:rPr>
-        <w:t>Selected case: Independently audit this fictional equipment selector. Catalogue E has E1 first with capacity 4 and E2 second with capacity 8. Valid group sizes are whole numbers 1 to 10.</w:t>
-      </w:r>
-    </w:p>
-    <w:p>
-      <w:pPr>
-        <w:spacing w:line="336" w:lineRule="auto" w:after="180"/>
-        <w:shd w:fill="F5F1FB"/>
-      </w:pPr>
-      <w:r>
-        <w:rPr>
-          <w:b w:val="0"/>
-        </w:rPr>
-        <w:t xml:space="preserve">Select the first item with capacity at least the group size, or no match; invalid </w:t>
-      </w:r>
-      <w:r>
-        <w:rPr>
-          <w:b/>
-        </w:rPr>
-        <w:t>input</w:t>
-      </w:r>
-      <w:r>
-        <w:rPr>
-          <w:b w:val="0"/>
-        </w:rPr>
-        <w:t xml:space="preserve"> needs clarification.</w:t>
-      </w:r>
-    </w:p>
-    <w:p>
-      <w:pPr>
-        <w:spacing w:line="336" w:lineRule="auto" w:after="180"/>
-        <w:shd w:fill="F5F1FB"/>
-      </w:pPr>
-      <w:r>
-        <w:rPr>
-          <w:b w:val="0"/>
-        </w:rPr>
-        <w:t>The saved prototype reports E1 for group 3 with reason “4 holds 3”; E1 for group 6 with reason “4 holds 6”; no match for group 9 with reason “both too small”.</w:t>
-      </w:r>
-    </w:p>
-    <w:p>
-      <w:pPr>
-        <w:spacing w:line="336" w:lineRule="auto" w:after="180"/>
-        <w:shd w:fill="F5F1FB"/>
-      </w:pPr>
-      <w:r>
-        <w:rPr>
-          <w:b w:val="0"/>
-        </w:rPr>
-        <w:t xml:space="preserve">Write all </w:t>
-      </w:r>
-      <w:r>
-        <w:rPr>
-          <w:b/>
-        </w:rPr>
-        <w:t>expected result</w:t>
-      </w:r>
-      <w:r>
-        <w:rPr>
-          <w:b w:val="0"/>
-        </w:rPr>
-        <w:t xml:space="preserve">s, mark full passes, calculate the fraction and explain the failure. Give one untested </w:t>
-      </w:r>
-      <w:r>
-        <w:rPr>
-          <w:b/>
-        </w:rPr>
-        <w:t>input</w:t>
-      </w:r>
-      <w:r>
-        <w:rPr>
-          <w:b w:val="0"/>
-        </w:rPr>
-        <w:t xml:space="preserve"> category. No booking occurs.</w:t>
-      </w:r>
-    </w:p>
-    <w:p>
-      <w:pPr>
-        <w:pStyle w:val="Heading3"/>
-      </w:pPr>
-      <w:r>
-        <w:t>Selected case answer</w:t>
-      </w:r>
-    </w:p>
-    <w:p>
-      <w:pPr>
-        <w:pStyle w:val="Heading3"/>
-      </w:pPr>
-      <w:r>
-        <w:t>Teacher key · Selected case answer</w:t>
-      </w:r>
-    </w:p>
-    <w:p>
-      <w:pPr>
-        <w:spacing w:line="336" w:lineRule="auto" w:after="180"/>
-        <w:shd w:fill="F1F6FC"/>
-      </w:pPr>
-      <w:r>
-        <w:rPr>
-          <w:b w:val="0"/>
-        </w:rPr>
-        <w:t>Expected group 3: E1 because 4 holds 3. Group 6: E2 because E1 is too small and 8 holds 6. Group 9: no match because both capacities are too small.</w:t>
-      </w:r>
-    </w:p>
-    <w:p>
-      <w:pPr>
-        <w:spacing w:line="336" w:lineRule="auto" w:after="180"/>
-        <w:shd w:fill="F1F6FC"/>
-      </w:pPr>
-      <w:r>
-        <w:rPr>
-          <w:b w:val="0"/>
-        </w:rPr>
-        <w:t xml:space="preserve">The first and third pass; the second fails both </w:t>
-      </w:r>
-      <w:r>
-        <w:rPr>
-          <w:b/>
-        </w:rPr>
-        <w:t>output</w:t>
-      </w:r>
-      <w:r>
-        <w:rPr>
-          <w:b w:val="0"/>
-        </w:rPr>
-        <w:t xml:space="preserve"> and reason, giving 2 of 3 full passes. The record suggests a capacity-check problem but the saved instructions and trace are needed to locate it.</w:t>
-      </w:r>
-    </w:p>
-    <w:p>
-      <w:pPr>
-        <w:spacing w:line="336" w:lineRule="auto" w:after="180"/>
-        <w:shd w:fill="F1F6FC"/>
-      </w:pPr>
-      <w:r>
-        <w:rPr>
-          <w:b w:val="0"/>
-        </w:rPr>
-        <w:t xml:space="preserve">Missing, nonwhole or out-of-range </w:t>
-      </w:r>
-      <w:r>
-        <w:rPr>
-          <w:b/>
-        </w:rPr>
-        <w:t>input</w:t>
-      </w:r>
-      <w:r>
-        <w:rPr>
-          <w:b w:val="0"/>
-        </w:rPr>
-        <w:t xml:space="preserve"> is untested, as is equality with a capacity.</w:t>
-      </w:r>
-    </w:p>
-    <w:tbl>
-      <w:tblPr>
-        <w:tblStyle w:val="LightShading-Accent1"/>
-        <w:tblW w:type="auto" w:w="0"/>
-        <w:tblLook w:firstColumn="1" w:firstRow="1" w:lastColumn="0" w:lastRow="0" w:noHBand="0" w:noVBand="1" w:val="04A0"/>
-      </w:tblPr>
-      <w:tblGrid>
-        <w:gridCol w:w="5112"/>
-        <w:gridCol w:w="5112"/>
-      </w:tblGrid>
-      <w:tr>
-        <w:trPr>
-          <w:tblHeader/>
-        </w:trPr>
-        <w:tc>
-          <w:tcPr>
-            <w:tcW w:type="dxa" w:w="5112"/>
-          </w:tcPr>
-          <w:p>
-            <w:r>
-              <w:t>Dimension</w:t>
-            </w:r>
-          </w:p>
-        </w:tc>
-        <w:tc>
-          <w:tcPr>
-            <w:tcW w:type="dxa" w:w="5112"/>
-          </w:tcPr>
-          <w:p>
-            <w:r>
-              <w:t>Evidence required</w:t>
-            </w:r>
-          </w:p>
-        </w:tc>
-      </w:tr>
-      <w:tr>
-        <w:tc>
-          <w:tcPr>
-            <w:tcW w:type="dxa" w:w="5112"/>
-          </w:tcPr>
-          <w:p>
-            <w:r>
-              <w:t>Explanation</w:t>
-            </w:r>
-          </w:p>
-        </w:tc>
-        <w:tc>
-          <w:tcPr>
-            <w:tcW w:type="dxa" w:w="5112"/>
-          </w:tcPr>
-          <w:p>
-            <w:r>
-              <w:t>Names the applicable idea or procedure and ties it to the supplied facts.</w:t>
-            </w:r>
-          </w:p>
-        </w:tc>
-      </w:tr>
-      <w:tr>
-        <w:tc>
-          <w:tcPr>
-            <w:tcW w:type="dxa" w:w="5112"/>
-          </w:tcPr>
-          <w:p>
-            <w:r>
-              <w:t>Trace and result</w:t>
-            </w:r>
-          </w:p>
-        </w:tc>
-        <w:tc>
-          <w:tcPr>
-            <w:tcW w:type="dxa" w:w="5112"/>
-          </w:tcPr>
-          <w:p>
-            <w:r>
-              <w:t>Preserves the given inputs and shows the relevant intermediate steps; distinguishes a prediction from an observed execution.</w:t>
-            </w:r>
-          </w:p>
-        </w:tc>
-      </w:tr>
-      <w:tr>
-        <w:tc>
-          <w:tcPr>
-            <w:tcW w:type="dxa" w:w="5112"/>
-          </w:tcPr>
-          <w:p>
-            <w:r>
-              <w:t>Limits</w:t>
-            </w:r>
-          </w:p>
-        </w:tc>
-        <w:tc>
-          <w:tcPr>
-            <w:tcW w:type="dxa" w:w="5112"/>
-          </w:tcPr>
-          <w:p>
-            <w:r>
-              <w:t>States the assumptions, missing evidence or conditions under which the result would change.</w:t>
-            </w:r>
-          </w:p>
-        </w:tc>
-      </w:tr>
-    </w:tbl>
-    <w:p>
-      <w:pPr>
-        <w:pStyle w:val="Heading3"/>
-      </w:pPr>
-      <w:r>
-        <w:t>Teacher key · Selected case answer</w:t>
-      </w:r>
-    </w:p>
-    <w:p>
-      <w:pPr>
-        <w:spacing w:line="336" w:lineRule="auto" w:after="180"/>
-        <w:shd w:fill="F1F6FC"/>
-      </w:pPr>
-      <w:r>
-        <w:rPr>
-          <w:b w:val="0"/>
-        </w:rPr>
-        <w:t>Record each dimension as not yet, with support, or independent. Accept a valid alternative procedure with a defensible trace.</w:t>
-      </w:r>
-    </w:p>
-    <w:p>
-      <w:pPr>
-        <w:spacing w:line="336" w:lineRule="auto" w:after="180"/>
-        <w:shd w:fill="F1F6FC"/>
-      </w:pPr>
-      <w:r>
-        <w:rPr>
-          <w:b w:val="0"/>
-        </w:rPr>
-        <w:t xml:space="preserve">Do not penalise an honestly recorded model failure if the learner correctly explains its </w:t>
-      </w:r>
-      <w:r>
-        <w:rPr>
-          <w:b/>
-        </w:rPr>
-        <w:t>evidence</w:t>
-      </w:r>
-      <w:r>
-        <w:rPr>
-          <w:b w:val="0"/>
-        </w:rPr>
-        <w:t xml:space="preserve"> and limits.</w:t>
-      </w:r>
-    </w:p>
-    <w:p>
-      <w:pPr>
-        <w:pStyle w:val="Heading3"/>
-      </w:pPr>
-      <w:r>
-        <w:t>Feedback that the learner uses</w:t>
-      </w:r>
-    </w:p>
-    <w:p>
-      <w:pPr>
-        <w:spacing w:line="336" w:lineRule="auto" w:after="180"/>
-      </w:pPr>
-      <w:r>
-        <w:rPr>
-          <w:b w:val="0"/>
-        </w:rPr>
-        <w:t>Name the earliest unsupported step and give one action to repair it. Have the learner make that repair now and explain why. Then assess the relevant skill on a fresh, fully specified case.</w:t>
-      </w:r>
-    </w:p>
-    <w:p>
-      <w:pPr>
-        <w:spacing w:line="336" w:lineRule="auto" w:after="180"/>
-      </w:pPr>
-      <w:r>
-        <w:rPr>
-          <w:b w:val="0"/>
-        </w:rPr>
-        <w:t>Confirm it was not previously practised with feedback; solve and check the new case before assigning it. A follow-up design prompt is a starting brief, not automatically an equivalent test.</w:t>
-      </w:r>
-    </w:p>
-    <w:p>
-      <w:pPr>
-        <w:pStyle w:val="Heading1"/>
-      </w:pPr>
-      <w:r>
-        <w:t>06. Connect and extend learning</w:t>
-      </w:r>
-    </w:p>
-    <w:p>
-      <w:r>
-        <w:t>Connect Test Normal Cases to Helpful Classroom Sorter, adapt support and plan a later changed-case check.</w:t>
-      </w:r>
-    </w:p>
-    <w:p>
-      <w:pPr>
-        <w:pStyle w:val="Heading3"/>
-      </w:pPr>
-      <w:r>
-        <w:t>Helpful Classroom Sorter</w:t>
-      </w:r>
-    </w:p>
-    <w:p>
-      <w:pPr>
-        <w:spacing w:line="336" w:lineRule="auto" w:after="180"/>
-      </w:pPr>
-      <w:r>
-        <w:rPr>
-          <w:b w:val="0"/>
-        </w:rPr>
-        <w:t>Create and run the sorter's normal-case test plan with unique IDs and version label.</w:t>
-      </w:r>
-    </w:p>
-    <w:p>
-      <w:pPr>
-        <w:spacing w:line="336" w:lineRule="auto" w:after="180"/>
-      </w:pPr>
-      <w:r>
-        <w:rPr>
-          <w:b w:val="0"/>
-        </w:rPr>
-        <w:t xml:space="preserve">Keep the decision, </w:t>
-      </w:r>
-      <w:r>
-        <w:rPr>
-          <w:b/>
-        </w:rPr>
-        <w:t>input</w:t>
-      </w:r>
-      <w:r>
-        <w:rPr>
-          <w:b w:val="0"/>
-        </w:rPr>
-        <w:t xml:space="preserve">, result, explanation and remaining limitation in the project </w:t>
-      </w:r>
-      <w:r>
-        <w:rPr>
-          <w:b/>
-        </w:rPr>
-        <w:t>evidence</w:t>
-      </w:r>
-      <w:r>
-        <w:rPr>
-          <w:b w:val="0"/>
-        </w:rPr>
-        <w:t xml:space="preserve"> record. Retrieve this record next week rather than restarting the project.</w:t>
-      </w:r>
-    </w:p>
-    <w:p>
-      <w:pPr>
-        <w:pStyle w:val="Heading3"/>
-      </w:pPr>
-      <w:r>
-        <w:t>Support and stretch</w:t>
-      </w:r>
-    </w:p>
-    <w:p>
-      <w:pPr>
-        <w:spacing w:line="336" w:lineRule="auto" w:after="180"/>
-      </w:pPr>
-      <w:r>
-        <w:rPr>
-          <w:b w:val="0"/>
-        </w:rPr>
-        <w:t xml:space="preserve">Use physical cards, spoken explanations and a three-stage drawing. Read aloud without giving the answer. Stretch: compare two </w:t>
-      </w:r>
-      <w:r>
-        <w:rPr>
-          <w:b/>
-        </w:rPr>
-        <w:t>mechanism</w:t>
-      </w:r>
-      <w:r>
-        <w:rPr>
-          <w:b w:val="0"/>
-        </w:rPr>
-        <w:t xml:space="preserve">s with the same visible </w:t>
-      </w:r>
-      <w:r>
-        <w:rPr>
-          <w:b/>
-        </w:rPr>
-        <w:t>output</w:t>
-      </w:r>
-      <w:r>
-        <w:rPr>
-          <w:b w:val="0"/>
-        </w:rPr>
-        <w:t xml:space="preserve"> and explain what </w:t>
-      </w:r>
-      <w:r>
-        <w:rPr>
-          <w:b/>
-        </w:rPr>
-        <w:t>evidence</w:t>
-      </w:r>
-      <w:r>
-        <w:rPr>
-          <w:b w:val="0"/>
-        </w:rPr>
-        <w:t xml:space="preserve"> distinguishes them.</w:t>
-      </w:r>
-    </w:p>
-    <w:p>
-      <w:pPr>
-        <w:pStyle w:val="Heading3"/>
-      </w:pPr>
-      <w:r>
-        <w:t>Exit reflection</w:t>
-      </w:r>
-    </w:p>
-    <w:p>
-      <w:pPr>
-        <w:spacing w:line="336" w:lineRule="auto" w:after="180"/>
-      </w:pPr>
-      <w:r>
-        <w:rPr>
-          <w:b w:val="0"/>
-        </w:rPr>
-        <w:t xml:space="preserve">Ask for one decision the learner can now justify and one situation requiring more </w:t>
-      </w:r>
-      <w:r>
-        <w:rPr>
-          <w:b/>
-        </w:rPr>
-        <w:t>evidence</w:t>
-      </w:r>
-      <w:r>
-        <w:rPr>
-          <w:b w:val="0"/>
-        </w:rPr>
-        <w:t xml:space="preserve"> or human review. Confidence ratings are separate from correct independent performance.</w:t>
-      </w:r>
-    </w:p>
-    <w:p>
-      <w:pPr>
-        <w:pStyle w:val="Heading3"/>
-      </w:pPr>
-      <w:r>
-        <w:t>Bridge to the next week</w:t>
-      </w:r>
-    </w:p>
-    <w:p>
-      <w:pPr>
-        <w:spacing w:line="336" w:lineRule="auto" w:after="180"/>
-      </w:pPr>
-      <w:r>
-        <w:rPr>
-          <w:b w:val="0"/>
-        </w:rPr>
-        <w:t xml:space="preserve">Next: Week 34: Test Edge Cases and Fairness. Retrieve today’s </w:t>
-      </w:r>
-      <w:r>
-        <w:rPr>
-          <w:b/>
-        </w:rPr>
-        <w:t>evidence</w:t>
-      </w:r>
-      <w:r>
-        <w:rPr>
-          <w:b w:val="0"/>
-        </w:rPr>
-        <w:t xml:space="preserve"> and identify what carries forward and what is new.</w:t>
-      </w:r>
-    </w:p>
-    <w:p>
-      <w:pPr>
-        <w:pStyle w:val="Heading3"/>
-      </w:pPr>
-      <w:r>
-        <w:t>Support and fresh reassessment</w:t>
-      </w:r>
-    </w:p>
-    <w:p>
-      <w:pPr>
-        <w:spacing w:line="336" w:lineRule="auto" w:after="180"/>
-      </w:pPr>
-      <w:r>
-        <w:rPr>
-          <w:b w:val="0"/>
-        </w:rPr>
-        <w:t>Provide blank column headings and a separate copy of the requirements. Ask pupils to check time and quiet separately before combining them.</w:t>
-      </w:r>
-    </w:p>
-    <w:p>
-      <w:pPr>
-        <w:spacing w:line="336" w:lineRule="auto" w:after="180"/>
-      </w:pPr>
-      <w:r>
-        <w:rPr>
-          <w:b w:val="0"/>
-        </w:rPr>
-        <w:t xml:space="preserve">Permit a spoken explanation recorded by the teacher, while retaining the pupil’s independent first attempt. Extension: explain why repeated R1 runs do not add </w:t>
-      </w:r>
-      <w:r>
-        <w:rPr>
-          <w:b/>
-        </w:rPr>
-        <w:t>coverage</w:t>
-      </w:r>
-      <w:r>
-        <w:rPr>
-          <w:b w:val="0"/>
-        </w:rPr>
-        <w:t xml:space="preserve"> of a missing condition.</w:t>
-      </w:r>
-    </w:p>
-    <w:p>
-      <w:pPr>
-        <w:spacing w:line="336" w:lineRule="auto" w:after="180"/>
-      </w:pPr>
-      <w:r>
-        <w:rPr>
-          <w:b w:val="0"/>
-        </w:rPr>
-        <w:t>W4 must independently produce E1, E2 and no match, identify the group-6 capacity failure and report 2 of 3 full passes without diagnosing unseen code.</w:t>
-      </w:r>
-    </w:p>
-    <w:p>
-      <w:pPr>
-        <w:spacing w:line="336" w:lineRule="auto" w:after="180"/>
-      </w:pPr>
-      <w:r>
-        <w:rPr>
-          <w:b w:val="0"/>
-        </w:rPr>
-        <w:t>After support, use a fresh record: groups 2, 7 and 10 produce observed E1 with “4 holds 2”, E2 with “8 holds 7”, and E2 with “8 holds 10”. Expected E1, E2, no match gives 2 of 3.</w:t>
-      </w:r>
-    </w:p>
-    <w:p>
-      <w:pPr>
-        <w:spacing w:line="336" w:lineRule="auto" w:after="180"/>
       </w:pPr>
       <w:r>
         <w:rPr>
@@ -6225,45 +5958,10 @@
     </w:p>
     <w:p>
       <w:pPr>
-        <w:spacing w:line="336" w:lineRule="auto" w:after="180"/>
-      </w:pPr>
-      <w:r>
-        <w:rPr>
-          <w:b w:val="0"/>
-        </w:rPr>
-        <w:t xml:space="preserve">Week 34 tests equality boundaries, accepted ranges, invalid </w:t>
-      </w:r>
-      <w:r>
-        <w:rPr>
-          <w:b/>
-        </w:rPr>
-        <w:t>input</w:t>
-      </w:r>
-      <w:r>
-        <w:rPr>
-          <w:b w:val="0"/>
-        </w:rPr>
-        <w:t xml:space="preserve">s and explicitly labelled catalogue variations, then revisits what the </w:t>
-      </w:r>
-      <w:r>
-        <w:rPr>
-          <w:b/>
-        </w:rPr>
-        <w:t>evidence</w:t>
-      </w:r>
-      <w:r>
-        <w:rPr>
-          <w:b w:val="0"/>
-        </w:rPr>
-        <w:t xml:space="preserve"> can support.</w:t>
-      </w:r>
-    </w:p>
-    <w:p>
-      <w:pPr>
-        <w:pStyle w:val="Heading3"/>
-      </w:pPr>
-      <w:r>
-        <w:t>Plan the delayed return</w:t>
+        <w:pStyle w:val="Heading2"/>
+      </w:pPr>
+      <w:r>
+        <w:t>Plan the delayed check</w:t>
       </w:r>
     </w:p>
     <w:p>
@@ -6480,72 +6178,200 @@
     </w:p>
     <w:p>
       <w:pPr>
+        <w:pStyle w:val="Heading2"/>
+      </w:pPr>
+      <w:r>
+        <w:t>Bridge to next week</w:t>
+      </w:r>
+    </w:p>
+    <w:p>
+      <w:pPr>
+        <w:spacing w:line="336" w:lineRule="auto" w:after="180"/>
+      </w:pPr>
+      <w:r>
+        <w:rPr>
+          <w:b w:val="0"/>
+        </w:rPr>
+        <w:t xml:space="preserve">Ask for one decision the learner can now justify and one situation requiring more </w:t>
+      </w:r>
+      <w:r>
+        <w:rPr>
+          <w:b/>
+        </w:rPr>
+        <w:t>evidence</w:t>
+      </w:r>
+      <w:r>
+        <w:rPr>
+          <w:b w:val="0"/>
+        </w:rPr>
+        <w:t xml:space="preserve"> or human review. Confidence ratings are separate from correct independent performance.</w:t>
+      </w:r>
+    </w:p>
+    <w:p>
+      <w:pPr>
+        <w:spacing w:line="336" w:lineRule="auto" w:after="180"/>
+      </w:pPr>
+      <w:r>
+        <w:rPr>
+          <w:b w:val="0"/>
+        </w:rPr>
+        <w:t xml:space="preserve">Next: Week 34: Test Edge Cases and Fairness. Retrieve today’s </w:t>
+      </w:r>
+      <w:r>
+        <w:rPr>
+          <w:b/>
+        </w:rPr>
+        <w:t>evidence</w:t>
+      </w:r>
+      <w:r>
+        <w:rPr>
+          <w:b w:val="0"/>
+        </w:rPr>
+        <w:t xml:space="preserve"> and identify what carries forward and what is new.</w:t>
+      </w:r>
+    </w:p>
+    <w:p>
+      <w:pPr>
+        <w:spacing w:line="336" w:lineRule="auto" w:after="180"/>
+      </w:pPr>
+      <w:r>
+        <w:rPr>
+          <w:b w:val="0"/>
+        </w:rPr>
+        <w:t xml:space="preserve">Week 34 tests equality boundaries, accepted ranges, invalid </w:t>
+      </w:r>
+      <w:r>
+        <w:rPr>
+          <w:b/>
+        </w:rPr>
+        <w:t>input</w:t>
+      </w:r>
+      <w:r>
+        <w:rPr>
+          <w:b w:val="0"/>
+        </w:rPr>
+        <w:t xml:space="preserve">s and explicitly labelled catalogue variations, then revisits what the </w:t>
+      </w:r>
+      <w:r>
+        <w:rPr>
+          <w:b/>
+        </w:rPr>
+        <w:t>evidence</w:t>
+      </w:r>
+      <w:r>
+        <w:rPr>
+          <w:b w:val="0"/>
+        </w:rPr>
+        <w:t xml:space="preserve"> can support.</w:t>
+      </w:r>
+    </w:p>
+    <w:p>
+      <w:pPr>
+        <w:pStyle w:val="Heading2"/>
+      </w:pPr>
+      <w:r>
+        <w:t>Earlier wording, alternatives and picture transcripts · reference / check after trying</w:t>
+      </w:r>
+    </w:p>
+    <w:p>
+      <w:pPr>
+        <w:spacing w:line="336" w:lineRule="auto" w:after="180"/>
+      </w:pPr>
+      <w:r>
+        <w:rPr>
+          <w:b w:val="0"/>
+        </w:rPr>
+        <w:t>Connect and extend learning</w:t>
+      </w:r>
+    </w:p>
+    <w:p>
+      <w:pPr>
         <w:pStyle w:val="Heading3"/>
       </w:pPr>
       <w:r>
+        <w:t>Helpful Classroom Sorter</w:t>
+      </w:r>
+    </w:p>
+    <w:p>
+      <w:pPr>
+        <w:pStyle w:val="Heading3"/>
+      </w:pPr>
+      <w:r>
+        <w:t>Support and stretch</w:t>
+      </w:r>
+    </w:p>
+    <w:p>
+      <w:pPr>
+        <w:pStyle w:val="Heading3"/>
+      </w:pPr>
+      <w:r>
+        <w:t>Exit reflection</w:t>
+      </w:r>
+    </w:p>
+    <w:p>
+      <w:pPr>
+        <w:pStyle w:val="Heading3"/>
+      </w:pPr>
+      <w:r>
+        <w:t>Bridge to the next week</w:t>
+      </w:r>
+    </w:p>
+    <w:p>
+      <w:pPr>
+        <w:pStyle w:val="Heading3"/>
+      </w:pPr>
+      <w:r>
+        <w:t>Support and fresh reassessment</w:t>
+      </w:r>
+    </w:p>
+    <w:p>
+      <w:pPr>
+        <w:pStyle w:val="Heading3"/>
+      </w:pPr>
+      <w:r>
+        <w:t>Plan the delayed return</w:t>
+      </w:r>
+    </w:p>
+    <w:p>
+      <w:pPr>
+        <w:pStyle w:val="Heading3"/>
+      </w:pPr>
+      <w:r>
         <w:t>Project evidence from this case</w:t>
       </w:r>
     </w:p>
     <w:p>
       <w:pPr>
+        <w:pStyle w:val="Heading1"/>
+      </w:pPr>
+      <w:r>
+        <w:t>Reference bank and extra practice</w:t>
+      </w:r>
+    </w:p>
+    <w:p>
+      <w:pPr>
+        <w:pStyle w:val="Heading1"/>
+      </w:pPr>
+      <w:r>
+        <w:t>07. Reference: alternative planning checklist</w:t>
+      </w:r>
+    </w:p>
+    <w:p>
+      <w:r>
+        <w:t>Use as a reminder alongside the main route rather than teaching the cycle twice.</w:t>
+      </w:r>
+    </w:p>
+    <w:p>
+      <w:pPr>
+        <w:pStyle w:val="Heading2"/>
+      </w:pPr>
+      <w:r>
+        <w:t>Preparation and schedule</w:t>
+      </w:r>
+    </w:p>
+    <w:p>
+      <w:pPr>
         <w:spacing w:line="336" w:lineRule="auto" w:after="180"/>
-      </w:pPr>
-      <w:r>
-        <w:rPr>
-          <w:b w:val="0"/>
-        </w:rPr>
-        <w:t xml:space="preserve">Maintain sorter tests with </w:t>
-      </w:r>
-      <w:r>
-        <w:rPr>
-          <w:b/>
-        </w:rPr>
-        <w:t>input</w:t>
-      </w:r>
-      <w:r>
-        <w:rPr>
-          <w:b w:val="0"/>
-        </w:rPr>
-        <w:t xml:space="preserve">, independently derived expectation, actual </w:t>
-      </w:r>
-      <w:r>
-        <w:rPr>
-          <w:b/>
-        </w:rPr>
-        <w:t>output</w:t>
-      </w:r>
-      <w:r>
-        <w:rPr>
-          <w:b w:val="0"/>
-        </w:rPr>
-        <w:t>, version and full-pass judgment.</w:t>
-      </w:r>
-    </w:p>
-    <w:p>
-      <w:pPr>
-        <w:pStyle w:val="Heading1"/>
-      </w:pPr>
-      <w:r>
-        <w:t>07. Prepare, teach and assess</w:t>
-      </w:r>
-    </w:p>
-    <w:p>
-      <w:r>
-        <w:t>Use this preparation summary alongside the detailed Test Normal Cases lesson; it is a checklist rather than a replacement for the full sequence.</w:t>
-      </w:r>
-    </w:p>
-    <w:p>
-      <w:pPr>
-        <w:pStyle w:val="Heading3"/>
-      </w:pPr>
-      <w:r>
-        <w:t>Teaching target</w:t>
-      </w:r>
-    </w:p>
-    <w:p>
-      <w:pPr>
-        <w:spacing w:line="336" w:lineRule="auto" w:after="180"/>
-        <w:shd w:fill="EDF7F3"/>
       </w:pPr>
       <w:r>
         <w:rPr>
@@ -6734,6 +6560,14 @@
     </w:tbl>
     <w:p>
       <w:pPr>
+        <w:pStyle w:val="Heading2"/>
+      </w:pPr>
+      <w:r>
+        <w:t>Practice and assessment reminders</w:t>
+      </w:r>
+    </w:p>
+    <w:p>
+      <w:pPr>
         <w:spacing w:line="336" w:lineRule="auto" w:after="180"/>
       </w:pPr>
       <w:r>
@@ -6780,16 +6614,7 @@
     </w:p>
     <w:p>
       <w:pPr>
-        <w:pStyle w:val="Heading3"/>
-      </w:pPr>
-      <w:r>
-        <w:t>Supported practice answer</w:t>
-      </w:r>
-    </w:p>
-    <w:p>
-      <w:pPr>
         <w:spacing w:line="336" w:lineRule="auto" w:after="180"/>
-        <w:shd w:fill="F1F6FC"/>
       </w:pPr>
       <w:r>
         <w:rPr>
@@ -6813,7 +6638,6 @@
     <w:p>
       <w:pPr>
         <w:spacing w:line="336" w:lineRule="auto" w:after="180"/>
-        <w:shd w:fill="F1F6FC"/>
       </w:pPr>
       <w:r>
         <w:rPr>
@@ -6837,7 +6661,6 @@
     <w:p>
       <w:pPr>
         <w:spacing w:line="336" w:lineRule="auto" w:after="180"/>
-        <w:shd w:fill="F1F6FC"/>
       </w:pPr>
       <w:r>
         <w:rPr>
@@ -6870,16 +6693,7 @@
     </w:p>
     <w:p>
       <w:pPr>
-        <w:pStyle w:val="Heading3"/>
-      </w:pPr>
-      <w:r>
-        <w:t>Repair the misconception</w:t>
-      </w:r>
-    </w:p>
-    <w:p>
-      <w:pPr>
         <w:spacing w:line="336" w:lineRule="auto" w:after="180"/>
-        <w:shd w:fill="FFF5E6"/>
       </w:pPr>
       <w:r>
         <w:rPr>
@@ -6890,16 +6704,7 @@
     </w:p>
     <w:p>
       <w:pPr>
-        <w:pStyle w:val="Heading3"/>
-      </w:pPr>
-      <w:r>
-        <w:t>Support without giving away the answer</w:t>
-      </w:r>
-    </w:p>
-    <w:p>
-      <w:pPr>
         <w:spacing w:line="336" w:lineRule="auto" w:after="180"/>
-        <w:shd w:fill="F1F6F8"/>
       </w:pPr>
       <w:r>
         <w:rPr>
@@ -6922,16 +6727,7 @@
     </w:p>
     <w:p>
       <w:pPr>
-        <w:pStyle w:val="Heading3"/>
-      </w:pPr>
-      <w:r>
-        <w:t>Extend the reasoning</w:t>
-      </w:r>
-    </w:p>
-    <w:p>
-      <w:pPr>
         <w:spacing w:line="336" w:lineRule="auto" w:after="180"/>
-        <w:shd w:fill="F5F1FB"/>
       </w:pPr>
       <w:r>
         <w:rPr>
@@ -6966,16 +6762,7 @@
     </w:p>
     <w:p>
       <w:pPr>
-        <w:pStyle w:val="Heading3"/>
-      </w:pPr>
-      <w:r>
-        <w:t>Protect the independent attempt</w:t>
-      </w:r>
-    </w:p>
-    <w:p>
-      <w:pPr>
         <w:spacing w:line="336" w:lineRule="auto" w:after="180"/>
-        <w:shd w:fill="FFF5E6"/>
       </w:pPr>
       <w:r>
         <w:rPr>
@@ -7170,16 +6957,7 @@
     </w:tbl>
     <w:p>
       <w:pPr>
-        <w:pStyle w:val="Heading3"/>
-      </w:pPr>
-      <w:r>
-        <w:t>Project checkpoint</w:t>
-      </w:r>
-    </w:p>
-    <w:p>
-      <w:pPr>
         <w:spacing w:line="336" w:lineRule="auto" w:after="180"/>
-        <w:shd w:fill="EDF7F3"/>
       </w:pPr>
       <w:r>
         <w:rPr>
@@ -7228,12 +7006,20 @@
         <w:pStyle w:val="Heading1"/>
       </w:pPr>
       <w:r>
-        <w:t>08. Use feedback, labs and repair paths</w:t>
-      </w:r>
-    </w:p>
-    <w:p>
-      <w:r>
-        <w:t>Use feedback, earlier review and portfolios purposefully. Apply the coding routine only when this lesson has an executable lab.</w:t>
+        <w:t>08. Reference: feedback and records</w:t>
+      </w:r>
+    </w:p>
+    <w:p>
+      <w:r>
+        <w:t>Use digital tools where they help retain an explanation and its evidence.</w:t>
+      </w:r>
+    </w:p>
+    <w:p>
+      <w:pPr>
+        <w:pStyle w:val="Heading2"/>
+      </w:pPr>
+      <w:r>
+        <w:t>Keep practice and independent evidence separate</w:t>
       </w:r>
     </w:p>
     <w:p>
@@ -7272,10 +7058,52 @@
     </w:p>
     <w:p>
       <w:pPr>
-        <w:pStyle w:val="Heading3"/>
-      </w:pPr>
-      <w:r>
-        <w:t>For later coding lessons</w:t>
+        <w:pStyle w:val="Heading2"/>
+      </w:pPr>
+      <w:r>
+        <w:t>Repair and portfolio records</w:t>
+      </w:r>
+    </w:p>
+    <w:p>
+      <w:pPr>
+        <w:spacing w:line="336" w:lineRule="auto" w:after="180"/>
+      </w:pPr>
+      <w:r>
+        <w:rPr>
+          <w:b w:val="0"/>
+        </w:rPr>
+        <w:t>Use the earlier worked-explanation links to address a specific missing building block, then return to the current question. Adapt this suggestion after observing the learner; it is not an automatic diagnosis.</w:t>
+      </w:r>
+    </w:p>
+    <w:p>
+      <w:pPr>
+        <w:spacing w:line="336" w:lineRule="auto" w:after="180"/>
+      </w:pPr>
+      <w:r>
+        <w:rPr>
+          <w:b w:val="0"/>
+        </w:rPr>
+        <w:t xml:space="preserve">Collect the completed-work portfolio as </w:t>
+      </w:r>
+      <w:r>
+        <w:rPr>
+          <w:b/>
+        </w:rPr>
+        <w:t>evidence</w:t>
+      </w:r>
+      <w:r>
+        <w:rPr>
+          <w:b w:val="0"/>
+        </w:rPr>
+        <w:t>. Record support separately from correctness, and assess explanation, trace/test and limitations. Progress ticks and quiz selections alone do not establish mastery.</w:t>
+      </w:r>
+    </w:p>
+    <w:p>
+      <w:pPr>
+        <w:pStyle w:val="Heading2"/>
+      </w:pPr>
+      <w:r>
+        <w:t>Earlier wording, alternatives and picture transcripts · reference / check after trying</w:t>
       </w:r>
     </w:p>
     <w:p>
@@ -7286,7 +7114,6 @@
     <w:p>
       <w:pPr>
         <w:spacing w:line="336" w:lineRule="auto" w:after="180"/>
-        <w:shd w:fill="F1F6F8"/>
       </w:pPr>
       <w:r>
         <w:rPr>
@@ -7309,77 +7136,20 @@
     </w:p>
     <w:p>
       <w:pPr>
-        <w:spacing w:line="336" w:lineRule="auto" w:after="180"/>
-      </w:pPr>
-      <w:r>
-        <w:rPr>
-          <w:b w:val="0"/>
-        </w:rPr>
-        <w:t>Use the earlier worked-explanation links to address a specific missing building block, then return to the current question. Adapt this suggestion after observing the learner; it is not an automatic diagnosis.</w:t>
-      </w:r>
-    </w:p>
-    <w:p>
-      <w:pPr>
-        <w:spacing w:line="336" w:lineRule="auto" w:after="180"/>
-      </w:pPr>
-      <w:r>
-        <w:rPr>
-          <w:b w:val="0"/>
-        </w:rPr>
-        <w:t xml:space="preserve">Collect the completed-work portfolio as </w:t>
-      </w:r>
-      <w:r>
-        <w:rPr>
-          <w:b/>
-        </w:rPr>
-        <w:t>evidence</w:t>
-      </w:r>
-      <w:r>
-        <w:rPr>
-          <w:b w:val="0"/>
-        </w:rPr>
-        <w:t>. Record support separately from correctness, and assess explanation, trace/test and limitations. Progress ticks and quiz selections alone do not establish mastery.</w:t>
-      </w:r>
-    </w:p>
-    <w:p>
-      <w:pPr>
         <w:pStyle w:val="Heading1"/>
       </w:pPr>
       <w:r>
-        <w:t>09. Visual concept journey</w:t>
-      </w:r>
-    </w:p>
-    <w:p>
-      <w:r>
-        <w:t>Show one Test Normal Cases graphic at a time, request a prediction and discuss its trace before the independent assessment.</w:t>
-      </w:r>
-    </w:p>
-    <w:p>
-      <w:pPr>
-        <w:spacing w:line="336" w:lineRule="auto" w:after="180"/>
-      </w:pPr>
-      <w:r>
-        <w:rPr>
-          <w:b w:val="0"/>
-        </w:rPr>
-        <w:t xml:space="preserve">Use one picture at a time. Hide a worked result before asking for a </w:t>
-      </w:r>
-      <w:r>
-        <w:rPr>
-          <w:b/>
-        </w:rPr>
-        <w:t>prediction</w:t>
-      </w:r>
-      <w:r>
-        <w:rPr>
-          <w:b w:val="0"/>
-        </w:rPr>
-        <w:t>, then reveal it for feedback. These are supported teaching cases; retain the separate independent assessment for a fresh first attempt.</w:t>
-      </w:r>
-    </w:p>
-    <w:p>
-      <w:pPr>
-        <w:pStyle w:val="Heading3"/>
+        <w:t>09. Reference: teach with the six pictures</w:t>
+      </w:r>
+    </w:p>
+    <w:p>
+      <w:r>
+        <w:t>Choose the picture for the teaching move and connect it to the explanation.</w:t>
+      </w:r>
+    </w:p>
+    <w:p>
+      <w:pPr>
+        <w:pStyle w:val="Heading2"/>
       </w:pPr>
       <w:r>
         <w:t>01. Test Normal Cases: the case</w:t>
@@ -7390,7 +7160,7 @@
         <w:drawing>
           <wp:inline xmlns:a="http://schemas.openxmlformats.org/drawingml/2006/main" xmlns:pic="http://schemas.openxmlformats.org/drawingml/2006/picture">
             <wp:extent cx="5486400" cy="2840736"/>
-            <wp:docPr id="3" name="Picture 3" descr="A fictional pencil-pouch finder has been run on four ordinary requests. Supplied facts: Catalogue: P1 capacity 3, P2 capacity 7; first fitting pouch. Valid whole counts 1–9. Requests 2,4,6,8; recorded outputs P1,P2,P1,none. These are invented records, not class results."/>
+            <wp:docPr id="5" name="Picture 5" descr="A fictional pencil-pouch finder has been run on four ordinary requests. Supplied facts: Catalogue: P1 capacity 3, P2 capacity 7; first fitting pouch. Valid whole counts 1–9. Requests 2,4,6,8; recorded outputs P1,P2,P1,none. These are invented records, not class results."/>
             <wp:cNvGraphicFramePr>
               <a:graphicFrameLocks noChangeAspect="1"/>
             </wp:cNvGraphicFramePr>
@@ -7402,7 +7172,7 @@
                     <pic:cNvPicPr/>
                   </pic:nvPicPr>
                   <pic:blipFill>
-                    <a:blip r:embed="rId11"/>
+                    <a:blip r:embed="rId13"/>
                     <a:stretch>
                       <a:fillRect/>
                     </a:stretch>
@@ -7470,7 +7240,6 @@
     <w:p>
       <w:pPr>
         <w:spacing w:line="336" w:lineRule="auto" w:after="180"/>
-        <w:shd w:fill="F5F1FB"/>
       </w:pPr>
       <w:r>
         <w:rPr>
@@ -7481,16 +7250,7 @@
     </w:p>
     <w:p>
       <w:pPr>
-        <w:pStyle w:val="Heading3"/>
-      </w:pPr>
-      <w:r>
-        <w:t>Discuss while showing the picture</w:t>
-      </w:r>
-    </w:p>
-    <w:p>
-      <w:pPr>
         <w:spacing w:line="336" w:lineRule="auto" w:after="180"/>
-        <w:shd w:fill="F1F6F8"/>
       </w:pPr>
       <w:r>
         <w:rPr>
@@ -7501,7 +7261,7 @@
     </w:p>
     <w:p>
       <w:pPr>
-        <w:pStyle w:val="Heading3"/>
+        <w:pStyle w:val="Heading2"/>
       </w:pPr>
       <w:r>
         <w:t>02. Follow the deciding steps</w:t>
@@ -7512,7 +7272,7 @@
         <w:drawing>
           <wp:inline xmlns:a="http://schemas.openxmlformats.org/drawingml/2006/main" xmlns:pic="http://schemas.openxmlformats.org/drawingml/2006/picture">
             <wp:extent cx="5486400" cy="4005072"/>
-            <wp:docPr id="4" name="Picture 4" descr="Write expectations: For 2,4,6,8 expect P1,P2,P2,none. → Compare outputs: Runs at 2,4 and 8 agree; run at 6 disagrees. → Trace failure: P1 holds only 3, so it cannot satisfy request 6. → Report: Three of four routine cases pass; retain the failure."/>
+            <wp:docPr id="6" name="Picture 6" descr="Write expectations: For 2,4,6,8 expect P1,P2,P2,none. → Compare outputs: Runs at 2,4 and 8 agree; run at 6 disagrees. → Trace failure: P1 holds only 3, so it cannot satisfy request 6. → Report: Three of four routine cases pass; retain the failure."/>
             <wp:cNvGraphicFramePr>
               <a:graphicFrameLocks noChangeAspect="1"/>
             </wp:cNvGraphicFramePr>
@@ -7524,7 +7284,7 @@
                     <pic:cNvPicPr/>
                   </pic:nvPicPr>
                   <pic:blipFill>
-                    <a:blip r:embed="rId12"/>
+                    <a:blip r:embed="rId10"/>
                     <a:stretch>
                       <a:fillRect/>
                     </a:stretch>
@@ -7569,7 +7329,6 @@
     <w:p>
       <w:pPr>
         <w:spacing w:line="336" w:lineRule="auto" w:after="180"/>
-        <w:shd w:fill="F5F1FB"/>
       </w:pPr>
       <w:r>
         <w:rPr>
@@ -7592,16 +7351,7 @@
     </w:p>
     <w:p>
       <w:pPr>
-        <w:pStyle w:val="Heading3"/>
-      </w:pPr>
-      <w:r>
-        <w:t>Discuss while showing the picture</w:t>
-      </w:r>
-    </w:p>
-    <w:p>
-      <w:pPr>
         <w:spacing w:line="336" w:lineRule="auto" w:after="180"/>
-        <w:shd w:fill="F1F6F8"/>
       </w:pPr>
       <w:r>
         <w:rPr>
@@ -7624,7 +7374,7 @@
     </w:p>
     <w:p>
       <w:pPr>
-        <w:pStyle w:val="Heading3"/>
+        <w:pStyle w:val="Heading2"/>
       </w:pPr>
       <w:r>
         <w:t>03. Expected versus recorded routine outputs</w:t>
@@ -7635,7 +7385,7 @@
         <w:drawing>
           <wp:inline xmlns:a="http://schemas.openxmlformats.org/drawingml/2006/main" xmlns:pic="http://schemas.openxmlformats.org/drawingml/2006/picture">
             <wp:extent cx="5486400" cy="3938016"/>
-            <wp:docPr id="5" name="Picture 5" descr="Expected versus recorded routine outputs. Test 1: Request = 2, Expected = P1, Recorded = P1, Result = pass. Test 2: Request = 4, Expected = P2, Recorded = P2, Result = pass. Test 3: Request = 6, Expected = P2, Recorded = P1, Result = fail. Test 4: Request = 8, Expected = none, Recorded = none, Result = pass."/>
+            <wp:docPr id="7" name="Picture 7" descr="Expected versus recorded routine outputs. Test 1: Request = 2, Expected = P1, Recorded = P1, Result = pass. Test 2: Request = 4, Expected = P2, Recorded = P2, Result = pass. Test 3: Request = 6, Expected = P2, Recorded = P1, Result = fail. Test 4: Request = 8, Expected = none, Recorded = none, Result = pass."/>
             <wp:cNvGraphicFramePr>
               <a:graphicFrameLocks noChangeAspect="1"/>
             </wp:cNvGraphicFramePr>
@@ -7647,7 +7397,7 @@
                     <pic:cNvPicPr/>
                   </pic:nvPicPr>
                   <pic:blipFill>
-                    <a:blip r:embed="rId13"/>
+                    <a:blip r:embed="rId9"/>
                     <a:stretch>
                       <a:fillRect/>
                     </a:stretch>
@@ -7703,7 +7453,6 @@
     <w:p>
       <w:pPr>
         <w:spacing w:line="336" w:lineRule="auto" w:after="180"/>
-        <w:shd w:fill="F5F1FB"/>
       </w:pPr>
       <w:r>
         <w:rPr>
@@ -7714,16 +7463,7 @@
     </w:p>
     <w:p>
       <w:pPr>
-        <w:pStyle w:val="Heading3"/>
-      </w:pPr>
-      <w:r>
-        <w:t>Discuss while showing the picture</w:t>
-      </w:r>
-    </w:p>
-    <w:p>
-      <w:pPr>
         <w:spacing w:line="336" w:lineRule="auto" w:after="180"/>
-        <w:shd w:fill="F1F6F8"/>
       </w:pPr>
       <w:r>
         <w:rPr>
@@ -7735,7 +7475,6 @@
     <w:p>
       <w:pPr>
         <w:spacing w:line="336" w:lineRule="auto" w:after="180"/>
-        <w:shd w:fill="F1F6F8"/>
       </w:pPr>
       <w:r>
         <w:rPr>
@@ -7746,7 +7485,7 @@
     </w:p>
     <w:p>
       <w:pPr>
-        <w:pStyle w:val="Heading3"/>
+        <w:pStyle w:val="Heading2"/>
       </w:pPr>
       <w:r>
         <w:t>04. Change one thing. Trace what follows.</w:t>
@@ -7757,7 +7496,7 @@
         <w:drawing>
           <wp:inline xmlns:a="http://schemas.openxmlformats.org/drawingml/2006/main" xmlns:pic="http://schemas.openxmlformats.org/drawingml/2006/picture">
             <wp:extent cx="5486400" cy="3026664"/>
-            <wp:docPr id="6" name="Picture 6" descr="Original case: Three of four routine cases pass; retain the failure. Changed condition: Prototype reports none for request 6 instead of P1. Expected result: That run still fails. Reason: P2 can hold 6, so none is also wrong under the first-fit rule."/>
+            <wp:docPr id="8" name="Picture 8" descr="Original case: Three of four routine cases pass; retain the failure. Changed condition: Prototype reports none for request 6 instead of P1. Expected result: That run still fails. Reason: P2 can hold 6, so none is also wrong under the first-fit rule."/>
             <wp:cNvGraphicFramePr>
               <a:graphicFrameLocks noChangeAspect="1"/>
             </wp:cNvGraphicFramePr>
@@ -7825,7 +7564,6 @@
     <w:p>
       <w:pPr>
         <w:spacing w:line="336" w:lineRule="auto" w:after="180"/>
-        <w:shd w:fill="F5F1FB"/>
       </w:pPr>
       <w:r>
         <w:rPr>
@@ -7836,16 +7574,7 @@
     </w:p>
     <w:p>
       <w:pPr>
-        <w:pStyle w:val="Heading3"/>
-      </w:pPr>
-      <w:r>
-        <w:t>Discuss while showing the picture</w:t>
-      </w:r>
-    </w:p>
-    <w:p>
-      <w:pPr>
         <w:spacing w:line="336" w:lineRule="auto" w:after="180"/>
-        <w:shd w:fill="F1F6F8"/>
       </w:pPr>
       <w:r>
         <w:rPr>
@@ -7857,7 +7586,6 @@
     <w:p>
       <w:pPr>
         <w:spacing w:line="336" w:lineRule="auto" w:after="180"/>
-        <w:shd w:fill="F1F6F8"/>
       </w:pPr>
       <w:r>
         <w:rPr>
@@ -7868,7 +7596,7 @@
     </w:p>
     <w:p>
       <w:pPr>
-        <w:pStyle w:val="Heading3"/>
+        <w:pStyle w:val="Heading2"/>
       </w:pPr>
       <w:r>
         <w:t>05. Connect the explanation to its limit</w:t>
@@ -7879,7 +7607,7 @@
         <w:drawing>
           <wp:inline xmlns:a="http://schemas.openxmlformats.org/drawingml/2006/main" xmlns:pic="http://schemas.openxmlformats.org/drawingml/2006/picture">
             <wp:extent cx="5486400" cy="2834640"/>
-            <wp:docPr id="7" name="Picture 7" descr="An ordinary case is not automatically correct. Define expected outputs from the contract before reading prototype outputs. Checking both selected ID and eligibility catches the wrong P1 suggestion. A no-match output can be a full pass when that is exactly what the valid request requires. Limit: Four routine tests do not cover equality, invalid inputs or every relevant classroom condition."/>
+            <wp:docPr id="9" name="Picture 9" descr="An ordinary case is not automatically correct. Define expected outputs from the contract before reading prototype outputs. Checking both selected ID and eligibility catches the wrong P1 suggestion. A no-match output can be a full pass when that is exactly what the valid request requires. Limit: Four routine tests do not cover equality, invalid inputs or every relevant classroom condition."/>
             <wp:cNvGraphicFramePr>
               <a:graphicFrameLocks noChangeAspect="1"/>
             </wp:cNvGraphicFramePr>
@@ -7983,7 +7711,6 @@
     <w:p>
       <w:pPr>
         <w:spacing w:line="336" w:lineRule="auto" w:after="180"/>
-        <w:shd w:fill="F5F1FB"/>
       </w:pPr>
       <w:r>
         <w:rPr>
@@ -7994,16 +7721,7 @@
     </w:p>
     <w:p>
       <w:pPr>
-        <w:pStyle w:val="Heading3"/>
-      </w:pPr>
-      <w:r>
-        <w:t>Discuss while showing the picture</w:t>
-      </w:r>
-    </w:p>
-    <w:p>
-      <w:pPr>
         <w:spacing w:line="336" w:lineRule="auto" w:after="180"/>
-        <w:shd w:fill="F1F6F8"/>
       </w:pPr>
       <w:r>
         <w:rPr>
@@ -8015,7 +7733,6 @@
     <w:p>
       <w:pPr>
         <w:spacing w:line="336" w:lineRule="auto" w:after="180"/>
-        <w:shd w:fill="F1F6F8"/>
       </w:pPr>
       <w:r>
         <w:rPr>
@@ -8038,7 +7755,7 @@
     </w:p>
     <w:p>
       <w:pPr>
-        <w:pStyle w:val="Heading3"/>
+        <w:pStyle w:val="Heading2"/>
       </w:pPr>
       <w:r>
         <w:t>06. Make the idea visible in your project</w:t>
@@ -8049,7 +7766,7 @@
         <w:drawing>
           <wp:inline xmlns:a="http://schemas.openxmlformats.org/drawingml/2006/main" xmlns:pic="http://schemas.openxmlformats.org/drawingml/2006/picture">
             <wp:extent cx="5486400" cy="3380232"/>
-            <wp:docPr id="8" name="Picture 8" descr="Maintain sorter tests with input, independently derived expectation, actual output, version and full-pass judgment. Draw your input, deciding step, result and limit. Supported question: Why is none correct for 8 but incorrect for 6? Use both capacity cards."/>
+            <wp:docPr id="10" name="Picture 10" descr="Maintain sorter tests with input, independently derived expectation, actual output, version and full-pass judgment. Draw your input, deciding step, result and limit. Supported question: Why is none correct for 8 but incorrect for 6? Use both capacity cards."/>
             <wp:cNvGraphicFramePr>
               <a:graphicFrameLocks noChangeAspect="1"/>
             </wp:cNvGraphicFramePr>
@@ -8141,7 +7858,6 @@
     <w:p>
       <w:pPr>
         <w:spacing w:line="336" w:lineRule="auto" w:after="180"/>
-        <w:shd w:fill="F5F1FB"/>
       </w:pPr>
       <w:r>
         <w:rPr>
@@ -8164,46 +7880,115 @@
     </w:p>
     <w:p>
       <w:pPr>
+        <w:spacing w:line="336" w:lineRule="auto" w:after="180"/>
+      </w:pPr>
+      <w:r>
+        <w:rPr>
+          <w:b w:val="0"/>
+        </w:rPr>
+        <w:t xml:space="preserve">Teacher prompt: Draw your project trace and justify the deciding step using </w:t>
+      </w:r>
+      <w:r>
+        <w:rPr>
+          <w:b/>
+        </w:rPr>
+        <w:t>evidence</w:t>
+      </w:r>
+      <w:r>
+        <w:rPr>
+          <w:b w:val="0"/>
+        </w:rPr>
+        <w:t>. Ask learners to describe one label or arrow in ordinary words. Use the adjacent transcript if the image is difficult to see.</w:t>
+      </w:r>
+    </w:p>
+    <w:p>
+      <w:pPr>
+        <w:spacing w:line="336" w:lineRule="auto" w:after="180"/>
+      </w:pPr>
+      <w:r>
+        <w:rPr>
+          <w:b w:val="0"/>
+        </w:rPr>
+        <w:t>Supported practice key: Neither capacity 3 nor 7 reaches 8. Capacity 7 does reach 6, so P2 is required for 6.</w:t>
+      </w:r>
+    </w:p>
+    <w:p>
+      <w:pPr>
+        <w:pStyle w:val="Heading2"/>
+      </w:pPr>
+      <w:r>
+        <w:t>Earlier wording, alternatives and picture transcripts · reference / check after trying</w:t>
+      </w:r>
+    </w:p>
+    <w:p>
+      <w:pPr>
+        <w:spacing w:line="336" w:lineRule="auto" w:after="180"/>
+      </w:pPr>
+      <w:r>
+        <w:rPr>
+          <w:b w:val="0"/>
+        </w:rPr>
+        <w:t xml:space="preserve">Use one picture at a time. Hide a worked result before asking for a </w:t>
+      </w:r>
+      <w:r>
+        <w:rPr>
+          <w:b/>
+        </w:rPr>
+        <w:t>prediction</w:t>
+      </w:r>
+      <w:r>
+        <w:rPr>
+          <w:b w:val="0"/>
+        </w:rPr>
+        <w:t>, then reveal it for feedback. These are supported teaching cases; retain the separate independent assessment for a fresh first attempt.</w:t>
+      </w:r>
+    </w:p>
+    <w:p>
+      <w:pPr>
         <w:pStyle w:val="Heading3"/>
       </w:pPr>
       <w:r>
-        <w:t>Discuss while showing the picture</w:t>
-      </w:r>
-    </w:p>
-    <w:p>
-      <w:pPr>
-        <w:spacing w:line="336" w:lineRule="auto" w:after="180"/>
-        <w:shd w:fill="F1F6F8"/>
-      </w:pPr>
-      <w:r>
-        <w:rPr>
-          <w:b w:val="0"/>
-        </w:rPr>
-        <w:t xml:space="preserve">Teacher prompt: Draw your project trace and justify the deciding step using </w:t>
-      </w:r>
-      <w:r>
-        <w:rPr>
-          <w:b/>
-        </w:rPr>
-        <w:t>evidence</w:t>
-      </w:r>
-      <w:r>
-        <w:rPr>
-          <w:b w:val="0"/>
-        </w:rPr>
-        <w:t>. Ask learners to describe one label or arrow in ordinary words. Use the adjacent transcript if the image is difficult to see.</w:t>
-      </w:r>
-    </w:p>
-    <w:p>
-      <w:pPr>
-        <w:spacing w:line="336" w:lineRule="auto" w:after="180"/>
-        <w:shd w:fill="F1F6F8"/>
-      </w:pPr>
-      <w:r>
-        <w:rPr>
-          <w:b w:val="0"/>
-        </w:rPr>
-        <w:t>Supported practice key: Neither capacity 3 nor 7 reaches 8. Capacity 7 does reach 6, so P2 is required for 6.</w:t>
+        <w:t>01. Test Normal Cases: the case</w:t>
+      </w:r>
+    </w:p>
+    <w:p>
+      <w:pPr>
+        <w:pStyle w:val="Heading3"/>
+      </w:pPr>
+      <w:r>
+        <w:t>02. Follow the deciding steps</w:t>
+      </w:r>
+    </w:p>
+    <w:p>
+      <w:pPr>
+        <w:pStyle w:val="Heading3"/>
+      </w:pPr>
+      <w:r>
+        <w:t>03. Expected versus recorded routine outputs</w:t>
+      </w:r>
+    </w:p>
+    <w:p>
+      <w:pPr>
+        <w:pStyle w:val="Heading3"/>
+      </w:pPr>
+      <w:r>
+        <w:t>04. Change one thing. Trace what follows.</w:t>
+      </w:r>
+    </w:p>
+    <w:p>
+      <w:pPr>
+        <w:pStyle w:val="Heading3"/>
+      </w:pPr>
+      <w:r>
+        <w:t>05. Connect the explanation to its limit</w:t>
+      </w:r>
+    </w:p>
+    <w:p>
+      <w:pPr>
+        <w:pStyle w:val="Heading3"/>
+      </w:pPr>
+      <w:r>
+        <w:t>06. Make the idea visible in your project</w:t>
       </w:r>
     </w:p>
     <w:sectPr>
